--- a/downloads/teacher/ai-1-week-12.docx
+++ b/downloads/teacher/ai-1-week-12.docx
@@ -3009,6 +3009,396 @@
         <w:t>When the sorter fails, write competing explanations and predicted traces before changing code or instructions.</w:t>
       </w:r>
     </w:p>
+    <w:p>
+      <w:pPr>
+        <w:pStyle w:val="Heading1"/>
+      </w:pPr>
+      <w:r>
+        <w:t>07. Prepare, teach and assess</w:t>
+      </w:r>
+    </w:p>
+    <w:p>
+      <w:r>
+        <w:t>Teaching target: Compare expected and observed traces to locate the first difference</w:t>
+      </w:r>
+    </w:p>
+    <w:p>
+      <w:r>
+        <w:t>Prepare the labelled worked-case picture, the matching workbook, fictional input cards and a place for individual responses. No paid AI account is required for the paper reasoning activities.</w:t>
+      </w:r>
+    </w:p>
+    <w:tbl>
+      <w:tblPr>
+        <w:tblStyle w:val="LightShading-Accent1"/>
+        <w:tblW w:type="auto" w:w="0"/>
+        <w:tblLook w:firstColumn="1" w:firstRow="1" w:lastColumn="0" w:lastRow="0" w:noHBand="0" w:noVBand="1" w:val="04A0"/>
+      </w:tblPr>
+      <w:tblGrid>
+        <w:gridCol w:w="3408"/>
+        <w:gridCol w:w="3408"/>
+        <w:gridCol w:w="3408"/>
+      </w:tblGrid>
+      <w:tr>
+        <w:trPr>
+          <w:tblHeader/>
+        </w:trPr>
+        <w:tc>
+          <w:tcPr>
+            <w:tcW w:type="dxa" w:w="3408"/>
+          </w:tcPr>
+          <w:p>
+            <w:r>
+              <w:t>Session</w:t>
+            </w:r>
+          </w:p>
+        </w:tc>
+        <w:tc>
+          <w:tcPr>
+            <w:tcW w:type="dxa" w:w="3408"/>
+          </w:tcPr>
+          <w:p>
+            <w:r>
+              <w:t>Plan</w:t>
+            </w:r>
+          </w:p>
+        </w:tc>
+        <w:tc>
+          <w:tcPr>
+            <w:tcW w:type="dxa" w:w="3408"/>
+          </w:tcPr>
+          <w:p>
+            <w:r>
+              <w:t>Resources</w:t>
+            </w:r>
+          </w:p>
+        </w:tc>
+      </w:tr>
+      <w:tr>
+        <w:tc>
+          <w:tcPr>
+            <w:tcW w:type="dxa" w:w="3408"/>
+          </w:tcPr>
+          <w:p>
+            <w:r>
+              <w:t>Session 1 · Understand · 45 min</w:t>
+            </w:r>
+          </w:p>
+        </w:tc>
+        <w:tc>
+          <w:tcPr>
+            <w:tcW w:type="dxa" w:w="3408"/>
+          </w:tcPr>
+          <w:p>
+            <w:r>
+              <w:t>0–7: recall and prerequisite; 7–15: inspect the concrete case and predict; 15–30: teacher models the worked trace; 30–40: learners explain a step using the text and visual; 40–45: check the core idea.</w:t>
+            </w:r>
+          </w:p>
+        </w:tc>
+        <w:tc>
+          <w:tcPr>
+            <w:tcW w:type="dxa" w:w="3408"/>
+          </w:tcPr>
+          <w:p>
+            <w:r>
+              <w:t>Sections 1–6; record the brief recall in the workbook.</w:t>
+            </w:r>
+          </w:p>
+        </w:tc>
+      </w:tr>
+      <w:tr>
+        <w:tc>
+          <w:tcPr>
+            <w:tcW w:type="dxa" w:w="3408"/>
+          </w:tcPr>
+          <w:p>
+            <w:r>
+              <w:t>Session 2 · Practise · 45 min</w:t>
+            </w:r>
+          </w:p>
+        </w:tc>
+        <w:tc>
+          <w:tcPr>
+            <w:tcW w:type="dxa" w:w="3408"/>
+          </w:tcPr>
+          <w:p>
+            <w:r>
+              <w:t>0–5: retrieve the procedure; 5–15: W2 completion practice; 15–23: explain and check with a partner; 23–30: each learner answers the misconception check; 30–40: targeted reteaching or a harder variation; 40–45: prepare the investigation.</w:t>
+            </w:r>
+          </w:p>
+        </w:tc>
+        <w:tc>
+          <w:tcPr>
+            <w:tcW w:type="dxa" w:w="3408"/>
+          </w:tcPr>
+          <w:p>
+            <w:r>
+              <w:t>Sections 7–10; use the matching workbook W2 and misconception check.</w:t>
+            </w:r>
+          </w:p>
+        </w:tc>
+      </w:tr>
+      <w:tr>
+        <w:tc>
+          <w:tcPr>
+            <w:tcW w:type="dxa" w:w="3408"/>
+          </w:tcPr>
+          <w:p>
+            <w:r>
+              <w:t>Session 3 · Investigate and transfer · 45 min</w:t>
+            </w:r>
+          </w:p>
+        </w:tc>
+        <w:tc>
+          <w:tcPr>
+            <w:tcW w:type="dxa" w:w="3408"/>
+          </w:tcPr>
+          <w:p>
+            <w:r>
+              <w:t>0–5: retrieve the decision rule; 5–20: investigate or trace; 20–30: start the independent case; 30–38: connect the project; 38–43: act on feedback; 43–45: plan the return check.</w:t>
+            </w:r>
+          </w:p>
+        </w:tc>
+        <w:tc>
+          <w:tcPr>
+            <w:tcW w:type="dxa" w:w="3408"/>
+          </w:tcPr>
+          <w:p>
+            <w:r>
+              <w:t>Sections 9 and 11–14. Give extra time to finish the full task set; use Section 15 when the week includes a coding lab.</w:t>
+            </w:r>
+          </w:p>
+        </w:tc>
+      </w:tr>
+    </w:tbl>
+    <w:p>
+      <w:r>
+        <w:t>Before class, solve the supported practice: In W1 the faulty middle step may add 3, or add the original starting value. Both explain 5 becoming 8 when the start is 3. Choose start 1 or start 3 for a revealing new test. Predict the final result under each explanation and under the intended procedure.</w:t>
+      </w:r>
+    </w:p>
+    <w:p>
+      <w:r>
+        <w:t>Reasoned practice answer: Choose start 1. After add 2 the value is 3. Adding 3 then subtracting 1 reports 5; adding original 1 then subtracting 1 reports 3. Doubling then subtracting 1 should report 5. This separates the two fault explanations, but a final 5 alone cannot separate add 3 from correct doubling on this input; retain the original failing start 3.</w:t>
+      </w:r>
+    </w:p>
+    <w:p>
+      <w:r>
+        <w:t>Check every learner before discussion: Use the worked case for Debugging with revealing tests. Proposed explanation: “The last wrong number locates the fault”. Decide whether this explanation is supported. Point to the step or supplied fact that decides; explain your repair if needed.</w:t>
+      </w:r>
+    </w:p>
+    <w:p>
+      <w:r>
+        <w:t>Misconception repair: Compare every aligned checkpoint; an early mismatch can cause several later wrong values.</w:t>
+      </w:r>
+    </w:p>
+    <w:p>
+      <w:r>
+        <w:t>Support: read the exact case aloud, enlarge the labelled picture, supply input cards and model only the first deciding step. Accept a spoken explanation or drawing; retain the reasoning goal.</w:t>
+      </w:r>
+    </w:p>
+    <w:p>
+      <w:r>
+        <w:t>Extension: Use input 6 again instead of 2. Require a prediction and a reason before comparing. Expected result: Both hypotheses predict 12; the test remains inconclusive. Reason: A revealing test requires different predicted outputs, not merely another recorded run.</w:t>
+      </w:r>
+    </w:p>
+    <w:p>
+      <w:r>
+        <w:t>Independent assessment: withhold the reserved answer until the learner has attempted the new case. Record support separately from correctness.</w:t>
+      </w:r>
+    </w:p>
+    <w:tbl>
+      <w:tblPr>
+        <w:tblStyle w:val="LightShading-Accent1"/>
+        <w:tblW w:type="auto" w:w="0"/>
+        <w:tblLook w:firstColumn="1" w:firstRow="1" w:lastColumn="0" w:lastRow="0" w:noHBand="0" w:noVBand="1" w:val="04A0"/>
+      </w:tblPr>
+      <w:tblGrid>
+        <w:gridCol w:w="2556"/>
+        <w:gridCol w:w="2556"/>
+        <w:gridCol w:w="2556"/>
+        <w:gridCol w:w="2556"/>
+      </w:tblGrid>
+      <w:tr>
+        <w:trPr>
+          <w:tblHeader/>
+        </w:trPr>
+        <w:tc>
+          <w:tcPr>
+            <w:tcW w:type="dxa" w:w="2556"/>
+          </w:tcPr>
+          <w:p>
+            <w:r>
+              <w:t>Criterion</w:t>
+            </w:r>
+          </w:p>
+        </w:tc>
+        <w:tc>
+          <w:tcPr>
+            <w:tcW w:type="dxa" w:w="2556"/>
+          </w:tcPr>
+          <w:p>
+            <w:r>
+              <w:t>Not yet</w:t>
+            </w:r>
+          </w:p>
+        </w:tc>
+        <w:tc>
+          <w:tcPr>
+            <w:tcW w:type="dxa" w:w="2556"/>
+          </w:tcPr>
+          <w:p>
+            <w:r>
+              <w:t>With support</w:t>
+            </w:r>
+          </w:p>
+        </w:tc>
+        <w:tc>
+          <w:tcPr>
+            <w:tcW w:type="dxa" w:w="2556"/>
+          </w:tcPr>
+          <w:p>
+            <w:r>
+              <w:t>Independent</w:t>
+            </w:r>
+          </w:p>
+        </w:tc>
+      </w:tr>
+      <w:tr>
+        <w:tc>
+          <w:tcPr>
+            <w:tcW w:type="dxa" w:w="2556"/>
+          </w:tcPr>
+          <w:p>
+            <w:r>
+              <w:t>Explanation</w:t>
+            </w:r>
+          </w:p>
+        </w:tc>
+        <w:tc>
+          <w:tcPr>
+            <w:tcW w:type="dxa" w:w="2556"/>
+          </w:tcPr>
+          <w:p>
+            <w:r>
+              <w:t>Names an answer without a deciding fact</w:t>
+            </w:r>
+          </w:p>
+        </w:tc>
+        <w:tc>
+          <w:tcPr>
+            <w:tcW w:type="dxa" w:w="2556"/>
+          </w:tcPr>
+          <w:p>
+            <w:r>
+              <w:t>Uses a hint to link fact and decision</w:t>
+            </w:r>
+          </w:p>
+        </w:tc>
+        <w:tc>
+          <w:tcPr>
+            <w:tcW w:type="dxa" w:w="2556"/>
+          </w:tcPr>
+          <w:p>
+            <w:r>
+              <w:t>Explains the deciding fact in own words</w:t>
+            </w:r>
+          </w:p>
+        </w:tc>
+      </w:tr>
+      <w:tr>
+        <w:tc>
+          <w:tcPr>
+            <w:tcW w:type="dxa" w:w="2556"/>
+          </w:tcPr>
+          <w:p>
+            <w:r>
+              <w:t>Trace or test</w:t>
+            </w:r>
+          </w:p>
+        </w:tc>
+        <w:tc>
+          <w:tcPr>
+            <w:tcW w:type="dxa" w:w="2556"/>
+          </w:tcPr>
+          <w:p>
+            <w:r>
+              <w:t>Cannot connect input and result</w:t>
+            </w:r>
+          </w:p>
+        </w:tc>
+        <w:tc>
+          <w:tcPr>
+            <w:tcW w:type="dxa" w:w="2556"/>
+          </w:tcPr>
+          <w:p>
+            <w:r>
+              <w:t>Completes steps with prompts</w:t>
+            </w:r>
+          </w:p>
+        </w:tc>
+        <w:tc>
+          <w:tcPr>
+            <w:tcW w:type="dxa" w:w="2556"/>
+          </w:tcPr>
+          <w:p>
+            <w:r>
+              <w:t>Traces or tests a changed case accurately</w:t>
+            </w:r>
+          </w:p>
+        </w:tc>
+      </w:tr>
+      <w:tr>
+        <w:tc>
+          <w:tcPr>
+            <w:tcW w:type="dxa" w:w="2556"/>
+          </w:tcPr>
+          <w:p>
+            <w:r>
+              <w:t>Limits and revision</w:t>
+            </w:r>
+          </w:p>
+        </w:tc>
+        <w:tc>
+          <w:tcPr>
+            <w:tcW w:type="dxa" w:w="2556"/>
+          </w:tcPr>
+          <w:p>
+            <w:r>
+              <w:t>Claims more than evidence supports</w:t>
+            </w:r>
+          </w:p>
+        </w:tc>
+        <w:tc>
+          <w:tcPr>
+            <w:tcW w:type="dxa" w:w="2556"/>
+          </w:tcPr>
+          <w:p>
+            <w:r>
+              <w:t>Names a limit after a prompt</w:t>
+            </w:r>
+          </w:p>
+        </w:tc>
+        <w:tc>
+          <w:tcPr>
+            <w:tcW w:type="dxa" w:w="2556"/>
+          </w:tcPr>
+          <w:p>
+            <w:r>
+              <w:t>States a defensible limit and useful next test</w:t>
+            </w:r>
+          </w:p>
+        </w:tc>
+      </w:tr>
+    </w:tbl>
+    <w:p>
+      <w:r>
+        <w:t>Project checkpoint: Make a transparent first version. Keep a trace of how one input becomes an output; explain the rule or learned component.</w:t>
+      </w:r>
+    </w:p>
+    <w:p>
+      <w:r>
+        <w:t>Use the weekly teacher answer for topic-specific reasoning. A saved progress tick is an activity record; judge mastery from the learner’s explanation and evidence.</w:t>
+      </w:r>
+    </w:p>
     <w:sectPr>
       <w:pgSz w:w="12240" w:h="15840"/>
       <w:pgMar w:top="936" w:right="1008" w:bottom="936" w:left="1008" w:header="720" w:footer="720" w:gutter="0"/>

--- a/downloads/teacher/ai-1-week-12.docx
+++ b/downloads/teacher/ai-1-week-12.docx
@@ -3399,6 +3399,39 @@
         <w:t>Use the weekly teacher answer for topic-specific reasoning. A saved progress tick is an activity record; judge mastery from the learner’s explanation and evidence.</w:t>
       </w:r>
     </w:p>
+    <w:p>
+      <w:pPr>
+        <w:pStyle w:val="Heading1"/>
+      </w:pPr>
+      <w:r>
+        <w:t>08. Use feedback, labs and repair paths</w:t>
+      </w:r>
+    </w:p>
+    <w:p>
+      <w:r>
+        <w:t>Use the two formative questions as supported practice, not as independent mastery scores. Discuss the deciding evidence rather than accepting a guessed selection.</w:t>
+      </w:r>
+    </w:p>
+    <w:p>
+      <w:r>
+        <w:t>The feedback comes from the reviewed public worked case. Do not reveal the separately reserved independent teacher answer until the learner has attempted that case.</w:t>
+      </w:r>
+    </w:p>
+    <w:p>
+      <w:r>
+        <w:t>Ask students to predict before running code. Preserve errors and actual outputs; collect a changed test and an explanation. The branch-boundary and indexing lessons deliberately include failure cases.</w:t>
+      </w:r>
+    </w:p>
+    <w:p>
+      <w:r>
+        <w:t>Use the earlier worked-explanation links to address a specific missing building block, then return to the current question. Adapt this suggestion after observing the learner; it is not an automatic diagnosis.</w:t>
+      </w:r>
+    </w:p>
+    <w:p>
+      <w:r>
+        <w:t>Collect the completed-work portfolio as evidence. Record support separately from correctness, and assess explanation, trace/test and limitations. Progress ticks and quiz selections alone do not establish mastery.</w:t>
+      </w:r>
+    </w:p>
     <w:sectPr>
       <w:pgSz w:w="12240" w:h="15840"/>
       <w:pgMar w:top="936" w:right="1008" w:bottom="936" w:left="1008" w:header="720" w:footer="720" w:gutter="0"/>

--- a/downloads/teacher/ai-1-week-12.docx
+++ b/downloads/teacher/ai-1-week-12.docx
@@ -29,6 +29,11 @@
       </w:r>
     </w:p>
     <w:p>
+      <w:r>
+        <w:t>Prepare Debug the Cause: check the target, prerequisites, resources and adaptable teaching schedule.</w:t>
+      </w:r>
+    </w:p>
+    <w:p>
       <w:pPr>
         <w:pStyle w:val="Heading3"/>
       </w:pPr>
@@ -37,8 +42,38 @@
       </w:r>
     </w:p>
     <w:p>
-      <w:r>
-        <w:t>Primary target: Compare expected and observed traces to locate the first difference</w:t>
+      <w:pPr>
+        <w:spacing w:line="336" w:lineRule="auto" w:after="180"/>
+      </w:pPr>
+      <w:r>
+        <w:rPr>
+          <w:b w:val="0"/>
+        </w:rPr>
+        <w:t xml:space="preserve">Primary target: Compare </w:t>
+      </w:r>
+      <w:r>
+        <w:rPr>
+          <w:b/>
+        </w:rPr>
+        <w:t>expected</w:t>
+      </w:r>
+      <w:r>
+        <w:rPr>
+          <w:b w:val="0"/>
+        </w:rPr>
+        <w:t xml:space="preserve"> and observed </w:t>
+      </w:r>
+      <w:r>
+        <w:rPr>
+          <w:b/>
+        </w:rPr>
+        <w:t>trace</w:t>
+      </w:r>
+      <w:r>
+        <w:rPr>
+          <w:b w:val="0"/>
+        </w:rPr>
+        <w:t>s to locate the first difference</w:t>
       </w:r>
     </w:p>
     <w:tbl>
@@ -185,8 +220,37 @@
       </w:tr>
     </w:tbl>
     <w:p>
-      <w:r>
-        <w:t>This is a starting allocation of 135 minutes, not a validated duration. Preserve all named topics. Schedule extra time for connected examples, the full investigation, independent cases and project building. Repeated copies of a case share one recorded attempt; they are not new evidence.</w:t>
+      <w:pPr>
+        <w:spacing w:line="336" w:lineRule="auto" w:after="180"/>
+      </w:pPr>
+      <w:r>
+        <w:rPr>
+          <w:b w:val="0"/>
+        </w:rPr>
+        <w:t>This is a starting allocation of 135 minutes, not a validated duration. Preserve all named topics. Schedule extra time for connected examples, the full investigation, independent cases and project building.</w:t>
+      </w:r>
+    </w:p>
+    <w:p>
+      <w:pPr>
+        <w:spacing w:line="336" w:lineRule="auto" w:after="180"/>
+      </w:pPr>
+      <w:r>
+        <w:rPr>
+          <w:b w:val="0"/>
+        </w:rPr>
+        <w:t xml:space="preserve">Repeated copies of a case share one recorded attempt; they are not new </w:t>
+      </w:r>
+      <w:r>
+        <w:rPr>
+          <w:b/>
+        </w:rPr>
+        <w:t>evidence</w:t>
+      </w:r>
+      <w:r>
+        <w:rPr>
+          <w:b w:val="0"/>
+        </w:rPr>
+        <w:t>.</w:t>
       </w:r>
     </w:p>
     <w:p>
@@ -206,17 +270,47 @@
       </w:r>
     </w:p>
     <w:p>
-      <w:r>
+      <w:pPr>
+        <w:spacing w:line="336" w:lineRule="auto" w:after="180"/>
+      </w:pPr>
+      <w:r>
+        <w:rPr>
+          <w:b w:val="0"/>
+        </w:rPr>
         <w:t>Without opening the old lesson, explain one key idea from Repeating Efficiently. Give an example and a mistake that the idea helps you avoid.</w:t>
       </w:r>
     </w:p>
     <w:p>
-      <w:r>
-        <w:t>Look for: Trace a loop by testing its condition before every repetition</w:t>
-      </w:r>
-    </w:p>
-    <w:p>
-      <w:r>
+      <w:pPr>
+        <w:spacing w:line="336" w:lineRule="auto" w:after="180"/>
+      </w:pPr>
+      <w:r>
+        <w:rPr>
+          <w:b w:val="0"/>
+        </w:rPr>
+        <w:t xml:space="preserve">Look for: </w:t>
+      </w:r>
+      <w:r>
+        <w:rPr>
+          <w:b/>
+        </w:rPr>
+        <w:t>Trace</w:t>
+      </w:r>
+      <w:r>
+        <w:rPr>
+          <w:b w:val="0"/>
+        </w:rPr>
+        <w:t xml:space="preserve"> a loop by testing its condition before every repetition</w:t>
+      </w:r>
+    </w:p>
+    <w:p>
+      <w:pPr>
+        <w:spacing w:line="336" w:lineRule="auto" w:after="180"/>
+      </w:pPr>
+      <w:r>
+        <w:rPr>
+          <w:b w:val="0"/>
+        </w:rPr>
         <w:t>Reference example, not the only acceptable wording: Tests: 2 true, 4 true, 6 true, 8 false. Three additions are three iterations. The loop reports 8; the fourth test does not run the body.</w:t>
       </w:r>
     </w:p>
@@ -229,18 +323,71 @@
       </w:r>
     </w:p>
     <w:p>
-      <w:r>
+      <w:pPr>
+        <w:spacing w:line="336" w:lineRule="auto" w:after="180"/>
+      </w:pPr>
+      <w:r>
+        <w:rPr>
+          <w:b w:val="0"/>
+        </w:rPr>
         <w:t>Without opening the old lesson, explain one key idea from Algorithms as Recipes. Give an example and a mistake that the idea helps you avoid.</w:t>
       </w:r>
     </w:p>
     <w:p>
-      <w:r>
-        <w:t>Look for: Trace an ordered algorithm using the current value after every instruction</w:t>
-      </w:r>
-    </w:p>
-    <w:p>
-      <w:r>
-        <w:t>Reference example, not the only acceptable wording: The trace is 3, 7, 14, 9. The doubling step uses 7, the current value after adding 4 to 3. It must not double the initial 3. Accept a table, arrows or clearly labelled sentences that preserve the order.</w:t>
+      <w:pPr>
+        <w:spacing w:line="336" w:lineRule="auto" w:after="180"/>
+      </w:pPr>
+      <w:r>
+        <w:rPr>
+          <w:b w:val="0"/>
+        </w:rPr>
+        <w:t xml:space="preserve">Look for: </w:t>
+      </w:r>
+      <w:r>
+        <w:rPr>
+          <w:b/>
+        </w:rPr>
+        <w:t>Trace</w:t>
+      </w:r>
+      <w:r>
+        <w:rPr>
+          <w:b w:val="0"/>
+        </w:rPr>
+        <w:t xml:space="preserve"> an ordered algorithm using the current value after every instruction</w:t>
+      </w:r>
+    </w:p>
+    <w:p>
+      <w:pPr>
+        <w:spacing w:line="336" w:lineRule="auto" w:after="180"/>
+      </w:pPr>
+      <w:r>
+        <w:rPr>
+          <w:b w:val="0"/>
+        </w:rPr>
+        <w:t xml:space="preserve">Reference example, not the only acceptable wording: The </w:t>
+      </w:r>
+      <w:r>
+        <w:rPr>
+          <w:b/>
+        </w:rPr>
+        <w:t>trace</w:t>
+      </w:r>
+      <w:r>
+        <w:rPr>
+          <w:b w:val="0"/>
+        </w:rPr>
+        <w:t xml:space="preserve"> is 3, 7, 14, 9. The doubling step uses 7, the current value after adding 4 to 3. It must not double the initial 3.</w:t>
+      </w:r>
+    </w:p>
+    <w:p>
+      <w:pPr>
+        <w:spacing w:line="336" w:lineRule="auto" w:after="180"/>
+      </w:pPr>
+      <w:r>
+        <w:rPr>
+          <w:b w:val="0"/>
+        </w:rPr>
+        <w:t>Accept a table, arrows or clearly labelled sentences that preserve the order.</w:t>
       </w:r>
     </w:p>
     <w:p>
@@ -252,22 +399,46 @@
       </w:r>
     </w:p>
     <w:p>
-      <w:r>
+      <w:pPr>
+        <w:spacing w:line="336" w:lineRule="auto" w:after="180"/>
+      </w:pPr>
+      <w:r>
+        <w:rPr>
+          <w:b w:val="0"/>
+        </w:rPr>
         <w:t>Without opening the old lesson, explain one key idea from Sound Becomes a Signal. Give an example and a mistake that the idea helps you avoid.</w:t>
       </w:r>
     </w:p>
     <w:p>
-      <w:r>
+      <w:pPr>
+        <w:spacing w:line="336" w:lineRule="auto" w:after="180"/>
+      </w:pPr>
+      <w:r>
+        <w:rPr>
+          <w:b w:val="0"/>
+        </w:rPr>
         <w:t>Look for: Interpret an ordered sequence of sound-signal samples with a stated time interval</w:t>
       </w:r>
     </w:p>
     <w:p>
-      <w:r>
+      <w:pPr>
+        <w:spacing w:line="336" w:lineRule="auto" w:after="180"/>
+      </w:pPr>
+      <w:r>
+        <w:rPr>
+          <w:b w:val="0"/>
+        </w:rPr>
         <w:t>Reference example, not the only acceptable wording: Five samples, a 2 ms interval, and 8 ms from first to last. Consecutive pairs make gaps 0-2, 2-4, 4-6 and 6-8: four gaps between five samples.</w:t>
       </w:r>
     </w:p>
     <w:p>
-      <w:r>
+      <w:pPr>
+        <w:spacing w:line="336" w:lineRule="auto" w:after="180"/>
+      </w:pPr>
+      <w:r>
+        <w:rPr>
+          <w:b w:val="0"/>
+        </w:rPr>
         <w:t>Use the student module and workbook section with this exact week title. The worked case, independent question and answers below form one aligned lesson sequence.</w:t>
       </w:r>
     </w:p>
@@ -280,7 +451,13 @@
       </w:r>
     </w:p>
     <w:p>
-      <w:r>
+      <w:pPr>
+        <w:spacing w:line="336" w:lineRule="auto" w:after="180"/>
+      </w:pPr>
+      <w:r>
+        <w:rPr>
+          <w:b w:val="0"/>
+        </w:rPr>
         <w:t>Starting at square 0, the target is square 3. Program: repeat twice {MOVE 1}; STOP. A teammate changes the target to 2 and calls the bug fixed. Repair the program and give two tests.</w:t>
       </w:r>
     </w:p>
@@ -293,7 +470,13 @@
       </w:r>
     </w:p>
     <w:p>
-      <w:r>
+      <w:pPr>
+        <w:spacing w:line="336" w:lineRule="auto" w:after="180"/>
+      </w:pPr>
+      <w:r>
+        <w:rPr>
+          <w:b w:val="0"/>
+        </w:rPr>
         <w:t>Debugging finds the broken assumption or step before changing the solution.</w:t>
       </w:r>
     </w:p>
@@ -430,12 +613,38 @@
       </w:r>
     </w:p>
     <w:p>
-      <w:r>
+      <w:pPr>
+        <w:spacing w:line="336" w:lineRule="auto" w:after="180"/>
+      </w:pPr>
+      <w:r>
+        <w:rPr>
+          <w:b w:val="0"/>
+        </w:rPr>
         <w:t>Use the supplied scenario, student illustrations and blank paper. For numeric work, offer counters or a calculator after learners show the setup. Fictional records are supplied; personal data and paid accounts are unnecessary.</w:t>
       </w:r>
     </w:p>
     <w:p>
-      <w:r>
+      <w:pPr>
+        <w:pStyle w:val="Heading3"/>
+      </w:pPr>
+      <w:r>
+        <w:t>Alternative compact allocation</w:t>
+      </w:r>
+    </w:p>
+    <w:p>
+      <w:r>
+        <w:t>This compact option is not the full-week schedule. Use the main teaching cycle and allow extra sessions for the investigation, independent work and project.</w:t>
+      </w:r>
+    </w:p>
+    <w:p>
+      <w:pPr>
+        <w:spacing w:line="336" w:lineRule="auto" w:after="180"/>
+        <w:shd w:fill="F1F6F8"/>
+      </w:pPr>
+      <w:r>
+        <w:rPr>
+          <w:b w:val="0"/>
+        </w:rPr>
         <w:t>Allow 80 minutes: recall 8; explanation 12; worked demonstration 15; guided practice 20; independent assessment 15; project and reflection 10. Extend the lab into a second session when needed.</w:t>
       </w:r>
     </w:p>
@@ -448,8 +657,49 @@
       </w:r>
     </w:p>
     <w:p>
-      <w:r>
-        <w:t>Use debugging as evidence-based investigation of a stated procedure. Distinguish finding the first observed divergence from establishing a unique root cause. The arithmetic examples show that two faults can fit one result and that a test may separate two explanations while still missing a different fault. Use paper traces and preserve the original failing case throughout repair.</w:t>
+      <w:pPr>
+        <w:spacing w:line="336" w:lineRule="auto" w:after="180"/>
+      </w:pPr>
+      <w:r>
+        <w:rPr>
+          <w:b w:val="0"/>
+        </w:rPr>
+        <w:t xml:space="preserve">Use debugging as </w:t>
+      </w:r>
+      <w:r>
+        <w:rPr>
+          <w:b/>
+        </w:rPr>
+        <w:t>evidence</w:t>
+      </w:r>
+      <w:r>
+        <w:rPr>
+          <w:b w:val="0"/>
+        </w:rPr>
+        <w:t>-based investigation of a stated procedure. Distinguish finding the first observed divergence from establishing a unique root cause.</w:t>
+      </w:r>
+    </w:p>
+    <w:p>
+      <w:pPr>
+        <w:spacing w:line="336" w:lineRule="auto" w:after="180"/>
+      </w:pPr>
+      <w:r>
+        <w:rPr>
+          <w:b w:val="0"/>
+        </w:rPr>
+        <w:t xml:space="preserve">The arithmetic examples show that two faults can fit one result and that a test may separate two explanations while still missing a different fault. Use paper </w:t>
+      </w:r>
+      <w:r>
+        <w:rPr>
+          <w:b/>
+        </w:rPr>
+        <w:t>trace</w:t>
+      </w:r>
+      <w:r>
+        <w:rPr>
+          <w:b w:val="0"/>
+        </w:rPr>
+        <w:t>s and preserve the original failing case throughout repair.</w:t>
       </w:r>
     </w:p>
     <w:p>
@@ -461,22 +711,94 @@
       </w:r>
     </w:p>
     <w:p>
-      <w:r>
+      <w:pPr>
+        <w:spacing w:line="336" w:lineRule="auto" w:after="180"/>
+      </w:pPr>
+      <w:r>
+        <w:rPr>
+          <w:b w:val="0"/>
+        </w:rPr>
         <w:t>The tests see 3 true, 5 true and 7 false. Two iterations occur; the body does not run after the false test. Report 7.</w:t>
       </w:r>
     </w:p>
     <w:p>
-      <w:r>
-        <w:t>The points-machine specification and its observed trace on separate cards</w:t>
-      </w:r>
-    </w:p>
-    <w:p>
-      <w:r>
-        <w:t>An expected and observed trace sheet with an instruction-version field</w:t>
-      </w:r>
-    </w:p>
-    <w:p>
-      <w:r>
+      <w:pPr>
+        <w:spacing w:line="336" w:lineRule="auto" w:after="180"/>
+      </w:pPr>
+      <w:r>
+        <w:rPr>
+          <w:b w:val="0"/>
+        </w:rPr>
+        <w:t xml:space="preserve">The points-machine </w:t>
+      </w:r>
+      <w:r>
+        <w:rPr>
+          <w:b/>
+        </w:rPr>
+        <w:t>specification</w:t>
+      </w:r>
+      <w:r>
+        <w:rPr>
+          <w:b w:val="0"/>
+        </w:rPr>
+        <w:t xml:space="preserve"> and its observed </w:t>
+      </w:r>
+      <w:r>
+        <w:rPr>
+          <w:b/>
+        </w:rPr>
+        <w:t>trace</w:t>
+      </w:r>
+      <w:r>
+        <w:rPr>
+          <w:b w:val="0"/>
+        </w:rPr>
+        <w:t xml:space="preserve"> on separate cards</w:t>
+      </w:r>
+    </w:p>
+    <w:p>
+      <w:pPr>
+        <w:spacing w:line="336" w:lineRule="auto" w:after="180"/>
+      </w:pPr>
+      <w:r>
+        <w:rPr>
+          <w:b w:val="0"/>
+        </w:rPr>
+        <w:t xml:space="preserve">An </w:t>
+      </w:r>
+      <w:r>
+        <w:rPr>
+          <w:b/>
+        </w:rPr>
+        <w:t>expected</w:t>
+      </w:r>
+      <w:r>
+        <w:rPr>
+          <w:b w:val="0"/>
+        </w:rPr>
+        <w:t xml:space="preserve"> and observed </w:t>
+      </w:r>
+      <w:r>
+        <w:rPr>
+          <w:b/>
+        </w:rPr>
+        <w:t>trace</w:t>
+      </w:r>
+      <w:r>
+        <w:rPr>
+          <w:b w:val="0"/>
+        </w:rPr>
+        <w:t xml:space="preserve"> sheet with an instruction-version field</w:t>
+      </w:r>
+    </w:p>
+    <w:p>
+      <w:pPr>
+        <w:spacing w:line="336" w:lineRule="auto" w:after="180"/>
+      </w:pPr>
+      <w:r>
+        <w:rPr>
+          <w:b w:val="0"/>
+        </w:rPr>
         <w:t>Cards for add 4 and add original start, plus the ticket rule for independent assessment</w:t>
       </w:r>
     </w:p>
@@ -489,12 +811,24 @@
       </w:r>
     </w:p>
     <w:p>
-      <w:r>
+      <w:pPr>
+        <w:spacing w:line="336" w:lineRule="auto" w:after="180"/>
+      </w:pPr>
+      <w:r>
+        <w:rPr>
+          <w:b w:val="0"/>
+        </w:rPr>
         <w:t>By the end, I can choose a test that separates two possible causes of an error.</w:t>
       </w:r>
     </w:p>
     <w:p>
-      <w:r>
+      <w:pPr>
+        <w:spacing w:line="336" w:lineRule="auto" w:after="180"/>
+      </w:pPr>
+      <w:r>
+        <w:rPr>
+          <w:b w:val="0"/>
+        </w:rPr>
         <w:t>This added worked case illustrates the week’s main idea. Retain all original and connected topics; schedule its practice within the teaching cycle.</w:t>
       </w:r>
     </w:p>
@@ -507,86 +841,471 @@
       </w:r>
     </w:p>
     <w:p>
+      <w:r>
+        <w:t>Model Debug the Cause using the supplied case, labelled mechanism and reasoning. Make the scope of each conclusion explicit.</w:t>
+      </w:r>
+    </w:p>
+    <w:p>
+      <w:pPr>
+        <w:spacing w:line="336" w:lineRule="auto" w:after="180"/>
+      </w:pPr>
+      <w:r>
+        <w:rPr>
+          <w:b w:val="0"/>
+        </w:rPr>
+        <w:t>Follow the information instead of imagining magic inside the machine.</w:t>
+      </w:r>
+    </w:p>
+    <w:p>
       <w:pPr>
         <w:pStyle w:val="Heading3"/>
       </w:pPr>
       <w:r>
-        <w:t>Explain the mechanism</w:t>
-      </w:r>
-    </w:p>
-    <w:p>
-      <w:r>
-        <w:t>Follow the information instead of imagining magic inside the machine.</w:t>
-      </w:r>
-    </w:p>
-    <w:p>
-      <w:r>
-        <w:t>INPUT expected path and actual trace</w:t>
-      </w:r>
-    </w:p>
-    <w:p>
-      <w:r>
-        <w:t>PROCESS locate the first difference and test one cause</w:t>
-      </w:r>
-    </w:p>
-    <w:p>
-      <w:r>
-        <w:t>OUTPUT targeted correction plus repeated test</w:t>
-      </w:r>
-    </w:p>
-    <w:p>
-      <w:r>
+        <w:t>1. Input — information entering</w:t>
+      </w:r>
+    </w:p>
+    <w:p>
+      <w:pPr>
+        <w:spacing w:line="336" w:lineRule="auto" w:after="180"/>
+        <w:shd w:fill="F4F9FC"/>
+      </w:pPr>
+      <w:r>
+        <w:rPr>
+          <w:b/>
+        </w:rPr>
+        <w:t>INPUT</w:t>
+      </w:r>
+      <w:r>
+        <w:rPr>
+          <w:b w:val="0"/>
+        </w:rPr>
+        <w:t xml:space="preserve"> </w:t>
+      </w:r>
+      <w:r>
+        <w:rPr>
+          <w:b/>
+        </w:rPr>
+        <w:t>expected</w:t>
+      </w:r>
+      <w:r>
+        <w:rPr>
+          <w:b w:val="0"/>
+        </w:rPr>
+        <w:t xml:space="preserve"> path and </w:t>
+      </w:r>
+      <w:r>
+        <w:rPr>
+          <w:b/>
+        </w:rPr>
+        <w:t>actual</w:t>
+      </w:r>
+      <w:r>
+        <w:rPr>
+          <w:b w:val="0"/>
+        </w:rPr>
+        <w:t xml:space="preserve"> </w:t>
+      </w:r>
+      <w:r>
+        <w:rPr>
+          <w:b/>
+        </w:rPr>
+        <w:t>trace</w:t>
+      </w:r>
+    </w:p>
+    <w:p>
+      <w:pPr>
+        <w:pStyle w:val="Heading3"/>
+      </w:pPr>
+      <w:r>
+        <w:t>2. Process — the deciding step</w:t>
+      </w:r>
+    </w:p>
+    <w:p>
+      <w:pPr>
+        <w:spacing w:line="336" w:lineRule="auto" w:after="180"/>
+        <w:shd w:fill="F4F9FC"/>
+      </w:pPr>
+      <w:r>
+        <w:rPr>
+          <w:b/>
+        </w:rPr>
+        <w:t>PROCESS</w:t>
+      </w:r>
+      <w:r>
+        <w:rPr>
+          <w:b w:val="0"/>
+        </w:rPr>
+        <w:t xml:space="preserve"> locate the first difference and test one cause</w:t>
+      </w:r>
+    </w:p>
+    <w:p>
+      <w:pPr>
+        <w:pStyle w:val="Heading3"/>
+      </w:pPr>
+      <w:r>
+        <w:t>3. Output — the result</w:t>
+      </w:r>
+    </w:p>
+    <w:p>
+      <w:pPr>
+        <w:spacing w:line="336" w:lineRule="auto" w:after="180"/>
+        <w:shd w:fill="F4F9FC"/>
+      </w:pPr>
+      <w:r>
+        <w:rPr>
+          <w:b/>
+        </w:rPr>
+        <w:t>OUTPUT</w:t>
+      </w:r>
+      <w:r>
+        <w:rPr>
+          <w:b w:val="0"/>
+        </w:rPr>
+        <w:t xml:space="preserve"> targeted correction plus repeated test</w:t>
+      </w:r>
+    </w:p>
+    <w:p>
+      <w:pPr>
+        <w:pStyle w:val="Heading3"/>
+      </w:pPr>
+      <w:r>
+        <w:t>Key idea</w:t>
+      </w:r>
+    </w:p>
+    <w:p>
+      <w:pPr>
+        <w:spacing w:line="336" w:lineRule="auto" w:after="180"/>
+        <w:shd w:fill="EDF7F3"/>
+      </w:pPr>
+      <w:r>
+        <w:rPr>
+          <w:b w:val="0"/>
+        </w:rPr>
         <w:t>CORE IDEA Debugging finds the broken assumption or step before changing the solution.</w:t>
       </w:r>
     </w:p>
     <w:p>
-      <w:r>
-        <w:t>UNDER THE HOOD Debugging is causal diagnosis. The first observable divergence narrows the faulty assumption, data, state, condition, or step. Changing multiple things at once destroys evidence about which change repaired the behavior.</w:t>
-      </w:r>
-    </w:p>
-    <w:p>
-      <w:r>
+      <w:pPr>
+        <w:pStyle w:val="Heading3"/>
+      </w:pPr>
+      <w:r>
+        <w:t>How the mechanism works</w:t>
+      </w:r>
+    </w:p>
+    <w:p>
+      <w:pPr>
+        <w:spacing w:line="336" w:lineRule="auto" w:after="180"/>
+        <w:shd w:fill="F1F6F8"/>
+      </w:pPr>
+      <w:r>
+        <w:rPr>
+          <w:b w:val="0"/>
+        </w:rPr>
+        <w:t>UNDER THE HOOD Debugging is causal diagnosis. The first observable divergence narrows the faulty assumption, data, state, condition, or step.</w:t>
+      </w:r>
+    </w:p>
+    <w:p>
+      <w:pPr>
+        <w:spacing w:line="336" w:lineRule="auto" w:after="180"/>
+        <w:shd w:fill="F1F6F8"/>
+      </w:pPr>
+      <w:r>
+        <w:rPr>
+          <w:b w:val="0"/>
+        </w:rPr>
+        <w:t xml:space="preserve">Changing multiple things at once destroys </w:t>
+      </w:r>
+      <w:r>
+        <w:rPr>
+          <w:b/>
+        </w:rPr>
+        <w:t>evidence</w:t>
+      </w:r>
+      <w:r>
+        <w:rPr>
+          <w:b w:val="0"/>
+        </w:rPr>
+        <w:t xml:space="preserve"> about which change repaired the behavior.</w:t>
+      </w:r>
+    </w:p>
+    <w:p>
+      <w:pPr>
+        <w:spacing w:line="336" w:lineRule="auto" w:after="180"/>
+      </w:pPr>
+      <w:r>
+        <w:rPr>
+          <w:b w:val="0"/>
+        </w:rPr>
         <w:t>Draw a fresh example with all three stages:</w:t>
       </w:r>
     </w:p>
     <w:p>
-      <w:r>
-        <w:t>Every step connects a claim to observable evidence.</w:t>
-      </w:r>
-    </w:p>
-    <w:p>
-      <w:r>
-        <w:t>CASE A paper robot hits a wall because one turn instruction assumes it faces north when it actually faces east.</w:t>
-      </w:r>
-    </w:p>
-    <w:p>
-      <w:r>
-        <w:t>STEP 1 — OBSERVE expected path and actual trace</w:t>
-      </w:r>
-    </w:p>
-    <w:p>
-      <w:r>
-        <w:t>STEP 2 — TRACE locate the first difference and test one cause</w:t>
-      </w:r>
-    </w:p>
-    <w:p>
-      <w:r>
+      <w:pPr>
+        <w:spacing w:line="336" w:lineRule="auto" w:after="180"/>
+      </w:pPr>
+      <w:r>
+        <w:rPr>
+          <w:b w:val="0"/>
+        </w:rPr>
+        <w:t xml:space="preserve">Every step connects a claim to observable </w:t>
+      </w:r>
+      <w:r>
+        <w:rPr>
+          <w:b/>
+        </w:rPr>
+        <w:t>evidence</w:t>
+      </w:r>
+      <w:r>
+        <w:rPr>
+          <w:b w:val="0"/>
+        </w:rPr>
+        <w:t>.</w:t>
+      </w:r>
+    </w:p>
+    <w:p>
+      <w:pPr>
+        <w:pStyle w:val="Heading3"/>
+      </w:pPr>
+      <w:r>
+        <w:t>The case to investigate</w:t>
+      </w:r>
+    </w:p>
+    <w:p>
+      <w:pPr>
+        <w:spacing w:line="336" w:lineRule="auto" w:after="180"/>
+        <w:shd w:fill="F1F6FC"/>
+      </w:pPr>
+      <w:r>
+        <w:rPr>
+          <w:b w:val="0"/>
+        </w:rPr>
+        <w:t xml:space="preserve">CASE A paper robot hits a wall because one turn instruction assumes it faces north when it </w:t>
+      </w:r>
+      <w:r>
+        <w:rPr>
+          <w:b/>
+        </w:rPr>
+        <w:t>actual</w:t>
+      </w:r>
+      <w:r>
+        <w:rPr>
+          <w:b w:val="0"/>
+        </w:rPr>
+        <w:t>ly faces east.</w:t>
+      </w:r>
+    </w:p>
+    <w:p>
+      <w:pPr>
+        <w:pStyle w:val="Heading3"/>
+      </w:pPr>
+      <w:r>
+        <w:t>Step 1</w:t>
+      </w:r>
+    </w:p>
+    <w:p>
+      <w:pPr>
+        <w:spacing w:line="336" w:lineRule="auto" w:after="180"/>
+        <w:shd w:fill="F4F9FC"/>
+      </w:pPr>
+      <w:r>
+        <w:rPr>
+          <w:b w:val="0"/>
+        </w:rPr>
+        <w:t xml:space="preserve">STEP 1 — OBSERVE </w:t>
+      </w:r>
+      <w:r>
+        <w:rPr>
+          <w:b/>
+        </w:rPr>
+        <w:t>expected</w:t>
+      </w:r>
+      <w:r>
+        <w:rPr>
+          <w:b w:val="0"/>
+        </w:rPr>
+        <w:t xml:space="preserve"> path and </w:t>
+      </w:r>
+      <w:r>
+        <w:rPr>
+          <w:b/>
+        </w:rPr>
+        <w:t>actual</w:t>
+      </w:r>
+      <w:r>
+        <w:rPr>
+          <w:b w:val="0"/>
+        </w:rPr>
+        <w:t xml:space="preserve"> </w:t>
+      </w:r>
+      <w:r>
+        <w:rPr>
+          <w:b/>
+        </w:rPr>
+        <w:t>trace</w:t>
+      </w:r>
+    </w:p>
+    <w:p>
+      <w:pPr>
+        <w:pStyle w:val="Heading3"/>
+      </w:pPr>
+      <w:r>
+        <w:t>Step 2</w:t>
+      </w:r>
+    </w:p>
+    <w:p>
+      <w:pPr>
+        <w:spacing w:line="336" w:lineRule="auto" w:after="180"/>
+        <w:shd w:fill="F4F9FC"/>
+      </w:pPr>
+      <w:r>
+        <w:rPr>
+          <w:b w:val="0"/>
+        </w:rPr>
+        <w:t xml:space="preserve">STEP 2 — </w:t>
+      </w:r>
+      <w:r>
+        <w:rPr>
+          <w:b/>
+        </w:rPr>
+        <w:t>TRACE</w:t>
+      </w:r>
+      <w:r>
+        <w:rPr>
+          <w:b w:val="0"/>
+        </w:rPr>
+        <w:t xml:space="preserve"> locate the first difference and test one cause</w:t>
+      </w:r>
+    </w:p>
+    <w:p>
+      <w:pPr>
+        <w:pStyle w:val="Heading3"/>
+      </w:pPr>
+      <w:r>
+        <w:t>Step 3</w:t>
+      </w:r>
+    </w:p>
+    <w:p>
+      <w:pPr>
+        <w:spacing w:line="336" w:lineRule="auto" w:after="180"/>
+        <w:shd w:fill="F4F9FC"/>
+      </w:pPr>
+      <w:r>
+        <w:rPr>
+          <w:b w:val="0"/>
+        </w:rPr>
         <w:t>STEP 3 — CONCLUDE targeted correction plus repeated test</w:t>
       </w:r>
     </w:p>
     <w:p>
-      <w:r>
-        <w:t>MODEL REASONING Trace expected and actual positions step by step. The first mismatch reveals the earliest plausible cause. Change that instruction or assumption only, then rerun the identical maze to show whether the cause was correct.</w:t>
-      </w:r>
-    </w:p>
-    <w:p>
-      <w:r>
+      <w:pPr>
+        <w:pStyle w:val="Heading3"/>
+      </w:pPr>
+      <w:r>
+        <w:t>Model answer</w:t>
+      </w:r>
+    </w:p>
+    <w:p>
+      <w:pPr>
+        <w:spacing w:line="336" w:lineRule="auto" w:after="180"/>
+        <w:shd w:fill="F1F6FC"/>
+      </w:pPr>
+      <w:r>
+        <w:rPr>
+          <w:b w:val="0"/>
+        </w:rPr>
+        <w:t xml:space="preserve">MODEL REASONING </w:t>
+      </w:r>
+      <w:r>
+        <w:rPr>
+          <w:b/>
+        </w:rPr>
+        <w:t>Trace</w:t>
+      </w:r>
+      <w:r>
+        <w:rPr>
+          <w:b w:val="0"/>
+        </w:rPr>
+        <w:t xml:space="preserve"> </w:t>
+      </w:r>
+      <w:r>
+        <w:rPr>
+          <w:b/>
+        </w:rPr>
+        <w:t>expected</w:t>
+      </w:r>
+      <w:r>
+        <w:rPr>
+          <w:b w:val="0"/>
+        </w:rPr>
+        <w:t xml:space="preserve"> and </w:t>
+      </w:r>
+      <w:r>
+        <w:rPr>
+          <w:b/>
+        </w:rPr>
+        <w:t>actual</w:t>
+      </w:r>
+      <w:r>
+        <w:rPr>
+          <w:b w:val="0"/>
+        </w:rPr>
+        <w:t xml:space="preserve"> positions step by step. The first mismatch reveals the earliest plausible cause.</w:t>
+      </w:r>
+    </w:p>
+    <w:p>
+      <w:pPr>
+        <w:spacing w:line="336" w:lineRule="auto" w:after="180"/>
+        <w:shd w:fill="F1F6FC"/>
+      </w:pPr>
+      <w:r>
+        <w:rPr>
+          <w:b w:val="0"/>
+        </w:rPr>
+        <w:t>Change that instruction or assumption only, then rerun the identical maze to show whether the cause was correct.</w:t>
+      </w:r>
+    </w:p>
+    <w:p>
+      <w:pPr>
+        <w:pStyle w:val="Heading3"/>
+      </w:pPr>
+      <w:r>
+        <w:t>A claim to avoid</w:t>
+      </w:r>
+    </w:p>
+    <w:p>
+      <w:pPr>
+        <w:spacing w:line="336" w:lineRule="auto" w:after="180"/>
+        <w:shd w:fill="FFF5E6"/>
+      </w:pPr>
+      <w:r>
+        <w:rPr>
+          <w:b w:val="0"/>
+        </w:rPr>
         <w:t>DO NOT OVERCLAIM A successful new run does not prove the diagnosis if several things changed together.</w:t>
       </w:r>
     </w:p>
     <w:p>
-      <w:r>
-        <w:t>What new evidence could change this answer?</w:t>
+      <w:pPr>
+        <w:spacing w:line="336" w:lineRule="auto" w:after="180"/>
+        <w:shd w:fill="F5F1FB"/>
+      </w:pPr>
+      <w:r>
+        <w:rPr>
+          <w:b w:val="0"/>
+        </w:rPr>
+        <w:t xml:space="preserve">What new </w:t>
+      </w:r>
+      <w:r>
+        <w:rPr>
+          <w:b/>
+        </w:rPr>
+        <w:t>evidence</w:t>
+      </w:r>
+      <w:r>
+        <w:rPr>
+          <w:b w:val="0"/>
+        </w:rPr>
+        <w:t xml:space="preserve"> could change this answer?</w:t>
       </w:r>
     </w:p>
     <w:p>
@@ -598,12 +1317,42 @@
       </w:r>
     </w:p>
     <w:p>
-      <w:r>
+      <w:pPr>
+        <w:pStyle w:val="Heading3"/>
+      </w:pPr>
+      <w:r>
+        <w:t>The teaching case</w:t>
+      </w:r>
+    </w:p>
+    <w:p>
+      <w:pPr>
+        <w:spacing w:line="336" w:lineRule="auto" w:after="180"/>
+        <w:shd w:fill="F1F6FC"/>
+      </w:pPr>
+      <w:r>
+        <w:rPr>
+          <w:b w:val="0"/>
+        </w:rPr>
         <w:t>A robot should go from square one to square three. Its program is MOVE ONE, STOP.</w:t>
       </w:r>
     </w:p>
     <w:p>
-      <w:r>
+      <w:pPr>
+        <w:pStyle w:val="Heading3"/>
+      </w:pPr>
+      <w:r>
+        <w:t>The teaching case</w:t>
+      </w:r>
+    </w:p>
+    <w:p>
+      <w:pPr>
+        <w:spacing w:line="336" w:lineRule="auto" w:after="180"/>
+        <w:shd w:fill="F1F6FC"/>
+      </w:pPr>
+      <w:r>
+        <w:rPr>
+          <w:b w:val="0"/>
+        </w:rPr>
         <w:t>Find the cause and repair one thing.</w:t>
       </w:r>
     </w:p>
@@ -616,7 +1365,22 @@
       </w:r>
     </w:p>
     <w:p>
-      <w:r>
+      <w:pPr>
+        <w:pStyle w:val="Heading3"/>
+      </w:pPr>
+      <w:r>
+        <w:t>Why the result follows</w:t>
+      </w:r>
+    </w:p>
+    <w:p>
+      <w:pPr>
+        <w:spacing w:line="336" w:lineRule="auto" w:after="180"/>
+        <w:shd w:fill="F1F6FC"/>
+      </w:pPr>
+      <w:r>
+        <w:rPr>
+          <w:b w:val="0"/>
+        </w:rPr>
         <w:t>It stops at square two because one move is missing. Add MOVE ONE before STOP and retest from the same start.</w:t>
       </w:r>
     </w:p>
@@ -629,28 +1393,265 @@
       </w:r>
     </w:p>
     <w:p>
-      <w:r>
-        <w:t>A paper points machine must add 3 to its starting score, double the updated score, then subtract 2 and report. From 4 the expected values are 4, 7, 14 and 12. These instructions are the specification. Calculate the expected result from them before looking at the machine output.</w:t>
-      </w:r>
-    </w:p>
-    <w:p>
-      <w:r>
-        <w:t>An observed run instead records 4, 7, 11 and 9. The final result is wrong, but changing the report from 9 to 12 would only hide this particular failure. Compare the intermediate values to find where the behaviour first stopped matching the instructions.</w:t>
-      </w:r>
-    </w:p>
-    <w:p>
-      <w:r>
-        <w:t>The first difference is after the doubling instruction: expected 14, observed 11. The final subtraction is consistent with the observed 11, since 11 minus 2 is 9. That later difference can be a consequence of the earlier fault rather than a second faulty subtraction. A trace narrows the investigation; it does not automatically reveal every cause.</w:t>
-      </w:r>
-    </w:p>
-    <w:p>
-      <w:r>
-        <w:t>Record the input, the exact instruction version, expected values, observed values and first mismatch. This makes the failure reproducible: someone else can follow the same procedure with the same starting value and check your observation.</w:t>
-      </w:r>
-    </w:p>
-    <w:p>
-      <w:r>
-        <w:t>Do not rewrite the expected column to match the observed result. If the specification itself seems ambiguous, clarify it first and record that change openly. A test can judge an implementation only against a stated expectation.</w:t>
+      <w:pPr>
+        <w:spacing w:line="336" w:lineRule="auto" w:after="180"/>
+      </w:pPr>
+      <w:r>
+        <w:rPr>
+          <w:b w:val="0"/>
+        </w:rPr>
+        <w:t xml:space="preserve">A paper points machine must add 3 to its starting score, double the updated score, then subtract 2 and report. From 4 the </w:t>
+      </w:r>
+      <w:r>
+        <w:rPr>
+          <w:b/>
+        </w:rPr>
+        <w:t>expected</w:t>
+      </w:r>
+      <w:r>
+        <w:rPr>
+          <w:b w:val="0"/>
+        </w:rPr>
+        <w:t xml:space="preserve"> values are 4, 7, 14 and 12. These instructions are the </w:t>
+      </w:r>
+      <w:r>
+        <w:rPr>
+          <w:b/>
+        </w:rPr>
+        <w:t>specification</w:t>
+      </w:r>
+      <w:r>
+        <w:rPr>
+          <w:b w:val="0"/>
+        </w:rPr>
+        <w:t>.</w:t>
+      </w:r>
+    </w:p>
+    <w:p>
+      <w:pPr>
+        <w:spacing w:line="336" w:lineRule="auto" w:after="180"/>
+      </w:pPr>
+      <w:r>
+        <w:rPr>
+          <w:b w:val="0"/>
+        </w:rPr>
+        <w:t xml:space="preserve">Calculate the </w:t>
+      </w:r>
+      <w:r>
+        <w:rPr>
+          <w:b/>
+        </w:rPr>
+        <w:t>expected result</w:t>
+      </w:r>
+      <w:r>
+        <w:rPr>
+          <w:b w:val="0"/>
+        </w:rPr>
+        <w:t xml:space="preserve"> from them before looking at the machine </w:t>
+      </w:r>
+      <w:r>
+        <w:rPr>
+          <w:b/>
+        </w:rPr>
+        <w:t>output</w:t>
+      </w:r>
+      <w:r>
+        <w:rPr>
+          <w:b w:val="0"/>
+        </w:rPr>
+        <w:t>.</w:t>
+      </w:r>
+    </w:p>
+    <w:p>
+      <w:pPr>
+        <w:spacing w:line="336" w:lineRule="auto" w:after="180"/>
+      </w:pPr>
+      <w:r>
+        <w:rPr>
+          <w:b w:val="0"/>
+        </w:rPr>
+        <w:t>An observed run instead records 4, 7, 11 and 9. The final result is wrong, but changing the report from 9 to 12 would only hide this particular failure.</w:t>
+      </w:r>
+    </w:p>
+    <w:p>
+      <w:pPr>
+        <w:spacing w:line="336" w:lineRule="auto" w:after="180"/>
+      </w:pPr>
+      <w:r>
+        <w:rPr>
+          <w:b w:val="0"/>
+        </w:rPr>
+        <w:t>Compare the intermediate values to find where the behaviour first stopped matching the instructions.</w:t>
+      </w:r>
+    </w:p>
+    <w:p>
+      <w:pPr>
+        <w:pStyle w:val="Heading3"/>
+      </w:pPr>
+      <w:r>
+        <w:t>Explain the added worked example · 1</w:t>
+      </w:r>
+    </w:p>
+    <w:p>
+      <w:pPr>
+        <w:spacing w:line="336" w:lineRule="auto" w:after="180"/>
+      </w:pPr>
+      <w:r>
+        <w:rPr>
+          <w:b w:val="0"/>
+        </w:rPr>
+        <w:t xml:space="preserve">The first difference is after the doubling instruction: </w:t>
+      </w:r>
+      <w:r>
+        <w:rPr>
+          <w:b/>
+        </w:rPr>
+        <w:t>expected</w:t>
+      </w:r>
+      <w:r>
+        <w:rPr>
+          <w:b w:val="0"/>
+        </w:rPr>
+        <w:t xml:space="preserve"> 14, observed 11. The final subtraction is consistent with the observed 11, since 11 minus 2 is 9.</w:t>
+      </w:r>
+    </w:p>
+    <w:p>
+      <w:pPr>
+        <w:spacing w:line="336" w:lineRule="auto" w:after="180"/>
+      </w:pPr>
+      <w:r>
+        <w:rPr>
+          <w:b w:val="0"/>
+        </w:rPr>
+        <w:t xml:space="preserve">That later difference can be a consequence of the earlier fault rather than a second faulty subtraction. A </w:t>
+      </w:r>
+      <w:r>
+        <w:rPr>
+          <w:b/>
+        </w:rPr>
+        <w:t>trace</w:t>
+      </w:r>
+      <w:r>
+        <w:rPr>
+          <w:b w:val="0"/>
+        </w:rPr>
+        <w:t xml:space="preserve"> narrows the investigation; it does not automatically reveal every cause.</w:t>
+      </w:r>
+    </w:p>
+    <w:p>
+      <w:pPr>
+        <w:spacing w:line="336" w:lineRule="auto" w:after="180"/>
+      </w:pPr>
+      <w:r>
+        <w:rPr>
+          <w:b w:val="0"/>
+        </w:rPr>
+        <w:t xml:space="preserve">Record the </w:t>
+      </w:r>
+      <w:r>
+        <w:rPr>
+          <w:b/>
+        </w:rPr>
+        <w:t>input</w:t>
+      </w:r>
+      <w:r>
+        <w:rPr>
+          <w:b w:val="0"/>
+        </w:rPr>
+        <w:t xml:space="preserve">, the exact instruction version, </w:t>
+      </w:r>
+      <w:r>
+        <w:rPr>
+          <w:b/>
+        </w:rPr>
+        <w:t>expected</w:t>
+      </w:r>
+      <w:r>
+        <w:rPr>
+          <w:b w:val="0"/>
+        </w:rPr>
+        <w:t xml:space="preserve"> values, observed values and first mismatch.</w:t>
+      </w:r>
+    </w:p>
+    <w:p>
+      <w:pPr>
+        <w:spacing w:line="336" w:lineRule="auto" w:after="180"/>
+      </w:pPr>
+      <w:r>
+        <w:rPr>
+          <w:b w:val="0"/>
+        </w:rPr>
+        <w:t xml:space="preserve">This makes the failure reproducible: someone else can follow the same procedure with the same starting value and check your </w:t>
+      </w:r>
+      <w:r>
+        <w:rPr>
+          <w:b/>
+        </w:rPr>
+        <w:t>observation</w:t>
+      </w:r>
+      <w:r>
+        <w:rPr>
+          <w:b w:val="0"/>
+        </w:rPr>
+        <w:t>.</w:t>
+      </w:r>
+    </w:p>
+    <w:p>
+      <w:pPr>
+        <w:spacing w:line="336" w:lineRule="auto" w:after="180"/>
+      </w:pPr>
+      <w:r>
+        <w:rPr>
+          <w:b w:val="0"/>
+        </w:rPr>
+        <w:t xml:space="preserve">Do not rewrite the </w:t>
+      </w:r>
+      <w:r>
+        <w:rPr>
+          <w:b/>
+        </w:rPr>
+        <w:t>expected</w:t>
+      </w:r>
+      <w:r>
+        <w:rPr>
+          <w:b w:val="0"/>
+        </w:rPr>
+        <w:t xml:space="preserve"> column to match the </w:t>
+      </w:r>
+      <w:r>
+        <w:rPr>
+          <w:b/>
+        </w:rPr>
+        <w:t>observed result</w:t>
+      </w:r>
+      <w:r>
+        <w:rPr>
+          <w:b w:val="0"/>
+        </w:rPr>
+        <w:t xml:space="preserve">. If the </w:t>
+      </w:r>
+      <w:r>
+        <w:rPr>
+          <w:b/>
+        </w:rPr>
+        <w:t>specification</w:t>
+      </w:r>
+      <w:r>
+        <w:rPr>
+          <w:b w:val="0"/>
+        </w:rPr>
+        <w:t xml:space="preserve"> itself seems ambiguous, clarify it first and record that change openly.</w:t>
+      </w:r>
+    </w:p>
+    <w:p>
+      <w:pPr>
+        <w:spacing w:line="336" w:lineRule="auto" w:after="180"/>
+      </w:pPr>
+      <w:r>
+        <w:rPr>
+          <w:b w:val="0"/>
+        </w:rPr>
+        <w:t>A test can judge an implementation only against a stated expectation.</w:t>
       </w:r>
     </w:p>
     <w:p>
@@ -816,13 +1817,71 @@
       </w:r>
     </w:p>
     <w:p>
-      <w:r>
-        <w:t>Use the complete worked example below before asking learners to complete W2. Reveal a small part, invite a prediction, then explain the deciding step. These teacher notes contain solutions; do not reveal the independent case answer during modelling.</w:t>
-      </w:r>
-    </w:p>
-    <w:p>
-      <w:r>
-        <w:t>For the faulty doubling step, two explanations fit the observed change from 7 to 11. Perhaps the step adds 4. Perhaps it adds the original starting score, which was 4. Repeating the same start 4 cannot separate those explanations because they make the same prediction.</w:t>
+      <w:pPr>
+        <w:spacing w:line="336" w:lineRule="auto" w:after="180"/>
+      </w:pPr>
+      <w:r>
+        <w:rPr>
+          <w:b w:val="0"/>
+        </w:rPr>
+        <w:t xml:space="preserve">Use the complete worked example below before asking learners to complete W2. Reveal a small part, invite a </w:t>
+      </w:r>
+      <w:r>
+        <w:rPr>
+          <w:b/>
+        </w:rPr>
+        <w:t>prediction</w:t>
+      </w:r>
+      <w:r>
+        <w:rPr>
+          <w:b w:val="0"/>
+        </w:rPr>
+        <w:t>, then explain the deciding step.</w:t>
+      </w:r>
+    </w:p>
+    <w:p>
+      <w:pPr>
+        <w:spacing w:line="336" w:lineRule="auto" w:after="180"/>
+      </w:pPr>
+      <w:r>
+        <w:rPr>
+          <w:b w:val="0"/>
+        </w:rPr>
+        <w:t>These teacher notes contain solutions; do not reveal the independent case answer during modelling.</w:t>
+      </w:r>
+    </w:p>
+    <w:p>
+      <w:pPr>
+        <w:spacing w:line="336" w:lineRule="auto" w:after="180"/>
+      </w:pPr>
+      <w:r>
+        <w:rPr>
+          <w:b w:val="0"/>
+        </w:rPr>
+        <w:t>For the faulty doubling step, two explanations fit the observed change from 7 to 11. Perhaps the step adds 4. Perhaps it adds the original starting score, which was 4.</w:t>
+      </w:r>
+    </w:p>
+    <w:p>
+      <w:pPr>
+        <w:spacing w:line="336" w:lineRule="auto" w:after="180"/>
+      </w:pPr>
+      <w:r>
+        <w:rPr>
+          <w:b w:val="0"/>
+        </w:rPr>
+        <w:t xml:space="preserve">Repeating the same start 4 cannot separate those explanations because they make the same </w:t>
+      </w:r>
+      <w:r>
+        <w:rPr>
+          <w:b/>
+        </w:rPr>
+        <w:t>prediction</w:t>
+      </w:r>
+      <w:r>
+        <w:rPr>
+          <w:b w:val="0"/>
+        </w:rPr>
+        <w:t>.</w:t>
       </w:r>
     </w:p>
     <w:tbl>
@@ -840,6 +1899,38 @@
         <w:trPr>
           <w:tblHeader/>
         </w:trPr>
+        <w:tc>
+          <w:tcPr>
+            <w:tcW w:type="dxa" w:w="3408"/>
+          </w:tcPr>
+          <w:p>
+            <w:r>
+              <w:t>Start score</w:t>
+            </w:r>
+          </w:p>
+        </w:tc>
+        <w:tc>
+          <w:tcPr>
+            <w:tcW w:type="dxa" w:w="3408"/>
+          </w:tcPr>
+          <w:p>
+            <w:r>
+              <w:t>Expected final result</w:t>
+            </w:r>
+          </w:p>
+        </w:tc>
+        <w:tc>
+          <w:tcPr>
+            <w:tcW w:type="dxa" w:w="3408"/>
+          </w:tcPr>
+          <w:p>
+            <w:r>
+              <w:t>If step adds 4 or original start</w:t>
+            </w:r>
+          </w:p>
+        </w:tc>
+      </w:tr>
+      <w:tr>
         <w:tc>
           <w:tcPr>
             <w:tcW w:type="dxa" w:w="3408"/>
@@ -937,13 +2028,60 @@
       </w:tr>
     </w:tbl>
     <w:p>
-      <w:r>
-        <w:t>Starting at 2 produces 5 after the first addition. The intended double gives 10 and then reports 8. Adding 4 would give 9 and report 7. Adding the original 2 would give 7 and report 5. The different predictions make this a revealing test.</w:t>
-      </w:r>
-    </w:p>
-    <w:p>
-      <w:r>
-        <w:t>If the observed final result is 7, it supports add 4 over add original among these two explanations. Other faults could still give 7, so inspect the actual instruction or more checkpoints before claiming a unique cause.</w:t>
+      <w:pPr>
+        <w:spacing w:line="336" w:lineRule="auto" w:after="180"/>
+      </w:pPr>
+      <w:r>
+        <w:rPr>
+          <w:b w:val="0"/>
+        </w:rPr>
+        <w:t>Starting at 2 produces 5 after the first addition. The intended double gives 10 and then reports 8. Adding 4 would give 9 and report 7. Adding the original 2 would give 7 and report 5.</w:t>
+      </w:r>
+    </w:p>
+    <w:p>
+      <w:pPr>
+        <w:spacing w:line="336" w:lineRule="auto" w:after="180"/>
+      </w:pPr>
+      <w:r>
+        <w:rPr>
+          <w:b w:val="0"/>
+        </w:rPr>
+        <w:t xml:space="preserve">The different </w:t>
+      </w:r>
+      <w:r>
+        <w:rPr>
+          <w:b/>
+        </w:rPr>
+        <w:t>prediction</w:t>
+      </w:r>
+      <w:r>
+        <w:rPr>
+          <w:b w:val="0"/>
+        </w:rPr>
+        <w:t>s make this a revealing test.</w:t>
+      </w:r>
+    </w:p>
+    <w:p>
+      <w:pPr>
+        <w:spacing w:line="336" w:lineRule="auto" w:after="180"/>
+      </w:pPr>
+      <w:r>
+        <w:rPr>
+          <w:b w:val="0"/>
+        </w:rPr>
+        <w:t xml:space="preserve">If the observed final result is 7, it supports add 4 over add original among these two explanations. Other faults could still give 7, so inspect the </w:t>
+      </w:r>
+      <w:r>
+        <w:rPr>
+          <w:b/>
+        </w:rPr>
+        <w:t>actual</w:t>
+      </w:r>
+      <w:r>
+        <w:rPr>
+          <w:b w:val="0"/>
+        </w:rPr>
+        <w:t xml:space="preserve"> instruction or more checkpoints before claiming a unique cause.</w:t>
       </w:r>
     </w:p>
     <w:tbl>
@@ -1049,7 +2187,13 @@
       </w:tr>
     </w:tbl>
     <w:p>
-      <w:r>
+      <w:pPr>
+        <w:spacing w:line="336" w:lineRule="auto" w:after="180"/>
+      </w:pPr>
+      <w:r>
+        <w:rPr>
+          <w:b w:val="0"/>
+        </w:rPr>
         <w:t>Use the diagram and verbal explanation together. Ask learners to match a sentence to a specific visual step; do not assign learners fixed visual or auditory learning styles.</w:t>
       </w:r>
     </w:p>
@@ -1062,7 +2206,13 @@
       </w:r>
     </w:p>
     <w:p>
-      <w:r>
+      <w:pPr>
+        <w:spacing w:line="336" w:lineRule="auto" w:after="180"/>
+      </w:pPr>
+      <w:r>
+        <w:rPr>
+          <w:b w:val="0"/>
+        </w:rPr>
         <w:t>A fictional paper calculator should double the current value, but a copied instruction behaves strangely.</w:t>
       </w:r>
     </w:p>
@@ -1075,13 +2225,79 @@
       </w:r>
     </w:p>
     <w:p>
-      <w:r>
-        <w:t>After input 6, the faulty step reports 12. Hypothesis A: add 6. Hypothesis B: double.</w:t>
-      </w:r>
-    </w:p>
-    <w:p>
-      <w:r>
-        <w:t>Both hypotheses fit this first observation. A new input may be chosen.</w:t>
+      <w:pPr>
+        <w:pStyle w:val="Heading3"/>
+      </w:pPr>
+      <w:r>
+        <w:t>Supplied facts</w:t>
+      </w:r>
+    </w:p>
+    <w:p>
+      <w:pPr>
+        <w:spacing w:line="336" w:lineRule="auto" w:after="180"/>
+        <w:shd w:fill="F1F6FC"/>
+      </w:pPr>
+      <w:r>
+        <w:rPr>
+          <w:b w:val="0"/>
+        </w:rPr>
+        <w:t xml:space="preserve">After </w:t>
+      </w:r>
+      <w:r>
+        <w:rPr>
+          <w:b/>
+        </w:rPr>
+        <w:t>input</w:t>
+      </w:r>
+      <w:r>
+        <w:rPr>
+          <w:b w:val="0"/>
+        </w:rPr>
+        <w:t xml:space="preserve"> 6, the faulty step reports 12. Hypothesis A: add 6. Hypothesis B: double.</w:t>
+      </w:r>
+    </w:p>
+    <w:p>
+      <w:pPr>
+        <w:pStyle w:val="Heading3"/>
+      </w:pPr>
+      <w:r>
+        <w:t>Supplied facts</w:t>
+      </w:r>
+    </w:p>
+    <w:p>
+      <w:pPr>
+        <w:spacing w:line="336" w:lineRule="auto" w:after="180"/>
+        <w:shd w:fill="F1F6FC"/>
+      </w:pPr>
+      <w:r>
+        <w:rPr>
+          <w:b w:val="0"/>
+        </w:rPr>
+        <w:t xml:space="preserve">Both hypotheses fit this first </w:t>
+      </w:r>
+      <w:r>
+        <w:rPr>
+          <w:b/>
+        </w:rPr>
+        <w:t>observation</w:t>
+      </w:r>
+      <w:r>
+        <w:rPr>
+          <w:b w:val="0"/>
+        </w:rPr>
+        <w:t xml:space="preserve">. A new </w:t>
+      </w:r>
+      <w:r>
+        <w:rPr>
+          <w:b/>
+        </w:rPr>
+        <w:t>input</w:t>
+      </w:r>
+      <w:r>
+        <w:rPr>
+          <w:b w:val="0"/>
+        </w:rPr>
+        <w:t xml:space="preserve"> may be chosen.</w:t>
       </w:r>
     </w:p>
     <w:p>
@@ -1302,57 +2518,283 @@
       </w:r>
     </w:p>
     <w:p>
-      <w:r>
-        <w:t>Repeating input 6 would not separate the two hypotheses because both again predict 12. Input 2 makes their predictions different before the test is run. The second record supports investigating an added constant, but inspecting the instruction is still needed to confirm the implementation.</w:t>
-      </w:r>
-    </w:p>
-    <w:p>
       <w:pPr>
         <w:pStyle w:val="Heading3"/>
       </w:pPr>
       <w:r>
+        <w:t>Why the result follows</w:t>
+      </w:r>
+    </w:p>
+    <w:p>
+      <w:pPr>
+        <w:spacing w:line="336" w:lineRule="auto" w:after="180"/>
+        <w:shd w:fill="F1F6FC"/>
+      </w:pPr>
+      <w:r>
+        <w:rPr>
+          <w:b w:val="0"/>
+        </w:rPr>
+        <w:t xml:space="preserve">Repeating </w:t>
+      </w:r>
+      <w:r>
+        <w:rPr>
+          <w:b/>
+        </w:rPr>
+        <w:t>input</w:t>
+      </w:r>
+      <w:r>
+        <w:rPr>
+          <w:b w:val="0"/>
+        </w:rPr>
+        <w:t xml:space="preserve"> 6 would not separate the two hypotheses because both again predict 12. </w:t>
+      </w:r>
+      <w:r>
+        <w:rPr>
+          <w:b/>
+        </w:rPr>
+        <w:t>Input</w:t>
+      </w:r>
+      <w:r>
+        <w:rPr>
+          <w:b w:val="0"/>
+        </w:rPr>
+        <w:t xml:space="preserve"> 2 makes their </w:t>
+      </w:r>
+      <w:r>
+        <w:rPr>
+          <w:b/>
+        </w:rPr>
+        <w:t>prediction</w:t>
+      </w:r>
+      <w:r>
+        <w:rPr>
+          <w:b w:val="0"/>
+        </w:rPr>
+        <w:t>s different before the test is run.</w:t>
+      </w:r>
+    </w:p>
+    <w:p>
+      <w:pPr>
+        <w:spacing w:line="336" w:lineRule="auto" w:after="180"/>
+        <w:shd w:fill="F1F6FC"/>
+      </w:pPr>
+      <w:r>
+        <w:rPr>
+          <w:b w:val="0"/>
+        </w:rPr>
+        <w:t>The second record supports investigating an added constant, but inspecting the instruction is still needed to confirm the implementation.</w:t>
+      </w:r>
+    </w:p>
+    <w:p>
+      <w:pPr>
+        <w:pStyle w:val="Heading3"/>
+      </w:pPr>
+      <w:r>
         <w:t>What this example does not establish</w:t>
       </w:r>
     </w:p>
     <w:p>
-      <w:r>
-        <w:t>Two toy hypotheses do not exhaust every possible bug; a matching output alone cannot identify arbitrary hidden code.</w:t>
-      </w:r>
-    </w:p>
-    <w:p>
       <w:pPr>
         <w:pStyle w:val="Heading3"/>
       </w:pPr>
       <w:r>
+        <w:t>Keep the stated limit</w:t>
+      </w:r>
+    </w:p>
+    <w:p>
+      <w:pPr>
+        <w:spacing w:line="336" w:lineRule="auto" w:after="180"/>
+        <w:shd w:fill="FFF5E6"/>
+      </w:pPr>
+      <w:r>
+        <w:rPr>
+          <w:b w:val="0"/>
+        </w:rPr>
+        <w:t xml:space="preserve">Two toy hypotheses do not exhaust every possible bug; a matching </w:t>
+      </w:r>
+      <w:r>
+        <w:rPr>
+          <w:b/>
+        </w:rPr>
+        <w:t>output</w:t>
+      </w:r>
+      <w:r>
+        <w:rPr>
+          <w:b w:val="0"/>
+        </w:rPr>
+        <w:t xml:space="preserve"> alone cannot identify arbitrary hidden code.</w:t>
+      </w:r>
+    </w:p>
+    <w:p>
+      <w:pPr>
+        <w:pStyle w:val="Heading3"/>
+      </w:pPr>
+      <w:r>
         <w:t>Change one thing in the pictured case</w:t>
       </w:r>
     </w:p>
     <w:p>
-      <w:r>
-        <w:t>Change: Use input 6 again instead of 2.</w:t>
-      </w:r>
-    </w:p>
-    <w:p>
-      <w:r>
-        <w:t>Prediction: Both hypotheses predict 12; the test remains inconclusive.</w:t>
-      </w:r>
-    </w:p>
-    <w:p>
-      <w:r>
-        <w:t>Reason: A revealing test requires different predicted outputs, not merely another recorded run.</w:t>
-      </w:r>
-    </w:p>
-    <w:p>
       <w:pPr>
         <w:pStyle w:val="Heading3"/>
       </w:pPr>
       <w:r>
+        <w:t>Change one thing</w:t>
+      </w:r>
+    </w:p>
+    <w:p>
+      <w:pPr>
+        <w:spacing w:line="336" w:lineRule="auto" w:after="180"/>
+        <w:shd w:fill="F5F1FB"/>
+      </w:pPr>
+      <w:r>
+        <w:rPr>
+          <w:b w:val="0"/>
+        </w:rPr>
+        <w:t xml:space="preserve">Change: Use </w:t>
+      </w:r>
+      <w:r>
+        <w:rPr>
+          <w:b/>
+        </w:rPr>
+        <w:t>input</w:t>
+      </w:r>
+      <w:r>
+        <w:rPr>
+          <w:b w:val="0"/>
+        </w:rPr>
+        <w:t xml:space="preserve"> 6 again instead of 2.</w:t>
+      </w:r>
+    </w:p>
+    <w:p>
+      <w:pPr>
+        <w:pStyle w:val="Heading3"/>
+      </w:pPr>
+      <w:r>
+        <w:t>Predicted result</w:t>
+      </w:r>
+    </w:p>
+    <w:p>
+      <w:pPr>
+        <w:spacing w:line="336" w:lineRule="auto" w:after="180"/>
+        <w:shd w:fill="F1F6FC"/>
+      </w:pPr>
+      <w:r>
+        <w:rPr>
+          <w:b/>
+        </w:rPr>
+        <w:t>Prediction</w:t>
+      </w:r>
+      <w:r>
+        <w:rPr>
+          <w:b w:val="0"/>
+        </w:rPr>
+        <w:t>: Both hypotheses predict 12; the test remains inconclusive.</w:t>
+      </w:r>
+    </w:p>
+    <w:p>
+      <w:pPr>
+        <w:pStyle w:val="Heading3"/>
+      </w:pPr>
+      <w:r>
+        <w:t>Why the result follows</w:t>
+      </w:r>
+    </w:p>
+    <w:p>
+      <w:pPr>
+        <w:spacing w:line="336" w:lineRule="auto" w:after="180"/>
+        <w:shd w:fill="F1F6FC"/>
+      </w:pPr>
+      <w:r>
+        <w:rPr>
+          <w:b w:val="0"/>
+        </w:rPr>
+        <w:t xml:space="preserve">Reason: A revealing test requires different predicted </w:t>
+      </w:r>
+      <w:r>
+        <w:rPr>
+          <w:b/>
+        </w:rPr>
+        <w:t>output</w:t>
+      </w:r>
+      <w:r>
+        <w:rPr>
+          <w:b w:val="0"/>
+        </w:rPr>
+        <w:t>s, not merely another recorded run.</w:t>
+      </w:r>
+    </w:p>
+    <w:p>
+      <w:pPr>
+        <w:pStyle w:val="Heading3"/>
+      </w:pPr>
+      <w:r>
         <w:t>Ask while showing the picture</w:t>
       </w:r>
     </w:p>
     <w:p>
-      <w:r>
-        <w:t>Cover the result. Ask learners to name the inputs and predict the next step. Uncover one step, connect the icon to the actual procedure, and explain its evidence. Then change the supplied condition and compare. The picture is a representation; it does not document execution of a real AI model.</w:t>
+      <w:pPr>
+        <w:pStyle w:val="Heading3"/>
+      </w:pPr>
+      <w:r>
+        <w:t>Ask while showing the picture · 2</w:t>
+      </w:r>
+    </w:p>
+    <w:p>
+      <w:pPr>
+        <w:spacing w:line="336" w:lineRule="auto" w:after="180"/>
+      </w:pPr>
+      <w:r>
+        <w:rPr>
+          <w:b w:val="0"/>
+        </w:rPr>
+        <w:t xml:space="preserve">Cover the result. Ask learners to name the </w:t>
+      </w:r>
+      <w:r>
+        <w:rPr>
+          <w:b/>
+        </w:rPr>
+        <w:t>input</w:t>
+      </w:r>
+      <w:r>
+        <w:rPr>
+          <w:b w:val="0"/>
+        </w:rPr>
+        <w:t xml:space="preserve">s and predict the next step. Uncover one step, connect the icon to the </w:t>
+      </w:r>
+      <w:r>
+        <w:rPr>
+          <w:b/>
+        </w:rPr>
+        <w:t>actual</w:t>
+      </w:r>
+      <w:r>
+        <w:rPr>
+          <w:b w:val="0"/>
+        </w:rPr>
+        <w:t xml:space="preserve"> procedure, and explain its </w:t>
+      </w:r>
+      <w:r>
+        <w:rPr>
+          <w:b/>
+        </w:rPr>
+        <w:t>evidence</w:t>
+      </w:r>
+      <w:r>
+        <w:rPr>
+          <w:b w:val="0"/>
+        </w:rPr>
+        <w:t>. Then change the supplied condition and compare.</w:t>
+      </w:r>
+    </w:p>
+    <w:p>
+      <w:pPr>
+        <w:spacing w:line="336" w:lineRule="auto" w:after="180"/>
+      </w:pPr>
+      <w:r>
+        <w:rPr>
+          <w:b w:val="0"/>
+        </w:rPr>
+        <w:t>The picture is a representation; it does not document execution of a real AI model.</w:t>
       </w:r>
     </w:p>
     <w:p>
@@ -1364,11 +2806,16 @@
       </w:r>
     </w:p>
     <w:p>
+      <w:r>
+        <w:t>Demonstrate Debug the Cause, reduce support deliberately and check individual reasoning before discussing answers.</w:t>
+      </w:r>
+    </w:p>
+    <w:p>
       <w:pPr>
         <w:pStyle w:val="Heading3"/>
       </w:pPr>
       <w:r>
-        <w:t>Demonstrate and guide practice</w:t>
+        <w:t>Board sequence</w:t>
       </w:r>
     </w:p>
     <w:p>
@@ -1376,26 +2823,90 @@
         <w:pStyle w:val="Heading3"/>
       </w:pPr>
       <w:r>
-        <w:t>Board sequence</w:t>
-      </w:r>
-    </w:p>
-    <w:p>
-      <w:r>
+        <w:t>1. Put the facts on the board</w:t>
+      </w:r>
+    </w:p>
+    <w:p>
+      <w:pPr>
+        <w:spacing w:line="336" w:lineRule="auto" w:after="180"/>
+        <w:shd w:fill="F4F9FC"/>
+      </w:pPr>
+      <w:r>
+        <w:rPr>
+          <w:b w:val="0"/>
+        </w:rPr>
         <w:t>Write the given facts: A robot should go from square one to square three. Its program is MOVE ONE, STOP.</w:t>
       </w:r>
     </w:p>
     <w:p>
-      <w:r>
+      <w:pPr>
+        <w:pStyle w:val="Heading3"/>
+      </w:pPr>
+      <w:r>
+        <w:t>2. State the decision to explain</w:t>
+      </w:r>
+    </w:p>
+    <w:p>
+      <w:pPr>
+        <w:spacing w:line="336" w:lineRule="auto" w:after="180"/>
+        <w:shd w:fill="F4F9FC"/>
+      </w:pPr>
+      <w:r>
+        <w:rPr>
+          <w:b w:val="0"/>
+        </w:rPr>
         <w:t>Write the question to explain: Find the cause and repair one thing.</w:t>
       </w:r>
     </w:p>
     <w:p>
-      <w:r>
-        <w:t>Reveal after predictions: It stops at square two because one move is missing. Add MOVE ONE before STOP and retest from the same start.</w:t>
-      </w:r>
-    </w:p>
-    <w:p>
-      <w:r>
+      <w:pPr>
+        <w:pStyle w:val="Heading3"/>
+      </w:pPr>
+      <w:r>
+        <w:t>3. Reveal the worked reasoning</w:t>
+      </w:r>
+    </w:p>
+    <w:p>
+      <w:pPr>
+        <w:spacing w:line="336" w:lineRule="auto" w:after="180"/>
+        <w:shd w:fill="F1F6FC"/>
+      </w:pPr>
+      <w:r>
+        <w:rPr>
+          <w:b w:val="0"/>
+        </w:rPr>
+        <w:t xml:space="preserve">Reveal after </w:t>
+      </w:r>
+      <w:r>
+        <w:rPr>
+          <w:b/>
+        </w:rPr>
+        <w:t>prediction</w:t>
+      </w:r>
+      <w:r>
+        <w:rPr>
+          <w:b w:val="0"/>
+        </w:rPr>
+        <w:t>s: It stops at square two because one move is missing. Add MOVE ONE before STOP and retest from the same start.</w:t>
+      </w:r>
+    </w:p>
+    <w:p>
+      <w:pPr>
+        <w:pStyle w:val="Heading3"/>
+      </w:pPr>
+      <w:r>
+        <w:t>Hold back the independent task</w:t>
+      </w:r>
+    </w:p>
+    <w:p>
+      <w:pPr>
+        <w:spacing w:line="336" w:lineRule="auto" w:after="180"/>
+        <w:shd w:fill="F5F1FB"/>
+      </w:pPr>
+      <w:r>
+        <w:rPr>
+          <w:b w:val="0"/>
+        </w:rPr>
         <w:t>Keep for an independent attempt: A sorting rule says blue goes left. A blue card goes right. The reader correctly reports blue, but the direction rule says blue goes right. Which part should you fix first?</w:t>
       </w:r>
     </w:p>
@@ -1408,23 +2919,89 @@
       </w:r>
     </w:p>
     <w:p>
-      <w:r>
+      <w:pPr>
+        <w:pStyle w:val="Heading3"/>
+      </w:pPr>
+      <w:r>
+        <w:t>Ask the class</w:t>
+      </w:r>
+    </w:p>
+    <w:p>
+      <w:pPr>
+        <w:spacing w:line="336" w:lineRule="auto" w:after="180"/>
+        <w:shd w:fill="F5F1FB"/>
+      </w:pPr>
+      <w:r>
+        <w:rPr>
+          <w:b w:val="0"/>
+        </w:rPr>
         <w:t>Ask: Which facts are given, and which would we have to assume? Learners mark relevant details before discussing answers.</w:t>
       </w:r>
     </w:p>
     <w:p>
-      <w:r>
+      <w:pPr>
+        <w:pStyle w:val="Heading3"/>
+      </w:pPr>
+      <w:r>
+        <w:t>Language to model</w:t>
+      </w:r>
+    </w:p>
+    <w:p>
+      <w:pPr>
+        <w:spacing w:line="336" w:lineRule="auto" w:after="180"/>
+        <w:shd w:fill="F1F6F8"/>
+      </w:pPr>
+      <w:r>
+        <w:rPr>
+          <w:b w:val="0"/>
+        </w:rPr>
         <w:t>Say: Predict first. Show the rule, information path or calculation that would produce the result. A correct guess is not yet an explanation.</w:t>
       </w:r>
     </w:p>
     <w:p>
-      <w:r>
-        <w:t>Reveal reasoning one step at a time. Explain why a tempting alternative fails. Write units and denominators for arithmetic, trace conditions for decisions, and identify supporting sources for claims.</w:t>
-      </w:r>
-    </w:p>
-    <w:p>
-      <w:r>
-        <w:t>In pairs, one learner solves while the other checks evidence; exchange roles. Remove the worked answer before independent assessment.</w:t>
+      <w:pPr>
+        <w:spacing w:line="336" w:lineRule="auto" w:after="180"/>
+      </w:pPr>
+      <w:r>
+        <w:rPr>
+          <w:b w:val="0"/>
+        </w:rPr>
+        <w:t xml:space="preserve">Reveal reasoning one step at a time. Explain why a tempting alternative fails. Write units and denominators for arithmetic, </w:t>
+      </w:r>
+      <w:r>
+        <w:rPr>
+          <w:b/>
+        </w:rPr>
+        <w:t>trace</w:t>
+      </w:r>
+      <w:r>
+        <w:rPr>
+          <w:b w:val="0"/>
+        </w:rPr>
+        <w:t xml:space="preserve"> conditions for decisions, and identify supporting sources for claims.</w:t>
+      </w:r>
+    </w:p>
+    <w:p>
+      <w:pPr>
+        <w:spacing w:line="336" w:lineRule="auto" w:after="180"/>
+      </w:pPr>
+      <w:r>
+        <w:rPr>
+          <w:b w:val="0"/>
+        </w:rPr>
+        <w:t xml:space="preserve">In pairs, one learner solves while the other checks </w:t>
+      </w:r>
+      <w:r>
+        <w:rPr>
+          <w:b/>
+        </w:rPr>
+        <w:t>evidence</w:t>
+      </w:r>
+      <w:r>
+        <w:rPr>
+          <w:b w:val="0"/>
+        </w:rPr>
+        <w:t>; exchange roles. Remove the worked answer before independent assessment.</w:t>
       </w:r>
     </w:p>
     <w:p>
@@ -1436,8 +3013,48 @@
       </w:r>
     </w:p>
     <w:p>
-      <w:r>
-        <w:t>Add 4 fits both reported results: from 4, 7 plus 4 minus 2 is 9; from 2, 5 plus 4 minus 2 is 7. Adding the original start predicts 5 on the second run and is inconsistent. Inspect the actual middle instruction. If it says add 4, restore double the current score and expect 12 from start 4 and 8 from start 2; also check start 5 gives 14. This distinguishes the proposed faults without claiming no other cause exists. Exit: start 7. Below 7 runs zero times and reports 7; at most 7 adds 2 once and reports 9.</w:t>
+      <w:pPr>
+        <w:spacing w:line="336" w:lineRule="auto" w:after="180"/>
+      </w:pPr>
+      <w:r>
+        <w:rPr>
+          <w:b w:val="0"/>
+        </w:rPr>
+        <w:t xml:space="preserve">Add 4 fits both reported results: from 4, 7 plus 4 minus 2 is 9; from 2, 5 plus 4 minus 2 is 7. Adding the original start predicts 5 on the second run and is inconsistent. Inspect the </w:t>
+      </w:r>
+      <w:r>
+        <w:rPr>
+          <w:b/>
+        </w:rPr>
+        <w:t>actual</w:t>
+      </w:r>
+      <w:r>
+        <w:rPr>
+          <w:b w:val="0"/>
+        </w:rPr>
+        <w:t xml:space="preserve"> middle instruction.</w:t>
+      </w:r>
+    </w:p>
+    <w:p>
+      <w:pPr>
+        <w:spacing w:line="336" w:lineRule="auto" w:after="180"/>
+      </w:pPr>
+      <w:r>
+        <w:rPr>
+          <w:b w:val="0"/>
+        </w:rPr>
+        <w:t>If it says add 4, restore double the current score and expect 12 from start 4 and 8 from start 2; also check start 5 gives 14. This distinguishes the proposed faults without claiming no other cause exists. Exit: start 7.</w:t>
+      </w:r>
+    </w:p>
+    <w:p>
+      <w:pPr>
+        <w:spacing w:line="336" w:lineRule="auto" w:after="180"/>
+      </w:pPr>
+      <w:r>
+        <w:rPr>
+          <w:b w:val="0"/>
+        </w:rPr>
+        <w:t>Below 7 runs zero times and reports 7; at most 7 adds 2 once and reports 9.</w:t>
       </w:r>
     </w:p>
     <w:p>
@@ -1669,41 +3286,167 @@
       </w:r>
     </w:p>
     <w:p>
-      <w:r>
-        <w:t>Completion task: In W1 the faulty middle step may add 3, or add the original starting value. Both explain 5 becoming 8 when the start is 3. Choose start 1 or start 3 for a revealing new test. Predict the final result under each explanation and under the intended procedure.</w:t>
-      </w:r>
-    </w:p>
-    <w:p>
-      <w:r>
-        <w:t>Teacher check: Choose start 1. After add 2 the value is 3. Adding 3 then subtracting 1 reports 5; adding original 1 then subtracting 1 reports 3. Doubling then subtracting 1 should report 5. This separates the two fault explanations, but a final 5 alone cannot separate add 3 from correct doubling on this input; retain the original failing start 3.</w:t>
-      </w:r>
-    </w:p>
-    <w:p>
-      <w:r>
-        <w:t>Start by identifying the given inputs together. Leave the intermediate steps blank. If needed, model one step, then withdraw that help on the next step. Move to a full trace only when the partial trace is understood. For partners, alternate explainer and checker; collect a response from every learner before discussion.</w:t>
-      </w:r>
-    </w:p>
-    <w:p>
       <w:pPr>
         <w:pStyle w:val="Heading3"/>
       </w:pPr>
       <w:r>
+        <w:t>Completion practice</w:t>
+      </w:r>
+    </w:p>
+    <w:p>
+      <w:pPr>
+        <w:spacing w:line="336" w:lineRule="auto" w:after="180"/>
+        <w:shd w:fill="F5F1FB"/>
+      </w:pPr>
+      <w:r>
+        <w:rPr>
+          <w:b w:val="0"/>
+        </w:rPr>
+        <w:t>Completion task: In W1 the faulty middle step may add 3, or add the original starting value. Both explain 5 becoming 8 when the start is 3. Choose start 1 or start 3 for a revealing new test.</w:t>
+      </w:r>
+    </w:p>
+    <w:p>
+      <w:pPr>
+        <w:spacing w:line="336" w:lineRule="auto" w:after="180"/>
+        <w:shd w:fill="F5F1FB"/>
+      </w:pPr>
+      <w:r>
+        <w:rPr>
+          <w:b w:val="0"/>
+        </w:rPr>
+        <w:t>Predict the final result under each explanation and under the intended procedure.</w:t>
+      </w:r>
+    </w:p>
+    <w:p>
+      <w:pPr>
+        <w:pStyle w:val="Heading3"/>
+      </w:pPr>
+      <w:r>
+        <w:t>Reasoning to listen for</w:t>
+      </w:r>
+    </w:p>
+    <w:p>
+      <w:pPr>
+        <w:spacing w:line="336" w:lineRule="auto" w:after="180"/>
+        <w:shd w:fill="F1F6FC"/>
+      </w:pPr>
+      <w:r>
+        <w:rPr>
+          <w:b w:val="0"/>
+        </w:rPr>
+        <w:t>Teacher check: Choose start 1. After add 2 the value is 3. Adding 3 then subtracting 1 reports 5; adding original 1 then subtracting 1 reports 3. Doubling then subtracting 1 should report 5.</w:t>
+      </w:r>
+    </w:p>
+    <w:p>
+      <w:pPr>
+        <w:spacing w:line="336" w:lineRule="auto" w:after="180"/>
+        <w:shd w:fill="F1F6FC"/>
+      </w:pPr>
+      <w:r>
+        <w:rPr>
+          <w:b w:val="0"/>
+        </w:rPr>
+        <w:t xml:space="preserve">This separates the two fault explanations, but a final 5 alone cannot separate add 3 from correct doubling on this </w:t>
+      </w:r>
+      <w:r>
+        <w:rPr>
+          <w:b/>
+        </w:rPr>
+        <w:t>input</w:t>
+      </w:r>
+      <w:r>
+        <w:rPr>
+          <w:b w:val="0"/>
+        </w:rPr>
+        <w:t>; retain the original failing start 3.</w:t>
+      </w:r>
+    </w:p>
+    <w:p>
+      <w:pPr>
+        <w:spacing w:line="336" w:lineRule="auto" w:after="180"/>
+      </w:pPr>
+      <w:r>
+        <w:rPr>
+          <w:b w:val="0"/>
+        </w:rPr>
+        <w:t xml:space="preserve">Start by identifying the given </w:t>
+      </w:r>
+      <w:r>
+        <w:rPr>
+          <w:b/>
+        </w:rPr>
+        <w:t>input</w:t>
+      </w:r>
+      <w:r>
+        <w:rPr>
+          <w:b w:val="0"/>
+        </w:rPr>
+        <w:t xml:space="preserve">s together. Leave the intermediate steps blank. If needed, model one step, then withdraw that help on the next step. Move to a full </w:t>
+      </w:r>
+      <w:r>
+        <w:rPr>
+          <w:b/>
+        </w:rPr>
+        <w:t>trace</w:t>
+      </w:r>
+      <w:r>
+        <w:rPr>
+          <w:b w:val="0"/>
+        </w:rPr>
+        <w:t xml:space="preserve"> only when the partial </w:t>
+      </w:r>
+      <w:r>
+        <w:rPr>
+          <w:b/>
+        </w:rPr>
+        <w:t>trace</w:t>
+      </w:r>
+      <w:r>
+        <w:rPr>
+          <w:b w:val="0"/>
+        </w:rPr>
+        <w:t xml:space="preserve"> is understood.</w:t>
+      </w:r>
+    </w:p>
+    <w:p>
+      <w:pPr>
+        <w:spacing w:line="336" w:lineRule="auto" w:after="180"/>
+      </w:pPr>
+      <w:r>
+        <w:rPr>
+          <w:b w:val="0"/>
+        </w:rPr>
+        <w:t>For partners, alternate explainer and checker; collect a response from every learner before discussion.</w:t>
+      </w:r>
+    </w:p>
+    <w:p>
+      <w:pPr>
+        <w:pStyle w:val="Heading3"/>
+      </w:pPr>
+      <w:r>
         <w:t>Individual reasoning check</w:t>
       </w:r>
     </w:p>
     <w:p>
-      <w:r>
-        <w:t>Use the worked case for Debugging with revealing tests. Proposed explanation: “The last wrong number locates the fault”. Decide whether this explanation is supported. Point to the step or supplied fact that decides; explain your repair if needed.</w:t>
-      </w:r>
-    </w:p>
-    <w:p>
-      <w:r>
-        <w:t>Expected correction: Compare every aligned checkpoint; an early mismatch can cause several later wrong values.</w:t>
-      </w:r>
-    </w:p>
-    <w:p>
-      <w:r>
-        <w:t>Collect explanations, not only yes/no votes. If a misunderstanding is common, re-model the relevant step for the class. If it affects a few learners, give a short targeted group explanation while others solve a more demanding variation.</w:t>
+      <w:pPr>
+        <w:spacing w:line="336" w:lineRule="auto" w:after="180"/>
+      </w:pPr>
+      <w:r>
+        <w:rPr>
+          <w:b w:val="0"/>
+        </w:rPr>
+        <w:t>Use the worked case for Debugging with revealing tests. Proposed explanation: “The last wrong number locates the fault”. Decide whether this explanation is supported.</w:t>
+      </w:r>
+    </w:p>
+    <w:p>
+      <w:pPr>
+        <w:spacing w:line="336" w:lineRule="auto" w:after="180"/>
+      </w:pPr>
+      <w:r>
+        <w:rPr>
+          <w:b w:val="0"/>
+        </w:rPr>
+        <w:t>Point to the step or supplied fact that decides; explain your repair if needed.</w:t>
       </w:r>
     </w:p>
     <w:p>
@@ -1711,12 +3454,102 @@
         <w:pStyle w:val="Heading3"/>
       </w:pPr>
       <w:r>
+        <w:t>Expected repair</w:t>
+      </w:r>
+    </w:p>
+    <w:p>
+      <w:pPr>
+        <w:spacing w:line="336" w:lineRule="auto" w:after="180"/>
+        <w:shd w:fill="F1F6FC"/>
+      </w:pPr>
+      <w:r>
+        <w:rPr>
+          <w:b/>
+        </w:rPr>
+        <w:t>Expected</w:t>
+      </w:r>
+      <w:r>
+        <w:rPr>
+          <w:b w:val="0"/>
+        </w:rPr>
+        <w:t xml:space="preserve"> correction: Compare every aligned checkpoint; an early mismatch can cause several later wrong values.</w:t>
+      </w:r>
+    </w:p>
+    <w:p>
+      <w:pPr>
+        <w:spacing w:line="336" w:lineRule="auto" w:after="180"/>
+      </w:pPr>
+      <w:r>
+        <w:rPr>
+          <w:b w:val="0"/>
+        </w:rPr>
+        <w:t>Collect explanations, not only yes/no votes. If a misunderstanding is common, re-model the relevant step for the class.</w:t>
+      </w:r>
+    </w:p>
+    <w:p>
+      <w:pPr>
+        <w:spacing w:line="336" w:lineRule="auto" w:after="180"/>
+      </w:pPr>
+      <w:r>
+        <w:rPr>
+          <w:b w:val="0"/>
+        </w:rPr>
+        <w:t>If it affects a few learners, give a short targeted group explanation while others solve a more demanding variation.</w:t>
+      </w:r>
+    </w:p>
+    <w:p>
+      <w:pPr>
+        <w:pStyle w:val="Heading3"/>
+      </w:pPr>
+      <w:r>
         <w:t>Pictorial practice question</w:t>
       </w:r>
     </w:p>
     <w:p>
-      <w:r>
-        <w:t>Propose input 0 and give both predicted outputs without inventing an observed result.</w:t>
+      <w:pPr>
+        <w:spacing w:line="336" w:lineRule="auto" w:after="180"/>
+      </w:pPr>
+      <w:r>
+        <w:rPr>
+          <w:b w:val="0"/>
+        </w:rPr>
+        <w:t xml:space="preserve">Propose </w:t>
+      </w:r>
+      <w:r>
+        <w:rPr>
+          <w:b/>
+        </w:rPr>
+        <w:t>input</w:t>
+      </w:r>
+      <w:r>
+        <w:rPr>
+          <w:b w:val="0"/>
+        </w:rPr>
+        <w:t xml:space="preserve"> 0 and give both predicted </w:t>
+      </w:r>
+      <w:r>
+        <w:rPr>
+          <w:b/>
+        </w:rPr>
+        <w:t>output</w:t>
+      </w:r>
+      <w:r>
+        <w:rPr>
+          <w:b w:val="0"/>
+        </w:rPr>
+        <w:t xml:space="preserve">s without inventing an </w:t>
+      </w:r>
+      <w:r>
+        <w:rPr>
+          <w:b/>
+        </w:rPr>
+        <w:t>observed result</w:t>
+      </w:r>
+      <w:r>
+        <w:rPr>
+          <w:b w:val="0"/>
+        </w:rPr>
+        <w:t>.</w:t>
       </w:r>
     </w:p>
     <w:p>
@@ -1728,18 +3561,96 @@
       </w:r>
     </w:p>
     <w:p>
-      <w:r>
-        <w:t>Add-6 predicts 6; doubling predicts 0. No actual result has been supplied for input 0.</w:t>
-      </w:r>
-    </w:p>
-    <w:p>
-      <w:r>
-        <w:t>Changed-case reasoning: Both hypotheses predict 12; the test remains inconclusive. A revealing test requires different predicted outputs, not merely another recorded run.</w:t>
-      </w:r>
-    </w:p>
-    <w:p>
-      <w:r>
-        <w:t>Collect each learner’s explanation before discussion. Use the first missing connection between input, deciding step and result to choose support. This question is worked-case practice, not fresh mastery evidence.</w:t>
+      <w:pPr>
+        <w:spacing w:line="336" w:lineRule="auto" w:after="180"/>
+      </w:pPr>
+      <w:r>
+        <w:rPr>
+          <w:b w:val="0"/>
+        </w:rPr>
+        <w:t xml:space="preserve">Add-6 predicts 6; doubling predicts 0. No </w:t>
+      </w:r>
+      <w:r>
+        <w:rPr>
+          <w:b/>
+        </w:rPr>
+        <w:t>actual</w:t>
+      </w:r>
+      <w:r>
+        <w:rPr>
+          <w:b w:val="0"/>
+        </w:rPr>
+        <w:t xml:space="preserve"> result has been supplied for </w:t>
+      </w:r>
+      <w:r>
+        <w:rPr>
+          <w:b/>
+        </w:rPr>
+        <w:t>input</w:t>
+      </w:r>
+      <w:r>
+        <w:rPr>
+          <w:b w:val="0"/>
+        </w:rPr>
+        <w:t xml:space="preserve"> 0.</w:t>
+      </w:r>
+    </w:p>
+    <w:p>
+      <w:pPr>
+        <w:spacing w:line="336" w:lineRule="auto" w:after="180"/>
+      </w:pPr>
+      <w:r>
+        <w:rPr>
+          <w:b w:val="0"/>
+        </w:rPr>
+        <w:t xml:space="preserve">Changed-case reasoning: Both hypotheses predict 12; the test remains inconclusive. A revealing test requires different predicted </w:t>
+      </w:r>
+      <w:r>
+        <w:rPr>
+          <w:b/>
+        </w:rPr>
+        <w:t>output</w:t>
+      </w:r>
+      <w:r>
+        <w:rPr>
+          <w:b w:val="0"/>
+        </w:rPr>
+        <w:t>s, not merely another recorded run.</w:t>
+      </w:r>
+    </w:p>
+    <w:p>
+      <w:pPr>
+        <w:spacing w:line="336" w:lineRule="auto" w:after="180"/>
+      </w:pPr>
+      <w:r>
+        <w:rPr>
+          <w:b w:val="0"/>
+        </w:rPr>
+        <w:t xml:space="preserve">Collect each learner’s explanation before discussion. Use the first missing connection between </w:t>
+      </w:r>
+      <w:r>
+        <w:rPr>
+          <w:b/>
+        </w:rPr>
+        <w:t>input</w:t>
+      </w:r>
+      <w:r>
+        <w:rPr>
+          <w:b w:val="0"/>
+        </w:rPr>
+        <w:t xml:space="preserve">, deciding step and result to choose support. This question is worked-case practice, not fresh mastery </w:t>
+      </w:r>
+      <w:r>
+        <w:rPr>
+          <w:b/>
+        </w:rPr>
+        <w:t>evidence</w:t>
+      </w:r>
+      <w:r>
+        <w:rPr>
+          <w:b w:val="0"/>
+        </w:rPr>
+        <w:t>.</w:t>
       </w:r>
     </w:p>
     <w:p>
@@ -1751,45 +3662,174 @@
       </w:r>
     </w:p>
     <w:p>
+      <w:r>
+        <w:t>Run the Debug the Cause investigation and use the first unsupported step to choose a teaching response.</w:t>
+      </w:r>
+    </w:p>
+    <w:p>
+      <w:pPr>
+        <w:spacing w:line="336" w:lineRule="auto" w:after="180"/>
+      </w:pPr>
+      <w:r>
+        <w:rPr>
+          <w:b w:val="0"/>
+        </w:rPr>
+        <w:t xml:space="preserve">Predict first, test honestly, and explain what the </w:t>
+      </w:r>
+      <w:r>
+        <w:rPr>
+          <w:b/>
+        </w:rPr>
+        <w:t>evidence</w:t>
+      </w:r>
+      <w:r>
+        <w:rPr>
+          <w:b w:val="0"/>
+        </w:rPr>
+        <w:t xml:space="preserve"> means.</w:t>
+      </w:r>
+    </w:p>
+    <w:p>
       <w:pPr>
         <w:pStyle w:val="Heading3"/>
       </w:pPr>
       <w:r>
-        <w:t>Run the weekly evidence lab</w:t>
-      </w:r>
-    </w:p>
-    <w:p>
-      <w:r>
-        <w:t>Predict first, test honestly, and explain what the evidence means.</w:t>
-      </w:r>
-    </w:p>
-    <w:p>
-      <w:r>
-        <w:t>State your prediction before the result is known.</w:t>
-      </w:r>
-    </w:p>
-    <w:p>
-      <w:r>
+        <w:t>1. Predict</w:t>
+      </w:r>
+    </w:p>
+    <w:p>
+      <w:pPr>
+        <w:spacing w:line="336" w:lineRule="auto" w:after="180"/>
+        <w:shd w:fill="F4F9FC"/>
+      </w:pPr>
+      <w:r>
+        <w:rPr>
+          <w:b w:val="0"/>
+        </w:rPr>
+        <w:t xml:space="preserve">State your </w:t>
+      </w:r>
+      <w:r>
+        <w:rPr>
+          <w:b/>
+        </w:rPr>
+        <w:t>prediction</w:t>
+      </w:r>
+      <w:r>
+        <w:rPr>
+          <w:b w:val="0"/>
+        </w:rPr>
+        <w:t xml:space="preserve"> before the result is known.</w:t>
+      </w:r>
+    </w:p>
+    <w:p>
+      <w:pPr>
+        <w:pStyle w:val="Heading3"/>
+      </w:pPr>
+      <w:r>
+        <w:t>2. Investigate</w:t>
+      </w:r>
+    </w:p>
+    <w:p>
+      <w:pPr>
+        <w:spacing w:line="336" w:lineRule="auto" w:after="180"/>
+        <w:shd w:fill="F4F9FC"/>
+      </w:pPr>
+      <w:r>
+        <w:rPr>
+          <w:b w:val="0"/>
+        </w:rPr>
         <w:t>Complete the task: Repair a maze algorithm and explain the exact failure.</w:t>
       </w:r>
     </w:p>
     <w:p>
-      <w:r>
+      <w:pPr>
+        <w:pStyle w:val="Heading3"/>
+      </w:pPr>
+      <w:r>
+        <w:t>3. Compare cases</w:t>
+      </w:r>
+    </w:p>
+    <w:p>
+      <w:pPr>
+        <w:spacing w:line="336" w:lineRule="auto" w:after="180"/>
+        <w:shd w:fill="F4F9FC"/>
+      </w:pPr>
+      <w:r>
+        <w:rPr>
+          <w:b w:val="0"/>
+        </w:rPr>
         <w:t>Keep a normal case and an edge case clearly separated.</w:t>
       </w:r>
     </w:p>
     <w:p>
-      <w:r>
-        <w:t>Record what happened—even when it does not match your prediction.</w:t>
-      </w:r>
-    </w:p>
-    <w:p>
-      <w:r>
+      <w:pPr>
+        <w:pStyle w:val="Heading3"/>
+      </w:pPr>
+      <w:r>
+        <w:t>4. Record honestly</w:t>
+      </w:r>
+    </w:p>
+    <w:p>
+      <w:pPr>
+        <w:spacing w:line="336" w:lineRule="auto" w:after="180"/>
+        <w:shd w:fill="F4F9FC"/>
+      </w:pPr>
+      <w:r>
+        <w:rPr>
+          <w:b w:val="0"/>
+        </w:rPr>
+        <w:t xml:space="preserve">Record what happened—even when it does not match your </w:t>
+      </w:r>
+      <w:r>
+        <w:rPr>
+          <w:b/>
+        </w:rPr>
+        <w:t>prediction</w:t>
+      </w:r>
+      <w:r>
+        <w:rPr>
+          <w:b w:val="0"/>
+        </w:rPr>
+        <w:t>.</w:t>
+      </w:r>
+    </w:p>
+    <w:p>
+      <w:pPr>
+        <w:pStyle w:val="Heading3"/>
+      </w:pPr>
+      <w:r>
+        <w:t>5. Explain and plan the next test</w:t>
+      </w:r>
+    </w:p>
+    <w:p>
+      <w:pPr>
+        <w:spacing w:line="336" w:lineRule="auto" w:after="180"/>
+        <w:shd w:fill="F4F9FC"/>
+      </w:pPr>
+      <w:r>
+        <w:rPr>
+          <w:b w:val="0"/>
+        </w:rPr>
         <w:t>Explain the result, one limitation, and the next useful test.</w:t>
       </w:r>
     </w:p>
     <w:p>
-      <w:r>
+      <w:pPr>
+        <w:pStyle w:val="Heading3"/>
+      </w:pPr>
+      <w:r>
+        <w:t>Use a fresh case after support</w:t>
+      </w:r>
+    </w:p>
+    <w:p>
+      <w:pPr>
+        <w:spacing w:line="336" w:lineRule="auto" w:after="180"/>
+        <w:shd w:fill="FFF5E6"/>
+      </w:pPr>
+      <w:r>
+        <w:rPr>
+          <w:b w:val="0"/>
+        </w:rPr>
         <w:t>INDEPENDENCE After support is removed, repeat the proof with a fresh case.</w:t>
       </w:r>
     </w:p>
@@ -1802,8 +3842,37 @@
       </w:r>
     </w:p>
     <w:p>
-      <w:r>
-        <w:t>Use the concrete case as the shared normal case and the independent question as a second case. Each pair creates a boundary or missing-information case and predicts its result before testing. Keep the expected result separate from an observed mistake.</w:t>
+      <w:pPr>
+        <w:spacing w:line="336" w:lineRule="auto" w:after="180"/>
+      </w:pPr>
+      <w:r>
+        <w:rPr>
+          <w:b w:val="0"/>
+        </w:rPr>
+        <w:t>Use the concrete case as the shared normal case and the independent question as a second case. Each pair creates a boundary or missing-information case and predicts its result before testing.</w:t>
+      </w:r>
+    </w:p>
+    <w:p>
+      <w:pPr>
+        <w:spacing w:line="336" w:lineRule="auto" w:after="180"/>
+      </w:pPr>
+      <w:r>
+        <w:rPr>
+          <w:b w:val="0"/>
+        </w:rPr>
+        <w:t xml:space="preserve">Keep the </w:t>
+      </w:r>
+      <w:r>
+        <w:rPr>
+          <w:b/>
+        </w:rPr>
+        <w:t>expected result</w:t>
+      </w:r>
+      <w:r>
+        <w:rPr>
+          <w:b w:val="0"/>
+        </w:rPr>
+        <w:t xml:space="preserve"> separate from an observed mistake.</w:t>
       </w:r>
     </w:p>
     <w:tbl>
@@ -1961,13 +4030,57 @@
       </w:r>
     </w:p>
     <w:p>
-      <w:r>
+      <w:pPr>
+        <w:pStyle w:val="Heading3"/>
+      </w:pPr>
+      <w:r>
+        <w:t>Find the unsupported claim</w:t>
+      </w:r>
+    </w:p>
+    <w:p>
+      <w:pPr>
+        <w:spacing w:line="336" w:lineRule="auto" w:after="180"/>
+        <w:shd w:fill="F5F1FB"/>
+      </w:pPr>
+      <w:r>
+        <w:rPr>
+          <w:b w:val="0"/>
+        </w:rPr>
         <w:t>CLAIM TO REPAIR Changing every part is the best way to find a cause.</w:t>
       </w:r>
     </w:p>
     <w:p>
-      <w:r>
-        <w:t>For guessing, return to given facts and request a trace. For vocabulary without application, use one example and one non-example. For arithmetic errors, check the setup before the calculation. Finish with a different uncoached case before recording mastery.</w:t>
+      <w:pPr>
+        <w:spacing w:line="336" w:lineRule="auto" w:after="180"/>
+      </w:pPr>
+      <w:r>
+        <w:rPr>
+          <w:b w:val="0"/>
+        </w:rPr>
+        <w:t xml:space="preserve">For guessing, return to given facts and request a </w:t>
+      </w:r>
+      <w:r>
+        <w:rPr>
+          <w:b/>
+        </w:rPr>
+        <w:t>trace</w:t>
+      </w:r>
+      <w:r>
+        <w:rPr>
+          <w:b w:val="0"/>
+        </w:rPr>
+        <w:t>. For vocabulary without application, use one example and one non-example. For arithmetic errors, check the setup before the calculation.</w:t>
+      </w:r>
+    </w:p>
+    <w:p>
+      <w:pPr>
+        <w:spacing w:line="336" w:lineRule="auto" w:after="180"/>
+      </w:pPr>
+      <w:r>
+        <w:rPr>
+          <w:b w:val="0"/>
+        </w:rPr>
+        <w:t>Finish with a different uncoached case before recording mastery.</w:t>
       </w:r>
     </w:p>
     <w:p>
@@ -1979,23 +4092,125 @@
       </w:r>
     </w:p>
     <w:p>
-      <w:r>
+      <w:pPr>
+        <w:spacing w:line="336" w:lineRule="auto" w:after="180"/>
+      </w:pPr>
+      <w:r>
+        <w:rPr>
+          <w:b w:val="0"/>
+        </w:rPr>
         <w:t>The last wrong number locates the fault: Compare every aligned checkpoint; an early mismatch can cause several later wrong values.</w:t>
       </w:r>
     </w:p>
     <w:p>
-      <w:r>
-        <w:t>One revealing test proves the only possible cause: List the explanations actually compared. A different, untested fault may make the same prediction.</w:t>
-      </w:r>
-    </w:p>
-    <w:p>
-      <w:r>
-        <w:t>A correct answer on one input proves the repair: Use the constant-report example and rerun original failing and previously passing cases.</w:t>
-      </w:r>
-    </w:p>
-    <w:p>
-      <w:r>
-        <w:t>Expected results should follow observed results: Calculate expectations from the specification first. Clarify genuine specification changes explicitly rather than hiding a failure.</w:t>
+      <w:pPr>
+        <w:spacing w:line="336" w:lineRule="auto" w:after="180"/>
+      </w:pPr>
+      <w:r>
+        <w:rPr>
+          <w:b w:val="0"/>
+        </w:rPr>
+        <w:t xml:space="preserve">One revealing test proves the only possible cause: List the explanations </w:t>
+      </w:r>
+      <w:r>
+        <w:rPr>
+          <w:b/>
+        </w:rPr>
+        <w:t>actual</w:t>
+      </w:r>
+      <w:r>
+        <w:rPr>
+          <w:b w:val="0"/>
+        </w:rPr>
+        <w:t xml:space="preserve">ly compared. A different, untested fault may make the same </w:t>
+      </w:r>
+      <w:r>
+        <w:rPr>
+          <w:b/>
+        </w:rPr>
+        <w:t>prediction</w:t>
+      </w:r>
+      <w:r>
+        <w:rPr>
+          <w:b w:val="0"/>
+        </w:rPr>
+        <w:t>.</w:t>
+      </w:r>
+    </w:p>
+    <w:p>
+      <w:pPr>
+        <w:spacing w:line="336" w:lineRule="auto" w:after="180"/>
+      </w:pPr>
+      <w:r>
+        <w:rPr>
+          <w:b w:val="0"/>
+        </w:rPr>
+        <w:t xml:space="preserve">A correct answer on one </w:t>
+      </w:r>
+      <w:r>
+        <w:rPr>
+          <w:b/>
+        </w:rPr>
+        <w:t>input</w:t>
+      </w:r>
+      <w:r>
+        <w:rPr>
+          <w:b w:val="0"/>
+        </w:rPr>
+        <w:t xml:space="preserve"> proves the repair: Use the constant-report example and rerun original failing and previously passing cases.</w:t>
+      </w:r>
+    </w:p>
+    <w:p>
+      <w:pPr>
+        <w:spacing w:line="336" w:lineRule="auto" w:after="180"/>
+      </w:pPr>
+      <w:r>
+        <w:rPr>
+          <w:b/>
+        </w:rPr>
+        <w:t>Expected result</w:t>
+      </w:r>
+      <w:r>
+        <w:rPr>
+          <w:b w:val="0"/>
+        </w:rPr>
+        <w:t xml:space="preserve">s should follow </w:t>
+      </w:r>
+      <w:r>
+        <w:rPr>
+          <w:b/>
+        </w:rPr>
+        <w:t>observed result</w:t>
+      </w:r>
+      <w:r>
+        <w:rPr>
+          <w:b w:val="0"/>
+        </w:rPr>
+        <w:t xml:space="preserve">s: Calculate expectations from the </w:t>
+      </w:r>
+      <w:r>
+        <w:rPr>
+          <w:b/>
+        </w:rPr>
+        <w:t>specification</w:t>
+      </w:r>
+      <w:r>
+        <w:rPr>
+          <w:b w:val="0"/>
+        </w:rPr>
+        <w:t xml:space="preserve"> first. Clarify genuine </w:t>
+      </w:r>
+      <w:r>
+        <w:rPr>
+          <w:b/>
+        </w:rPr>
+        <w:t>specification</w:t>
+      </w:r>
+      <w:r>
+        <w:rPr>
+          <w:b w:val="0"/>
+        </w:rPr>
+        <w:t xml:space="preserve"> changes explicitly rather than hiding a failure.</w:t>
       </w:r>
     </w:p>
     <w:p>
@@ -2153,8 +4368,25 @@
       </w:tr>
     </w:tbl>
     <w:p>
-      <w:r>
-        <w:t>Offer an oral explanation, drawing, enlarged visual or fewer examples when that removes a reading/writing barrier. Keep the same reasoning goal. Stretch secure learners by changing a boundary or assumption and asking them to defend the effect, not simply by assigning more of the same questions.</w:t>
+      <w:pPr>
+        <w:spacing w:line="336" w:lineRule="auto" w:after="180"/>
+      </w:pPr>
+      <w:r>
+        <w:rPr>
+          <w:b w:val="0"/>
+        </w:rPr>
+        <w:t>Offer an oral explanation, drawing, enlarged visual or fewer examples when that removes a reading/writing barrier. Keep the same reasoning goal.</w:t>
+      </w:r>
+    </w:p>
+    <w:p>
+      <w:pPr>
+        <w:spacing w:line="336" w:lineRule="auto" w:after="180"/>
+      </w:pPr>
+      <w:r>
+        <w:rPr>
+          <w:b w:val="0"/>
+        </w:rPr>
+        <w:t>Stretch secure learners by changing a boundary or assumption and asking them to defend the effect, not simply by assigning more of the same questions.</w:t>
       </w:r>
     </w:p>
     <w:p>
@@ -2166,11 +4398,16 @@
       </w:r>
     </w:p>
     <w:p>
+      <w:r>
+        <w:t>Use the Debug the Cause questions, teacher keys and criteria after the relevant attempts. Previously discussed cases are practice; protect the separately selected independent task.</w:t>
+      </w:r>
+    </w:p>
+    <w:p>
       <w:pPr>
         <w:pStyle w:val="Heading3"/>
       </w:pPr>
       <w:r>
-        <w:t>Assess and explain the answers</w:t>
+        <w:t>Worked case answer</w:t>
       </w:r>
     </w:p>
     <w:p>
@@ -2178,11 +4415,18 @@
         <w:pStyle w:val="Heading3"/>
       </w:pPr>
       <w:r>
-        <w:t>Worked case answer</w:t>
-      </w:r>
-    </w:p>
-    <w:p>
-      <w:r>
+        <w:t>Teacher key · Worked case answer</w:t>
+      </w:r>
+    </w:p>
+    <w:p>
+      <w:pPr>
+        <w:spacing w:line="336" w:lineRule="auto" w:after="180"/>
+        <w:shd w:fill="F1F6FC"/>
+      </w:pPr>
+      <w:r>
+        <w:rPr>
+          <w:b w:val="0"/>
+        </w:rPr>
         <w:t>It stops at square two because one move is missing. Add MOVE ONE before STOP and retest from the same start.</w:t>
       </w:r>
     </w:p>
@@ -2195,7 +4439,22 @@
       </w:r>
     </w:p>
     <w:p>
-      <w:r>
+      <w:pPr>
+        <w:pStyle w:val="Heading3"/>
+      </w:pPr>
+      <w:r>
+        <w:t>Independent question · withhold the key</w:t>
+      </w:r>
+    </w:p>
+    <w:p>
+      <w:pPr>
+        <w:spacing w:line="336" w:lineRule="auto" w:after="180"/>
+        <w:shd w:fill="F5F1FB"/>
+      </w:pPr>
+      <w:r>
+        <w:rPr>
+          <w:b w:val="0"/>
+        </w:rPr>
         <w:t>A sorting rule says blue goes left. A blue card goes right. The reader correctly reports blue, but the direction rule says blue goes right. Which part should you fix first?</w:t>
       </w:r>
     </w:p>
@@ -2208,7 +4467,22 @@
       </w:r>
     </w:p>
     <w:p>
-      <w:r>
+      <w:pPr>
+        <w:pStyle w:val="Heading3"/>
+      </w:pPr>
+      <w:r>
+        <w:t>Teacher key · Expected independent answer</w:t>
+      </w:r>
+    </w:p>
+    <w:p>
+      <w:pPr>
+        <w:spacing w:line="336" w:lineRule="auto" w:after="180"/>
+        <w:shd w:fill="F1F6FC"/>
+      </w:pPr>
+      <w:r>
+        <w:rPr>
+          <w:b w:val="0"/>
+        </w:rPr>
         <w:t>Fix the direction rule, because the colour reading is already correct and the written mapping contradicts the intended behaviour. Retest the same blue card after the change.</w:t>
       </w:r>
     </w:p>
@@ -2447,8 +4721,25 @@
       </w:tr>
     </w:tbl>
     <w:p>
-      <w:r>
-        <w:t>Use 6/8 as a classroom checkpoint, with 2 required for both Result and Reasoning. This is a proposed teaching rule, not a validated certification threshold. Do not count a coached answer as independent mastery; correct unsafe or unsupported claims regardless of total.</w:t>
+      <w:pPr>
+        <w:spacing w:line="336" w:lineRule="auto" w:after="180"/>
+      </w:pPr>
+      <w:r>
+        <w:rPr>
+          <w:b w:val="0"/>
+        </w:rPr>
+        <w:t>Use 6/8 as a classroom checkpoint, with 2 required for both Result and Reasoning. This is a proposed teaching rule, not a validated certification threshold.</w:t>
+      </w:r>
+    </w:p>
+    <w:p>
+      <w:pPr>
+        <w:spacing w:line="336" w:lineRule="auto" w:after="180"/>
+      </w:pPr>
+      <w:r>
+        <w:rPr>
+          <w:b w:val="0"/>
+        </w:rPr>
+        <w:t>Do not count a coached answer as independent mastery; correct unsafe or unsupported claims regardless of total.</w:t>
       </w:r>
     </w:p>
     <w:p>
@@ -2460,8 +4751,26 @@
       </w:r>
     </w:p>
     <w:p>
-      <w:r>
-        <w:t>Ask the learner to find the evidence that challenges this claim: “Changing every part is the best way to find a cause.” Keep the first attempt and an uncoached retry separate.</w:t>
+      <w:pPr>
+        <w:spacing w:line="336" w:lineRule="auto" w:after="180"/>
+      </w:pPr>
+      <w:r>
+        <w:rPr>
+          <w:b w:val="0"/>
+        </w:rPr>
+        <w:t xml:space="preserve">Ask the learner to find the </w:t>
+      </w:r>
+      <w:r>
+        <w:rPr>
+          <w:b/>
+        </w:rPr>
+        <w:t>evidence</w:t>
+      </w:r>
+      <w:r>
+        <w:rPr>
+          <w:b w:val="0"/>
+        </w:rPr>
+        <w:t xml:space="preserve"> that challenges this claim: “Changing every part is the best way to find a cause.” Keep the first attempt and an uncoached retry separate.</w:t>
       </w:r>
     </w:p>
     <w:p>
@@ -2473,15 +4782,42 @@
       </w:r>
     </w:p>
     <w:p>
-      <w:r>
-        <w:t>Repeat three times, then stop. From start 0 the result must be 3; from start 2 it must be 5 if the requirement is to move three squares. Changing the target hides the bug. Distinguish a fixed destination from a fixed travel distance before choosing the second test.</w:t>
-      </w:r>
-    </w:p>
-    <w:p>
       <w:pPr>
         <w:pStyle w:val="Heading3"/>
       </w:pPr>
       <w:r>
+        <w:t>Teacher key · Original transfer answer</w:t>
+      </w:r>
+    </w:p>
+    <w:p>
+      <w:pPr>
+        <w:spacing w:line="336" w:lineRule="auto" w:after="180"/>
+        <w:shd w:fill="F1F6FC"/>
+      </w:pPr>
+      <w:r>
+        <w:rPr>
+          <w:b w:val="0"/>
+        </w:rPr>
+        <w:t>Repeat three times, then stop. From start 0 the result must be 3; from start 2 it must be 5 if the requirement is to move three squares. Changing the target hides the bug.</w:t>
+      </w:r>
+    </w:p>
+    <w:p>
+      <w:pPr>
+        <w:spacing w:line="336" w:lineRule="auto" w:after="180"/>
+        <w:shd w:fill="F1F6FC"/>
+      </w:pPr>
+      <w:r>
+        <w:rPr>
+          <w:b w:val="0"/>
+        </w:rPr>
+        <w:t>Distinguish a fixed destination from a fixed travel distance before choosing the second test.</w:t>
+      </w:r>
+    </w:p>
+    <w:p>
+      <w:pPr>
+        <w:pStyle w:val="Heading3"/>
+      </w:pPr>
+      <w:r>
         <w:t>Explanations for the additional workbook examples</w:t>
       </w:r>
     </w:p>
@@ -2494,111 +4830,741 @@
       </w:r>
     </w:p>
     <w:p>
-      <w:r>
-        <w:t>A procedure must add 2, double the updated value, then subtract 1. Starting at 3, an observed trace is 3, 5, 8, 7. Write the expected trace, identify the first difference and explain why the final subtraction is not necessarily a separate fault.</w:t>
-      </w:r>
-    </w:p>
-    <w:p>
-      <w:r>
-        <w:t>Expected trace: 3, 5, 10, 9. First difference is the doubling checkpoint: 10 expected versus 8 observed. The later 8 minus 1 equals 7, so the observed subtraction is consistent with its input. Investigate the earlier step before claiming another fault.</w:t>
-      </w:r>
-    </w:p>
-    <w:p>
       <w:pPr>
         <w:pStyle w:val="Heading3"/>
       </w:pPr>
       <w:r>
+        <w:t>Workbook question · W1</w:t>
+      </w:r>
+    </w:p>
+    <w:p>
+      <w:pPr>
+        <w:spacing w:line="336" w:lineRule="auto" w:after="180"/>
+        <w:shd w:fill="F5F1FB"/>
+      </w:pPr>
+      <w:r>
+        <w:rPr>
+          <w:b w:val="0"/>
+        </w:rPr>
+        <w:t xml:space="preserve">A procedure must add 2, double the updated value, then subtract 1. Starting at 3, an observed </w:t>
+      </w:r>
+      <w:r>
+        <w:rPr>
+          <w:b/>
+        </w:rPr>
+        <w:t>trace</w:t>
+      </w:r>
+      <w:r>
+        <w:rPr>
+          <w:b w:val="0"/>
+        </w:rPr>
+        <w:t xml:space="preserve"> is 3, 5, 8, 7.</w:t>
+      </w:r>
+    </w:p>
+    <w:p>
+      <w:pPr>
+        <w:spacing w:line="336" w:lineRule="auto" w:after="180"/>
+        <w:shd w:fill="F5F1FB"/>
+      </w:pPr>
+      <w:r>
+        <w:rPr>
+          <w:b w:val="0"/>
+        </w:rPr>
+        <w:t xml:space="preserve">Write the </w:t>
+      </w:r>
+      <w:r>
+        <w:rPr>
+          <w:b/>
+        </w:rPr>
+        <w:t>expected</w:t>
+      </w:r>
+      <w:r>
+        <w:rPr>
+          <w:b w:val="0"/>
+        </w:rPr>
+        <w:t xml:space="preserve"> </w:t>
+      </w:r>
+      <w:r>
+        <w:rPr>
+          <w:b/>
+        </w:rPr>
+        <w:t>trace</w:t>
+      </w:r>
+      <w:r>
+        <w:rPr>
+          <w:b w:val="0"/>
+        </w:rPr>
+        <w:t>, identify the first difference and explain why the final subtraction is not necessarily a separate fault.</w:t>
+      </w:r>
+    </w:p>
+    <w:p>
+      <w:pPr>
+        <w:pStyle w:val="Heading3"/>
+      </w:pPr>
+      <w:r>
+        <w:t>Teacher reasoning · W1</w:t>
+      </w:r>
+    </w:p>
+    <w:p>
+      <w:pPr>
+        <w:spacing w:line="336" w:lineRule="auto" w:after="180"/>
+        <w:shd w:fill="F1F6FC"/>
+      </w:pPr>
+      <w:r>
+        <w:rPr>
+          <w:b/>
+        </w:rPr>
+        <w:t>Expected</w:t>
+      </w:r>
+      <w:r>
+        <w:rPr>
+          <w:b w:val="0"/>
+        </w:rPr>
+        <w:t xml:space="preserve"> </w:t>
+      </w:r>
+      <w:r>
+        <w:rPr>
+          <w:b/>
+        </w:rPr>
+        <w:t>trace</w:t>
+      </w:r>
+      <w:r>
+        <w:rPr>
+          <w:b w:val="0"/>
+        </w:rPr>
+        <w:t xml:space="preserve">: 3, 5, 10, 9. First difference is the doubling checkpoint: 10 </w:t>
+      </w:r>
+      <w:r>
+        <w:rPr>
+          <w:b/>
+        </w:rPr>
+        <w:t>expected</w:t>
+      </w:r>
+      <w:r>
+        <w:rPr>
+          <w:b w:val="0"/>
+        </w:rPr>
+        <w:t xml:space="preserve"> versus 8 observed. The later 8 minus 1 equals 7, so the observed subtraction is consistent with its </w:t>
+      </w:r>
+      <w:r>
+        <w:rPr>
+          <w:b/>
+        </w:rPr>
+        <w:t>input</w:t>
+      </w:r>
+      <w:r>
+        <w:rPr>
+          <w:b w:val="0"/>
+        </w:rPr>
+        <w:t>.</w:t>
+      </w:r>
+    </w:p>
+    <w:p>
+      <w:pPr>
+        <w:spacing w:line="336" w:lineRule="auto" w:after="180"/>
+        <w:shd w:fill="F1F6FC"/>
+      </w:pPr>
+      <w:r>
+        <w:rPr>
+          <w:b w:val="0"/>
+        </w:rPr>
+        <w:t>Investigate the earlier step before claiming another fault.</w:t>
+      </w:r>
+    </w:p>
+    <w:p>
+      <w:pPr>
+        <w:pStyle w:val="Heading3"/>
+      </w:pPr>
+      <w:r>
         <w:t>W2 Choose between two explanations</w:t>
       </w:r>
     </w:p>
     <w:p>
-      <w:r>
-        <w:t>In W1 the faulty middle step may add 3, or add the original starting value. Both explain 5 becoming 8 when the start is 3. Choose start 1 or start 3 for a revealing new test. Predict the final result under each explanation and under the intended procedure.</w:t>
-      </w:r>
-    </w:p>
-    <w:p>
-      <w:r>
-        <w:t>Choose start 1. After add 2 the value is 3. Adding 3 then subtracting 1 reports 5; adding original 1 then subtracting 1 reports 3. Doubling then subtracting 1 should report 5. This separates the two fault explanations, but a final 5 alone cannot separate add 3 from correct doubling on this input; retain the original failing start 3.</w:t>
-      </w:r>
-    </w:p>
-    <w:p>
       <w:pPr>
         <w:pStyle w:val="Heading3"/>
       </w:pPr>
       <w:r>
+        <w:t>Workbook question · W2</w:t>
+      </w:r>
+    </w:p>
+    <w:p>
+      <w:pPr>
+        <w:spacing w:line="336" w:lineRule="auto" w:after="180"/>
+        <w:shd w:fill="F5F1FB"/>
+      </w:pPr>
+      <w:r>
+        <w:rPr>
+          <w:b w:val="0"/>
+        </w:rPr>
+        <w:t>In W1 the faulty middle step may add 3, or add the original starting value. Both explain 5 becoming 8 when the start is 3. Choose start 1 or start 3 for a revealing new test.</w:t>
+      </w:r>
+    </w:p>
+    <w:p>
+      <w:pPr>
+        <w:spacing w:line="336" w:lineRule="auto" w:after="180"/>
+        <w:shd w:fill="F5F1FB"/>
+      </w:pPr>
+      <w:r>
+        <w:rPr>
+          <w:b w:val="0"/>
+        </w:rPr>
+        <w:t>Predict the final result under each explanation and under the intended procedure.</w:t>
+      </w:r>
+    </w:p>
+    <w:p>
+      <w:pPr>
+        <w:pStyle w:val="Heading3"/>
+      </w:pPr>
+      <w:r>
+        <w:t>Teacher reasoning · W2</w:t>
+      </w:r>
+    </w:p>
+    <w:p>
+      <w:pPr>
+        <w:spacing w:line="336" w:lineRule="auto" w:after="180"/>
+        <w:shd w:fill="F1F6FC"/>
+      </w:pPr>
+      <w:r>
+        <w:rPr>
+          <w:b w:val="0"/>
+        </w:rPr>
+        <w:t>Choose start 1. After add 2 the value is 3. Adding 3 then subtracting 1 reports 5; adding original 1 then subtracting 1 reports 3. Doubling then subtracting 1 should report 5.</w:t>
+      </w:r>
+    </w:p>
+    <w:p>
+      <w:pPr>
+        <w:spacing w:line="336" w:lineRule="auto" w:after="180"/>
+        <w:shd w:fill="F1F6FC"/>
+      </w:pPr>
+      <w:r>
+        <w:rPr>
+          <w:b w:val="0"/>
+        </w:rPr>
+        <w:t xml:space="preserve">This separates the two fault explanations, but a final 5 alone cannot separate add 3 from correct doubling on this </w:t>
+      </w:r>
+      <w:r>
+        <w:rPr>
+          <w:b/>
+        </w:rPr>
+        <w:t>input</w:t>
+      </w:r>
+      <w:r>
+        <w:rPr>
+          <w:b w:val="0"/>
+        </w:rPr>
+        <w:t>; retain the original failing start 3.</w:t>
+      </w:r>
+    </w:p>
+    <w:p>
+      <w:pPr>
+        <w:pStyle w:val="Heading3"/>
+      </w:pPr>
+      <w:r>
         <w:t>W3 Reject a repair that hides the symptom</w:t>
       </w:r>
     </w:p>
     <w:p>
-      <w:r>
-        <w:t>A learner repairs the original points machine by reporting 12 for every input, because 12 is correct from start 4. Give a different starting input and its expected output under add 3, double, subtract 2. Explain why the constant report is not a valid repair and what earlier evidence should be preserved.</w:t>
-      </w:r>
-    </w:p>
-    <w:p>
-      <w:r>
-        <w:t>Start 2 should report 8, with trace 2, 5, 10, 8; other correctly calculated starts with a different output also work. Always reporting 12 breaks the specification. Preserve the original input and observed intermediate trace as evidence, then correct the faulty instruction and rerun the cases.</w:t>
-      </w:r>
-    </w:p>
-    <w:p>
       <w:pPr>
         <w:pStyle w:val="Heading3"/>
       </w:pPr>
       <w:r>
+        <w:t>Workbook question · W3</w:t>
+      </w:r>
+    </w:p>
+    <w:p>
+      <w:pPr>
+        <w:spacing w:line="336" w:lineRule="auto" w:after="180"/>
+        <w:shd w:fill="F5F1FB"/>
+      </w:pPr>
+      <w:r>
+        <w:rPr>
+          <w:b w:val="0"/>
+        </w:rPr>
+        <w:t xml:space="preserve">A learner repairs the original points machine by reporting 12 for every </w:t>
+      </w:r>
+      <w:r>
+        <w:rPr>
+          <w:b/>
+        </w:rPr>
+        <w:t>input</w:t>
+      </w:r>
+      <w:r>
+        <w:rPr>
+          <w:b w:val="0"/>
+        </w:rPr>
+        <w:t xml:space="preserve">, because 12 is correct from start 4. Give a different starting </w:t>
+      </w:r>
+      <w:r>
+        <w:rPr>
+          <w:b/>
+        </w:rPr>
+        <w:t>input</w:t>
+      </w:r>
+      <w:r>
+        <w:rPr>
+          <w:b w:val="0"/>
+        </w:rPr>
+        <w:t xml:space="preserve"> and its </w:t>
+      </w:r>
+      <w:r>
+        <w:rPr>
+          <w:b/>
+        </w:rPr>
+        <w:t>expected</w:t>
+      </w:r>
+      <w:r>
+        <w:rPr>
+          <w:b w:val="0"/>
+        </w:rPr>
+        <w:t xml:space="preserve"> </w:t>
+      </w:r>
+      <w:r>
+        <w:rPr>
+          <w:b/>
+        </w:rPr>
+        <w:t>output</w:t>
+      </w:r>
+      <w:r>
+        <w:rPr>
+          <w:b w:val="0"/>
+        </w:rPr>
+        <w:t xml:space="preserve"> under add 3, double, subtract 2.</w:t>
+      </w:r>
+    </w:p>
+    <w:p>
+      <w:pPr>
+        <w:spacing w:line="336" w:lineRule="auto" w:after="180"/>
+        <w:shd w:fill="F5F1FB"/>
+      </w:pPr>
+      <w:r>
+        <w:rPr>
+          <w:b w:val="0"/>
+        </w:rPr>
+        <w:t xml:space="preserve">Explain why the constant report is not a valid repair and what earlier </w:t>
+      </w:r>
+      <w:r>
+        <w:rPr>
+          <w:b/>
+        </w:rPr>
+        <w:t>evidence</w:t>
+      </w:r>
+      <w:r>
+        <w:rPr>
+          <w:b w:val="0"/>
+        </w:rPr>
+        <w:t xml:space="preserve"> should be preserved.</w:t>
+      </w:r>
+    </w:p>
+    <w:p>
+      <w:pPr>
+        <w:pStyle w:val="Heading3"/>
+      </w:pPr>
+      <w:r>
+        <w:t>Teacher reasoning · W3</w:t>
+      </w:r>
+    </w:p>
+    <w:p>
+      <w:pPr>
+        <w:spacing w:line="336" w:lineRule="auto" w:after="180"/>
+        <w:shd w:fill="F1F6FC"/>
+      </w:pPr>
+      <w:r>
+        <w:rPr>
+          <w:b w:val="0"/>
+        </w:rPr>
+        <w:t xml:space="preserve">Start 2 should report 8, with </w:t>
+      </w:r>
+      <w:r>
+        <w:rPr>
+          <w:b/>
+        </w:rPr>
+        <w:t>trace</w:t>
+      </w:r>
+      <w:r>
+        <w:rPr>
+          <w:b w:val="0"/>
+        </w:rPr>
+        <w:t xml:space="preserve"> 2, 5, 10, 8; other correctly calculated starts with a different </w:t>
+      </w:r>
+      <w:r>
+        <w:rPr>
+          <w:b/>
+        </w:rPr>
+        <w:t>output</w:t>
+      </w:r>
+      <w:r>
+        <w:rPr>
+          <w:b w:val="0"/>
+        </w:rPr>
+        <w:t xml:space="preserve"> also work. Always reporting 12 breaks the </w:t>
+      </w:r>
+      <w:r>
+        <w:rPr>
+          <w:b/>
+        </w:rPr>
+        <w:t>specification</w:t>
+      </w:r>
+      <w:r>
+        <w:rPr>
+          <w:b w:val="0"/>
+        </w:rPr>
+        <w:t>.</w:t>
+      </w:r>
+    </w:p>
+    <w:p>
+      <w:pPr>
+        <w:spacing w:line="336" w:lineRule="auto" w:after="180"/>
+        <w:shd w:fill="F1F6FC"/>
+      </w:pPr>
+      <w:r>
+        <w:rPr>
+          <w:b w:val="0"/>
+        </w:rPr>
+        <w:t xml:space="preserve">Preserve the original </w:t>
+      </w:r>
+      <w:r>
+        <w:rPr>
+          <w:b/>
+        </w:rPr>
+        <w:t>input</w:t>
+      </w:r>
+      <w:r>
+        <w:rPr>
+          <w:b w:val="0"/>
+        </w:rPr>
+        <w:t xml:space="preserve"> and observed intermediate </w:t>
+      </w:r>
+      <w:r>
+        <w:rPr>
+          <w:b/>
+        </w:rPr>
+        <w:t>trace</w:t>
+      </w:r>
+      <w:r>
+        <w:rPr>
+          <w:b w:val="0"/>
+        </w:rPr>
+        <w:t xml:space="preserve"> as </w:t>
+      </w:r>
+      <w:r>
+        <w:rPr>
+          <w:b/>
+        </w:rPr>
+        <w:t>evidence</w:t>
+      </w:r>
+      <w:r>
+        <w:rPr>
+          <w:b w:val="0"/>
+        </w:rPr>
+        <w:t>, then correct the faulty instruction and rerun the cases.</w:t>
+      </w:r>
+    </w:p>
+    <w:p>
+      <w:pPr>
+        <w:pStyle w:val="Heading3"/>
+      </w:pPr>
+      <w:r>
         <w:t>W4 Debug a new ticket rule</w:t>
       </w:r>
     </w:p>
     <w:p>
-      <w:r>
-        <w:t>A paper ticket rule must add 1 to the input count. If the updated count is at least 5, report Group; otherwise report Single. A copied version says above 5. Choose the smallest three consecutive nonnegative starting counts that test just below, exactly at and just above the comparison boundary. Predict both versions, identify the revealing start and state the repair and retests.</w:t>
-      </w:r>
-    </w:p>
-    <w:p>
-      <w:r>
-        <w:t>Use starts 3, 4 and 5, which reach 4, 5 and 6. Intended results are Single, Group, Group. Copied results are Single, Single, Group. Start 4 exposes the equality fault. Restore at least 5 and rerun all three, retaining starts 3 and 5 as previously passing regression cases.</w:t>
-      </w:r>
-    </w:p>
-    <w:p>
       <w:pPr>
         <w:pStyle w:val="Heading3"/>
       </w:pPr>
       <w:r>
+        <w:t>Workbook question · W4</w:t>
+      </w:r>
+    </w:p>
+    <w:p>
+      <w:pPr>
+        <w:spacing w:line="336" w:lineRule="auto" w:after="180"/>
+        <w:shd w:fill="F5F1FB"/>
+      </w:pPr>
+      <w:r>
+        <w:rPr>
+          <w:b w:val="0"/>
+        </w:rPr>
+        <w:t xml:space="preserve">A paper ticket rule must add 1 to the </w:t>
+      </w:r>
+      <w:r>
+        <w:rPr>
+          <w:b/>
+        </w:rPr>
+        <w:t>input</w:t>
+      </w:r>
+      <w:r>
+        <w:rPr>
+          <w:b w:val="0"/>
+        </w:rPr>
+        <w:t xml:space="preserve"> count. If the updated count is at least 5, report Group; otherwise report Single. A copied version says above 5.</w:t>
+      </w:r>
+    </w:p>
+    <w:p>
+      <w:pPr>
+        <w:spacing w:line="336" w:lineRule="auto" w:after="180"/>
+        <w:shd w:fill="F5F1FB"/>
+      </w:pPr>
+      <w:r>
+        <w:rPr>
+          <w:b w:val="0"/>
+        </w:rPr>
+        <w:t>Choose the smallest three consecutive nonnegative starting counts that test just below, exactly at and just above the comparison boundary. Predict both versions, identify the revealing start and state the repair and retests.</w:t>
+      </w:r>
+    </w:p>
+    <w:p>
+      <w:pPr>
+        <w:pStyle w:val="Heading3"/>
+      </w:pPr>
+      <w:r>
+        <w:t>Teacher reasoning · W4</w:t>
+      </w:r>
+    </w:p>
+    <w:p>
+      <w:pPr>
+        <w:spacing w:line="336" w:lineRule="auto" w:after="180"/>
+        <w:shd w:fill="F1F6FC"/>
+      </w:pPr>
+      <w:r>
+        <w:rPr>
+          <w:b w:val="0"/>
+        </w:rPr>
+        <w:t>Use starts 3, 4 and 5, which reach 4, 5 and 6. Intended results are Single, Group, Group. Copied results are Single, Single, Group. Start 4 exposes the equality fault.</w:t>
+      </w:r>
+    </w:p>
+    <w:p>
+      <w:pPr>
+        <w:spacing w:line="336" w:lineRule="auto" w:after="180"/>
+        <w:shd w:fill="F1F6FC"/>
+      </w:pPr>
+      <w:r>
+        <w:rPr>
+          <w:b w:val="0"/>
+        </w:rPr>
+        <w:t>Restore at least 5 and rerun all three, retaining starts 3 and 5 as previously passing regression cases.</w:t>
+      </w:r>
+    </w:p>
+    <w:p>
+      <w:pPr>
+        <w:pStyle w:val="Heading3"/>
+      </w:pPr>
+      <w:r>
         <w:t>W5 Make a defensible completion claim</w:t>
       </w:r>
     </w:p>
     <w:p>
-      <w:r>
-        <w:t>After repairing W4, all three chosen tests pass. Write a short report with the fault, the exact repair, the three inputs and expected outputs, and what those passing tests establish. Explain why saying every possible error is now impossible would go beyond the evidence.</w:t>
-      </w:r>
-    </w:p>
-    <w:p>
-      <w:r>
-        <w:t>The copied rule excluded equality. Change above 5 to at least 5 after the add 1 step. Tests 3, 4 and 5 now report Single, Group and Group. The repair passes these checks around this boundary and retains the tested neighbouring behaviour. Other inputs, missing values or unrelated implementation faults were not established by these three tests.</w:t>
-      </w:r>
-    </w:p>
-    <w:p>
       <w:pPr>
         <w:pStyle w:val="Heading3"/>
       </w:pPr>
       <w:r>
+        <w:t>Workbook question · W5</w:t>
+      </w:r>
+    </w:p>
+    <w:p>
+      <w:pPr>
+        <w:spacing w:line="336" w:lineRule="auto" w:after="180"/>
+        <w:shd w:fill="F5F1FB"/>
+      </w:pPr>
+      <w:r>
+        <w:rPr>
+          <w:b w:val="0"/>
+        </w:rPr>
+        <w:t xml:space="preserve">After repairing W4, all three chosen tests pass. Write a short report with the fault, the exact repair, the three </w:t>
+      </w:r>
+      <w:r>
+        <w:rPr>
+          <w:b/>
+        </w:rPr>
+        <w:t>input</w:t>
+      </w:r>
+      <w:r>
+        <w:rPr>
+          <w:b w:val="0"/>
+        </w:rPr>
+        <w:t xml:space="preserve">s and </w:t>
+      </w:r>
+      <w:r>
+        <w:rPr>
+          <w:b/>
+        </w:rPr>
+        <w:t>expected</w:t>
+      </w:r>
+      <w:r>
+        <w:rPr>
+          <w:b w:val="0"/>
+        </w:rPr>
+        <w:t xml:space="preserve"> </w:t>
+      </w:r>
+      <w:r>
+        <w:rPr>
+          <w:b/>
+        </w:rPr>
+        <w:t>output</w:t>
+      </w:r>
+      <w:r>
+        <w:rPr>
+          <w:b w:val="0"/>
+        </w:rPr>
+        <w:t>s, and what those passing tests establish.</w:t>
+      </w:r>
+    </w:p>
+    <w:p>
+      <w:pPr>
+        <w:spacing w:line="336" w:lineRule="auto" w:after="180"/>
+        <w:shd w:fill="F5F1FB"/>
+      </w:pPr>
+      <w:r>
+        <w:rPr>
+          <w:b w:val="0"/>
+        </w:rPr>
+        <w:t xml:space="preserve">Explain why saying every possible error is now impossible would go beyond the </w:t>
+      </w:r>
+      <w:r>
+        <w:rPr>
+          <w:b/>
+        </w:rPr>
+        <w:t>evidence</w:t>
+      </w:r>
+      <w:r>
+        <w:rPr>
+          <w:b w:val="0"/>
+        </w:rPr>
+        <w:t>.</w:t>
+      </w:r>
+    </w:p>
+    <w:p>
+      <w:pPr>
+        <w:pStyle w:val="Heading3"/>
+      </w:pPr>
+      <w:r>
+        <w:t>Teacher reasoning · W5</w:t>
+      </w:r>
+    </w:p>
+    <w:p>
+      <w:pPr>
+        <w:spacing w:line="336" w:lineRule="auto" w:after="180"/>
+        <w:shd w:fill="F1F6FC"/>
+      </w:pPr>
+      <w:r>
+        <w:rPr>
+          <w:b w:val="0"/>
+        </w:rPr>
+        <w:t>The copied rule excluded equality. Change above 5 to at least 5 after the add 1 step. Tests 3, 4 and 5 now report Single, Group and Group.</w:t>
+      </w:r>
+    </w:p>
+    <w:p>
+      <w:pPr>
+        <w:spacing w:line="336" w:lineRule="auto" w:after="180"/>
+        <w:shd w:fill="F1F6FC"/>
+      </w:pPr>
+      <w:r>
+        <w:rPr>
+          <w:b w:val="0"/>
+        </w:rPr>
+        <w:t xml:space="preserve">The repair passes these checks around this boundary and retains the tested neighbouring behaviour. Other </w:t>
+      </w:r>
+      <w:r>
+        <w:rPr>
+          <w:b/>
+        </w:rPr>
+        <w:t>input</w:t>
+      </w:r>
+      <w:r>
+        <w:rPr>
+          <w:b w:val="0"/>
+        </w:rPr>
+        <w:t>s, missing values or unrelated implementation faults were not established by these three tests.</w:t>
+      </w:r>
+    </w:p>
+    <w:p>
+      <w:pPr>
+        <w:pStyle w:val="Heading3"/>
+      </w:pPr>
+      <w:r>
         <w:t>Assess independent transfer</w:t>
       </w:r>
     </w:p>
     <w:p>
-      <w:r>
-        <w:t>Selected case: A paper ticket rule must add 1 to the input count. If the updated count is at least 5, report Group; otherwise report Single. A copied version says above 5. Choose the smallest three consecutive nonnegative starting counts that test just below, exactly at and just above the comparison boundary. Predict both versions, identify the revealing start and state the repair and retests.</w:t>
-      </w:r>
-    </w:p>
-    <w:p>
       <w:pPr>
         <w:pStyle w:val="Heading3"/>
       </w:pPr>
       <w:r>
+        <w:t>Independent question · withhold the key</w:t>
+      </w:r>
+    </w:p>
+    <w:p>
+      <w:pPr>
+        <w:spacing w:line="336" w:lineRule="auto" w:after="180"/>
+        <w:shd w:fill="F5F1FB"/>
+      </w:pPr>
+      <w:r>
+        <w:rPr>
+          <w:b w:val="0"/>
+        </w:rPr>
+        <w:t xml:space="preserve">Selected case: A paper ticket rule must add 1 to the </w:t>
+      </w:r>
+      <w:r>
+        <w:rPr>
+          <w:b/>
+        </w:rPr>
+        <w:t>input</w:t>
+      </w:r>
+      <w:r>
+        <w:rPr>
+          <w:b w:val="0"/>
+        </w:rPr>
+        <w:t xml:space="preserve"> count. If the updated count is at least 5, report Group; otherwise report Single. A copied version says above 5.</w:t>
+      </w:r>
+    </w:p>
+    <w:p>
+      <w:pPr>
+        <w:spacing w:line="336" w:lineRule="auto" w:after="180"/>
+        <w:shd w:fill="F5F1FB"/>
+      </w:pPr>
+      <w:r>
+        <w:rPr>
+          <w:b w:val="0"/>
+        </w:rPr>
+        <w:t>Choose the smallest three consecutive nonnegative starting counts that test just below, exactly at and just above the comparison boundary. Predict both versions, identify the revealing start and state the repair and retests.</w:t>
+      </w:r>
+    </w:p>
+    <w:p>
+      <w:pPr>
+        <w:pStyle w:val="Heading3"/>
+      </w:pPr>
+      <w:r>
         <w:t>Selected case answer</w:t>
       </w:r>
     </w:p>
     <w:p>
-      <w:r>
-        <w:t>Use starts 3, 4 and 5, which reach 4, 5 and 6. Intended results are Single, Group, Group. Copied results are Single, Single, Group. Start 4 exposes the equality fault. Restore at least 5 and rerun all three, retaining starts 3 and 5 as previously passing regression cases.</w:t>
+      <w:pPr>
+        <w:pStyle w:val="Heading3"/>
+      </w:pPr>
+      <w:r>
+        <w:t>Teacher key · Selected case answer</w:t>
+      </w:r>
+    </w:p>
+    <w:p>
+      <w:pPr>
+        <w:spacing w:line="336" w:lineRule="auto" w:after="180"/>
+        <w:shd w:fill="F1F6FC"/>
+      </w:pPr>
+      <w:r>
+        <w:rPr>
+          <w:b w:val="0"/>
+        </w:rPr>
+        <w:t>Use starts 3, 4 and 5, which reach 4, 5 and 6. Intended results are Single, Group, Group. Copied results are Single, Single, Group. Start 4 exposes the equality fault.</w:t>
+      </w:r>
+    </w:p>
+    <w:p>
+      <w:pPr>
+        <w:spacing w:line="336" w:lineRule="auto" w:after="180"/>
+        <w:shd w:fill="F1F6FC"/>
+      </w:pPr>
+      <w:r>
+        <w:rPr>
+          <w:b w:val="0"/>
+        </w:rPr>
+        <w:t>Restore at least 5 and rerun all three, retaining starts 3 and 5 as previously passing regression cases.</w:t>
       </w:r>
     </w:p>
     <w:tbl>
@@ -2704,21 +5670,89 @@
       </w:tr>
     </w:tbl>
     <w:p>
-      <w:r>
-        <w:t>Record each dimension as not yet, with support, or independent. Accept a valid alternative procedure with a defensible trace. Do not penalise an honestly recorded model failure if the learner correctly explains its evidence and limits.</w:t>
-      </w:r>
-    </w:p>
-    <w:p>
       <w:pPr>
         <w:pStyle w:val="Heading3"/>
       </w:pPr>
       <w:r>
+        <w:t>Teacher key · Selected case answer</w:t>
+      </w:r>
+    </w:p>
+    <w:p>
+      <w:pPr>
+        <w:spacing w:line="336" w:lineRule="auto" w:after="180"/>
+        <w:shd w:fill="F1F6FC"/>
+      </w:pPr>
+      <w:r>
+        <w:rPr>
+          <w:b w:val="0"/>
+        </w:rPr>
+        <w:t xml:space="preserve">Record each dimension as not yet, with support, or independent. Accept a valid alternative procedure with a defensible </w:t>
+      </w:r>
+      <w:r>
+        <w:rPr>
+          <w:b/>
+        </w:rPr>
+        <w:t>trace</w:t>
+      </w:r>
+      <w:r>
+        <w:rPr>
+          <w:b w:val="0"/>
+        </w:rPr>
+        <w:t>.</w:t>
+      </w:r>
+    </w:p>
+    <w:p>
+      <w:pPr>
+        <w:spacing w:line="336" w:lineRule="auto" w:after="180"/>
+        <w:shd w:fill="F1F6FC"/>
+      </w:pPr>
+      <w:r>
+        <w:rPr>
+          <w:b w:val="0"/>
+        </w:rPr>
+        <w:t xml:space="preserve">Do not penalise an honestly recorded model failure if the learner correctly explains its </w:t>
+      </w:r>
+      <w:r>
+        <w:rPr>
+          <w:b/>
+        </w:rPr>
+        <w:t>evidence</w:t>
+      </w:r>
+      <w:r>
+        <w:rPr>
+          <w:b w:val="0"/>
+        </w:rPr>
+        <w:t xml:space="preserve"> and limits.</w:t>
+      </w:r>
+    </w:p>
+    <w:p>
+      <w:pPr>
+        <w:pStyle w:val="Heading3"/>
+      </w:pPr>
+      <w:r>
         <w:t>Feedback that the learner uses</w:t>
       </w:r>
     </w:p>
     <w:p>
-      <w:r>
-        <w:t>Name the earliest unsupported step and give one action to repair it. Have the learner make that repair now and explain why. Then assess the relevant skill on a fresh, fully specified case. Confirm it was not previously practised with feedback; solve and check the new case before assigning it. A follow-up design prompt is a starting brief, not automatically an equivalent test.</w:t>
+      <w:pPr>
+        <w:spacing w:line="336" w:lineRule="auto" w:after="180"/>
+      </w:pPr>
+      <w:r>
+        <w:rPr>
+          <w:b w:val="0"/>
+        </w:rPr>
+        <w:t>Name the earliest unsupported step and give one action to repair it. Have the learner make that repair now and explain why. Then assess the relevant skill on a fresh, fully specified case.</w:t>
+      </w:r>
+    </w:p>
+    <w:p>
+      <w:pPr>
+        <w:spacing w:line="336" w:lineRule="auto" w:after="180"/>
+      </w:pPr>
+      <w:r>
+        <w:rPr>
+          <w:b w:val="0"/>
+        </w:rPr>
+        <w:t>Confirm it was not previously practised with feedback; solve and check the new case before assigning it. A follow-up design prompt is a starting brief, not automatically an equivalent test.</w:t>
       </w:r>
     </w:p>
     <w:p>
@@ -2730,11 +5764,74 @@
       </w:r>
     </w:p>
     <w:p>
+      <w:r>
+        <w:t>Connect Debug the Cause to Helpful Classroom Sorter, adapt support and plan a later changed-case check.</w:t>
+      </w:r>
+    </w:p>
+    <w:p>
       <w:pPr>
         <w:pStyle w:val="Heading3"/>
       </w:pPr>
       <w:r>
-        <w:t>Connect and extend learning</w:t>
+        <w:t>Helpful Classroom Sorter</w:t>
+      </w:r>
+    </w:p>
+    <w:p>
+      <w:pPr>
+        <w:spacing w:line="336" w:lineRule="auto" w:after="180"/>
+      </w:pPr>
+      <w:r>
+        <w:rPr>
+          <w:b w:val="0"/>
+        </w:rPr>
+        <w:t xml:space="preserve">When the sorter fails, log the first wrong stage and change only the responsible rule, </w:t>
+      </w:r>
+      <w:r>
+        <w:rPr>
+          <w:b/>
+        </w:rPr>
+        <w:t>input</w:t>
+      </w:r>
+      <w:r>
+        <w:rPr>
+          <w:b w:val="0"/>
+        </w:rPr>
+        <w:t>, or label.</w:t>
+      </w:r>
+    </w:p>
+    <w:p>
+      <w:pPr>
+        <w:spacing w:line="336" w:lineRule="auto" w:after="180"/>
+      </w:pPr>
+      <w:r>
+        <w:rPr>
+          <w:b w:val="0"/>
+        </w:rPr>
+        <w:t xml:space="preserve">Keep the decision, </w:t>
+      </w:r>
+      <w:r>
+        <w:rPr>
+          <w:b/>
+        </w:rPr>
+        <w:t>input</w:t>
+      </w:r>
+      <w:r>
+        <w:rPr>
+          <w:b w:val="0"/>
+        </w:rPr>
+        <w:t xml:space="preserve">, result, explanation and remaining limitation in the project </w:t>
+      </w:r>
+      <w:r>
+        <w:rPr>
+          <w:b/>
+        </w:rPr>
+        <w:t>evidence</w:t>
+      </w:r>
+      <w:r>
+        <w:rPr>
+          <w:b w:val="0"/>
+        </w:rPr>
+        <w:t xml:space="preserve"> record. Retrieve this record next week rather than restarting the project.</w:t>
       </w:r>
     </w:p>
     <w:p>
@@ -2742,17 +5839,54 @@
         <w:pStyle w:val="Heading3"/>
       </w:pPr>
       <w:r>
-        <w:t>Helpful Classroom Sorter</w:t>
-      </w:r>
-    </w:p>
-    <w:p>
-      <w:r>
-        <w:t>When the sorter fails, log the first wrong stage and change only the responsible rule, input, or label.</w:t>
-      </w:r>
-    </w:p>
-    <w:p>
-      <w:r>
-        <w:t>Keep the decision, input, result, explanation and remaining limitation in the project evidence record. Retrieve this record next week rather than restarting the project.</w:t>
+        <w:t>Support and stretch</w:t>
+      </w:r>
+    </w:p>
+    <w:p>
+      <w:pPr>
+        <w:spacing w:line="336" w:lineRule="auto" w:after="180"/>
+      </w:pPr>
+      <w:r>
+        <w:rPr>
+          <w:b w:val="0"/>
+        </w:rPr>
+        <w:t xml:space="preserve">Use physical cards, spoken explanations and a three-stage drawing. Read aloud without giving the answer. Stretch: compare two </w:t>
+      </w:r>
+      <w:r>
+        <w:rPr>
+          <w:b/>
+        </w:rPr>
+        <w:t>mechanism</w:t>
+      </w:r>
+      <w:r>
+        <w:rPr>
+          <w:b w:val="0"/>
+        </w:rPr>
+        <w:t xml:space="preserve">s with the same visible </w:t>
+      </w:r>
+      <w:r>
+        <w:rPr>
+          <w:b/>
+        </w:rPr>
+        <w:t>output</w:t>
+      </w:r>
+      <w:r>
+        <w:rPr>
+          <w:b w:val="0"/>
+        </w:rPr>
+        <w:t xml:space="preserve"> and explain what </w:t>
+      </w:r>
+      <w:r>
+        <w:rPr>
+          <w:b/>
+        </w:rPr>
+        <w:t>evidence</w:t>
+      </w:r>
+      <w:r>
+        <w:rPr>
+          <w:b w:val="0"/>
+        </w:rPr>
+        <w:t xml:space="preserve"> distinguishes them.</w:t>
       </w:r>
     </w:p>
     <w:p>
@@ -2760,12 +5894,30 @@
         <w:pStyle w:val="Heading3"/>
       </w:pPr>
       <w:r>
-        <w:t>Support and stretch</w:t>
-      </w:r>
-    </w:p>
-    <w:p>
-      <w:r>
-        <w:t>Use physical cards, spoken explanations and a three-stage drawing. Read aloud without giving the answer. Stretch: compare two mechanisms with the same visible output and explain what evidence distinguishes them.</w:t>
+        <w:t>Exit reflection</w:t>
+      </w:r>
+    </w:p>
+    <w:p>
+      <w:pPr>
+        <w:spacing w:line="336" w:lineRule="auto" w:after="180"/>
+      </w:pPr>
+      <w:r>
+        <w:rPr>
+          <w:b w:val="0"/>
+        </w:rPr>
+        <w:t xml:space="preserve">Ask for one decision the learner can now justify and one situation requiring more </w:t>
+      </w:r>
+      <w:r>
+        <w:rPr>
+          <w:b/>
+        </w:rPr>
+        <w:t>evidence</w:t>
+      </w:r>
+      <w:r>
+        <w:rPr>
+          <w:b w:val="0"/>
+        </w:rPr>
+        <w:t xml:space="preserve"> or human review. Confidence ratings are separate from correct independent performance.</w:t>
       </w:r>
     </w:p>
     <w:p>
@@ -2773,12 +5925,30 @@
         <w:pStyle w:val="Heading3"/>
       </w:pPr>
       <w:r>
-        <w:t>Exit reflection</w:t>
-      </w:r>
-    </w:p>
-    <w:p>
-      <w:r>
-        <w:t>Ask for one decision the learner can now justify and one situation requiring more evidence or human review. Confidence ratings are separate from correct independent performance.</w:t>
+        <w:t>Bridge to the next week</w:t>
+      </w:r>
+    </w:p>
+    <w:p>
+      <w:pPr>
+        <w:spacing w:line="336" w:lineRule="auto" w:after="180"/>
+      </w:pPr>
+      <w:r>
+        <w:rPr>
+          <w:b w:val="0"/>
+        </w:rPr>
+        <w:t xml:space="preserve">Next: Week 13: Learning from Examples. Retrieve today’s </w:t>
+      </w:r>
+      <w:r>
+        <w:rPr>
+          <w:b/>
+        </w:rPr>
+        <w:t>evidence</w:t>
+      </w:r>
+      <w:r>
+        <w:rPr>
+          <w:b w:val="0"/>
+        </w:rPr>
+        <w:t xml:space="preserve"> and identify what carries forward and what is new.</w:t>
       </w:r>
     </w:p>
     <w:p>
@@ -2786,12 +5956,134 @@
         <w:pStyle w:val="Heading3"/>
       </w:pPr>
       <w:r>
-        <w:t>Bridge to the next week</w:t>
-      </w:r>
-    </w:p>
-    <w:p>
-      <w:r>
-        <w:t>Next: Week 13: Learning from Examples. Retrieve today’s evidence and identify what carries forward and what is new.</w:t>
+        <w:t>Support and fresh reassessment</w:t>
+      </w:r>
+    </w:p>
+    <w:p>
+      <w:pPr>
+        <w:spacing w:line="336" w:lineRule="auto" w:after="180"/>
+      </w:pPr>
+      <w:r>
+        <w:rPr>
+          <w:b w:val="0"/>
+        </w:rPr>
+        <w:t xml:space="preserve">Provide aligned </w:t>
+      </w:r>
+      <w:r>
+        <w:rPr>
+          <w:b/>
+        </w:rPr>
+        <w:t>expected</w:t>
+      </w:r>
+      <w:r>
+        <w:rPr>
+          <w:b w:val="0"/>
+        </w:rPr>
+        <w:t xml:space="preserve"> and observed columns and ask learners to point to the first unequal pair. Separate predicting a result from running the procedure.</w:t>
+      </w:r>
+    </w:p>
+    <w:p>
+      <w:pPr>
+        <w:spacing w:line="336" w:lineRule="auto" w:after="180"/>
+      </w:pPr>
+      <w:r>
+        <w:rPr>
+          <w:b w:val="0"/>
+        </w:rPr>
+        <w:t>Extension: explain why start 1 in W2 is useful for comparing the two faults but cannot alone prove correct doubling.</w:t>
+      </w:r>
+    </w:p>
+    <w:p>
+      <w:pPr>
+        <w:spacing w:line="336" w:lineRule="auto" w:after="180"/>
+      </w:pPr>
+      <w:r>
+        <w:rPr>
+          <w:b w:val="0"/>
+        </w:rPr>
+        <w:t xml:space="preserve">W4 is secure when the learner chooses starts 3, 4, 5, tests the updated values, explains equality, repairs the comparator and retains both neighbouring cases. W5 must limit the claim to the tested </w:t>
+      </w:r>
+      <w:r>
+        <w:rPr>
+          <w:b/>
+        </w:rPr>
+        <w:t>evidence</w:t>
+      </w:r>
+      <w:r>
+        <w:rPr>
+          <w:b w:val="0"/>
+        </w:rPr>
+        <w:t>.</w:t>
+      </w:r>
+    </w:p>
+    <w:p>
+      <w:pPr>
+        <w:spacing w:line="336" w:lineRule="auto" w:after="180"/>
+      </w:pPr>
+      <w:r>
+        <w:rPr>
+          <w:b w:val="0"/>
+        </w:rPr>
+        <w:t>After support, retry add 2 then if current is at most 6 report A otherwise B, with a below 6 fault. Starts 3, 4, 5 should produce A, A, B; the fault produces A, B, B.</w:t>
+      </w:r>
+    </w:p>
+    <w:p>
+      <w:pPr>
+        <w:spacing w:line="336" w:lineRule="auto" w:after="180"/>
+      </w:pPr>
+      <w:r>
+        <w:rPr>
+          <w:b w:val="0"/>
+        </w:rPr>
+        <w:t xml:space="preserve">Week 13 introduces </w:t>
+      </w:r>
+      <w:r>
+        <w:rPr>
+          <w:b/>
+        </w:rPr>
+        <w:t>fitting</w:t>
+      </w:r>
+      <w:r>
+        <w:rPr>
+          <w:b w:val="0"/>
+        </w:rPr>
+        <w:t xml:space="preserve"> a pattern from examples. Students will carry forward the need to state candidate rules, compare their </w:t>
+      </w:r>
+      <w:r>
+        <w:rPr>
+          <w:b/>
+        </w:rPr>
+        <w:t>prediction</w:t>
+      </w:r>
+      <w:r>
+        <w:rPr>
+          <w:b w:val="0"/>
+        </w:rPr>
+        <w:t xml:space="preserve">s and keep </w:t>
+      </w:r>
+      <w:r>
+        <w:rPr>
+          <w:b/>
+        </w:rPr>
+        <w:t>fitting</w:t>
+      </w:r>
+      <w:r>
+        <w:rPr>
+          <w:b w:val="0"/>
+        </w:rPr>
+        <w:t xml:space="preserve"> </w:t>
+      </w:r>
+      <w:r>
+        <w:rPr>
+          <w:b/>
+        </w:rPr>
+        <w:t>evidence</w:t>
+      </w:r>
+      <w:r>
+        <w:rPr>
+          <w:b w:val="0"/>
+        </w:rPr>
+        <w:t xml:space="preserve"> distinct from later evaluation.</w:t>
       </w:r>
     </w:p>
     <w:p>
@@ -2799,40 +6091,52 @@
         <w:pStyle w:val="Heading3"/>
       </w:pPr>
       <w:r>
-        <w:t>Support and fresh reassessment</w:t>
-      </w:r>
-    </w:p>
-    <w:p>
-      <w:r>
-        <w:t>Provide aligned expected and observed columns and ask learners to point to the first unequal pair. Separate predicting a result from running the procedure. Extension: explain why start 1 in W2 is useful for comparing the two faults but cannot alone prove correct doubling.</w:t>
-      </w:r>
-    </w:p>
-    <w:p>
-      <w:r>
-        <w:t>W4 is secure when the learner chooses starts 3, 4, 5, tests the updated values, explains equality, repairs the comparator and retains both neighbouring cases. W5 must limit the claim to the tested evidence. After support, retry add 2 then if current is at most 6 report A otherwise B, with a below 6 fault. Starts 3, 4, 5 should produce A, A, B; the fault produces A, B, B.</w:t>
-      </w:r>
-    </w:p>
-    <w:p>
-      <w:r>
-        <w:t>Week 13 introduces fitting a pattern from examples. Students will carry forward the need to state candidate rules, compare their predictions and keep fitting evidence distinct from later evaluation.</w:t>
-      </w:r>
-    </w:p>
-    <w:p>
-      <w:pPr>
-        <w:pStyle w:val="Heading3"/>
-      </w:pPr>
-      <w:r>
         <w:t>Plan the delayed return</w:t>
       </w:r>
     </w:p>
     <w:p>
-      <w:r>
-        <w:t>Suggested return points in this level: ai-1/13, ai-1/15, ai-1/18. Use actual classroom dates, adjusting for holidays and gaps. One, three and six teaching weeks are scheduling choices, not a claimed optimal spacing.</w:t>
-      </w:r>
-    </w:p>
-    <w:p>
-      <w:r>
-        <w:t>At a delayed check, ask for the idea from memory and a changed application. Compare with the earlier independent response and record support used. For a new level, revisit the previous capstone before checking the new prerequisites.</w:t>
+      <w:pPr>
+        <w:spacing w:line="336" w:lineRule="auto" w:after="180"/>
+      </w:pPr>
+      <w:r>
+        <w:rPr>
+          <w:b w:val="0"/>
+        </w:rPr>
+        <w:t xml:space="preserve">Suggested return points in this level: ai-1/13, ai-1/15, ai-1/18. Use </w:t>
+      </w:r>
+      <w:r>
+        <w:rPr>
+          <w:b/>
+        </w:rPr>
+        <w:t>actual</w:t>
+      </w:r>
+      <w:r>
+        <w:rPr>
+          <w:b w:val="0"/>
+        </w:rPr>
+        <w:t xml:space="preserve"> classroom dates, adjusting for holidays and gaps. One, three and six teaching weeks are scheduling choices, not a claimed optimal spacing.</w:t>
+      </w:r>
+    </w:p>
+    <w:p>
+      <w:pPr>
+        <w:spacing w:line="336" w:lineRule="auto" w:after="180"/>
+      </w:pPr>
+      <w:r>
+        <w:rPr>
+          <w:b w:val="0"/>
+        </w:rPr>
+        <w:t>At a delayed check, ask for the idea from memory and a changed application. Compare with the earlier independent response and record support used.</w:t>
+      </w:r>
+    </w:p>
+    <w:p>
+      <w:pPr>
+        <w:spacing w:line="336" w:lineRule="auto" w:after="180"/>
+      </w:pPr>
+      <w:r>
+        <w:rPr>
+          <w:b w:val="0"/>
+        </w:rPr>
+        <w:t>For a new level, revisit the previous capstone before checking the new prerequisites.</w:t>
       </w:r>
     </w:p>
     <w:tbl>
@@ -2992,8 +6296,26 @@
       </w:tr>
     </w:tbl>
     <w:p>
-      <w:r>
-        <w:t>Use the evidence to choose reteaching or the next step. A completed page, confidence rating or attractive project does not by itself demonstrate understanding.</w:t>
+      <w:pPr>
+        <w:spacing w:line="336" w:lineRule="auto" w:after="180"/>
+      </w:pPr>
+      <w:r>
+        <w:rPr>
+          <w:b w:val="0"/>
+        </w:rPr>
+        <w:t xml:space="preserve">Use the </w:t>
+      </w:r>
+      <w:r>
+        <w:rPr>
+          <w:b/>
+        </w:rPr>
+        <w:t>evidence</w:t>
+      </w:r>
+      <w:r>
+        <w:rPr>
+          <w:b w:val="0"/>
+        </w:rPr>
+        <w:t xml:space="preserve"> to choose reteaching or the next step. A completed page, confidence rating or attractive project does not by itself demonstrate understanding.</w:t>
       </w:r>
     </w:p>
     <w:p>
@@ -3005,8 +6327,26 @@
       </w:r>
     </w:p>
     <w:p>
-      <w:r>
-        <w:t>When the sorter fails, write competing explanations and predicted traces before changing code or instructions.</w:t>
+      <w:pPr>
+        <w:spacing w:line="336" w:lineRule="auto" w:after="180"/>
+      </w:pPr>
+      <w:r>
+        <w:rPr>
+          <w:b w:val="0"/>
+        </w:rPr>
+        <w:t xml:space="preserve">When the sorter fails, write competing explanations and predicted </w:t>
+      </w:r>
+      <w:r>
+        <w:rPr>
+          <w:b/>
+        </w:rPr>
+        <w:t>trace</w:t>
+      </w:r>
+      <w:r>
+        <w:rPr>
+          <w:b w:val="0"/>
+        </w:rPr>
+        <w:t>s before changing code or instructions.</w:t>
       </w:r>
     </w:p>
     <w:p>
@@ -3019,12 +6359,74 @@
     </w:p>
     <w:p>
       <w:r>
-        <w:t>Teaching target: Compare expected and observed traces to locate the first difference</w:t>
-      </w:r>
-    </w:p>
-    <w:p>
-      <w:r>
-        <w:t>Prepare the labelled worked-case picture, the matching workbook, fictional input cards and a place for individual responses. No paid AI account is required for the paper reasoning activities.</w:t>
+        <w:t>Use this preparation summary alongside the detailed Debug the Cause lesson; it is a checklist rather than a replacement for the full sequence.</w:t>
+      </w:r>
+    </w:p>
+    <w:p>
+      <w:pPr>
+        <w:pStyle w:val="Heading3"/>
+      </w:pPr>
+      <w:r>
+        <w:t>Teaching target</w:t>
+      </w:r>
+    </w:p>
+    <w:p>
+      <w:pPr>
+        <w:spacing w:line="336" w:lineRule="auto" w:after="180"/>
+        <w:shd w:fill="EDF7F3"/>
+      </w:pPr>
+      <w:r>
+        <w:rPr>
+          <w:b w:val="0"/>
+        </w:rPr>
+        <w:t xml:space="preserve">Teaching target: Compare </w:t>
+      </w:r>
+      <w:r>
+        <w:rPr>
+          <w:b/>
+        </w:rPr>
+        <w:t>expected</w:t>
+      </w:r>
+      <w:r>
+        <w:rPr>
+          <w:b w:val="0"/>
+        </w:rPr>
+        <w:t xml:space="preserve"> and observed </w:t>
+      </w:r>
+      <w:r>
+        <w:rPr>
+          <w:b/>
+        </w:rPr>
+        <w:t>trace</w:t>
+      </w:r>
+      <w:r>
+        <w:rPr>
+          <w:b w:val="0"/>
+        </w:rPr>
+        <w:t>s to locate the first difference</w:t>
+      </w:r>
+    </w:p>
+    <w:p>
+      <w:pPr>
+        <w:spacing w:line="336" w:lineRule="auto" w:after="180"/>
+      </w:pPr>
+      <w:r>
+        <w:rPr>
+          <w:b w:val="0"/>
+        </w:rPr>
+        <w:t xml:space="preserve">Prepare the labelled worked-case picture, the matching workbook, fictional </w:t>
+      </w:r>
+      <w:r>
+        <w:rPr>
+          <w:b/>
+        </w:rPr>
+        <w:t>input</w:t>
+      </w:r>
+      <w:r>
+        <w:rPr>
+          <w:b w:val="0"/>
+        </w:rPr>
+        <w:t xml:space="preserve"> cards and a place for individual responses. No paid AI account is required for the paper reasoning activities.</w:t>
       </w:r>
     </w:p>
     <w:tbl>
@@ -3171,37 +6573,242 @@
       </w:tr>
     </w:tbl>
     <w:p>
-      <w:r>
-        <w:t>Before class, solve the supported practice: In W1 the faulty middle step may add 3, or add the original starting value. Both explain 5 becoming 8 when the start is 3. Choose start 1 or start 3 for a revealing new test. Predict the final result under each explanation and under the intended procedure.</w:t>
-      </w:r>
-    </w:p>
-    <w:p>
-      <w:r>
-        <w:t>Reasoned practice answer: Choose start 1. After add 2 the value is 3. Adding 3 then subtracting 1 reports 5; adding original 1 then subtracting 1 reports 3. Doubling then subtracting 1 should report 5. This separates the two fault explanations, but a final 5 alone cannot separate add 3 from correct doubling on this input; retain the original failing start 3.</w:t>
-      </w:r>
-    </w:p>
-    <w:p>
-      <w:r>
-        <w:t>Check every learner before discussion: Use the worked case for Debugging with revealing tests. Proposed explanation: “The last wrong number locates the fault”. Decide whether this explanation is supported. Point to the step or supplied fact that decides; explain your repair if needed.</w:t>
-      </w:r>
-    </w:p>
-    <w:p>
-      <w:r>
+      <w:pPr>
+        <w:spacing w:line="336" w:lineRule="auto" w:after="180"/>
+      </w:pPr>
+      <w:r>
+        <w:rPr>
+          <w:b w:val="0"/>
+        </w:rPr>
+        <w:t>Before class, solve the supported practice: In W1 the faulty middle step may add 3, or add the original starting value. Both explain 5 becoming 8 when the start is 3. Choose start 1 or start 3 for a revealing new test.</w:t>
+      </w:r>
+    </w:p>
+    <w:p>
+      <w:pPr>
+        <w:spacing w:line="336" w:lineRule="auto" w:after="180"/>
+      </w:pPr>
+      <w:r>
+        <w:rPr>
+          <w:b w:val="0"/>
+        </w:rPr>
+        <w:t>Predict the final result under each explanation and under the intended procedure.</w:t>
+      </w:r>
+    </w:p>
+    <w:p>
+      <w:pPr>
+        <w:pStyle w:val="Heading3"/>
+      </w:pPr>
+      <w:r>
+        <w:t>Supported practice answer</w:t>
+      </w:r>
+    </w:p>
+    <w:p>
+      <w:pPr>
+        <w:spacing w:line="336" w:lineRule="auto" w:after="180"/>
+        <w:shd w:fill="F1F6FC"/>
+      </w:pPr>
+      <w:r>
+        <w:rPr>
+          <w:b w:val="0"/>
+        </w:rPr>
+        <w:t>Reasoned practice answer: Choose start 1. After add 2 the value is 3. Adding 3 then subtracting 1 reports 5; adding original 1 then subtracting 1 reports 3. Doubling then subtracting 1 should report 5.</w:t>
+      </w:r>
+    </w:p>
+    <w:p>
+      <w:pPr>
+        <w:spacing w:line="336" w:lineRule="auto" w:after="180"/>
+        <w:shd w:fill="F1F6FC"/>
+      </w:pPr>
+      <w:r>
+        <w:rPr>
+          <w:b w:val="0"/>
+        </w:rPr>
+        <w:t xml:space="preserve">This separates the two fault explanations, but a final 5 alone cannot separate add 3 from correct doubling on this </w:t>
+      </w:r>
+      <w:r>
+        <w:rPr>
+          <w:b/>
+        </w:rPr>
+        <w:t>input</w:t>
+      </w:r>
+      <w:r>
+        <w:rPr>
+          <w:b w:val="0"/>
+        </w:rPr>
+        <w:t>; retain the original failing start 3.</w:t>
+      </w:r>
+    </w:p>
+    <w:p>
+      <w:pPr>
+        <w:spacing w:line="336" w:lineRule="auto" w:after="180"/>
+      </w:pPr>
+      <w:r>
+        <w:rPr>
+          <w:b w:val="0"/>
+        </w:rPr>
+        <w:t>Check every learner before discussion: Use the worked case for Debugging with revealing tests. Proposed explanation: “The last wrong number locates the fault”. Decide whether this explanation is supported.</w:t>
+      </w:r>
+    </w:p>
+    <w:p>
+      <w:pPr>
+        <w:spacing w:line="336" w:lineRule="auto" w:after="180"/>
+      </w:pPr>
+      <w:r>
+        <w:rPr>
+          <w:b w:val="0"/>
+        </w:rPr>
+        <w:t>Point to the step or supplied fact that decides; explain your repair if needed.</w:t>
+      </w:r>
+    </w:p>
+    <w:p>
+      <w:pPr>
+        <w:pStyle w:val="Heading3"/>
+      </w:pPr>
+      <w:r>
+        <w:t>Repair the misconception</w:t>
+      </w:r>
+    </w:p>
+    <w:p>
+      <w:pPr>
+        <w:spacing w:line="336" w:lineRule="auto" w:after="180"/>
+        <w:shd w:fill="FFF5E6"/>
+      </w:pPr>
+      <w:r>
+        <w:rPr>
+          <w:b w:val="0"/>
+        </w:rPr>
         <w:t>Misconception repair: Compare every aligned checkpoint; an early mismatch can cause several later wrong values.</w:t>
       </w:r>
     </w:p>
     <w:p>
-      <w:r>
-        <w:t>Support: read the exact case aloud, enlarge the labelled picture, supply input cards and model only the first deciding step. Accept a spoken explanation or drawing; retain the reasoning goal.</w:t>
-      </w:r>
-    </w:p>
-    <w:p>
-      <w:r>
-        <w:t>Extension: Use input 6 again instead of 2. Require a prediction and a reason before comparing. Expected result: Both hypotheses predict 12; the test remains inconclusive. Reason: A revealing test requires different predicted outputs, not merely another recorded run.</w:t>
-      </w:r>
-    </w:p>
-    <w:p>
-      <w:r>
+      <w:pPr>
+        <w:pStyle w:val="Heading3"/>
+      </w:pPr>
+      <w:r>
+        <w:t>Support without giving away the answer</w:t>
+      </w:r>
+    </w:p>
+    <w:p>
+      <w:pPr>
+        <w:spacing w:line="336" w:lineRule="auto" w:after="180"/>
+        <w:shd w:fill="F1F6F8"/>
+      </w:pPr>
+      <w:r>
+        <w:rPr>
+          <w:b w:val="0"/>
+        </w:rPr>
+        <w:t xml:space="preserve">Support: read the exact case aloud, enlarge the labelled picture, supply </w:t>
+      </w:r>
+      <w:r>
+        <w:rPr>
+          <w:b/>
+        </w:rPr>
+        <w:t>input</w:t>
+      </w:r>
+      <w:r>
+        <w:rPr>
+          <w:b w:val="0"/>
+        </w:rPr>
+        <w:t xml:space="preserve"> cards and model only the first deciding step. Accept a spoken explanation or drawing; retain the reasoning goal.</w:t>
+      </w:r>
+    </w:p>
+    <w:p>
+      <w:pPr>
+        <w:pStyle w:val="Heading3"/>
+      </w:pPr>
+      <w:r>
+        <w:t>Extend the reasoning</w:t>
+      </w:r>
+    </w:p>
+    <w:p>
+      <w:pPr>
+        <w:spacing w:line="336" w:lineRule="auto" w:after="180"/>
+        <w:shd w:fill="F5F1FB"/>
+      </w:pPr>
+      <w:r>
+        <w:rPr>
+          <w:b w:val="0"/>
+        </w:rPr>
+        <w:t xml:space="preserve">Extension: Use </w:t>
+      </w:r>
+      <w:r>
+        <w:rPr>
+          <w:b/>
+        </w:rPr>
+        <w:t>input</w:t>
+      </w:r>
+      <w:r>
+        <w:rPr>
+          <w:b w:val="0"/>
+        </w:rPr>
+        <w:t xml:space="preserve"> 6 again instead of 2. Require a </w:t>
+      </w:r>
+      <w:r>
+        <w:rPr>
+          <w:b/>
+        </w:rPr>
+        <w:t>prediction</w:t>
+      </w:r>
+      <w:r>
+        <w:rPr>
+          <w:b w:val="0"/>
+        </w:rPr>
+        <w:t xml:space="preserve"> and a reason before comparing. </w:t>
+      </w:r>
+      <w:r>
+        <w:rPr>
+          <w:b/>
+        </w:rPr>
+        <w:t>Expected result</w:t>
+      </w:r>
+      <w:r>
+        <w:rPr>
+          <w:b w:val="0"/>
+        </w:rPr>
+        <w:t>: Both hypotheses predict 12; the test remains inconclusive.</w:t>
+      </w:r>
+    </w:p>
+    <w:p>
+      <w:pPr>
+        <w:spacing w:line="336" w:lineRule="auto" w:after="180"/>
+        <w:shd w:fill="F5F1FB"/>
+      </w:pPr>
+      <w:r>
+        <w:rPr>
+          <w:b w:val="0"/>
+        </w:rPr>
+        <w:t xml:space="preserve">Reason: A revealing test requires different predicted </w:t>
+      </w:r>
+      <w:r>
+        <w:rPr>
+          <w:b/>
+        </w:rPr>
+        <w:t>output</w:t>
+      </w:r>
+      <w:r>
+        <w:rPr>
+          <w:b w:val="0"/>
+        </w:rPr>
+        <w:t>s, not merely another recorded run.</w:t>
+      </w:r>
+    </w:p>
+    <w:p>
+      <w:pPr>
+        <w:pStyle w:val="Heading3"/>
+      </w:pPr>
+      <w:r>
+        <w:t>Protect the independent attempt</w:t>
+      </w:r>
+    </w:p>
+    <w:p>
+      <w:pPr>
+        <w:spacing w:line="336" w:lineRule="auto" w:after="180"/>
+        <w:shd w:fill="FFF5E6"/>
+      </w:pPr>
+      <w:r>
+        <w:rPr>
+          <w:b w:val="0"/>
+        </w:rPr>
         <w:t>Independent assessment: withhold the reserved answer until the learner has attempted the new case. Record support separately from correctness.</w:t>
       </w:r>
     </w:p>
@@ -3390,13 +6997,82 @@
       </w:tr>
     </w:tbl>
     <w:p>
-      <w:r>
-        <w:t>Project checkpoint: Make a transparent first version. Keep a trace of how one input becomes an output; explain the rule or learned component.</w:t>
-      </w:r>
-    </w:p>
-    <w:p>
-      <w:r>
-        <w:t>Use the weekly teacher answer for topic-specific reasoning. A saved progress tick is an activity record; judge mastery from the learner’s explanation and evidence.</w:t>
+      <w:pPr>
+        <w:pStyle w:val="Heading3"/>
+      </w:pPr>
+      <w:r>
+        <w:t>Project checkpoint</w:t>
+      </w:r>
+    </w:p>
+    <w:p>
+      <w:pPr>
+        <w:spacing w:line="336" w:lineRule="auto" w:after="180"/>
+        <w:shd w:fill="EDF7F3"/>
+      </w:pPr>
+      <w:r>
+        <w:rPr>
+          <w:b w:val="0"/>
+        </w:rPr>
+        <w:t xml:space="preserve">Project checkpoint: Make a transparent first version. Keep a </w:t>
+      </w:r>
+      <w:r>
+        <w:rPr>
+          <w:b/>
+        </w:rPr>
+        <w:t>trace</w:t>
+      </w:r>
+      <w:r>
+        <w:rPr>
+          <w:b w:val="0"/>
+        </w:rPr>
+        <w:t xml:space="preserve"> of how one </w:t>
+      </w:r>
+      <w:r>
+        <w:rPr>
+          <w:b/>
+        </w:rPr>
+        <w:t>input</w:t>
+      </w:r>
+      <w:r>
+        <w:rPr>
+          <w:b w:val="0"/>
+        </w:rPr>
+        <w:t xml:space="preserve"> becomes an </w:t>
+      </w:r>
+      <w:r>
+        <w:rPr>
+          <w:b/>
+        </w:rPr>
+        <w:t>output</w:t>
+      </w:r>
+      <w:r>
+        <w:rPr>
+          <w:b w:val="0"/>
+        </w:rPr>
+        <w:t>; explain the rule or learned component.</w:t>
+      </w:r>
+    </w:p>
+    <w:p>
+      <w:pPr>
+        <w:spacing w:line="336" w:lineRule="auto" w:after="180"/>
+      </w:pPr>
+      <w:r>
+        <w:rPr>
+          <w:b w:val="0"/>
+        </w:rPr>
+        <w:t xml:space="preserve">Use the weekly teacher answer for topic-specific reasoning. A saved progress tick is an activity record; judge mastery from the learner’s explanation and </w:t>
+      </w:r>
+      <w:r>
+        <w:rPr>
+          <w:b/>
+        </w:rPr>
+        <w:t>evidence</w:t>
+      </w:r>
+      <w:r>
+        <w:rPr>
+          <w:b w:val="0"/>
+        </w:rPr>
+        <w:t>.</w:t>
       </w:r>
     </w:p>
     <w:p>
@@ -3409,27 +7085,1228 @@
     </w:p>
     <w:p>
       <w:r>
-        <w:t>Use the two formative questions as supported practice, not as independent mastery scores. Discuss the deciding evidence rather than accepting a guessed selection.</w:t>
-      </w:r>
-    </w:p>
-    <w:p>
-      <w:r>
+        <w:t>Use feedback, earlier review and portfolios purposefully. Apply the coding routine only when this lesson has an executable lab.</w:t>
+      </w:r>
+    </w:p>
+    <w:p>
+      <w:pPr>
+        <w:spacing w:line="336" w:lineRule="auto" w:after="180"/>
+      </w:pPr>
+      <w:r>
+        <w:rPr>
+          <w:b w:val="0"/>
+        </w:rPr>
+        <w:t xml:space="preserve">Use the two formative questions as supported practice, not as independent mastery scores. Discuss the deciding </w:t>
+      </w:r>
+      <w:r>
+        <w:rPr>
+          <w:b/>
+        </w:rPr>
+        <w:t>evidence</w:t>
+      </w:r>
+      <w:r>
+        <w:rPr>
+          <w:b w:val="0"/>
+        </w:rPr>
+        <w:t xml:space="preserve"> rather than accepting a guessed selection.</w:t>
+      </w:r>
+    </w:p>
+    <w:p>
+      <w:pPr>
+        <w:spacing w:line="336" w:lineRule="auto" w:after="180"/>
+      </w:pPr>
+      <w:r>
+        <w:rPr>
+          <w:b w:val="0"/>
+        </w:rPr>
         <w:t>The feedback comes from the reviewed public worked case. Do not reveal the separately reserved independent teacher answer until the learner has attempted that case.</w:t>
       </w:r>
     </w:p>
     <w:p>
-      <w:r>
-        <w:t>Ask students to predict before running code. Preserve errors and actual outputs; collect a changed test and an explanation. The branch-boundary and indexing lessons deliberately include failure cases.</w:t>
-      </w:r>
-    </w:p>
-    <w:p>
-      <w:r>
+      <w:pPr>
+        <w:pStyle w:val="Heading3"/>
+      </w:pPr>
+      <w:r>
+        <w:t>For later coding lessons</w:t>
+      </w:r>
+    </w:p>
+    <w:p>
+      <w:r>
+        <w:t>This week has no code block. Use this routine when a later lesson includes an executable lab.</w:t>
+      </w:r>
+    </w:p>
+    <w:p>
+      <w:pPr>
+        <w:spacing w:line="336" w:lineRule="auto" w:after="180"/>
+        <w:shd w:fill="F1F6F8"/>
+      </w:pPr>
+      <w:r>
+        <w:rPr>
+          <w:b w:val="0"/>
+        </w:rPr>
+        <w:t xml:space="preserve">Ask students to predict before running code. Preserve errors and </w:t>
+      </w:r>
+      <w:r>
+        <w:rPr>
+          <w:b/>
+        </w:rPr>
+        <w:t>actual</w:t>
+      </w:r>
+      <w:r>
+        <w:rPr>
+          <w:b w:val="0"/>
+        </w:rPr>
+        <w:t xml:space="preserve"> </w:t>
+      </w:r>
+      <w:r>
+        <w:rPr>
+          <w:b/>
+        </w:rPr>
+        <w:t>output</w:t>
+      </w:r>
+      <w:r>
+        <w:rPr>
+          <w:b w:val="0"/>
+        </w:rPr>
+        <w:t>s; collect a changed test and an explanation. The branch-boundary and indexing lessons deliberately include failure cases.</w:t>
+      </w:r>
+    </w:p>
+    <w:p>
+      <w:pPr>
+        <w:spacing w:line="336" w:lineRule="auto" w:after="180"/>
+      </w:pPr>
+      <w:r>
+        <w:rPr>
+          <w:b w:val="0"/>
+        </w:rPr>
         <w:t>Use the earlier worked-explanation links to address a specific missing building block, then return to the current question. Adapt this suggestion after observing the learner; it is not an automatic diagnosis.</w:t>
       </w:r>
     </w:p>
     <w:p>
-      <w:r>
-        <w:t>Collect the completed-work portfolio as evidence. Record support separately from correctness, and assess explanation, trace/test and limitations. Progress ticks and quiz selections alone do not establish mastery.</w:t>
+      <w:pPr>
+        <w:spacing w:line="336" w:lineRule="auto" w:after="180"/>
+      </w:pPr>
+      <w:r>
+        <w:rPr>
+          <w:b w:val="0"/>
+        </w:rPr>
+        <w:t xml:space="preserve">Collect the completed-work portfolio as </w:t>
+      </w:r>
+      <w:r>
+        <w:rPr>
+          <w:b/>
+        </w:rPr>
+        <w:t>evidence</w:t>
+      </w:r>
+      <w:r>
+        <w:rPr>
+          <w:b w:val="0"/>
+        </w:rPr>
+        <w:t xml:space="preserve">. Record support separately from correctness, and assess explanation, </w:t>
+      </w:r>
+      <w:r>
+        <w:rPr>
+          <w:b/>
+        </w:rPr>
+        <w:t>trace</w:t>
+      </w:r>
+      <w:r>
+        <w:rPr>
+          <w:b w:val="0"/>
+        </w:rPr>
+        <w:t>/test and limitations. Progress ticks and quiz selections alone do not establish mastery.</w:t>
+      </w:r>
+    </w:p>
+    <w:p>
+      <w:pPr>
+        <w:pStyle w:val="Heading1"/>
+      </w:pPr>
+      <w:r>
+        <w:t>09. Visual concept journey</w:t>
+      </w:r>
+    </w:p>
+    <w:p>
+      <w:r>
+        <w:t>Show one Debug the Cause graphic at a time, request a prediction and discuss its trace before the independent assessment.</w:t>
+      </w:r>
+    </w:p>
+    <w:p>
+      <w:pPr>
+        <w:spacing w:line="336" w:lineRule="auto" w:after="180"/>
+      </w:pPr>
+      <w:r>
+        <w:rPr>
+          <w:b w:val="0"/>
+        </w:rPr>
+        <w:t xml:space="preserve">Use one picture at a time. Hide a worked result before asking for a </w:t>
+      </w:r>
+      <w:r>
+        <w:rPr>
+          <w:b/>
+        </w:rPr>
+        <w:t>prediction</w:t>
+      </w:r>
+      <w:r>
+        <w:rPr>
+          <w:b w:val="0"/>
+        </w:rPr>
+        <w:t>, then reveal it for feedback. These are supported teaching cases; retain the separate independent assessment for a fresh first attempt.</w:t>
+      </w:r>
+    </w:p>
+    <w:p>
+      <w:pPr>
+        <w:pStyle w:val="Heading3"/>
+      </w:pPr>
+      <w:r>
+        <w:t>01. Debug the Cause: the case</w:t>
+      </w:r>
+    </w:p>
+    <w:p>
+      <w:r>
+        <w:drawing>
+          <wp:inline xmlns:a="http://schemas.openxmlformats.org/drawingml/2006/main" xmlns:pic="http://schemas.openxmlformats.org/drawingml/2006/picture">
+            <wp:extent cx="5486400" cy="2834640"/>
+            <wp:docPr id="3" name="Picture 3" descr="A fictional paper calculator should double the current value, but a copied instruction behaves strangely. Supplied facts: After input 6, the faulty step reports 12. Hypothesis A: add 6. Hypothesis B: double. Both hypotheses fit this first observation. A new input may be chosen."/>
+            <wp:cNvGraphicFramePr>
+              <a:graphicFrameLocks noChangeAspect="1"/>
+            </wp:cNvGraphicFramePr>
+            <a:graphic>
+              <a:graphicData uri="http://schemas.openxmlformats.org/drawingml/2006/picture">
+                <pic:pic>
+                  <pic:nvPicPr>
+                    <pic:cNvPr id="0" name="academy-story-ai-1-12-01.png"/>
+                    <pic:cNvPicPr/>
+                  </pic:nvPicPr>
+                  <pic:blipFill>
+                    <a:blip r:embed="rId11"/>
+                    <a:stretch>
+                      <a:fillRect/>
+                    </a:stretch>
+                  </pic:blipFill>
+                  <pic:spPr>
+                    <a:xfrm>
+                      <a:off x="0" y="0"/>
+                      <a:ext cx="5486400" cy="2834640"/>
+                    </a:xfrm>
+                    <a:prstGeom prst="rect"/>
+                  </pic:spPr>
+                </pic:pic>
+              </a:graphicData>
+            </a:graphic>
+          </wp:inline>
+        </w:drawing>
+      </w:r>
+    </w:p>
+    <w:p>
+      <w:pPr>
+        <w:spacing w:line="336" w:lineRule="auto" w:after="180"/>
+      </w:pPr>
+      <w:r>
+        <w:rPr>
+          <w:b w:val="0"/>
+        </w:rPr>
+        <w:t xml:space="preserve">A fictional paper calculator should double the current value, but a copied instruction behaves strangely. Supplied facts: After </w:t>
+      </w:r>
+      <w:r>
+        <w:rPr>
+          <w:b/>
+        </w:rPr>
+        <w:t>input</w:t>
+      </w:r>
+      <w:r>
+        <w:rPr>
+          <w:b w:val="0"/>
+        </w:rPr>
+        <w:t xml:space="preserve"> 6, the faulty step reports 12. Hypothesis A: add 6. Hypothesis B: double.</w:t>
+      </w:r>
+    </w:p>
+    <w:p>
+      <w:pPr>
+        <w:spacing w:line="336" w:lineRule="auto" w:after="180"/>
+      </w:pPr>
+      <w:r>
+        <w:rPr>
+          <w:b w:val="0"/>
+        </w:rPr>
+        <w:t xml:space="preserve">Both hypotheses fit this first </w:t>
+      </w:r>
+      <w:r>
+        <w:rPr>
+          <w:b/>
+        </w:rPr>
+        <w:t>observation</w:t>
+      </w:r>
+      <w:r>
+        <w:rPr>
+          <w:b w:val="0"/>
+        </w:rPr>
+        <w:t xml:space="preserve">. A new </w:t>
+      </w:r>
+      <w:r>
+        <w:rPr>
+          <w:b/>
+        </w:rPr>
+        <w:t>input</w:t>
+      </w:r>
+      <w:r>
+        <w:rPr>
+          <w:b w:val="0"/>
+        </w:rPr>
+        <w:t xml:space="preserve"> may be chosen.</w:t>
+      </w:r>
+    </w:p>
+    <w:p>
+      <w:pPr>
+        <w:spacing w:line="336" w:lineRule="auto" w:after="180"/>
+        <w:shd w:fill="F5F1FB"/>
+      </w:pPr>
+      <w:r>
+        <w:rPr>
+          <w:b w:val="0"/>
+        </w:rPr>
+        <w:t>Point to the given fact that matters most. Explain why it matters.</w:t>
+      </w:r>
+    </w:p>
+    <w:p>
+      <w:pPr>
+        <w:pStyle w:val="Heading3"/>
+      </w:pPr>
+      <w:r>
+        <w:t>Discuss while showing the picture</w:t>
+      </w:r>
+    </w:p>
+    <w:p>
+      <w:pPr>
+        <w:spacing w:line="336" w:lineRule="auto" w:after="180"/>
+        <w:shd w:fill="F1F6F8"/>
+      </w:pPr>
+      <w:r>
+        <w:rPr>
+          <w:b w:val="0"/>
+        </w:rPr>
+        <w:t>Teacher prompt: Point to the given fact that matters most. Explain why it matters. Ask learners to describe one label or arrow in ordinary words. Use the adjacent transcript if the image is difficult to see.</w:t>
+      </w:r>
+    </w:p>
+    <w:p>
+      <w:pPr>
+        <w:pStyle w:val="Heading3"/>
+      </w:pPr>
+      <w:r>
+        <w:t>02. Follow the deciding steps</w:t>
+      </w:r>
+    </w:p>
+    <w:p>
+      <w:r>
+        <w:drawing>
+          <wp:inline xmlns:a="http://schemas.openxmlformats.org/drawingml/2006/main" xmlns:pic="http://schemas.openxmlformats.org/drawingml/2006/picture">
+            <wp:extent cx="5486400" cy="4005072"/>
+            <wp:docPr id="4" name="Picture 4" descr="Observe: Input 6 produced 12; that fact fits two explanations. → Predict alternatives: For input 2, adding 6 predicts 8; doubling predicts 4. → Run revealing test: The fictional new record is input 2 → output 8. → Locate cause: This record supports add-6 over doubling for this comparison."/>
+            <wp:cNvGraphicFramePr>
+              <a:graphicFrameLocks noChangeAspect="1"/>
+            </wp:cNvGraphicFramePr>
+            <a:graphic>
+              <a:graphicData uri="http://schemas.openxmlformats.org/drawingml/2006/picture">
+                <pic:pic>
+                  <pic:nvPicPr>
+                    <pic:cNvPr id="0" name="academy-story-ai-1-12-02.png"/>
+                    <pic:cNvPicPr/>
+                  </pic:nvPicPr>
+                  <pic:blipFill>
+                    <a:blip r:embed="rId12"/>
+                    <a:stretch>
+                      <a:fillRect/>
+                    </a:stretch>
+                  </pic:blipFill>
+                  <pic:spPr>
+                    <a:xfrm>
+                      <a:off x="0" y="0"/>
+                      <a:ext cx="5486400" cy="4005072"/>
+                    </a:xfrm>
+                    <a:prstGeom prst="rect"/>
+                  </pic:spPr>
+                </pic:pic>
+              </a:graphicData>
+            </a:graphic>
+          </wp:inline>
+        </w:drawing>
+      </w:r>
+    </w:p>
+    <w:p>
+      <w:pPr>
+        <w:spacing w:line="336" w:lineRule="auto" w:after="180"/>
+      </w:pPr>
+      <w:r>
+        <w:rPr>
+          <w:b w:val="0"/>
+        </w:rPr>
+        <w:t xml:space="preserve">Observe: </w:t>
+      </w:r>
+      <w:r>
+        <w:rPr>
+          <w:b/>
+        </w:rPr>
+        <w:t>Input</w:t>
+      </w:r>
+      <w:r>
+        <w:rPr>
+          <w:b w:val="0"/>
+        </w:rPr>
+        <w:t xml:space="preserve"> 6 produced 12; that fact fits two explanations. → Predict alternatives: For </w:t>
+      </w:r>
+      <w:r>
+        <w:rPr>
+          <w:b/>
+        </w:rPr>
+        <w:t>input</w:t>
+      </w:r>
+      <w:r>
+        <w:rPr>
+          <w:b w:val="0"/>
+        </w:rPr>
+        <w:t xml:space="preserve"> 2, adding 6 predicts 8; doubling predicts 4. → Run revealing test: The fictional new record is </w:t>
+      </w:r>
+      <w:r>
+        <w:rPr>
+          <w:b/>
+        </w:rPr>
+        <w:t>input</w:t>
+      </w:r>
+      <w:r>
+        <w:rPr>
+          <w:b w:val="0"/>
+        </w:rPr>
+        <w:t xml:space="preserve"> 2 → </w:t>
+      </w:r>
+      <w:r>
+        <w:rPr>
+          <w:b/>
+        </w:rPr>
+        <w:t>output</w:t>
+      </w:r>
+      <w:r>
+        <w:rPr>
+          <w:b w:val="0"/>
+        </w:rPr>
+        <w:t xml:space="preserve"> 8. → Locate cause: This record supports add-6 over doubling for this comparison.</w:t>
+      </w:r>
+    </w:p>
+    <w:p>
+      <w:pPr>
+        <w:spacing w:line="336" w:lineRule="auto" w:after="180"/>
+        <w:shd w:fill="F5F1FB"/>
+      </w:pPr>
+      <w:r>
+        <w:rPr>
+          <w:b w:val="0"/>
+        </w:rPr>
+        <w:t xml:space="preserve">Point to each numbered stage and explain which recorded </w:t>
+      </w:r>
+      <w:r>
+        <w:rPr>
+          <w:b/>
+        </w:rPr>
+        <w:t>input</w:t>
+      </w:r>
+      <w:r>
+        <w:rPr>
+          <w:b w:val="0"/>
+        </w:rPr>
+        <w:t xml:space="preserve"> it uses.</w:t>
+      </w:r>
+    </w:p>
+    <w:p>
+      <w:pPr>
+        <w:pStyle w:val="Heading3"/>
+      </w:pPr>
+      <w:r>
+        <w:t>Discuss while showing the picture</w:t>
+      </w:r>
+    </w:p>
+    <w:p>
+      <w:pPr>
+        <w:spacing w:line="336" w:lineRule="auto" w:after="180"/>
+        <w:shd w:fill="F1F6F8"/>
+      </w:pPr>
+      <w:r>
+        <w:rPr>
+          <w:b w:val="0"/>
+        </w:rPr>
+        <w:t xml:space="preserve">Teacher prompt: Point to each numbered stage and explain which recorded </w:t>
+      </w:r>
+      <w:r>
+        <w:rPr>
+          <w:b/>
+        </w:rPr>
+        <w:t>input</w:t>
+      </w:r>
+      <w:r>
+        <w:rPr>
+          <w:b w:val="0"/>
+        </w:rPr>
+        <w:t xml:space="preserve"> it uses. Ask learners to describe one label or arrow in ordinary words. Use the adjacent transcript if the image is difficult to see.</w:t>
+      </w:r>
+    </w:p>
+    <w:p>
+      <w:pPr>
+        <w:pStyle w:val="Heading3"/>
+      </w:pPr>
+      <w:r>
+        <w:t>03. A revealing test separates explanations</w:t>
+      </w:r>
+    </w:p>
+    <w:p>
+      <w:r>
+        <w:drawing>
+          <wp:inline xmlns:a="http://schemas.openxmlformats.org/drawingml/2006/main" xmlns:pic="http://schemas.openxmlformats.org/drawingml/2006/picture">
+            <wp:extent cx="5486400" cy="3617976"/>
+            <wp:docPr id="5" name="Picture 5" descr="A revealing test separates explanations. Original input: Input = 6, Add 6 predicts = 12, Double predicts = 12. Recorded new input: Input = 2, Add 6 predicts = 8, Double predicts = 4. Proposed input: Input = 0, Add 6 predicts = 6, Double predicts = 0."/>
+            <wp:cNvGraphicFramePr>
+              <a:graphicFrameLocks noChangeAspect="1"/>
+            </wp:cNvGraphicFramePr>
+            <a:graphic>
+              <a:graphicData uri="http://schemas.openxmlformats.org/drawingml/2006/picture">
+                <pic:pic>
+                  <pic:nvPicPr>
+                    <pic:cNvPr id="0" name="academy-story-ai-1-12-03.png"/>
+                    <pic:cNvPicPr/>
+                  </pic:nvPicPr>
+                  <pic:blipFill>
+                    <a:blip r:embed="rId13"/>
+                    <a:stretch>
+                      <a:fillRect/>
+                    </a:stretch>
+                  </pic:blipFill>
+                  <pic:spPr>
+                    <a:xfrm>
+                      <a:off x="0" y="0"/>
+                      <a:ext cx="5486400" cy="3617976"/>
+                    </a:xfrm>
+                    <a:prstGeom prst="rect"/>
+                  </pic:spPr>
+                </pic:pic>
+              </a:graphicData>
+            </a:graphic>
+          </wp:inline>
+        </w:drawing>
+      </w:r>
+    </w:p>
+    <w:p>
+      <w:pPr>
+        <w:spacing w:line="336" w:lineRule="auto" w:after="180"/>
+      </w:pPr>
+      <w:r>
+        <w:rPr>
+          <w:b w:val="0"/>
+        </w:rPr>
+        <w:t xml:space="preserve">A revealing test separates explanations. Original </w:t>
+      </w:r>
+      <w:r>
+        <w:rPr>
+          <w:b/>
+        </w:rPr>
+        <w:t>input</w:t>
+      </w:r>
+      <w:r>
+        <w:rPr>
+          <w:b w:val="0"/>
+        </w:rPr>
+        <w:t xml:space="preserve">: </w:t>
+      </w:r>
+      <w:r>
+        <w:rPr>
+          <w:b/>
+        </w:rPr>
+        <w:t>Input</w:t>
+      </w:r>
+      <w:r>
+        <w:rPr>
+          <w:b w:val="0"/>
+        </w:rPr>
+        <w:t xml:space="preserve"> = 6, Add 6 predicts = 12, Double predicts = 12. Recorded new </w:t>
+      </w:r>
+      <w:r>
+        <w:rPr>
+          <w:b/>
+        </w:rPr>
+        <w:t>input</w:t>
+      </w:r>
+      <w:r>
+        <w:rPr>
+          <w:b w:val="0"/>
+        </w:rPr>
+        <w:t xml:space="preserve">: </w:t>
+      </w:r>
+      <w:r>
+        <w:rPr>
+          <w:b/>
+        </w:rPr>
+        <w:t>Input</w:t>
+      </w:r>
+      <w:r>
+        <w:rPr>
+          <w:b w:val="0"/>
+        </w:rPr>
+        <w:t xml:space="preserve"> = 2, Add 6 predicts = 8, Double predicts = 4.</w:t>
+      </w:r>
+    </w:p>
+    <w:p>
+      <w:pPr>
+        <w:spacing w:line="336" w:lineRule="auto" w:after="180"/>
+      </w:pPr>
+      <w:r>
+        <w:rPr>
+          <w:b w:val="0"/>
+        </w:rPr>
+        <w:t xml:space="preserve">Proposed </w:t>
+      </w:r>
+      <w:r>
+        <w:rPr>
+          <w:b/>
+        </w:rPr>
+        <w:t>input</w:t>
+      </w:r>
+      <w:r>
+        <w:rPr>
+          <w:b w:val="0"/>
+        </w:rPr>
+        <w:t xml:space="preserve">: </w:t>
+      </w:r>
+      <w:r>
+        <w:rPr>
+          <w:b/>
+        </w:rPr>
+        <w:t>Input</w:t>
+      </w:r>
+      <w:r>
+        <w:rPr>
+          <w:b w:val="0"/>
+        </w:rPr>
+        <w:t xml:space="preserve"> = 0, Add 6 predicts = 6, Double predicts = 0.</w:t>
+      </w:r>
+    </w:p>
+    <w:p>
+      <w:pPr>
+        <w:spacing w:line="336" w:lineRule="auto" w:after="180"/>
+        <w:shd w:fill="F5F1FB"/>
+      </w:pPr>
+      <w:r>
+        <w:rPr>
+          <w:b w:val="0"/>
+        </w:rPr>
+        <w:t>Read the labels and values. Explain the relationship the model shows.</w:t>
+      </w:r>
+    </w:p>
+    <w:p>
+      <w:pPr>
+        <w:pStyle w:val="Heading3"/>
+      </w:pPr>
+      <w:r>
+        <w:t>Discuss while showing the picture</w:t>
+      </w:r>
+    </w:p>
+    <w:p>
+      <w:pPr>
+        <w:spacing w:line="336" w:lineRule="auto" w:after="180"/>
+        <w:shd w:fill="F1F6F8"/>
+      </w:pPr>
+      <w:r>
+        <w:rPr>
+          <w:b w:val="0"/>
+        </w:rPr>
+        <w:t>Teacher prompt: Read the labels and values. Explain the relationship the model shows. Ask learners to describe one label or arrow in ordinary words. Use the adjacent transcript if the image is difficult to see.</w:t>
+      </w:r>
+    </w:p>
+    <w:p>
+      <w:pPr>
+        <w:spacing w:line="336" w:lineRule="auto" w:after="180"/>
+        <w:shd w:fill="F1F6F8"/>
+      </w:pPr>
+      <w:r>
+        <w:rPr>
+          <w:b w:val="0"/>
+        </w:rPr>
+        <w:t>Check row/column meanings, units and denominators before discussing a difference. Supplied toy values are not real class or model results.</w:t>
+      </w:r>
+    </w:p>
+    <w:p>
+      <w:pPr>
+        <w:pStyle w:val="Heading3"/>
+      </w:pPr>
+      <w:r>
+        <w:t>04. Change one thing. Trace what follows.</w:t>
+      </w:r>
+    </w:p>
+    <w:p>
+      <w:r>
+        <w:drawing>
+          <wp:inline xmlns:a="http://schemas.openxmlformats.org/drawingml/2006/main" xmlns:pic="http://schemas.openxmlformats.org/drawingml/2006/picture">
+            <wp:extent cx="5486400" cy="3026664"/>
+            <wp:docPr id="6" name="Picture 6" descr="Original case: This record supports add-6 over doubling for this comparison. Changed condition: Use input 6 again instead of 2. Expected result: Both hypotheses predict 12; the test remains inconclusive. Reason: A revealing test requires different predicted outputs, not merely another recorded run."/>
+            <wp:cNvGraphicFramePr>
+              <a:graphicFrameLocks noChangeAspect="1"/>
+            </wp:cNvGraphicFramePr>
+            <a:graphic>
+              <a:graphicData uri="http://schemas.openxmlformats.org/drawingml/2006/picture">
+                <pic:pic>
+                  <pic:nvPicPr>
+                    <pic:cNvPr id="0" name="academy-story-ai-1-12-04.png"/>
+                    <pic:cNvPicPr/>
+                  </pic:nvPicPr>
+                  <pic:blipFill>
+                    <a:blip r:embed="rId14"/>
+                    <a:stretch>
+                      <a:fillRect/>
+                    </a:stretch>
+                  </pic:blipFill>
+                  <pic:spPr>
+                    <a:xfrm>
+                      <a:off x="0" y="0"/>
+                      <a:ext cx="5486400" cy="3026664"/>
+                    </a:xfrm>
+                    <a:prstGeom prst="rect"/>
+                  </pic:spPr>
+                </pic:pic>
+              </a:graphicData>
+            </a:graphic>
+          </wp:inline>
+        </w:drawing>
+      </w:r>
+    </w:p>
+    <w:p>
+      <w:pPr>
+        <w:spacing w:line="336" w:lineRule="auto" w:after="180"/>
+      </w:pPr>
+      <w:r>
+        <w:rPr>
+          <w:b w:val="0"/>
+        </w:rPr>
+        <w:t xml:space="preserve">Original case: This record supports add-6 over doubling for this comparison. Changed condition: Use </w:t>
+      </w:r>
+      <w:r>
+        <w:rPr>
+          <w:b/>
+        </w:rPr>
+        <w:t>input</w:t>
+      </w:r>
+      <w:r>
+        <w:rPr>
+          <w:b w:val="0"/>
+        </w:rPr>
+        <w:t xml:space="preserve"> 6 again instead of 2. </w:t>
+      </w:r>
+      <w:r>
+        <w:rPr>
+          <w:b/>
+        </w:rPr>
+        <w:t>Expected result</w:t>
+      </w:r>
+      <w:r>
+        <w:rPr>
+          <w:b w:val="0"/>
+        </w:rPr>
+        <w:t>: Both hypotheses predict 12; the test remains inconclusive.</w:t>
+      </w:r>
+    </w:p>
+    <w:p>
+      <w:pPr>
+        <w:spacing w:line="336" w:lineRule="auto" w:after="180"/>
+      </w:pPr>
+      <w:r>
+        <w:rPr>
+          <w:b w:val="0"/>
+        </w:rPr>
+        <w:t xml:space="preserve">Reason: A revealing test requires different predicted </w:t>
+      </w:r>
+      <w:r>
+        <w:rPr>
+          <w:b/>
+        </w:rPr>
+        <w:t>output</w:t>
+      </w:r>
+      <w:r>
+        <w:rPr>
+          <w:b w:val="0"/>
+        </w:rPr>
+        <w:t>s, not merely another recorded run.</w:t>
+      </w:r>
+    </w:p>
+    <w:p>
+      <w:pPr>
+        <w:spacing w:line="336" w:lineRule="auto" w:after="180"/>
+        <w:shd w:fill="F5F1FB"/>
+      </w:pPr>
+      <w:r>
+        <w:rPr>
+          <w:b w:val="0"/>
+        </w:rPr>
+        <w:t>Predict before checking the worked changed-case result. Name what changed and what the supplied facts allow you to conclude.</w:t>
+      </w:r>
+    </w:p>
+    <w:p>
+      <w:pPr>
+        <w:pStyle w:val="Heading3"/>
+      </w:pPr>
+      <w:r>
+        <w:t>Discuss while showing the picture</w:t>
+      </w:r>
+    </w:p>
+    <w:p>
+      <w:pPr>
+        <w:spacing w:line="336" w:lineRule="auto" w:after="180"/>
+        <w:shd w:fill="F1F6F8"/>
+      </w:pPr>
+      <w:r>
+        <w:rPr>
+          <w:b w:val="0"/>
+        </w:rPr>
+        <w:t>Teacher prompt: Predict before checking the worked changed-case result. Name what changed and what the supplied facts allow you to conclude. Ask learners to describe one label or arrow in ordinary words.</w:t>
+      </w:r>
+    </w:p>
+    <w:p>
+      <w:pPr>
+        <w:spacing w:line="336" w:lineRule="auto" w:after="180"/>
+        <w:shd w:fill="F1F6F8"/>
+      </w:pPr>
+      <w:r>
+        <w:rPr>
+          <w:b w:val="0"/>
+        </w:rPr>
+        <w:t xml:space="preserve">Use the adjacent transcript if the image is difficult to see. Changed-case reasoning: A revealing test requires different predicted </w:t>
+      </w:r>
+      <w:r>
+        <w:rPr>
+          <w:b/>
+        </w:rPr>
+        <w:t>output</w:t>
+      </w:r>
+      <w:r>
+        <w:rPr>
+          <w:b w:val="0"/>
+        </w:rPr>
+        <w:t>s, not merely another recorded run.</w:t>
+      </w:r>
+    </w:p>
+    <w:p>
+      <w:pPr>
+        <w:pStyle w:val="Heading3"/>
+      </w:pPr>
+      <w:r>
+        <w:t>05. Connect the explanation to its limit</w:t>
+      </w:r>
+    </w:p>
+    <w:p>
+      <w:r>
+        <w:drawing>
+          <wp:inline xmlns:a="http://schemas.openxmlformats.org/drawingml/2006/main" xmlns:pic="http://schemas.openxmlformats.org/drawingml/2006/picture">
+            <wp:extent cx="5486400" cy="2834640"/>
+            <wp:docPr id="7" name="Picture 7" descr="Repeating input 6 would not separate the two hypotheses because both again predict 12. Input 2 makes their predictions different before the test is run. The second record supports investigating an added constant, but inspecting the instruction is still needed to confirm the implementation. Limit: Two toy hypotheses do not exhaust every possible bug; a matching output alone cannot identify arbitrary hidden code."/>
+            <wp:cNvGraphicFramePr>
+              <a:graphicFrameLocks noChangeAspect="1"/>
+            </wp:cNvGraphicFramePr>
+            <a:graphic>
+              <a:graphicData uri="http://schemas.openxmlformats.org/drawingml/2006/picture">
+                <pic:pic>
+                  <pic:nvPicPr>
+                    <pic:cNvPr id="0" name="academy-story-ai-1-12-05.png"/>
+                    <pic:cNvPicPr/>
+                  </pic:nvPicPr>
+                  <pic:blipFill>
+                    <a:blip r:embed="rId15"/>
+                    <a:stretch>
+                      <a:fillRect/>
+                    </a:stretch>
+                  </pic:blipFill>
+                  <pic:spPr>
+                    <a:xfrm>
+                      <a:off x="0" y="0"/>
+                      <a:ext cx="5486400" cy="2834640"/>
+                    </a:xfrm>
+                    <a:prstGeom prst="rect"/>
+                  </pic:spPr>
+                </pic:pic>
+              </a:graphicData>
+            </a:graphic>
+          </wp:inline>
+        </w:drawing>
+      </w:r>
+    </w:p>
+    <w:p>
+      <w:pPr>
+        <w:spacing w:line="336" w:lineRule="auto" w:after="180"/>
+      </w:pPr>
+      <w:r>
+        <w:rPr>
+          <w:b w:val="0"/>
+        </w:rPr>
+        <w:t xml:space="preserve">Repeating </w:t>
+      </w:r>
+      <w:r>
+        <w:rPr>
+          <w:b/>
+        </w:rPr>
+        <w:t>input</w:t>
+      </w:r>
+      <w:r>
+        <w:rPr>
+          <w:b w:val="0"/>
+        </w:rPr>
+        <w:t xml:space="preserve"> 6 would not separate the two hypotheses because both again predict 12. </w:t>
+      </w:r>
+      <w:r>
+        <w:rPr>
+          <w:b/>
+        </w:rPr>
+        <w:t>Input</w:t>
+      </w:r>
+      <w:r>
+        <w:rPr>
+          <w:b w:val="0"/>
+        </w:rPr>
+        <w:t xml:space="preserve"> 2 makes their </w:t>
+      </w:r>
+      <w:r>
+        <w:rPr>
+          <w:b/>
+        </w:rPr>
+        <w:t>prediction</w:t>
+      </w:r>
+      <w:r>
+        <w:rPr>
+          <w:b w:val="0"/>
+        </w:rPr>
+        <w:t>s different before the test is run.</w:t>
+      </w:r>
+    </w:p>
+    <w:p>
+      <w:pPr>
+        <w:spacing w:line="336" w:lineRule="auto" w:after="180"/>
+      </w:pPr>
+      <w:r>
+        <w:rPr>
+          <w:b w:val="0"/>
+        </w:rPr>
+        <w:t>The second record supports investigating an added constant, but inspecting the instruction is still needed to confirm the implementation.</w:t>
+      </w:r>
+    </w:p>
+    <w:p>
+      <w:pPr>
+        <w:spacing w:line="336" w:lineRule="auto" w:after="180"/>
+      </w:pPr>
+      <w:r>
+        <w:rPr>
+          <w:b w:val="0"/>
+        </w:rPr>
+        <w:t xml:space="preserve">Limit: Two toy hypotheses do not exhaust every possible bug; a matching </w:t>
+      </w:r>
+      <w:r>
+        <w:rPr>
+          <w:b/>
+        </w:rPr>
+        <w:t>output</w:t>
+      </w:r>
+      <w:r>
+        <w:rPr>
+          <w:b w:val="0"/>
+        </w:rPr>
+        <w:t xml:space="preserve"> alone cannot identify arbitrary hidden code.</w:t>
+      </w:r>
+    </w:p>
+    <w:p>
+      <w:pPr>
+        <w:spacing w:line="336" w:lineRule="auto" w:after="180"/>
+        <w:shd w:fill="F5F1FB"/>
+      </w:pPr>
+      <w:r>
+        <w:rPr>
+          <w:b w:val="0"/>
+        </w:rPr>
+        <w:t>Explain the case, then point to a limit on the claim.</w:t>
+      </w:r>
+    </w:p>
+    <w:p>
+      <w:pPr>
+        <w:pStyle w:val="Heading3"/>
+      </w:pPr>
+      <w:r>
+        <w:t>Discuss while showing the picture</w:t>
+      </w:r>
+    </w:p>
+    <w:p>
+      <w:pPr>
+        <w:spacing w:line="336" w:lineRule="auto" w:after="180"/>
+        <w:shd w:fill="F1F6F8"/>
+      </w:pPr>
+      <w:r>
+        <w:rPr>
+          <w:b w:val="0"/>
+        </w:rPr>
+        <w:t>Teacher prompt: Explain the case, then point to a limit on the claim. Ask learners to describe one label or arrow in ordinary words. Use the adjacent transcript if the image is difficult to see.</w:t>
+      </w:r>
+    </w:p>
+    <w:p>
+      <w:pPr>
+        <w:spacing w:line="336" w:lineRule="auto" w:after="180"/>
+        <w:shd w:fill="F1F6F8"/>
+      </w:pPr>
+      <w:r>
+        <w:rPr>
+          <w:b w:val="0"/>
+        </w:rPr>
+        <w:t xml:space="preserve">Keep the stated scope: Two toy hypotheses do not exhaust every possible bug; a matching </w:t>
+      </w:r>
+      <w:r>
+        <w:rPr>
+          <w:b/>
+        </w:rPr>
+        <w:t>output</w:t>
+      </w:r>
+      <w:r>
+        <w:rPr>
+          <w:b w:val="0"/>
+        </w:rPr>
+        <w:t xml:space="preserve"> alone cannot identify arbitrary hidden code.</w:t>
+      </w:r>
+    </w:p>
+    <w:p>
+      <w:pPr>
+        <w:pStyle w:val="Heading3"/>
+      </w:pPr>
+      <w:r>
+        <w:t>06. Make the idea visible in your project</w:t>
+      </w:r>
+    </w:p>
+    <w:p>
+      <w:r>
+        <w:drawing>
+          <wp:inline xmlns:a="http://schemas.openxmlformats.org/drawingml/2006/main" xmlns:pic="http://schemas.openxmlformats.org/drawingml/2006/picture">
+            <wp:extent cx="5486400" cy="3380232"/>
+            <wp:docPr id="8" name="Picture 8" descr="When the sorter fails, write competing explanations and predicted traces before changing code or instructions. Draw your input, deciding step, result and limit. Supported question: Propose input 0 and give both predicted outputs without inventing an observed result."/>
+            <wp:cNvGraphicFramePr>
+              <a:graphicFrameLocks noChangeAspect="1"/>
+            </wp:cNvGraphicFramePr>
+            <a:graphic>
+              <a:graphicData uri="http://schemas.openxmlformats.org/drawingml/2006/picture">
+                <pic:pic>
+                  <pic:nvPicPr>
+                    <pic:cNvPr id="0" name="academy-story-ai-1-12-06.png"/>
+                    <pic:cNvPicPr/>
+                  </pic:nvPicPr>
+                  <pic:blipFill>
+                    <a:blip r:embed="rId16"/>
+                    <a:stretch>
+                      <a:fillRect/>
+                    </a:stretch>
+                  </pic:blipFill>
+                  <pic:spPr>
+                    <a:xfrm>
+                      <a:off x="0" y="0"/>
+                      <a:ext cx="5486400" cy="3380232"/>
+                    </a:xfrm>
+                    <a:prstGeom prst="rect"/>
+                  </pic:spPr>
+                </pic:pic>
+              </a:graphicData>
+            </a:graphic>
+          </wp:inline>
+        </w:drawing>
+      </w:r>
+    </w:p>
+    <w:p>
+      <w:pPr>
+        <w:spacing w:line="336" w:lineRule="auto" w:after="180"/>
+      </w:pPr>
+      <w:r>
+        <w:rPr>
+          <w:b w:val="0"/>
+        </w:rPr>
+        <w:t xml:space="preserve">When the sorter fails, write competing explanations and predicted </w:t>
+      </w:r>
+      <w:r>
+        <w:rPr>
+          <w:b/>
+        </w:rPr>
+        <w:t>trace</w:t>
+      </w:r>
+      <w:r>
+        <w:rPr>
+          <w:b w:val="0"/>
+        </w:rPr>
+        <w:t xml:space="preserve">s before changing code or instructions. Draw your </w:t>
+      </w:r>
+      <w:r>
+        <w:rPr>
+          <w:b/>
+        </w:rPr>
+        <w:t>input</w:t>
+      </w:r>
+      <w:r>
+        <w:rPr>
+          <w:b w:val="0"/>
+        </w:rPr>
+        <w:t>, deciding step, result and limit.</w:t>
+      </w:r>
+    </w:p>
+    <w:p>
+      <w:pPr>
+        <w:spacing w:line="336" w:lineRule="auto" w:after="180"/>
+      </w:pPr>
+      <w:r>
+        <w:rPr>
+          <w:b w:val="0"/>
+        </w:rPr>
+        <w:t xml:space="preserve">Supported question: Propose </w:t>
+      </w:r>
+      <w:r>
+        <w:rPr>
+          <w:b/>
+        </w:rPr>
+        <w:t>input</w:t>
+      </w:r>
+      <w:r>
+        <w:rPr>
+          <w:b w:val="0"/>
+        </w:rPr>
+        <w:t xml:space="preserve"> 0 and give both predicted </w:t>
+      </w:r>
+      <w:r>
+        <w:rPr>
+          <w:b/>
+        </w:rPr>
+        <w:t>output</w:t>
+      </w:r>
+      <w:r>
+        <w:rPr>
+          <w:b w:val="0"/>
+        </w:rPr>
+        <w:t xml:space="preserve">s without inventing an </w:t>
+      </w:r>
+      <w:r>
+        <w:rPr>
+          <w:b/>
+        </w:rPr>
+        <w:t>observed result</w:t>
+      </w:r>
+      <w:r>
+        <w:rPr>
+          <w:b w:val="0"/>
+        </w:rPr>
+        <w:t>.</w:t>
+      </w:r>
+    </w:p>
+    <w:p>
+      <w:pPr>
+        <w:spacing w:line="336" w:lineRule="auto" w:after="180"/>
+        <w:shd w:fill="F5F1FB"/>
+      </w:pPr>
+      <w:r>
+        <w:rPr>
+          <w:b w:val="0"/>
+        </w:rPr>
+        <w:t xml:space="preserve">Draw your project </w:t>
+      </w:r>
+      <w:r>
+        <w:rPr>
+          <w:b/>
+        </w:rPr>
+        <w:t>trace</w:t>
+      </w:r>
+      <w:r>
+        <w:rPr>
+          <w:b w:val="0"/>
+        </w:rPr>
+        <w:t xml:space="preserve"> and justify the deciding step using </w:t>
+      </w:r>
+      <w:r>
+        <w:rPr>
+          <w:b/>
+        </w:rPr>
+        <w:t>evidence</w:t>
+      </w:r>
+      <w:r>
+        <w:rPr>
+          <w:b w:val="0"/>
+        </w:rPr>
+        <w:t>.</w:t>
+      </w:r>
+    </w:p>
+    <w:p>
+      <w:pPr>
+        <w:pStyle w:val="Heading3"/>
+      </w:pPr>
+      <w:r>
+        <w:t>Discuss while showing the picture</w:t>
+      </w:r>
+    </w:p>
+    <w:p>
+      <w:pPr>
+        <w:spacing w:line="336" w:lineRule="auto" w:after="180"/>
+        <w:shd w:fill="F1F6F8"/>
+      </w:pPr>
+      <w:r>
+        <w:rPr>
+          <w:b w:val="0"/>
+        </w:rPr>
+        <w:t xml:space="preserve">Teacher prompt: Draw your project </w:t>
+      </w:r>
+      <w:r>
+        <w:rPr>
+          <w:b/>
+        </w:rPr>
+        <w:t>trace</w:t>
+      </w:r>
+      <w:r>
+        <w:rPr>
+          <w:b w:val="0"/>
+        </w:rPr>
+        <w:t xml:space="preserve"> and justify the deciding step using </w:t>
+      </w:r>
+      <w:r>
+        <w:rPr>
+          <w:b/>
+        </w:rPr>
+        <w:t>evidence</w:t>
+      </w:r>
+      <w:r>
+        <w:rPr>
+          <w:b w:val="0"/>
+        </w:rPr>
+        <w:t>. Ask learners to describe one label or arrow in ordinary words. Use the adjacent transcript if the image is difficult to see.</w:t>
+      </w:r>
+    </w:p>
+    <w:p>
+      <w:pPr>
+        <w:spacing w:line="336" w:lineRule="auto" w:after="180"/>
+        <w:shd w:fill="F1F6F8"/>
+      </w:pPr>
+      <w:r>
+        <w:rPr>
+          <w:b w:val="0"/>
+        </w:rPr>
+        <w:t xml:space="preserve">Supported practice key: Add-6 predicts 6; doubling predicts 0. No </w:t>
+      </w:r>
+      <w:r>
+        <w:rPr>
+          <w:b/>
+        </w:rPr>
+        <w:t>actual</w:t>
+      </w:r>
+      <w:r>
+        <w:rPr>
+          <w:b w:val="0"/>
+        </w:rPr>
+        <w:t xml:space="preserve"> result has been supplied for </w:t>
+      </w:r>
+      <w:r>
+        <w:rPr>
+          <w:b/>
+        </w:rPr>
+        <w:t>input</w:t>
+      </w:r>
+      <w:r>
+        <w:rPr>
+          <w:b w:val="0"/>
+        </w:rPr>
+        <w:t xml:space="preserve"> 0.</w:t>
       </w:r>
     </w:p>
     <w:sectPr>

--- a/downloads/teacher/ai-1-week-12.docx
+++ b/downloads/teacher/ai-1-week-12.docx
@@ -149,7 +149,7 @@
           </w:tcPr>
           <w:p>
             <w:r>
-              <w:t>Sections 1–6; record the brief recall in the workbook.</w:t>
+              <w:t>Use Your mission, Notice the evidence, See how it works, Compare the cases, Words that unlock the idea and Follow a worked example; record the brief recall in the workbook.</w:t>
             </w:r>
           </w:p>
         </w:tc>
@@ -181,7 +181,7 @@
           </w:tcPr>
           <w:p>
             <w:r>
-              <w:t>Sections 7–10; use the matching workbook W2 and misconception check.</w:t>
+              <w:t>Use Find and repair a mistake, Practise together, Run the investigation and Build your understanding; use the matching workbook W2 and misconception check.</w:t>
             </w:r>
           </w:p>
         </w:tc>
@@ -213,7 +213,7 @@
           </w:tcPr>
           <w:p>
             <w:r>
-              <w:t>Sections 9 and 11–14. Give extra time to finish the full task set; use Section 15 when the week includes a coding lab.</w:t>
+              <w:t>Use Run the investigation, Connect your project, Show what you know, Study a complete case and Try a new case independently. Allow extra time for the full task set. Use a coding lab only when this week actually provides one; Your lesson route is the planning section.</w:t>
             </w:r>
           </w:p>
         </w:tc>
@@ -6502,7 +6502,7 @@
           </w:tcPr>
           <w:p>
             <w:r>
-              <w:t>Sections 1–6; record the brief recall in the workbook.</w:t>
+              <w:t>Use Your mission, Notice the evidence, See how it works, Compare the cases, Words that unlock the idea and Follow a worked example; record the brief recall in the workbook.</w:t>
             </w:r>
           </w:p>
         </w:tc>
@@ -6534,7 +6534,7 @@
           </w:tcPr>
           <w:p>
             <w:r>
-              <w:t>Sections 7–10; use the matching workbook W2 and misconception check.</w:t>
+              <w:t>Use Find and repair a mistake, Practise together, Run the investigation and Build your understanding; use the matching workbook W2 and misconception check.</w:t>
             </w:r>
           </w:p>
         </w:tc>
@@ -6566,7 +6566,7 @@
           </w:tcPr>
           <w:p>
             <w:r>
-              <w:t>Sections 9 and 11–14. Give extra time to finish the full task set; use Section 15 when the week includes a coding lab.</w:t>
+              <w:t>Use Run the investigation, Connect your project, Show what you know, Study a complete case and Try a new case independently. Allow extra time for the full task set. Use a coding lab only when this week actually provides one; Your lesson route is the planning section.</w:t>
             </w:r>
           </w:p>
         </w:tc>

--- a/downloads/teacher/ai-1-week-12.docx
+++ b/downloads/teacher/ai-1-week-12.docx
@@ -25,20 +25,38 @@
         <w:pStyle w:val="Heading1"/>
       </w:pPr>
       <w:r>
-        <w:t>01. Debug the Cause</w:t>
-      </w:r>
-    </w:p>
-    <w:p>
-      <w:r>
-        <w:t>Prepare Debug the Cause: check the target, prerequisites, resources and adaptable teaching schedule.</w:t>
-      </w:r>
-    </w:p>
-    <w:p>
-      <w:pPr>
-        <w:pStyle w:val="Heading3"/>
-      </w:pPr>
-      <w:r>
-        <w:t>Teach the learning cycle</w:t>
+        <w:t>Teach diagnosis before patching the result.</w:t>
+      </w:r>
+    </w:p>
+    <w:p>
+      <w:r>
+        <w:t>Model competing faults, keep specifications fixed and reserve the ticket-rule task for independent evidence.</w:t>
+      </w:r>
+    </w:p>
+    <w:p>
+      <w:r>
+        <w:t>Look for a first divergence, a distinguishing prediction and retest evidence.</w:t>
+      </w:r>
+    </w:p>
+    <w:p>
+      <w:pPr>
+        <w:pStyle w:val="Heading1"/>
+      </w:pPr>
+      <w:r>
+        <w:t>01. Prepare this connected week</w:t>
+      </w:r>
+    </w:p>
+    <w:p>
+      <w:r>
+        <w:t>Use one main plan and keep practice separate from the independent first attempt.</w:t>
+      </w:r>
+    </w:p>
+    <w:p>
+      <w:pPr>
+        <w:pStyle w:val="Heading2"/>
+      </w:pPr>
+      <w:r>
+        <w:t>Learning goal and precision</w:t>
       </w:r>
     </w:p>
     <w:p>
@@ -74,6 +92,111 @@
           <w:b w:val="0"/>
         </w:rPr>
         <w:t>s to locate the first difference</w:t>
+      </w:r>
+    </w:p>
+    <w:p>
+      <w:pPr>
+        <w:spacing w:line="336" w:lineRule="auto" w:after="180"/>
+      </w:pPr>
+      <w:r>
+        <w:rPr>
+          <w:b w:val="0"/>
+        </w:rPr>
+        <w:t xml:space="preserve">Use debugging as </w:t>
+      </w:r>
+      <w:r>
+        <w:rPr>
+          <w:b/>
+        </w:rPr>
+        <w:t>evidence</w:t>
+      </w:r>
+      <w:r>
+        <w:rPr>
+          <w:b w:val="0"/>
+        </w:rPr>
+        <w:t>-based investigation of a stated procedure. Distinguish finding the first observed divergence from establishing a unique root cause.</w:t>
+      </w:r>
+    </w:p>
+    <w:p>
+      <w:pPr>
+        <w:spacing w:line="336" w:lineRule="auto" w:after="180"/>
+      </w:pPr>
+      <w:r>
+        <w:rPr>
+          <w:b w:val="0"/>
+        </w:rPr>
+        <w:t xml:space="preserve">The arithmetic examples show that two faults can fit one result and that a test may separate two explanations while still missing a different fault. Use paper </w:t>
+      </w:r>
+      <w:r>
+        <w:rPr>
+          <w:b/>
+        </w:rPr>
+        <w:t>trace</w:t>
+      </w:r>
+      <w:r>
+        <w:rPr>
+          <w:b w:val="0"/>
+        </w:rPr>
+        <w:t>s and preserve the original failing case throughout repair.</w:t>
+      </w:r>
+    </w:p>
+    <w:p>
+      <w:pPr>
+        <w:spacing w:line="336" w:lineRule="auto" w:after="180"/>
+      </w:pPr>
+      <w:r>
+        <w:rPr>
+          <w:b w:val="0"/>
+        </w:rPr>
+        <w:t>By the end, I can choose a test that separates two possible causes of an error.</w:t>
+      </w:r>
+    </w:p>
+    <w:p>
+      <w:pPr>
+        <w:pStyle w:val="Heading2"/>
+      </w:pPr>
+      <w:r>
+        <w:t>What to prepare</w:t>
+      </w:r>
+    </w:p>
+    <w:p>
+      <w:pPr>
+        <w:pStyle w:val="ListBullet"/>
+      </w:pPr>
+      <w:r>
+        <w:t>Use the supplied scenario, student illustrations and blank paper. For numeric work, offer counters or a calculator after learners show the setup. Fictional records are supplied; personal data and paid accounts are unnecessary.</w:t>
+      </w:r>
+    </w:p>
+    <w:p>
+      <w:pPr>
+        <w:pStyle w:val="ListBullet"/>
+      </w:pPr>
+      <w:r>
+        <w:t>The points-machine specification and its observed trace on separate cards</w:t>
+      </w:r>
+    </w:p>
+    <w:p>
+      <w:pPr>
+        <w:pStyle w:val="ListBullet"/>
+      </w:pPr>
+      <w:r>
+        <w:t>An expected and observed trace sheet with an instruction-version field</w:t>
+      </w:r>
+    </w:p>
+    <w:p>
+      <w:pPr>
+        <w:pStyle w:val="ListBullet"/>
+      </w:pPr>
+      <w:r>
+        <w:t>Cards for add 4 and add original start, plus the ticket rule for independent assessment</w:t>
+      </w:r>
+    </w:p>
+    <w:p>
+      <w:pPr>
+        <w:pStyle w:val="Heading2"/>
+      </w:pPr>
+      <w:r>
+        <w:t>Main teaching plan</w:t>
       </w:r>
     </w:p>
     <w:tbl>
@@ -255,9 +378,190 @@
     </w:p>
     <w:p>
       <w:pPr>
+        <w:pStyle w:val="Heading2"/>
+      </w:pPr>
+      <w:r>
+        <w:t>Opening retrieval and readiness</w:t>
+      </w:r>
+    </w:p>
+    <w:p>
+      <w:pPr>
+        <w:spacing w:line="336" w:lineRule="auto" w:after="180"/>
+      </w:pPr>
+      <w:r>
+        <w:rPr>
+          <w:b w:val="0"/>
+        </w:rPr>
+        <w:t>Without opening the old lesson, explain one key idea from Repeating Efficiently. Give an example and a mistake that the idea helps you avoid.</w:t>
+      </w:r>
+    </w:p>
+    <w:p>
+      <w:pPr>
+        <w:spacing w:line="336" w:lineRule="auto" w:after="180"/>
+      </w:pPr>
+      <w:r>
+        <w:rPr>
+          <w:b w:val="0"/>
+        </w:rPr>
+        <w:t xml:space="preserve">Look for: </w:t>
+      </w:r>
+      <w:r>
+        <w:rPr>
+          <w:b/>
+        </w:rPr>
+        <w:t>Trace</w:t>
+      </w:r>
+      <w:r>
+        <w:rPr>
+          <w:b w:val="0"/>
+        </w:rPr>
+        <w:t xml:space="preserve"> a loop by testing its condition before every repetition</w:t>
+      </w:r>
+    </w:p>
+    <w:p>
+      <w:pPr>
+        <w:spacing w:line="336" w:lineRule="auto" w:after="180"/>
+      </w:pPr>
+      <w:r>
+        <w:rPr>
+          <w:b w:val="0"/>
+        </w:rPr>
+        <w:t>Reference example, not the only acceptable wording: Tests: 2 true, 4 true, 6 true, 8 false. Three additions are three iterations. The loop reports 8; the fourth test does not run the body.</w:t>
+      </w:r>
+    </w:p>
+    <w:p>
+      <w:pPr>
+        <w:spacing w:line="336" w:lineRule="auto" w:after="180"/>
+      </w:pPr>
+      <w:r>
+        <w:rPr>
+          <w:b w:val="0"/>
+        </w:rPr>
+        <w:t>Without opening the old lesson, explain one key idea from Algorithms as Recipes. Give an example and a mistake that the idea helps you avoid.</w:t>
+      </w:r>
+    </w:p>
+    <w:p>
+      <w:pPr>
+        <w:spacing w:line="336" w:lineRule="auto" w:after="180"/>
+      </w:pPr>
+      <w:r>
+        <w:rPr>
+          <w:b w:val="0"/>
+        </w:rPr>
+        <w:t xml:space="preserve">Look for: </w:t>
+      </w:r>
+      <w:r>
+        <w:rPr>
+          <w:b/>
+        </w:rPr>
+        <w:t>Trace</w:t>
+      </w:r>
+      <w:r>
+        <w:rPr>
+          <w:b w:val="0"/>
+        </w:rPr>
+        <w:t xml:space="preserve"> an ordered algorithm using the current value after every instruction</w:t>
+      </w:r>
+    </w:p>
+    <w:p>
+      <w:pPr>
+        <w:spacing w:line="336" w:lineRule="auto" w:after="180"/>
+      </w:pPr>
+      <w:r>
+        <w:rPr>
+          <w:b w:val="0"/>
+        </w:rPr>
+        <w:t xml:space="preserve">Reference example, not the only acceptable wording: The </w:t>
+      </w:r>
+      <w:r>
+        <w:rPr>
+          <w:b/>
+        </w:rPr>
+        <w:t>trace</w:t>
+      </w:r>
+      <w:r>
+        <w:rPr>
+          <w:b w:val="0"/>
+        </w:rPr>
+        <w:t xml:space="preserve"> is 3, 7, 14, 9. The doubling step uses 7, the current value after adding 4 to 3. It must not double the initial 3.</w:t>
+      </w:r>
+    </w:p>
+    <w:p>
+      <w:pPr>
+        <w:spacing w:line="336" w:lineRule="auto" w:after="180"/>
+      </w:pPr>
+      <w:r>
+        <w:rPr>
+          <w:b w:val="0"/>
+        </w:rPr>
+        <w:t>Accept a table, arrows or clearly labelled sentences that preserve the order.</w:t>
+      </w:r>
+    </w:p>
+    <w:p>
+      <w:pPr>
+        <w:spacing w:line="336" w:lineRule="auto" w:after="180"/>
+      </w:pPr>
+      <w:r>
+        <w:rPr>
+          <w:b w:val="0"/>
+        </w:rPr>
+        <w:t>Without opening the old lesson, explain one key idea from Sound Becomes a Signal. Give an example and a mistake that the idea helps you avoid.</w:t>
+      </w:r>
+    </w:p>
+    <w:p>
+      <w:pPr>
+        <w:spacing w:line="336" w:lineRule="auto" w:after="180"/>
+      </w:pPr>
+      <w:r>
+        <w:rPr>
+          <w:b w:val="0"/>
+        </w:rPr>
+        <w:t>Look for: Interpret an ordered sequence of sound-signal samples with a stated time interval</w:t>
+      </w:r>
+    </w:p>
+    <w:p>
+      <w:pPr>
+        <w:spacing w:line="336" w:lineRule="auto" w:after="180"/>
+      </w:pPr>
+      <w:r>
+        <w:rPr>
+          <w:b w:val="0"/>
+        </w:rPr>
+        <w:t>Reference example, not the only acceptable wording: Five samples, a 2 ms interval, and 8 ms from first to last. Consecutive pairs make gaps 0-2, 2-4, 4-6 and 6-8: four gaps between five samples.</w:t>
+      </w:r>
+    </w:p>
+    <w:p>
+      <w:pPr>
+        <w:spacing w:line="336" w:lineRule="auto" w:after="180"/>
+      </w:pPr>
+      <w:r>
+        <w:rPr>
+          <w:b w:val="0"/>
+        </w:rPr>
+        <w:t>The tests see 3 true, 5 true and 7 false. Two iterations occur; the body does not run after the false test. Report 7.</w:t>
+      </w:r>
+    </w:p>
+    <w:p>
+      <w:pPr>
+        <w:pStyle w:val="Heading2"/>
+      </w:pPr>
+      <w:r>
+        <w:t>Earlier wording, alternatives and picture transcripts · reference / check after trying</w:t>
+      </w:r>
+    </w:p>
+    <w:p>
+      <w:pPr>
         <w:pStyle w:val="Heading3"/>
       </w:pPr>
       <w:r>
+        <w:t>Teach the learning cycle</w:t>
+      </w:r>
+    </w:p>
+    <w:p>
+      <w:pPr>
+        <w:pStyle w:val="Heading3"/>
+      </w:pPr>
+      <w:r>
         <w:t>Retrieval answer guidance</w:t>
       </w:r>
     </w:p>
@@ -271,51 +575,6 @@
     </w:p>
     <w:p>
       <w:pPr>
-        <w:spacing w:line="336" w:lineRule="auto" w:after="180"/>
-      </w:pPr>
-      <w:r>
-        <w:rPr>
-          <w:b w:val="0"/>
-        </w:rPr>
-        <w:t>Without opening the old lesson, explain one key idea from Repeating Efficiently. Give an example and a mistake that the idea helps you avoid.</w:t>
-      </w:r>
-    </w:p>
-    <w:p>
-      <w:pPr>
-        <w:spacing w:line="336" w:lineRule="auto" w:after="180"/>
-      </w:pPr>
-      <w:r>
-        <w:rPr>
-          <w:b w:val="0"/>
-        </w:rPr>
-        <w:t xml:space="preserve">Look for: </w:t>
-      </w:r>
-      <w:r>
-        <w:rPr>
-          <w:b/>
-        </w:rPr>
-        <w:t>Trace</w:t>
-      </w:r>
-      <w:r>
-        <w:rPr>
-          <w:b w:val="0"/>
-        </w:rPr>
-        <w:t xml:space="preserve"> a loop by testing its condition before every repetition</w:t>
-      </w:r>
-    </w:p>
-    <w:p>
-      <w:pPr>
-        <w:spacing w:line="336" w:lineRule="auto" w:after="180"/>
-      </w:pPr>
-      <w:r>
-        <w:rPr>
-          <w:b w:val="0"/>
-        </w:rPr>
-        <w:t>Reference example, not the only acceptable wording: Tests: 2 true, 4 true, 6 true, 8 false. Three additions are three iterations. The loop reports 8; the fourth test does not run the body.</w:t>
-      </w:r>
-    </w:p>
-    <w:p>
-      <w:pPr>
         <w:pStyle w:val="Heading3"/>
       </w:pPr>
       <w:r>
@@ -324,111 +583,10 @@
     </w:p>
     <w:p>
       <w:pPr>
-        <w:spacing w:line="336" w:lineRule="auto" w:after="180"/>
-      </w:pPr>
-      <w:r>
-        <w:rPr>
-          <w:b w:val="0"/>
-        </w:rPr>
-        <w:t>Without opening the old lesson, explain one key idea from Algorithms as Recipes. Give an example and a mistake that the idea helps you avoid.</w:t>
-      </w:r>
-    </w:p>
-    <w:p>
-      <w:pPr>
-        <w:spacing w:line="336" w:lineRule="auto" w:after="180"/>
-      </w:pPr>
-      <w:r>
-        <w:rPr>
-          <w:b w:val="0"/>
-        </w:rPr>
-        <w:t xml:space="preserve">Look for: </w:t>
-      </w:r>
-      <w:r>
-        <w:rPr>
-          <w:b/>
-        </w:rPr>
-        <w:t>Trace</w:t>
-      </w:r>
-      <w:r>
-        <w:rPr>
-          <w:b w:val="0"/>
-        </w:rPr>
-        <w:t xml:space="preserve"> an ordered algorithm using the current value after every instruction</w:t>
-      </w:r>
-    </w:p>
-    <w:p>
-      <w:pPr>
-        <w:spacing w:line="336" w:lineRule="auto" w:after="180"/>
-      </w:pPr>
-      <w:r>
-        <w:rPr>
-          <w:b w:val="0"/>
-        </w:rPr>
-        <w:t xml:space="preserve">Reference example, not the only acceptable wording: The </w:t>
-      </w:r>
-      <w:r>
-        <w:rPr>
-          <w:b/>
-        </w:rPr>
-        <w:t>trace</w:t>
-      </w:r>
-      <w:r>
-        <w:rPr>
-          <w:b w:val="0"/>
-        </w:rPr>
-        <w:t xml:space="preserve"> is 3, 7, 14, 9. The doubling step uses 7, the current value after adding 4 to 3. It must not double the initial 3.</w:t>
-      </w:r>
-    </w:p>
-    <w:p>
-      <w:pPr>
-        <w:spacing w:line="336" w:lineRule="auto" w:after="180"/>
-      </w:pPr>
-      <w:r>
-        <w:rPr>
-          <w:b w:val="0"/>
-        </w:rPr>
-        <w:t>Accept a table, arrows or clearly labelled sentences that preserve the order.</w:t>
-      </w:r>
-    </w:p>
-    <w:p>
-      <w:pPr>
         <w:pStyle w:val="Heading3"/>
       </w:pPr>
       <w:r>
         <w:t>Sound Becomes a Signal</w:t>
-      </w:r>
-    </w:p>
-    <w:p>
-      <w:pPr>
-        <w:spacing w:line="336" w:lineRule="auto" w:after="180"/>
-      </w:pPr>
-      <w:r>
-        <w:rPr>
-          <w:b w:val="0"/>
-        </w:rPr>
-        <w:t>Without opening the old lesson, explain one key idea from Sound Becomes a Signal. Give an example and a mistake that the idea helps you avoid.</w:t>
-      </w:r>
-    </w:p>
-    <w:p>
-      <w:pPr>
-        <w:spacing w:line="336" w:lineRule="auto" w:after="180"/>
-      </w:pPr>
-      <w:r>
-        <w:rPr>
-          <w:b w:val="0"/>
-        </w:rPr>
-        <w:t>Look for: Interpret an ordered sequence of sound-signal samples with a stated time interval</w:t>
-      </w:r>
-    </w:p>
-    <w:p>
-      <w:pPr>
-        <w:spacing w:line="336" w:lineRule="auto" w:after="180"/>
-      </w:pPr>
-      <w:r>
-        <w:rPr>
-          <w:b w:val="0"/>
-        </w:rPr>
-        <w:t>Reference example, not the only acceptable wording: Five samples, a 2 ms interval, and 8 ms from first to last. Consecutive pairs make gaps 0-2, 2-4, 4-6 and 6-8: four gaps between five samples.</w:t>
       </w:r>
     </w:p>
     <w:p>
@@ -613,6 +771,11 @@
       </w:r>
     </w:p>
     <w:p>
+      <w:r>
+        <w:t>This compact option is not the full-week schedule. Use the main teaching cycle and allow extra sessions for the investigation, independent work and project.</w:t>
+      </w:r>
+    </w:p>
+    <w:p>
       <w:pPr>
         <w:spacing w:line="336" w:lineRule="auto" w:after="180"/>
       </w:pPr>
@@ -620,7 +783,7 @@
         <w:rPr>
           <w:b w:val="0"/>
         </w:rPr>
-        <w:t>Use the supplied scenario, student illustrations and blank paper. For numeric work, offer counters or a calculator after learners show the setup. Fictional records are supplied; personal data and paid accounts are unnecessary.</w:t>
+        <w:t>Allow 80 minutes: recall 8; explanation 12; worked demonstration 15; guided practice 20; independent assessment 15; project and reflection 10. Extend the lab into a second session when needed.</w:t>
       </w:r>
     </w:p>
     <w:p>
@@ -628,32 +791,55 @@
         <w:pStyle w:val="Heading3"/>
       </w:pPr>
       <w:r>
-        <w:t>Alternative compact allocation</w:t>
-      </w:r>
-    </w:p>
-    <w:p>
-      <w:r>
-        <w:t>This compact option is not the full-week schedule. Use the main teaching cycle and allow extra sessions for the investigation, independent work and project.</w:t>
+        <w:t>Preparation for the connected explanation</w:t>
+      </w:r>
+    </w:p>
+    <w:p>
+      <w:pPr>
+        <w:pStyle w:val="Heading3"/>
+      </w:pPr>
+      <w:r>
+        <w:t>Readiness answer</w:t>
+      </w:r>
+    </w:p>
+    <w:p>
+      <w:pPr>
+        <w:pStyle w:val="Heading3"/>
+      </w:pPr>
+      <w:r>
+        <w:t>End goal for the pictorial case</w:t>
       </w:r>
     </w:p>
     <w:p>
       <w:pPr>
         <w:spacing w:line="336" w:lineRule="auto" w:after="180"/>
-        <w:shd w:fill="F1F6F8"/>
-      </w:pPr>
-      <w:r>
-        <w:rPr>
-          <w:b w:val="0"/>
-        </w:rPr>
-        <w:t>Allow 80 minutes: recall 8; explanation 12; worked demonstration 15; guided practice 20; independent assessment 15; project and reflection 10. Extend the lab into a second session when needed.</w:t>
-      </w:r>
-    </w:p>
-    <w:p>
-      <w:pPr>
-        <w:pStyle w:val="Heading3"/>
-      </w:pPr>
-      <w:r>
-        <w:t>Preparation for the connected explanation</w:t>
+      </w:pPr>
+      <w:r>
+        <w:rPr>
+          <w:b w:val="0"/>
+        </w:rPr>
+        <w:t>This added worked case illustrates the week’s main idea. Retain all original and connected topics; schedule its practice within the teaching cycle.</w:t>
+      </w:r>
+    </w:p>
+    <w:p>
+      <w:pPr>
+        <w:pStyle w:val="Heading1"/>
+      </w:pPr>
+      <w:r>
+        <w:t>02. Teach debugging as a testable comparison</w:t>
+      </w:r>
+    </w:p>
+    <w:p>
+      <w:r>
+        <w:t>Preserve the specification, expected trace and actual record before selecting a repair.</w:t>
+      </w:r>
+    </w:p>
+    <w:p>
+      <w:pPr>
+        <w:pStyle w:val="Heading2"/>
+      </w:pPr>
+      <w:r>
+        <w:t>Begin with the points-machine divergence</w:t>
       </w:r>
     </w:p>
     <w:p>
@@ -664,19 +850,836 @@
         <w:rPr>
           <w:b w:val="0"/>
         </w:rPr>
-        <w:t xml:space="preserve">Use debugging as </w:t>
+        <w:t xml:space="preserve">A paper points machine must add 3 to its starting score, double the updated score, then subtract 2 and report. From 4 the </w:t>
       </w:r>
       <w:r>
         <w:rPr>
           <w:b/>
         </w:rPr>
+        <w:t>expected</w:t>
+      </w:r>
+      <w:r>
+        <w:rPr>
+          <w:b w:val="0"/>
+        </w:rPr>
+        <w:t xml:space="preserve"> values are 4, 7, 14 and 12. These instructions are the </w:t>
+      </w:r>
+      <w:r>
+        <w:rPr>
+          <w:b/>
+        </w:rPr>
+        <w:t>specification</w:t>
+      </w:r>
+      <w:r>
+        <w:rPr>
+          <w:b w:val="0"/>
+        </w:rPr>
+        <w:t>.</w:t>
+      </w:r>
+    </w:p>
+    <w:p>
+      <w:pPr>
+        <w:spacing w:line="336" w:lineRule="auto" w:after="180"/>
+      </w:pPr>
+      <w:r>
+        <w:rPr>
+          <w:b w:val="0"/>
+        </w:rPr>
+        <w:t xml:space="preserve">Calculate the </w:t>
+      </w:r>
+      <w:r>
+        <w:rPr>
+          <w:b/>
+        </w:rPr>
+        <w:t>expected result</w:t>
+      </w:r>
+      <w:r>
+        <w:rPr>
+          <w:b w:val="0"/>
+        </w:rPr>
+        <w:t xml:space="preserve"> from them before looking at the machine </w:t>
+      </w:r>
+      <w:r>
+        <w:rPr>
+          <w:b/>
+        </w:rPr>
+        <w:t>output</w:t>
+      </w:r>
+      <w:r>
+        <w:rPr>
+          <w:b w:val="0"/>
+        </w:rPr>
+        <w:t>.</w:t>
+      </w:r>
+    </w:p>
+    <w:p>
+      <w:pPr>
+        <w:spacing w:line="336" w:lineRule="auto" w:after="180"/>
+      </w:pPr>
+      <w:r>
+        <w:rPr>
+          <w:b w:val="0"/>
+        </w:rPr>
+        <w:t>An observed run instead records 4, 7, 11 and 9. The final result is wrong, but changing the report from 9 to 12 would only hide this particular failure.</w:t>
+      </w:r>
+    </w:p>
+    <w:p>
+      <w:pPr>
+        <w:spacing w:line="336" w:lineRule="auto" w:after="180"/>
+      </w:pPr>
+      <w:r>
+        <w:rPr>
+          <w:b w:val="0"/>
+        </w:rPr>
+        <w:t>Compare the intermediate values to find where the behaviour first stopped matching the instructions.</w:t>
+      </w:r>
+    </w:p>
+    <w:p>
+      <w:pPr>
+        <w:spacing w:line="336" w:lineRule="auto" w:after="180"/>
+      </w:pPr>
+      <w:r>
+        <w:rPr>
+          <w:b w:val="0"/>
+        </w:rPr>
+        <w:t xml:space="preserve">The first difference is after the doubling instruction: </w:t>
+      </w:r>
+      <w:r>
+        <w:rPr>
+          <w:b/>
+        </w:rPr>
+        <w:t>expected</w:t>
+      </w:r>
+      <w:r>
+        <w:rPr>
+          <w:b w:val="0"/>
+        </w:rPr>
+        <w:t xml:space="preserve"> 14, observed 11. The final subtraction is consistent with the observed 11, since 11 minus 2 is 9.</w:t>
+      </w:r>
+    </w:p>
+    <w:p>
+      <w:pPr>
+        <w:spacing w:line="336" w:lineRule="auto" w:after="180"/>
+      </w:pPr>
+      <w:r>
+        <w:rPr>
+          <w:b w:val="0"/>
+        </w:rPr>
+        <w:t xml:space="preserve">That later difference can be a consequence of the earlier fault rather than a second faulty subtraction. A </w:t>
+      </w:r>
+      <w:r>
+        <w:rPr>
+          <w:b/>
+        </w:rPr>
+        <w:t>trace</w:t>
+      </w:r>
+      <w:r>
+        <w:rPr>
+          <w:b w:val="0"/>
+        </w:rPr>
+        <w:t xml:space="preserve"> narrows the investigation; it does not automatically reveal every cause.</w:t>
+      </w:r>
+    </w:p>
+    <w:p>
+      <w:pPr>
+        <w:pStyle w:val="Heading2"/>
+      </w:pPr>
+      <w:r>
+        <w:t>Define a reproducible record and stable expectation</w:t>
+      </w:r>
+    </w:p>
+    <w:p>
+      <w:pPr>
+        <w:spacing w:line="336" w:lineRule="auto" w:after="180"/>
+      </w:pPr>
+      <w:r>
+        <w:rPr>
+          <w:b w:val="0"/>
+        </w:rPr>
+        <w:t xml:space="preserve">Record the </w:t>
+      </w:r>
+      <w:r>
+        <w:rPr>
+          <w:b/>
+        </w:rPr>
+        <w:t>input</w:t>
+      </w:r>
+      <w:r>
+        <w:rPr>
+          <w:b w:val="0"/>
+        </w:rPr>
+        <w:t xml:space="preserve">, the exact instruction version, </w:t>
+      </w:r>
+      <w:r>
+        <w:rPr>
+          <w:b/>
+        </w:rPr>
+        <w:t>expected</w:t>
+      </w:r>
+      <w:r>
+        <w:rPr>
+          <w:b w:val="0"/>
+        </w:rPr>
+        <w:t xml:space="preserve"> values, observed values and first mismatch.</w:t>
+      </w:r>
+    </w:p>
+    <w:p>
+      <w:pPr>
+        <w:spacing w:line="336" w:lineRule="auto" w:after="180"/>
+      </w:pPr>
+      <w:r>
+        <w:rPr>
+          <w:b w:val="0"/>
+        </w:rPr>
+        <w:t xml:space="preserve">This makes the failure reproducible: someone else can follow the same procedure with the same starting value and check your </w:t>
+      </w:r>
+      <w:r>
+        <w:rPr>
+          <w:b/>
+        </w:rPr>
+        <w:t>observation</w:t>
+      </w:r>
+      <w:r>
+        <w:rPr>
+          <w:b w:val="0"/>
+        </w:rPr>
+        <w:t>.</w:t>
+      </w:r>
+    </w:p>
+    <w:p>
+      <w:pPr>
+        <w:spacing w:line="336" w:lineRule="auto" w:after="180"/>
+      </w:pPr>
+      <w:r>
+        <w:rPr>
+          <w:b w:val="0"/>
+        </w:rPr>
+        <w:t xml:space="preserve">Do not rewrite the </w:t>
+      </w:r>
+      <w:r>
+        <w:rPr>
+          <w:b/>
+        </w:rPr>
+        <w:t>expected</w:t>
+      </w:r>
+      <w:r>
+        <w:rPr>
+          <w:b w:val="0"/>
+        </w:rPr>
+        <w:t xml:space="preserve"> column to match the </w:t>
+      </w:r>
+      <w:r>
+        <w:rPr>
+          <w:b/>
+        </w:rPr>
+        <w:t>observed result</w:t>
+      </w:r>
+      <w:r>
+        <w:rPr>
+          <w:b w:val="0"/>
+        </w:rPr>
+        <w:t xml:space="preserve">. If the </w:t>
+      </w:r>
+      <w:r>
+        <w:rPr>
+          <w:b/>
+        </w:rPr>
+        <w:t>specification</w:t>
+      </w:r>
+      <w:r>
+        <w:rPr>
+          <w:b w:val="0"/>
+        </w:rPr>
+        <w:t xml:space="preserve"> itself seems ambiguous, clarify it first and record that change openly.</w:t>
+      </w:r>
+    </w:p>
+    <w:p>
+      <w:pPr>
+        <w:spacing w:line="336" w:lineRule="auto" w:after="180"/>
+      </w:pPr>
+      <w:r>
+        <w:rPr>
+          <w:b w:val="0"/>
+        </w:rPr>
+        <w:t>A test can judge an implementation only against a stated expectation.</w:t>
+      </w:r>
+    </w:p>
+    <w:p>
+      <w:pPr>
+        <w:pStyle w:val="Heading2"/>
+      </w:pPr>
+      <w:r>
+        <w:t>Model the add-6 versus double comparison</w:t>
+      </w:r>
+    </w:p>
+    <w:p>
+      <w:pPr>
+        <w:spacing w:line="336" w:lineRule="auto" w:after="180"/>
+      </w:pPr>
+      <w:r>
+        <w:rPr>
+          <w:b w:val="0"/>
+        </w:rPr>
+        <w:t>A fictional paper calculator should double the current value, but a copied instruction behaves strangely.</w:t>
+      </w:r>
+    </w:p>
+    <w:p>
+      <w:pPr>
+        <w:spacing w:line="336" w:lineRule="auto" w:after="180"/>
+      </w:pPr>
+      <w:r>
+        <w:rPr>
+          <w:b w:val="0"/>
+        </w:rPr>
+        <w:t xml:space="preserve">After </w:t>
+      </w:r>
+      <w:r>
+        <w:rPr>
+          <w:b/>
+        </w:rPr>
+        <w:t>input</w:t>
+      </w:r>
+      <w:r>
+        <w:rPr>
+          <w:b w:val="0"/>
+        </w:rPr>
+        <w:t xml:space="preserve"> 6, the faulty step reports 12. Hypothesis A: add 6. Hypothesis B: double.</w:t>
+      </w:r>
+    </w:p>
+    <w:p>
+      <w:pPr>
+        <w:spacing w:line="336" w:lineRule="auto" w:after="180"/>
+      </w:pPr>
+      <w:r>
+        <w:rPr>
+          <w:b w:val="0"/>
+        </w:rPr>
+        <w:t xml:space="preserve">Both hypotheses fit this first </w:t>
+      </w:r>
+      <w:r>
+        <w:rPr>
+          <w:b/>
+        </w:rPr>
+        <w:t>observation</w:t>
+      </w:r>
+      <w:r>
+        <w:rPr>
+          <w:b w:val="0"/>
+        </w:rPr>
+        <w:t xml:space="preserve">. A new </w:t>
+      </w:r>
+      <w:r>
+        <w:rPr>
+          <w:b/>
+        </w:rPr>
+        <w:t>input</w:t>
+      </w:r>
+      <w:r>
+        <w:rPr>
+          <w:b w:val="0"/>
+        </w:rPr>
+        <w:t xml:space="preserve"> may be chosen.</w:t>
+      </w:r>
+    </w:p>
+    <w:p>
+      <w:r>
+        <w:drawing>
+          <wp:inline xmlns:a="http://schemas.openxmlformats.org/drawingml/2006/main" xmlns:pic="http://schemas.openxmlformats.org/drawingml/2006/picture">
+            <wp:extent cx="5486400" cy="3617976"/>
+            <wp:docPr id="1" name="Picture 1" descr="A revealing test separates explanations. Original input: Input = 6, Add 6 predicts = 12, Double predicts = 12. Recorded new input: Input = 2, Add 6 predicts = 8, Double predicts = 4. Proposed input: Input = 0, Add 6 predicts = 6, Double predicts = 0."/>
+            <wp:cNvGraphicFramePr>
+              <a:graphicFrameLocks noChangeAspect="1"/>
+            </wp:cNvGraphicFramePr>
+            <a:graphic>
+              <a:graphicData uri="http://schemas.openxmlformats.org/drawingml/2006/picture">
+                <pic:pic>
+                  <pic:nvPicPr>
+                    <pic:cNvPr id="0" name="academy-story-ai-1-12-03.png"/>
+                    <pic:cNvPicPr/>
+                  </pic:nvPicPr>
+                  <pic:blipFill>
+                    <a:blip r:embed="rId9"/>
+                    <a:stretch>
+                      <a:fillRect/>
+                    </a:stretch>
+                  </pic:blipFill>
+                  <pic:spPr>
+                    <a:xfrm>
+                      <a:off x="0" y="0"/>
+                      <a:ext cx="5486400" cy="3617976"/>
+                    </a:xfrm>
+                    <a:prstGeom prst="rect"/>
+                  </pic:spPr>
+                </pic:pic>
+              </a:graphicData>
+            </a:graphic>
+          </wp:inline>
+        </w:drawing>
+      </w:r>
+    </w:p>
+    <w:p>
+      <w:r>
+        <w:drawing>
+          <wp:inline xmlns:a="http://schemas.openxmlformats.org/drawingml/2006/main" xmlns:pic="http://schemas.openxmlformats.org/drawingml/2006/picture">
+            <wp:extent cx="5486400" cy="4005072"/>
+            <wp:docPr id="2" name="Picture 2" descr="Observe: Input 6 produced 12; that fact fits two explanations. → Predict alternatives: For input 2, adding 6 predicts 8; doubling predicts 4. → Run revealing test: The fictional new record is input 2 → output 8. → Locate cause: This record supports add-6 over doubling for this comparison."/>
+            <wp:cNvGraphicFramePr>
+              <a:graphicFrameLocks noChangeAspect="1"/>
+            </wp:cNvGraphicFramePr>
+            <a:graphic>
+              <a:graphicData uri="http://schemas.openxmlformats.org/drawingml/2006/picture">
+                <pic:pic>
+                  <pic:nvPicPr>
+                    <pic:cNvPr id="0" name="academy-story-ai-1-12-02.png"/>
+                    <pic:cNvPicPr/>
+                  </pic:nvPicPr>
+                  <pic:blipFill>
+                    <a:blip r:embed="rId10"/>
+                    <a:stretch>
+                      <a:fillRect/>
+                    </a:stretch>
+                  </pic:blipFill>
+                  <pic:spPr>
+                    <a:xfrm>
+                      <a:off x="0" y="0"/>
+                      <a:ext cx="5486400" cy="4005072"/>
+                    </a:xfrm>
+                    <a:prstGeom prst="rect"/>
+                  </pic:spPr>
+                </pic:pic>
+              </a:graphicData>
+            </a:graphic>
+          </wp:inline>
+        </w:drawing>
+      </w:r>
+    </w:p>
+    <w:p>
+      <w:pPr>
+        <w:spacing w:line="336" w:lineRule="auto" w:after="180"/>
+      </w:pPr>
+      <w:r>
+        <w:rPr>
+          <w:b w:val="0"/>
+        </w:rPr>
+        <w:t xml:space="preserve">Repeating </w:t>
+      </w:r>
+      <w:r>
+        <w:rPr>
+          <w:b/>
+        </w:rPr>
+        <w:t>input</w:t>
+      </w:r>
+      <w:r>
+        <w:rPr>
+          <w:b w:val="0"/>
+        </w:rPr>
+        <w:t xml:space="preserve"> 6 would not separate the two hypotheses because both again predict 12. </w:t>
+      </w:r>
+      <w:r>
+        <w:rPr>
+          <w:b/>
+        </w:rPr>
+        <w:t>Input</w:t>
+      </w:r>
+      <w:r>
+        <w:rPr>
+          <w:b w:val="0"/>
+        </w:rPr>
+        <w:t xml:space="preserve"> 2 makes their </w:t>
+      </w:r>
+      <w:r>
+        <w:rPr>
+          <w:b/>
+        </w:rPr>
+        <w:t>prediction</w:t>
+      </w:r>
+      <w:r>
+        <w:rPr>
+          <w:b w:val="0"/>
+        </w:rPr>
+        <w:t>s different before the test is run.</w:t>
+      </w:r>
+    </w:p>
+    <w:p>
+      <w:pPr>
+        <w:spacing w:line="336" w:lineRule="auto" w:after="180"/>
+      </w:pPr>
+      <w:r>
+        <w:rPr>
+          <w:b w:val="0"/>
+        </w:rPr>
+        <w:t>The second record supports investigating an added constant, but inspecting the instruction is still needed to confirm the implementation.</w:t>
+      </w:r>
+    </w:p>
+    <w:p>
+      <w:pPr>
+        <w:pStyle w:val="Heading2"/>
+      </w:pPr>
+      <w:r>
+        <w:t>Repeat an input that cannot distinguish the hypotheses</w:t>
+      </w:r>
+    </w:p>
+    <w:p>
+      <w:pPr>
+        <w:pStyle w:val="ListNumber"/>
+      </w:pPr>
+      <w:r>
+        <w:t>Change: Use input 6 again instead of 2.</w:t>
+      </w:r>
+    </w:p>
+    <w:p>
+      <w:pPr>
+        <w:pStyle w:val="ListNumber"/>
+      </w:pPr>
+      <w:r>
+        <w:t>Prediction: Both hypotheses predict 12; the test remains inconclusive.</w:t>
+      </w:r>
+    </w:p>
+    <w:p>
+      <w:pPr>
+        <w:pStyle w:val="ListNumber"/>
+      </w:pPr>
+      <w:r>
+        <w:t>Reason: A revealing test requires different predicted outputs, not merely another recorded run.</w:t>
+      </w:r>
+    </w:p>
+    <w:p>
+      <w:pPr>
+        <w:pStyle w:val="Heading2"/>
+      </w:pPr>
+      <w:r>
+        <w:t>Limit the diagnosis to the proposed alternatives</w:t>
+      </w:r>
+    </w:p>
+    <w:p>
+      <w:pPr>
+        <w:spacing w:line="336" w:lineRule="auto" w:after="180"/>
+      </w:pPr>
+      <w:r>
+        <w:rPr>
+          <w:b w:val="0"/>
+        </w:rPr>
+        <w:t xml:space="preserve">Two toy hypotheses do not exhaust every possible bug; a matching </w:t>
+      </w:r>
+      <w:r>
+        <w:rPr>
+          <w:b/>
+        </w:rPr>
+        <w:t>output</w:t>
+      </w:r>
+      <w:r>
+        <w:rPr>
+          <w:b w:val="0"/>
+        </w:rPr>
+        <w:t xml:space="preserve"> alone cannot identify arbitrary hidden code.</w:t>
+      </w:r>
+    </w:p>
+    <w:p>
+      <w:pPr>
+        <w:pStyle w:val="Heading2"/>
+      </w:pPr>
+      <w:r>
+        <w:t>Extend to competing faults in the full procedure</w:t>
+      </w:r>
+    </w:p>
+    <w:p>
+      <w:pPr>
+        <w:spacing w:line="336" w:lineRule="auto" w:after="180"/>
+      </w:pPr>
+      <w:r>
+        <w:rPr>
+          <w:b w:val="0"/>
+        </w:rPr>
+        <w:t>For the faulty doubling step, two explanations fit the observed change from 7 to 11. Perhaps the step adds 4. Perhaps it adds the original starting score, which was 4.</w:t>
+      </w:r>
+    </w:p>
+    <w:p>
+      <w:pPr>
+        <w:spacing w:line="336" w:lineRule="auto" w:after="180"/>
+      </w:pPr>
+      <w:r>
+        <w:rPr>
+          <w:b w:val="0"/>
+        </w:rPr>
+        <w:t xml:space="preserve">Repeating the same start 4 cannot separate those explanations because they make the same </w:t>
+      </w:r>
+      <w:r>
+        <w:rPr>
+          <w:b/>
+        </w:rPr>
+        <w:t>prediction</w:t>
+      </w:r>
+      <w:r>
+        <w:rPr>
+          <w:b w:val="0"/>
+        </w:rPr>
+        <w:t>.</w:t>
+      </w:r>
+    </w:p>
+    <w:tbl>
+      <w:tblPr>
+        <w:tblStyle w:val="LightShading-Accent1"/>
+        <w:tblW w:type="auto" w:w="0"/>
+        <w:tblLook w:firstColumn="1" w:firstRow="1" w:lastColumn="0" w:lastRow="0" w:noHBand="0" w:noVBand="1" w:val="04A0"/>
+      </w:tblPr>
+      <w:tblGrid>
+        <w:gridCol w:w="3408"/>
+        <w:gridCol w:w="3408"/>
+        <w:gridCol w:w="3408"/>
+      </w:tblGrid>
+      <w:tr>
+        <w:trPr>
+          <w:tblHeader/>
+        </w:trPr>
+        <w:tc>
+          <w:tcPr>
+            <w:tcW w:type="dxa" w:w="3408"/>
+          </w:tcPr>
+          <w:p>
+            <w:r>
+              <w:t>Start score</w:t>
+            </w:r>
+          </w:p>
+        </w:tc>
+        <w:tc>
+          <w:tcPr>
+            <w:tcW w:type="dxa" w:w="3408"/>
+          </w:tcPr>
+          <w:p>
+            <w:r>
+              <w:t>Expected final result</w:t>
+            </w:r>
+          </w:p>
+        </w:tc>
+        <w:tc>
+          <w:tcPr>
+            <w:tcW w:type="dxa" w:w="3408"/>
+          </w:tcPr>
+          <w:p>
+            <w:r>
+              <w:t>If step adds 4 or original start</w:t>
+            </w:r>
+          </w:p>
+        </w:tc>
+      </w:tr>
+      <w:tr>
+        <w:tc>
+          <w:tcPr>
+            <w:tcW w:type="dxa" w:w="3408"/>
+          </w:tcPr>
+          <w:p>
+            <w:r>
+              <w:t>4</w:t>
+            </w:r>
+          </w:p>
+        </w:tc>
+        <w:tc>
+          <w:tcPr>
+            <w:tcW w:type="dxa" w:w="3408"/>
+          </w:tcPr>
+          <w:p>
+            <w:r>
+              <w:t>12</w:t>
+            </w:r>
+          </w:p>
+        </w:tc>
+        <w:tc>
+          <w:tcPr>
+            <w:tcW w:type="dxa" w:w="3408"/>
+          </w:tcPr>
+          <w:p>
+            <w:r>
+              <w:t>9 under either explanation</w:t>
+            </w:r>
+          </w:p>
+        </w:tc>
+      </w:tr>
+      <w:tr>
+        <w:tc>
+          <w:tcPr>
+            <w:tcW w:type="dxa" w:w="3408"/>
+          </w:tcPr>
+          <w:p>
+            <w:r>
+              <w:t>2</w:t>
+            </w:r>
+          </w:p>
+        </w:tc>
+        <w:tc>
+          <w:tcPr>
+            <w:tcW w:type="dxa" w:w="3408"/>
+          </w:tcPr>
+          <w:p>
+            <w:r>
+              <w:t>8</w:t>
+            </w:r>
+          </w:p>
+        </w:tc>
+        <w:tc>
+          <w:tcPr>
+            <w:tcW w:type="dxa" w:w="3408"/>
+          </w:tcPr>
+          <w:p>
+            <w:r>
+              <w:t>7 if add 4 or 5 if add original 2</w:t>
+            </w:r>
+          </w:p>
+        </w:tc>
+      </w:tr>
+      <w:tr>
+        <w:tc>
+          <w:tcPr>
+            <w:tcW w:type="dxa" w:w="3408"/>
+          </w:tcPr>
+          <w:p>
+            <w:r>
+              <w:t>5</w:t>
+            </w:r>
+          </w:p>
+        </w:tc>
+        <w:tc>
+          <w:tcPr>
+            <w:tcW w:type="dxa" w:w="3408"/>
+          </w:tcPr>
+          <w:p>
+            <w:r>
+              <w:t>14</w:t>
+            </w:r>
+          </w:p>
+        </w:tc>
+        <w:tc>
+          <w:tcPr>
+            <w:tcW w:type="dxa" w:w="3408"/>
+          </w:tcPr>
+          <w:p>
+            <w:r>
+              <w:t>10 if add 4 or 11 if add original 5</w:t>
+            </w:r>
+          </w:p>
+        </w:tc>
+      </w:tr>
+    </w:tbl>
+    <w:p>
+      <w:pPr>
+        <w:spacing w:line="336" w:lineRule="auto" w:after="180"/>
+      </w:pPr>
+      <w:r>
+        <w:rPr>
+          <w:b w:val="0"/>
+        </w:rPr>
+        <w:t>Starting at 2 produces 5 after the first addition. The intended double gives 10 and then reports 8. Adding 4 would give 9 and report 7. Adding the original 2 would give 7 and report 5.</w:t>
+      </w:r>
+    </w:p>
+    <w:p>
+      <w:pPr>
+        <w:spacing w:line="336" w:lineRule="auto" w:after="180"/>
+      </w:pPr>
+      <w:r>
+        <w:rPr>
+          <w:b w:val="0"/>
+        </w:rPr>
+        <w:t xml:space="preserve">The different </w:t>
+      </w:r>
+      <w:r>
+        <w:rPr>
+          <w:b/>
+        </w:rPr>
+        <w:t>prediction</w:t>
+      </w:r>
+      <w:r>
+        <w:rPr>
+          <w:b w:val="0"/>
+        </w:rPr>
+        <w:t>s make this a revealing test.</w:t>
+      </w:r>
+    </w:p>
+    <w:p>
+      <w:pPr>
+        <w:spacing w:line="336" w:lineRule="auto" w:after="180"/>
+      </w:pPr>
+      <w:r>
+        <w:rPr>
+          <w:b w:val="0"/>
+        </w:rPr>
+        <w:t xml:space="preserve">If the observed final result is 7, it supports add 4 over add original among these two explanations. Other faults could still give 7, so inspect the </w:t>
+      </w:r>
+      <w:r>
+        <w:rPr>
+          <w:b/>
+        </w:rPr>
+        <w:t>actual</w:t>
+      </w:r>
+      <w:r>
+        <w:rPr>
+          <w:b w:val="0"/>
+        </w:rPr>
+        <w:t xml:space="preserve"> instruction or more checkpoints before claiming a unique cause.</w:t>
+      </w:r>
+    </w:p>
+    <w:p>
+      <w:pPr>
+        <w:pStyle w:val="Heading2"/>
+      </w:pPr>
+      <w:r>
+        <w:t>Use the picture deliberately</w:t>
+      </w:r>
+    </w:p>
+    <w:p>
+      <w:pPr>
+        <w:spacing w:line="336" w:lineRule="auto" w:after="180"/>
+      </w:pPr>
+      <w:r>
+        <w:rPr>
+          <w:b w:val="0"/>
+        </w:rPr>
+        <w:t>Use the diagram and verbal explanation together. Ask learners to match a sentence to a specific visual step; do not assign learners fixed visual or auditory learning styles.</w:t>
+      </w:r>
+    </w:p>
+    <w:p>
+      <w:pPr>
+        <w:spacing w:line="336" w:lineRule="auto" w:after="180"/>
+      </w:pPr>
+      <w:r>
+        <w:rPr>
+          <w:b w:val="0"/>
+        </w:rPr>
+        <w:t xml:space="preserve">Cover the result. Ask learners to name the </w:t>
+      </w:r>
+      <w:r>
+        <w:rPr>
+          <w:b/>
+        </w:rPr>
+        <w:t>input</w:t>
+      </w:r>
+      <w:r>
+        <w:rPr>
+          <w:b w:val="0"/>
+        </w:rPr>
+        <w:t xml:space="preserve">s and predict the next step. Uncover one step, connect the icon to the </w:t>
+      </w:r>
+      <w:r>
+        <w:rPr>
+          <w:b/>
+        </w:rPr>
+        <w:t>actual</w:t>
+      </w:r>
+      <w:r>
+        <w:rPr>
+          <w:b w:val="0"/>
+        </w:rPr>
+        <w:t xml:space="preserve"> procedure, and explain its </w:t>
+      </w:r>
+      <w:r>
+        <w:rPr>
+          <w:b/>
+        </w:rPr>
         <w:t>evidence</w:t>
       </w:r>
       <w:r>
         <w:rPr>
           <w:b w:val="0"/>
         </w:rPr>
-        <w:t>-based investigation of a stated procedure. Distinguish finding the first observed divergence from establishing a unique root cause.</w:t>
+        <w:t>. Then change the supplied condition and compare.</w:t>
       </w:r>
     </w:p>
     <w:p>
@@ -687,27 +1690,15 @@
         <w:rPr>
           <w:b w:val="0"/>
         </w:rPr>
-        <w:t xml:space="preserve">The arithmetic examples show that two faults can fit one result and that a test may separate two explanations while still missing a different fault. Use paper </w:t>
-      </w:r>
-      <w:r>
-        <w:rPr>
-          <w:b/>
-        </w:rPr>
-        <w:t>trace</w:t>
-      </w:r>
-      <w:r>
-        <w:rPr>
-          <w:b w:val="0"/>
-        </w:rPr>
-        <w:t>s and preserve the original failing case throughout repair.</w:t>
-      </w:r>
-    </w:p>
-    <w:p>
-      <w:pPr>
-        <w:pStyle w:val="Heading3"/>
-      </w:pPr>
-      <w:r>
-        <w:t>Readiness answer</w:t>
+        <w:t>The picture is a representation; it does not document execution of a real AI model.</w:t>
+      </w:r>
+    </w:p>
+    <w:p>
+      <w:pPr>
+        <w:pStyle w:val="Heading2"/>
+      </w:pPr>
+      <w:r>
+        <w:t>Earlier wording, alternatives and picture transcripts · reference / check after trying</w:t>
       </w:r>
     </w:p>
     <w:p>
@@ -718,131 +1709,7 @@
         <w:rPr>
           <w:b w:val="0"/>
         </w:rPr>
-        <w:t>The tests see 3 true, 5 true and 7 false. Two iterations occur; the body does not run after the false test. Report 7.</w:t>
-      </w:r>
-    </w:p>
-    <w:p>
-      <w:pPr>
-        <w:spacing w:line="336" w:lineRule="auto" w:after="180"/>
-      </w:pPr>
-      <w:r>
-        <w:rPr>
-          <w:b w:val="0"/>
-        </w:rPr>
-        <w:t xml:space="preserve">The points-machine </w:t>
-      </w:r>
-      <w:r>
-        <w:rPr>
-          <w:b/>
-        </w:rPr>
-        <w:t>specification</w:t>
-      </w:r>
-      <w:r>
-        <w:rPr>
-          <w:b w:val="0"/>
-        </w:rPr>
-        <w:t xml:space="preserve"> and its observed </w:t>
-      </w:r>
-      <w:r>
-        <w:rPr>
-          <w:b/>
-        </w:rPr>
-        <w:t>trace</w:t>
-      </w:r>
-      <w:r>
-        <w:rPr>
-          <w:b w:val="0"/>
-        </w:rPr>
-        <w:t xml:space="preserve"> on separate cards</w:t>
-      </w:r>
-    </w:p>
-    <w:p>
-      <w:pPr>
-        <w:spacing w:line="336" w:lineRule="auto" w:after="180"/>
-      </w:pPr>
-      <w:r>
-        <w:rPr>
-          <w:b w:val="0"/>
-        </w:rPr>
-        <w:t xml:space="preserve">An </w:t>
-      </w:r>
-      <w:r>
-        <w:rPr>
-          <w:b/>
-        </w:rPr>
-        <w:t>expected</w:t>
-      </w:r>
-      <w:r>
-        <w:rPr>
-          <w:b w:val="0"/>
-        </w:rPr>
-        <w:t xml:space="preserve"> and observed </w:t>
-      </w:r>
-      <w:r>
-        <w:rPr>
-          <w:b/>
-        </w:rPr>
-        <w:t>trace</w:t>
-      </w:r>
-      <w:r>
-        <w:rPr>
-          <w:b w:val="0"/>
-        </w:rPr>
-        <w:t xml:space="preserve"> sheet with an instruction-version field</w:t>
-      </w:r>
-    </w:p>
-    <w:p>
-      <w:pPr>
-        <w:spacing w:line="336" w:lineRule="auto" w:after="180"/>
-      </w:pPr>
-      <w:r>
-        <w:rPr>
-          <w:b w:val="0"/>
-        </w:rPr>
-        <w:t>Cards for add 4 and add original start, plus the ticket rule for independent assessment</w:t>
-      </w:r>
-    </w:p>
-    <w:p>
-      <w:pPr>
-        <w:pStyle w:val="Heading3"/>
-      </w:pPr>
-      <w:r>
-        <w:t>End goal for the pictorial case</w:t>
-      </w:r>
-    </w:p>
-    <w:p>
-      <w:pPr>
-        <w:spacing w:line="336" w:lineRule="auto" w:after="180"/>
-      </w:pPr>
-      <w:r>
-        <w:rPr>
-          <w:b w:val="0"/>
-        </w:rPr>
-        <w:t>By the end, I can choose a test that separates two possible causes of an error.</w:t>
-      </w:r>
-    </w:p>
-    <w:p>
-      <w:pPr>
-        <w:spacing w:line="336" w:lineRule="auto" w:after="180"/>
-      </w:pPr>
-      <w:r>
-        <w:rPr>
-          <w:b w:val="0"/>
-        </w:rPr>
-        <w:t>This added worked case illustrates the week’s main idea. Retain all original and connected topics; schedule its practice within the teaching cycle.</w:t>
-      </w:r>
-    </w:p>
-    <w:p>
-      <w:pPr>
-        <w:pStyle w:val="Heading1"/>
-      </w:pPr>
-      <w:r>
-        <w:t>02. Explain the mechanism</w:t>
-      </w:r>
-    </w:p>
-    <w:p>
-      <w:r>
-        <w:t>Model Debug the Cause using the supplied case, labelled mechanism and reasoning. Make the scope of each conclusion explicit.</w:t>
+        <w:t>Explain the mechanism</w:t>
       </w:r>
     </w:p>
     <w:p>
@@ -966,22 +1833,301 @@
     </w:p>
     <w:p>
       <w:pPr>
+        <w:spacing w:line="336" w:lineRule="auto" w:after="180"/>
+      </w:pPr>
+      <w:r>
+        <w:rPr>
+          <w:b w:val="0"/>
+        </w:rPr>
+        <w:t>CORE IDEA Debugging finds the broken assumption or step before changing the solution.</w:t>
+      </w:r>
+    </w:p>
+    <w:p>
+      <w:pPr>
+        <w:spacing w:line="336" w:lineRule="auto" w:after="180"/>
+      </w:pPr>
+      <w:r>
+        <w:rPr>
+          <w:b w:val="0"/>
+        </w:rPr>
+        <w:t>UNDER THE HOOD Debugging is causal diagnosis. The first observable divergence narrows the faulty assumption, data, state, condition, or step.</w:t>
+      </w:r>
+    </w:p>
+    <w:p>
+      <w:pPr>
+        <w:spacing w:line="336" w:lineRule="auto" w:after="180"/>
+      </w:pPr>
+      <w:r>
+        <w:rPr>
+          <w:b w:val="0"/>
+        </w:rPr>
+        <w:t xml:space="preserve">Changing multiple things at once destroys </w:t>
+      </w:r>
+      <w:r>
+        <w:rPr>
+          <w:b/>
+        </w:rPr>
+        <w:t>evidence</w:t>
+      </w:r>
+      <w:r>
+        <w:rPr>
+          <w:b w:val="0"/>
+        </w:rPr>
+        <w:t xml:space="preserve"> about which change repaired the behavior.</w:t>
+      </w:r>
+    </w:p>
+    <w:p>
+      <w:pPr>
+        <w:spacing w:line="336" w:lineRule="auto" w:after="180"/>
+      </w:pPr>
+      <w:r>
+        <w:rPr>
+          <w:b w:val="0"/>
+        </w:rPr>
+        <w:t>Draw a fresh example with all three stages:</w:t>
+      </w:r>
+    </w:p>
+    <w:p>
+      <w:pPr>
+        <w:spacing w:line="336" w:lineRule="auto" w:after="180"/>
+      </w:pPr>
+      <w:r>
+        <w:rPr>
+          <w:b w:val="0"/>
+        </w:rPr>
+        <w:t xml:space="preserve">Every step connects a claim to observable </w:t>
+      </w:r>
+      <w:r>
+        <w:rPr>
+          <w:b/>
+        </w:rPr>
+        <w:t>evidence</w:t>
+      </w:r>
+      <w:r>
+        <w:rPr>
+          <w:b w:val="0"/>
+        </w:rPr>
+        <w:t>.</w:t>
+      </w:r>
+    </w:p>
+    <w:p>
+      <w:pPr>
+        <w:spacing w:line="336" w:lineRule="auto" w:after="180"/>
+      </w:pPr>
+      <w:r>
+        <w:rPr>
+          <w:b w:val="0"/>
+        </w:rPr>
+        <w:t xml:space="preserve">CASE A paper robot hits a wall because one turn instruction assumes it faces north when it </w:t>
+      </w:r>
+      <w:r>
+        <w:rPr>
+          <w:b/>
+        </w:rPr>
+        <w:t>actual</w:t>
+      </w:r>
+      <w:r>
+        <w:rPr>
+          <w:b w:val="0"/>
+        </w:rPr>
+        <w:t>ly faces east.</w:t>
+      </w:r>
+    </w:p>
+    <w:p>
+      <w:pPr>
+        <w:spacing w:line="336" w:lineRule="auto" w:after="180"/>
+      </w:pPr>
+      <w:r>
+        <w:rPr>
+          <w:b w:val="0"/>
+        </w:rPr>
+        <w:t xml:space="preserve">STEP 1 — OBSERVE </w:t>
+      </w:r>
+      <w:r>
+        <w:rPr>
+          <w:b/>
+        </w:rPr>
+        <w:t>expected</w:t>
+      </w:r>
+      <w:r>
+        <w:rPr>
+          <w:b w:val="0"/>
+        </w:rPr>
+        <w:t xml:space="preserve"> path and </w:t>
+      </w:r>
+      <w:r>
+        <w:rPr>
+          <w:b/>
+        </w:rPr>
+        <w:t>actual</w:t>
+      </w:r>
+      <w:r>
+        <w:rPr>
+          <w:b w:val="0"/>
+        </w:rPr>
+        <w:t xml:space="preserve"> </w:t>
+      </w:r>
+      <w:r>
+        <w:rPr>
+          <w:b/>
+        </w:rPr>
+        <w:t>trace</w:t>
+      </w:r>
+    </w:p>
+    <w:p>
+      <w:pPr>
+        <w:spacing w:line="336" w:lineRule="auto" w:after="180"/>
+      </w:pPr>
+      <w:r>
+        <w:rPr>
+          <w:b w:val="0"/>
+        </w:rPr>
+        <w:t xml:space="preserve">STEP 2 — </w:t>
+      </w:r>
+      <w:r>
+        <w:rPr>
+          <w:b/>
+        </w:rPr>
+        <w:t>TRACE</w:t>
+      </w:r>
+      <w:r>
+        <w:rPr>
+          <w:b w:val="0"/>
+        </w:rPr>
+        <w:t xml:space="preserve"> locate the first difference and test one cause</w:t>
+      </w:r>
+    </w:p>
+    <w:p>
+      <w:pPr>
+        <w:spacing w:line="336" w:lineRule="auto" w:after="180"/>
+      </w:pPr>
+      <w:r>
+        <w:rPr>
+          <w:b w:val="0"/>
+        </w:rPr>
+        <w:t>STEP 3 — CONCLUDE targeted correction plus repeated test</w:t>
+      </w:r>
+    </w:p>
+    <w:p>
+      <w:pPr>
+        <w:spacing w:line="336" w:lineRule="auto" w:after="180"/>
+      </w:pPr>
+      <w:r>
+        <w:rPr>
+          <w:b w:val="0"/>
+        </w:rPr>
+        <w:t xml:space="preserve">MODEL REASONING </w:t>
+      </w:r>
+      <w:r>
+        <w:rPr>
+          <w:b/>
+        </w:rPr>
+        <w:t>Trace</w:t>
+      </w:r>
+      <w:r>
+        <w:rPr>
+          <w:b w:val="0"/>
+        </w:rPr>
+        <w:t xml:space="preserve"> </w:t>
+      </w:r>
+      <w:r>
+        <w:rPr>
+          <w:b/>
+        </w:rPr>
+        <w:t>expected</w:t>
+      </w:r>
+      <w:r>
+        <w:rPr>
+          <w:b w:val="0"/>
+        </w:rPr>
+        <w:t xml:space="preserve"> and </w:t>
+      </w:r>
+      <w:r>
+        <w:rPr>
+          <w:b/>
+        </w:rPr>
+        <w:t>actual</w:t>
+      </w:r>
+      <w:r>
+        <w:rPr>
+          <w:b w:val="0"/>
+        </w:rPr>
+        <w:t xml:space="preserve"> positions step by step. The first mismatch reveals the earliest plausible cause.</w:t>
+      </w:r>
+    </w:p>
+    <w:p>
+      <w:pPr>
+        <w:spacing w:line="336" w:lineRule="auto" w:after="180"/>
+      </w:pPr>
+      <w:r>
+        <w:rPr>
+          <w:b w:val="0"/>
+        </w:rPr>
+        <w:t>Change that instruction or assumption only, then rerun the identical maze to show whether the cause was correct.</w:t>
+      </w:r>
+    </w:p>
+    <w:p>
+      <w:pPr>
+        <w:spacing w:line="336" w:lineRule="auto" w:after="180"/>
+      </w:pPr>
+      <w:r>
+        <w:rPr>
+          <w:b w:val="0"/>
+        </w:rPr>
+        <w:t>DO NOT OVERCLAIM A successful new run does not prove the diagnosis if several things changed together.</w:t>
+      </w:r>
+    </w:p>
+    <w:p>
+      <w:pPr>
+        <w:spacing w:line="336" w:lineRule="auto" w:after="180"/>
+      </w:pPr>
+      <w:r>
+        <w:rPr>
+          <w:b w:val="0"/>
+        </w:rPr>
+        <w:t xml:space="preserve">What new </w:t>
+      </w:r>
+      <w:r>
+        <w:rPr>
+          <w:b/>
+        </w:rPr>
+        <w:t>evidence</w:t>
+      </w:r>
+      <w:r>
+        <w:rPr>
+          <w:b w:val="0"/>
+        </w:rPr>
+        <w:t xml:space="preserve"> could change this answer?</w:t>
+      </w:r>
+    </w:p>
+    <w:p>
+      <w:pPr>
         <w:pStyle w:val="Heading3"/>
       </w:pPr>
       <w:r>
-        <w:t>Key idea</w:t>
+        <w:t>Concrete teaching case</w:t>
       </w:r>
     </w:p>
     <w:p>
       <w:pPr>
         <w:spacing w:line="336" w:lineRule="auto" w:after="180"/>
-        <w:shd w:fill="EDF7F3"/>
-      </w:pPr>
-      <w:r>
-        <w:rPr>
-          <w:b w:val="0"/>
-        </w:rPr>
-        <w:t>CORE IDEA Debugging finds the broken assumption or step before changing the solution.</w:t>
+      </w:pPr>
+      <w:r>
+        <w:rPr>
+          <w:b w:val="0"/>
+        </w:rPr>
+        <w:t>A robot should go from square one to square three. Its program is MOVE ONE, STOP.</w:t>
+      </w:r>
+    </w:p>
+    <w:p>
+      <w:pPr>
+        <w:spacing w:line="336" w:lineRule="auto" w:after="180"/>
+      </w:pPr>
+      <w:r>
+        <w:rPr>
+          <w:b w:val="0"/>
+        </w:rPr>
+        <w:t>Find the cause and repair one thing.</w:t>
       </w:r>
     </w:p>
     <w:p>
@@ -989,77 +2135,18 @@
         <w:pStyle w:val="Heading3"/>
       </w:pPr>
       <w:r>
-        <w:t>How the mechanism works</w:t>
+        <w:t>Exact explanation to model</w:t>
       </w:r>
     </w:p>
     <w:p>
       <w:pPr>
         <w:spacing w:line="336" w:lineRule="auto" w:after="180"/>
-        <w:shd w:fill="F1F6F8"/>
-      </w:pPr>
-      <w:r>
-        <w:rPr>
-          <w:b w:val="0"/>
-        </w:rPr>
-        <w:t>UNDER THE HOOD Debugging is causal diagnosis. The first observable divergence narrows the faulty assumption, data, state, condition, or step.</w:t>
-      </w:r>
-    </w:p>
-    <w:p>
-      <w:pPr>
-        <w:spacing w:line="336" w:lineRule="auto" w:after="180"/>
-        <w:shd w:fill="F1F6F8"/>
-      </w:pPr>
-      <w:r>
-        <w:rPr>
-          <w:b w:val="0"/>
-        </w:rPr>
-        <w:t xml:space="preserve">Changing multiple things at once destroys </w:t>
-      </w:r>
-      <w:r>
-        <w:rPr>
-          <w:b/>
-        </w:rPr>
-        <w:t>evidence</w:t>
-      </w:r>
-      <w:r>
-        <w:rPr>
-          <w:b w:val="0"/>
-        </w:rPr>
-        <w:t xml:space="preserve"> about which change repaired the behavior.</w:t>
-      </w:r>
-    </w:p>
-    <w:p>
-      <w:pPr>
-        <w:spacing w:line="336" w:lineRule="auto" w:after="180"/>
-      </w:pPr>
-      <w:r>
-        <w:rPr>
-          <w:b w:val="0"/>
-        </w:rPr>
-        <w:t>Draw a fresh example with all three stages:</w:t>
-      </w:r>
-    </w:p>
-    <w:p>
-      <w:pPr>
-        <w:spacing w:line="336" w:lineRule="auto" w:after="180"/>
-      </w:pPr>
-      <w:r>
-        <w:rPr>
-          <w:b w:val="0"/>
-        </w:rPr>
-        <w:t xml:space="preserve">Every step connects a claim to observable </w:t>
-      </w:r>
-      <w:r>
-        <w:rPr>
-          <w:b/>
-        </w:rPr>
-        <w:t>evidence</w:t>
-      </w:r>
-      <w:r>
-        <w:rPr>
-          <w:b w:val="0"/>
-        </w:rPr>
-        <w:t>.</w:t>
+      </w:pPr>
+      <w:r>
+        <w:rPr>
+          <w:b w:val="0"/>
+        </w:rPr>
+        <w:t>It stops at square two because one move is missing. Add MOVE ONE before STOP and retest from the same start.</w:t>
       </w:r>
     </w:p>
     <w:p>
@@ -1067,591 +2154,7 @@
         <w:pStyle w:val="Heading3"/>
       </w:pPr>
       <w:r>
-        <w:t>The case to investigate</w:t>
-      </w:r>
-    </w:p>
-    <w:p>
-      <w:pPr>
-        <w:spacing w:line="336" w:lineRule="auto" w:after="180"/>
-        <w:shd w:fill="F1F6FC"/>
-      </w:pPr>
-      <w:r>
-        <w:rPr>
-          <w:b w:val="0"/>
-        </w:rPr>
-        <w:t xml:space="preserve">CASE A paper robot hits a wall because one turn instruction assumes it faces north when it </w:t>
-      </w:r>
-      <w:r>
-        <w:rPr>
-          <w:b/>
-        </w:rPr>
-        <w:t>actual</w:t>
-      </w:r>
-      <w:r>
-        <w:rPr>
-          <w:b w:val="0"/>
-        </w:rPr>
-        <w:t>ly faces east.</w:t>
-      </w:r>
-    </w:p>
-    <w:p>
-      <w:pPr>
-        <w:pStyle w:val="Heading3"/>
-      </w:pPr>
-      <w:r>
-        <w:t>Step 1</w:t>
-      </w:r>
-    </w:p>
-    <w:p>
-      <w:pPr>
-        <w:spacing w:line="336" w:lineRule="auto" w:after="180"/>
-        <w:shd w:fill="F4F9FC"/>
-      </w:pPr>
-      <w:r>
-        <w:rPr>
-          <w:b w:val="0"/>
-        </w:rPr>
-        <w:t xml:space="preserve">STEP 1 — OBSERVE </w:t>
-      </w:r>
-      <w:r>
-        <w:rPr>
-          <w:b/>
-        </w:rPr>
-        <w:t>expected</w:t>
-      </w:r>
-      <w:r>
-        <w:rPr>
-          <w:b w:val="0"/>
-        </w:rPr>
-        <w:t xml:space="preserve"> path and </w:t>
-      </w:r>
-      <w:r>
-        <w:rPr>
-          <w:b/>
-        </w:rPr>
-        <w:t>actual</w:t>
-      </w:r>
-      <w:r>
-        <w:rPr>
-          <w:b w:val="0"/>
-        </w:rPr>
-        <w:t xml:space="preserve"> </w:t>
-      </w:r>
-      <w:r>
-        <w:rPr>
-          <w:b/>
-        </w:rPr>
-        <w:t>trace</w:t>
-      </w:r>
-    </w:p>
-    <w:p>
-      <w:pPr>
-        <w:pStyle w:val="Heading3"/>
-      </w:pPr>
-      <w:r>
-        <w:t>Step 2</w:t>
-      </w:r>
-    </w:p>
-    <w:p>
-      <w:pPr>
-        <w:spacing w:line="336" w:lineRule="auto" w:after="180"/>
-        <w:shd w:fill="F4F9FC"/>
-      </w:pPr>
-      <w:r>
-        <w:rPr>
-          <w:b w:val="0"/>
-        </w:rPr>
-        <w:t xml:space="preserve">STEP 2 — </w:t>
-      </w:r>
-      <w:r>
-        <w:rPr>
-          <w:b/>
-        </w:rPr>
-        <w:t>TRACE</w:t>
-      </w:r>
-      <w:r>
-        <w:rPr>
-          <w:b w:val="0"/>
-        </w:rPr>
-        <w:t xml:space="preserve"> locate the first difference and test one cause</w:t>
-      </w:r>
-    </w:p>
-    <w:p>
-      <w:pPr>
-        <w:pStyle w:val="Heading3"/>
-      </w:pPr>
-      <w:r>
-        <w:t>Step 3</w:t>
-      </w:r>
-    </w:p>
-    <w:p>
-      <w:pPr>
-        <w:spacing w:line="336" w:lineRule="auto" w:after="180"/>
-        <w:shd w:fill="F4F9FC"/>
-      </w:pPr>
-      <w:r>
-        <w:rPr>
-          <w:b w:val="0"/>
-        </w:rPr>
-        <w:t>STEP 3 — CONCLUDE targeted correction plus repeated test</w:t>
-      </w:r>
-    </w:p>
-    <w:p>
-      <w:pPr>
-        <w:pStyle w:val="Heading3"/>
-      </w:pPr>
-      <w:r>
-        <w:t>Model answer</w:t>
-      </w:r>
-    </w:p>
-    <w:p>
-      <w:pPr>
-        <w:spacing w:line="336" w:lineRule="auto" w:after="180"/>
-        <w:shd w:fill="F1F6FC"/>
-      </w:pPr>
-      <w:r>
-        <w:rPr>
-          <w:b w:val="0"/>
-        </w:rPr>
-        <w:t xml:space="preserve">MODEL REASONING </w:t>
-      </w:r>
-      <w:r>
-        <w:rPr>
-          <w:b/>
-        </w:rPr>
-        <w:t>Trace</w:t>
-      </w:r>
-      <w:r>
-        <w:rPr>
-          <w:b w:val="0"/>
-        </w:rPr>
-        <w:t xml:space="preserve"> </w:t>
-      </w:r>
-      <w:r>
-        <w:rPr>
-          <w:b/>
-        </w:rPr>
-        <w:t>expected</w:t>
-      </w:r>
-      <w:r>
-        <w:rPr>
-          <w:b w:val="0"/>
-        </w:rPr>
-        <w:t xml:space="preserve"> and </w:t>
-      </w:r>
-      <w:r>
-        <w:rPr>
-          <w:b/>
-        </w:rPr>
-        <w:t>actual</w:t>
-      </w:r>
-      <w:r>
-        <w:rPr>
-          <w:b w:val="0"/>
-        </w:rPr>
-        <w:t xml:space="preserve"> positions step by step. The first mismatch reveals the earliest plausible cause.</w:t>
-      </w:r>
-    </w:p>
-    <w:p>
-      <w:pPr>
-        <w:spacing w:line="336" w:lineRule="auto" w:after="180"/>
-        <w:shd w:fill="F1F6FC"/>
-      </w:pPr>
-      <w:r>
-        <w:rPr>
-          <w:b w:val="0"/>
-        </w:rPr>
-        <w:t>Change that instruction or assumption only, then rerun the identical maze to show whether the cause was correct.</w:t>
-      </w:r>
-    </w:p>
-    <w:p>
-      <w:pPr>
-        <w:pStyle w:val="Heading3"/>
-      </w:pPr>
-      <w:r>
-        <w:t>A claim to avoid</w:t>
-      </w:r>
-    </w:p>
-    <w:p>
-      <w:pPr>
-        <w:spacing w:line="336" w:lineRule="auto" w:after="180"/>
-        <w:shd w:fill="FFF5E6"/>
-      </w:pPr>
-      <w:r>
-        <w:rPr>
-          <w:b w:val="0"/>
-        </w:rPr>
-        <w:t>DO NOT OVERCLAIM A successful new run does not prove the diagnosis if several things changed together.</w:t>
-      </w:r>
-    </w:p>
-    <w:p>
-      <w:pPr>
-        <w:spacing w:line="336" w:lineRule="auto" w:after="180"/>
-        <w:shd w:fill="F5F1FB"/>
-      </w:pPr>
-      <w:r>
-        <w:rPr>
-          <w:b w:val="0"/>
-        </w:rPr>
-        <w:t xml:space="preserve">What new </w:t>
-      </w:r>
-      <w:r>
-        <w:rPr>
-          <w:b/>
-        </w:rPr>
-        <w:t>evidence</w:t>
-      </w:r>
-      <w:r>
-        <w:rPr>
-          <w:b w:val="0"/>
-        </w:rPr>
-        <w:t xml:space="preserve"> could change this answer?</w:t>
-      </w:r>
-    </w:p>
-    <w:p>
-      <w:pPr>
-        <w:pStyle w:val="Heading3"/>
-      </w:pPr>
-      <w:r>
-        <w:t>Concrete teaching case</w:t>
-      </w:r>
-    </w:p>
-    <w:p>
-      <w:pPr>
-        <w:pStyle w:val="Heading3"/>
-      </w:pPr>
-      <w:r>
-        <w:t>The teaching case</w:t>
-      </w:r>
-    </w:p>
-    <w:p>
-      <w:pPr>
-        <w:spacing w:line="336" w:lineRule="auto" w:after="180"/>
-        <w:shd w:fill="F1F6FC"/>
-      </w:pPr>
-      <w:r>
-        <w:rPr>
-          <w:b w:val="0"/>
-        </w:rPr>
-        <w:t>A robot should go from square one to square three. Its program is MOVE ONE, STOP.</w:t>
-      </w:r>
-    </w:p>
-    <w:p>
-      <w:pPr>
-        <w:pStyle w:val="Heading3"/>
-      </w:pPr>
-      <w:r>
-        <w:t>The teaching case</w:t>
-      </w:r>
-    </w:p>
-    <w:p>
-      <w:pPr>
-        <w:spacing w:line="336" w:lineRule="auto" w:after="180"/>
-        <w:shd w:fill="F1F6FC"/>
-      </w:pPr>
-      <w:r>
-        <w:rPr>
-          <w:b w:val="0"/>
-        </w:rPr>
-        <w:t>Find the cause and repair one thing.</w:t>
-      </w:r>
-    </w:p>
-    <w:p>
-      <w:pPr>
-        <w:pStyle w:val="Heading3"/>
-      </w:pPr>
-      <w:r>
-        <w:t>Exact explanation to model</w:t>
-      </w:r>
-    </w:p>
-    <w:p>
-      <w:pPr>
-        <w:pStyle w:val="Heading3"/>
-      </w:pPr>
-      <w:r>
-        <w:t>Why the result follows</w:t>
-      </w:r>
-    </w:p>
-    <w:p>
-      <w:pPr>
-        <w:spacing w:line="336" w:lineRule="auto" w:after="180"/>
-        <w:shd w:fill="F1F6FC"/>
-      </w:pPr>
-      <w:r>
-        <w:rPr>
-          <w:b w:val="0"/>
-        </w:rPr>
-        <w:t>It stops at square two because one move is missing. Add MOVE ONE before STOP and retest from the same start.</w:t>
-      </w:r>
-    </w:p>
-    <w:p>
-      <w:pPr>
-        <w:pStyle w:val="Heading3"/>
-      </w:pPr>
-      <w:r>
         <w:t>Explain the added worked example</w:t>
-      </w:r>
-    </w:p>
-    <w:p>
-      <w:pPr>
-        <w:spacing w:line="336" w:lineRule="auto" w:after="180"/>
-      </w:pPr>
-      <w:r>
-        <w:rPr>
-          <w:b w:val="0"/>
-        </w:rPr>
-        <w:t xml:space="preserve">A paper points machine must add 3 to its starting score, double the updated score, then subtract 2 and report. From 4 the </w:t>
-      </w:r>
-      <w:r>
-        <w:rPr>
-          <w:b/>
-        </w:rPr>
-        <w:t>expected</w:t>
-      </w:r>
-      <w:r>
-        <w:rPr>
-          <w:b w:val="0"/>
-        </w:rPr>
-        <w:t xml:space="preserve"> values are 4, 7, 14 and 12. These instructions are the </w:t>
-      </w:r>
-      <w:r>
-        <w:rPr>
-          <w:b/>
-        </w:rPr>
-        <w:t>specification</w:t>
-      </w:r>
-      <w:r>
-        <w:rPr>
-          <w:b w:val="0"/>
-        </w:rPr>
-        <w:t>.</w:t>
-      </w:r>
-    </w:p>
-    <w:p>
-      <w:pPr>
-        <w:spacing w:line="336" w:lineRule="auto" w:after="180"/>
-      </w:pPr>
-      <w:r>
-        <w:rPr>
-          <w:b w:val="0"/>
-        </w:rPr>
-        <w:t xml:space="preserve">Calculate the </w:t>
-      </w:r>
-      <w:r>
-        <w:rPr>
-          <w:b/>
-        </w:rPr>
-        <w:t>expected result</w:t>
-      </w:r>
-      <w:r>
-        <w:rPr>
-          <w:b w:val="0"/>
-        </w:rPr>
-        <w:t xml:space="preserve"> from them before looking at the machine </w:t>
-      </w:r>
-      <w:r>
-        <w:rPr>
-          <w:b/>
-        </w:rPr>
-        <w:t>output</w:t>
-      </w:r>
-      <w:r>
-        <w:rPr>
-          <w:b w:val="0"/>
-        </w:rPr>
-        <w:t>.</w:t>
-      </w:r>
-    </w:p>
-    <w:p>
-      <w:pPr>
-        <w:spacing w:line="336" w:lineRule="auto" w:after="180"/>
-      </w:pPr>
-      <w:r>
-        <w:rPr>
-          <w:b w:val="0"/>
-        </w:rPr>
-        <w:t>An observed run instead records 4, 7, 11 and 9. The final result is wrong, but changing the report from 9 to 12 would only hide this particular failure.</w:t>
-      </w:r>
-    </w:p>
-    <w:p>
-      <w:pPr>
-        <w:spacing w:line="336" w:lineRule="auto" w:after="180"/>
-      </w:pPr>
-      <w:r>
-        <w:rPr>
-          <w:b w:val="0"/>
-        </w:rPr>
-        <w:t>Compare the intermediate values to find where the behaviour first stopped matching the instructions.</w:t>
-      </w:r>
-    </w:p>
-    <w:p>
-      <w:pPr>
-        <w:pStyle w:val="Heading3"/>
-      </w:pPr>
-      <w:r>
-        <w:t>Explain the added worked example · 1</w:t>
-      </w:r>
-    </w:p>
-    <w:p>
-      <w:pPr>
-        <w:spacing w:line="336" w:lineRule="auto" w:after="180"/>
-      </w:pPr>
-      <w:r>
-        <w:rPr>
-          <w:b w:val="0"/>
-        </w:rPr>
-        <w:t xml:space="preserve">The first difference is after the doubling instruction: </w:t>
-      </w:r>
-      <w:r>
-        <w:rPr>
-          <w:b/>
-        </w:rPr>
-        <w:t>expected</w:t>
-      </w:r>
-      <w:r>
-        <w:rPr>
-          <w:b w:val="0"/>
-        </w:rPr>
-        <w:t xml:space="preserve"> 14, observed 11. The final subtraction is consistent with the observed 11, since 11 minus 2 is 9.</w:t>
-      </w:r>
-    </w:p>
-    <w:p>
-      <w:pPr>
-        <w:spacing w:line="336" w:lineRule="auto" w:after="180"/>
-      </w:pPr>
-      <w:r>
-        <w:rPr>
-          <w:b w:val="0"/>
-        </w:rPr>
-        <w:t xml:space="preserve">That later difference can be a consequence of the earlier fault rather than a second faulty subtraction. A </w:t>
-      </w:r>
-      <w:r>
-        <w:rPr>
-          <w:b/>
-        </w:rPr>
-        <w:t>trace</w:t>
-      </w:r>
-      <w:r>
-        <w:rPr>
-          <w:b w:val="0"/>
-        </w:rPr>
-        <w:t xml:space="preserve"> narrows the investigation; it does not automatically reveal every cause.</w:t>
-      </w:r>
-    </w:p>
-    <w:p>
-      <w:pPr>
-        <w:spacing w:line="336" w:lineRule="auto" w:after="180"/>
-      </w:pPr>
-      <w:r>
-        <w:rPr>
-          <w:b w:val="0"/>
-        </w:rPr>
-        <w:t xml:space="preserve">Record the </w:t>
-      </w:r>
-      <w:r>
-        <w:rPr>
-          <w:b/>
-        </w:rPr>
-        <w:t>input</w:t>
-      </w:r>
-      <w:r>
-        <w:rPr>
-          <w:b w:val="0"/>
-        </w:rPr>
-        <w:t xml:space="preserve">, the exact instruction version, </w:t>
-      </w:r>
-      <w:r>
-        <w:rPr>
-          <w:b/>
-        </w:rPr>
-        <w:t>expected</w:t>
-      </w:r>
-      <w:r>
-        <w:rPr>
-          <w:b w:val="0"/>
-        </w:rPr>
-        <w:t xml:space="preserve"> values, observed values and first mismatch.</w:t>
-      </w:r>
-    </w:p>
-    <w:p>
-      <w:pPr>
-        <w:spacing w:line="336" w:lineRule="auto" w:after="180"/>
-      </w:pPr>
-      <w:r>
-        <w:rPr>
-          <w:b w:val="0"/>
-        </w:rPr>
-        <w:t xml:space="preserve">This makes the failure reproducible: someone else can follow the same procedure with the same starting value and check your </w:t>
-      </w:r>
-      <w:r>
-        <w:rPr>
-          <w:b/>
-        </w:rPr>
-        <w:t>observation</w:t>
-      </w:r>
-      <w:r>
-        <w:rPr>
-          <w:b w:val="0"/>
-        </w:rPr>
-        <w:t>.</w:t>
-      </w:r>
-    </w:p>
-    <w:p>
-      <w:pPr>
-        <w:spacing w:line="336" w:lineRule="auto" w:after="180"/>
-      </w:pPr>
-      <w:r>
-        <w:rPr>
-          <w:b w:val="0"/>
-        </w:rPr>
-        <w:t xml:space="preserve">Do not rewrite the </w:t>
-      </w:r>
-      <w:r>
-        <w:rPr>
-          <w:b/>
-        </w:rPr>
-        <w:t>expected</w:t>
-      </w:r>
-      <w:r>
-        <w:rPr>
-          <w:b w:val="0"/>
-        </w:rPr>
-        <w:t xml:space="preserve"> column to match the </w:t>
-      </w:r>
-      <w:r>
-        <w:rPr>
-          <w:b/>
-        </w:rPr>
-        <w:t>observed result</w:t>
-      </w:r>
-      <w:r>
-        <w:rPr>
-          <w:b w:val="0"/>
-        </w:rPr>
-        <w:t xml:space="preserve">. If the </w:t>
-      </w:r>
-      <w:r>
-        <w:rPr>
-          <w:b/>
-        </w:rPr>
-        <w:t>specification</w:t>
-      </w:r>
-      <w:r>
-        <w:rPr>
-          <w:b w:val="0"/>
-        </w:rPr>
-        <w:t xml:space="preserve"> itself seems ambiguous, clarify it first and record that change openly.</w:t>
-      </w:r>
-    </w:p>
-    <w:p>
-      <w:pPr>
-        <w:spacing w:line="336" w:lineRule="auto" w:after="180"/>
-      </w:pPr>
-      <w:r>
-        <w:rPr>
-          <w:b w:val="0"/>
-        </w:rPr>
-        <w:t>A test can judge an implementation only against a stated expectation.</w:t>
       </w:r>
     </w:p>
     <w:p>
@@ -1850,240 +2353,6 @@
         <w:t>These teacher notes contain solutions; do not reveal the independent case answer during modelling.</w:t>
       </w:r>
     </w:p>
-    <w:p>
-      <w:pPr>
-        <w:spacing w:line="336" w:lineRule="auto" w:after="180"/>
-      </w:pPr>
-      <w:r>
-        <w:rPr>
-          <w:b w:val="0"/>
-        </w:rPr>
-        <w:t>For the faulty doubling step, two explanations fit the observed change from 7 to 11. Perhaps the step adds 4. Perhaps it adds the original starting score, which was 4.</w:t>
-      </w:r>
-    </w:p>
-    <w:p>
-      <w:pPr>
-        <w:spacing w:line="336" w:lineRule="auto" w:after="180"/>
-      </w:pPr>
-      <w:r>
-        <w:rPr>
-          <w:b w:val="0"/>
-        </w:rPr>
-        <w:t xml:space="preserve">Repeating the same start 4 cannot separate those explanations because they make the same </w:t>
-      </w:r>
-      <w:r>
-        <w:rPr>
-          <w:b/>
-        </w:rPr>
-        <w:t>prediction</w:t>
-      </w:r>
-      <w:r>
-        <w:rPr>
-          <w:b w:val="0"/>
-        </w:rPr>
-        <w:t>.</w:t>
-      </w:r>
-    </w:p>
-    <w:tbl>
-      <w:tblPr>
-        <w:tblStyle w:val="LightShading-Accent1"/>
-        <w:tblW w:type="auto" w:w="0"/>
-        <w:tblLook w:firstColumn="1" w:firstRow="1" w:lastColumn="0" w:lastRow="0" w:noHBand="0" w:noVBand="1" w:val="04A0"/>
-      </w:tblPr>
-      <w:tblGrid>
-        <w:gridCol w:w="3408"/>
-        <w:gridCol w:w="3408"/>
-        <w:gridCol w:w="3408"/>
-      </w:tblGrid>
-      <w:tr>
-        <w:trPr>
-          <w:tblHeader/>
-        </w:trPr>
-        <w:tc>
-          <w:tcPr>
-            <w:tcW w:type="dxa" w:w="3408"/>
-          </w:tcPr>
-          <w:p>
-            <w:r>
-              <w:t>Start score</w:t>
-            </w:r>
-          </w:p>
-        </w:tc>
-        <w:tc>
-          <w:tcPr>
-            <w:tcW w:type="dxa" w:w="3408"/>
-          </w:tcPr>
-          <w:p>
-            <w:r>
-              <w:t>Expected final result</w:t>
-            </w:r>
-          </w:p>
-        </w:tc>
-        <w:tc>
-          <w:tcPr>
-            <w:tcW w:type="dxa" w:w="3408"/>
-          </w:tcPr>
-          <w:p>
-            <w:r>
-              <w:t>If step adds 4 or original start</w:t>
-            </w:r>
-          </w:p>
-        </w:tc>
-      </w:tr>
-      <w:tr>
-        <w:tc>
-          <w:tcPr>
-            <w:tcW w:type="dxa" w:w="3408"/>
-          </w:tcPr>
-          <w:p>
-            <w:r>
-              <w:t>4</w:t>
-            </w:r>
-          </w:p>
-        </w:tc>
-        <w:tc>
-          <w:tcPr>
-            <w:tcW w:type="dxa" w:w="3408"/>
-          </w:tcPr>
-          <w:p>
-            <w:r>
-              <w:t>12</w:t>
-            </w:r>
-          </w:p>
-        </w:tc>
-        <w:tc>
-          <w:tcPr>
-            <w:tcW w:type="dxa" w:w="3408"/>
-          </w:tcPr>
-          <w:p>
-            <w:r>
-              <w:t>9 under either explanation</w:t>
-            </w:r>
-          </w:p>
-        </w:tc>
-      </w:tr>
-      <w:tr>
-        <w:tc>
-          <w:tcPr>
-            <w:tcW w:type="dxa" w:w="3408"/>
-          </w:tcPr>
-          <w:p>
-            <w:r>
-              <w:t>2</w:t>
-            </w:r>
-          </w:p>
-        </w:tc>
-        <w:tc>
-          <w:tcPr>
-            <w:tcW w:type="dxa" w:w="3408"/>
-          </w:tcPr>
-          <w:p>
-            <w:r>
-              <w:t>8</w:t>
-            </w:r>
-          </w:p>
-        </w:tc>
-        <w:tc>
-          <w:tcPr>
-            <w:tcW w:type="dxa" w:w="3408"/>
-          </w:tcPr>
-          <w:p>
-            <w:r>
-              <w:t>7 if add 4 or 5 if add original 2</w:t>
-            </w:r>
-          </w:p>
-        </w:tc>
-      </w:tr>
-      <w:tr>
-        <w:tc>
-          <w:tcPr>
-            <w:tcW w:type="dxa" w:w="3408"/>
-          </w:tcPr>
-          <w:p>
-            <w:r>
-              <w:t>5</w:t>
-            </w:r>
-          </w:p>
-        </w:tc>
-        <w:tc>
-          <w:tcPr>
-            <w:tcW w:type="dxa" w:w="3408"/>
-          </w:tcPr>
-          <w:p>
-            <w:r>
-              <w:t>14</w:t>
-            </w:r>
-          </w:p>
-        </w:tc>
-        <w:tc>
-          <w:tcPr>
-            <w:tcW w:type="dxa" w:w="3408"/>
-          </w:tcPr>
-          <w:p>
-            <w:r>
-              <w:t>10 if add 4 or 11 if add original 5</w:t>
-            </w:r>
-          </w:p>
-        </w:tc>
-      </w:tr>
-    </w:tbl>
-    <w:p>
-      <w:pPr>
-        <w:spacing w:line="336" w:lineRule="auto" w:after="180"/>
-      </w:pPr>
-      <w:r>
-        <w:rPr>
-          <w:b w:val="0"/>
-        </w:rPr>
-        <w:t>Starting at 2 produces 5 after the first addition. The intended double gives 10 and then reports 8. Adding 4 would give 9 and report 7. Adding the original 2 would give 7 and report 5.</w:t>
-      </w:r>
-    </w:p>
-    <w:p>
-      <w:pPr>
-        <w:spacing w:line="336" w:lineRule="auto" w:after="180"/>
-      </w:pPr>
-      <w:r>
-        <w:rPr>
-          <w:b w:val="0"/>
-        </w:rPr>
-        <w:t xml:space="preserve">The different </w:t>
-      </w:r>
-      <w:r>
-        <w:rPr>
-          <w:b/>
-        </w:rPr>
-        <w:t>prediction</w:t>
-      </w:r>
-      <w:r>
-        <w:rPr>
-          <w:b w:val="0"/>
-        </w:rPr>
-        <w:t>s make this a revealing test.</w:t>
-      </w:r>
-    </w:p>
-    <w:p>
-      <w:pPr>
-        <w:spacing w:line="336" w:lineRule="auto" w:after="180"/>
-      </w:pPr>
-      <w:r>
-        <w:rPr>
-          <w:b w:val="0"/>
-        </w:rPr>
-        <w:t xml:space="preserve">If the observed final result is 7, it supports add 4 over add original among these two explanations. Other faults could still give 7, so inspect the </w:t>
-      </w:r>
-      <w:r>
-        <w:rPr>
-          <w:b/>
-        </w:rPr>
-        <w:t>actual</w:t>
-      </w:r>
-      <w:r>
-        <w:rPr>
-          <w:b w:val="0"/>
-        </w:rPr>
-        <w:t xml:space="preserve"> instruction or more checkpoints before claiming a unique cause.</w:t>
-      </w:r>
-    </w:p>
     <w:tbl>
       <w:tblPr>
         <w:tblStyle w:val="LightShading-Accent1"/>
@@ -2188,17 +2457,6 @@
     </w:tbl>
     <w:p>
       <w:pPr>
-        <w:spacing w:line="336" w:lineRule="auto" w:after="180"/>
-      </w:pPr>
-      <w:r>
-        <w:rPr>
-          <w:b w:val="0"/>
-        </w:rPr>
-        <w:t>Use the diagram and verbal explanation together. Ask learners to match a sentence to a specific visual step; do not assign learners fixed visual or auditory learning styles.</w:t>
-      </w:r>
-    </w:p>
-    <w:p>
-      <w:pPr>
         <w:pStyle w:val="Heading3"/>
       </w:pPr>
       <w:r>
@@ -2207,97 +2465,10 @@
     </w:p>
     <w:p>
       <w:pPr>
-        <w:spacing w:line="336" w:lineRule="auto" w:after="180"/>
-      </w:pPr>
-      <w:r>
-        <w:rPr>
-          <w:b w:val="0"/>
-        </w:rPr>
-        <w:t>A fictional paper calculator should double the current value, but a copied instruction behaves strangely.</w:t>
-      </w:r>
-    </w:p>
-    <w:p>
-      <w:pPr>
         <w:pStyle w:val="Heading3"/>
       </w:pPr>
       <w:r>
         <w:t>The facts we will use</w:t>
-      </w:r>
-    </w:p>
-    <w:p>
-      <w:pPr>
-        <w:pStyle w:val="Heading3"/>
-      </w:pPr>
-      <w:r>
-        <w:t>Supplied facts</w:t>
-      </w:r>
-    </w:p>
-    <w:p>
-      <w:pPr>
-        <w:spacing w:line="336" w:lineRule="auto" w:after="180"/>
-        <w:shd w:fill="F1F6FC"/>
-      </w:pPr>
-      <w:r>
-        <w:rPr>
-          <w:b w:val="0"/>
-        </w:rPr>
-        <w:t xml:space="preserve">After </w:t>
-      </w:r>
-      <w:r>
-        <w:rPr>
-          <w:b/>
-        </w:rPr>
-        <w:t>input</w:t>
-      </w:r>
-      <w:r>
-        <w:rPr>
-          <w:b w:val="0"/>
-        </w:rPr>
-        <w:t xml:space="preserve"> 6, the faulty step reports 12. Hypothesis A: add 6. Hypothesis B: double.</w:t>
-      </w:r>
-    </w:p>
-    <w:p>
-      <w:pPr>
-        <w:pStyle w:val="Heading3"/>
-      </w:pPr>
-      <w:r>
-        <w:t>Supplied facts</w:t>
-      </w:r>
-    </w:p>
-    <w:p>
-      <w:pPr>
-        <w:spacing w:line="336" w:lineRule="auto" w:after="180"/>
-        <w:shd w:fill="F1F6FC"/>
-      </w:pPr>
-      <w:r>
-        <w:rPr>
-          <w:b w:val="0"/>
-        </w:rPr>
-        <w:t xml:space="preserve">Both hypotheses fit this first </w:t>
-      </w:r>
-      <w:r>
-        <w:rPr>
-          <w:b/>
-        </w:rPr>
-        <w:t>observation</w:t>
-      </w:r>
-      <w:r>
-        <w:rPr>
-          <w:b w:val="0"/>
-        </w:rPr>
-        <w:t xml:space="preserve">. A new </w:t>
-      </w:r>
-      <w:r>
-        <w:rPr>
-          <w:b/>
-        </w:rPr>
-        <w:t>input</w:t>
-      </w:r>
-      <w:r>
-        <w:rPr>
-          <w:b w:val="0"/>
-        </w:rPr>
-        <w:t xml:space="preserve"> may be chosen.</w:t>
       </w:r>
     </w:p>
     <w:p>
@@ -2305,7 +2476,7 @@
         <w:drawing>
           <wp:inline xmlns:a="http://schemas.openxmlformats.org/drawingml/2006/main" xmlns:pic="http://schemas.openxmlformats.org/drawingml/2006/picture">
             <wp:extent cx="5486400" cy="3657600"/>
-            <wp:docPr id="1" name="Picture 1" descr="A revealing test separates explanations"/>
+            <wp:docPr id="3" name="Picture 3" descr="A revealing test separates explanations"/>
             <wp:cNvGraphicFramePr>
               <a:graphicFrameLocks noChangeAspect="1"/>
             </wp:cNvGraphicFramePr>
@@ -2317,7 +2488,7 @@
                     <pic:cNvPicPr/>
                   </pic:nvPicPr>
                   <pic:blipFill>
-                    <a:blip r:embed="rId9"/>
+                    <a:blip r:embed="rId11"/>
                     <a:stretch>
                       <a:fillRect/>
                     </a:stretch>
@@ -2341,7 +2512,7 @@
         <w:drawing>
           <wp:inline xmlns:a="http://schemas.openxmlformats.org/drawingml/2006/main" xmlns:pic="http://schemas.openxmlformats.org/drawingml/2006/picture">
             <wp:extent cx="5346057" cy="5943599"/>
-            <wp:docPr id="2" name="Picture 2" descr="Debug the Cause. Observe: Input 6 produced 12; that fact fits two explanations.. Predict alternatives: For input 2, adding 6 predicts 8; doubling predicts 4.. Run revealing test: The fictional new record is input 2 → output 8.. Locate cause: This record supports add-6 over doubling for this comparison."/>
+            <wp:docPr id="4" name="Picture 4" descr="Debug the Cause. Observe: Input 6 produced 12; that fact fits two explanations.. Predict alternatives: For input 2, adding 6 predicts 8; doubling predicts 4.. Run revealing test: The fictional new record is input 2 → output 8.. Locate cause: This record supports add-6 over doubling for this comparison."/>
             <wp:cNvGraphicFramePr>
               <a:graphicFrameLocks noChangeAspect="1"/>
             </wp:cNvGraphicFramePr>
@@ -2353,7 +2524,7 @@
                     <pic:cNvPicPr/>
                   </pic:nvPicPr>
                   <pic:blipFill>
-                    <a:blip r:embed="rId10"/>
+                    <a:blip r:embed="rId12"/>
                     <a:stretch>
                       <a:fillRect/>
                     </a:stretch>
@@ -2522,19 +2693,96 @@
         <w:pStyle w:val="Heading3"/>
       </w:pPr>
       <w:r>
-        <w:t>Why the result follows</w:t>
+        <w:t>What this example does not establish</w:t>
+      </w:r>
+    </w:p>
+    <w:p>
+      <w:pPr>
+        <w:pStyle w:val="Heading3"/>
+      </w:pPr>
+      <w:r>
+        <w:t>Change one thing in the pictured case</w:t>
+      </w:r>
+    </w:p>
+    <w:p>
+      <w:pPr>
+        <w:pStyle w:val="Heading3"/>
+      </w:pPr>
+      <w:r>
+        <w:t>Ask while showing the picture</w:t>
+      </w:r>
+    </w:p>
+    <w:p>
+      <w:pPr>
+        <w:pStyle w:val="Heading1"/>
+      </w:pPr>
+      <w:r>
+        <w:t>03. Guide the reasoning, then remove help</w:t>
+      </w:r>
+    </w:p>
+    <w:p>
+      <w:r>
+        <w:t>Collect a response from each learner before discussing the worked key.</w:t>
+      </w:r>
+    </w:p>
+    <w:p>
+      <w:pPr>
+        <w:pStyle w:val="Heading2"/>
+      </w:pPr>
+      <w:r>
+        <w:t>Prompt before revealing</w:t>
       </w:r>
     </w:p>
     <w:p>
       <w:pPr>
         <w:spacing w:line="336" w:lineRule="auto" w:after="180"/>
-        <w:shd w:fill="F1F6FC"/>
-      </w:pPr>
-      <w:r>
-        <w:rPr>
-          <w:b w:val="0"/>
-        </w:rPr>
-        <w:t xml:space="preserve">Repeating </w:t>
+      </w:pPr>
+      <w:r>
+        <w:rPr>
+          <w:b w:val="0"/>
+        </w:rPr>
+        <w:t>Completion task: In W1 the faulty middle step may add 3, or add the original starting value. Both explain 5 becoming 8 when the start is 3. Choose start 1 or start 3 for a revealing new test.</w:t>
+      </w:r>
+    </w:p>
+    <w:p>
+      <w:pPr>
+        <w:spacing w:line="336" w:lineRule="auto" w:after="180"/>
+      </w:pPr>
+      <w:r>
+        <w:rPr>
+          <w:b w:val="0"/>
+        </w:rPr>
+        <w:t>Predict the final result under each explanation and under the intended procedure.</w:t>
+      </w:r>
+    </w:p>
+    <w:p>
+      <w:pPr>
+        <w:pStyle w:val="Heading2"/>
+      </w:pPr>
+      <w:r>
+        <w:t>Expected reasoning and fading help</w:t>
+      </w:r>
+    </w:p>
+    <w:p>
+      <w:pPr>
+        <w:spacing w:line="336" w:lineRule="auto" w:after="180"/>
+      </w:pPr>
+      <w:r>
+        <w:rPr>
+          <w:b w:val="0"/>
+        </w:rPr>
+        <w:t>Teacher check: Choose start 1. After add 2 the value is 3. Adding 3 then subtracting 1 reports 5; adding original 1 then subtracting 1 reports 3. Doubling then subtracting 1 should report 5.</w:t>
+      </w:r>
+    </w:p>
+    <w:p>
+      <w:pPr>
+        <w:spacing w:line="336" w:lineRule="auto" w:after="180"/>
+      </w:pPr>
+      <w:r>
+        <w:rPr>
+          <w:b w:val="0"/>
+        </w:rPr>
+        <w:t xml:space="preserve">This separates the two fault explanations, but a final 5 alone cannot separate add 3 from correct doubling on this </w:t>
       </w:r>
       <w:r>
         <w:rPr>
@@ -2546,43 +2794,397 @@
         <w:rPr>
           <w:b w:val="0"/>
         </w:rPr>
-        <w:t xml:space="preserve"> 6 would not separate the two hypotheses because both again predict 12. </w:t>
+        <w:t>; retain the original failing start 3.</w:t>
+      </w:r>
+    </w:p>
+    <w:p>
+      <w:pPr>
+        <w:spacing w:line="336" w:lineRule="auto" w:after="180"/>
+      </w:pPr>
+      <w:r>
+        <w:rPr>
+          <w:b w:val="0"/>
+        </w:rPr>
+        <w:t xml:space="preserve">Start by identifying the given </w:t>
       </w:r>
       <w:r>
         <w:rPr>
           <w:b/>
         </w:rPr>
-        <w:t>Input</w:t>
-      </w:r>
-      <w:r>
-        <w:rPr>
-          <w:b w:val="0"/>
-        </w:rPr>
-        <w:t xml:space="preserve"> 2 makes their </w:t>
+        <w:t>input</w:t>
+      </w:r>
+      <w:r>
+        <w:rPr>
+          <w:b w:val="0"/>
+        </w:rPr>
+        <w:t xml:space="preserve">s together. Leave the intermediate steps blank. If needed, model one step, then withdraw that help on the next step. Move to a full </w:t>
       </w:r>
       <w:r>
         <w:rPr>
           <w:b/>
         </w:rPr>
+        <w:t>trace</w:t>
+      </w:r>
+      <w:r>
+        <w:rPr>
+          <w:b w:val="0"/>
+        </w:rPr>
+        <w:t xml:space="preserve"> only when the partial </w:t>
+      </w:r>
+      <w:r>
+        <w:rPr>
+          <w:b/>
+        </w:rPr>
+        <w:t>trace</w:t>
+      </w:r>
+      <w:r>
+        <w:rPr>
+          <w:b w:val="0"/>
+        </w:rPr>
+        <w:t xml:space="preserve"> is understood.</w:t>
+      </w:r>
+    </w:p>
+    <w:p>
+      <w:pPr>
+        <w:spacing w:line="336" w:lineRule="auto" w:after="180"/>
+      </w:pPr>
+      <w:r>
+        <w:rPr>
+          <w:b w:val="0"/>
+        </w:rPr>
+        <w:t>For partners, alternate explainer and checker; collect a response from every learner before discussion.</w:t>
+      </w:r>
+    </w:p>
+    <w:p>
+      <w:pPr>
+        <w:pStyle w:val="Heading2"/>
+      </w:pPr>
+      <w:r>
+        <w:t>Check the misconception before discussion</w:t>
+      </w:r>
+    </w:p>
+    <w:p>
+      <w:pPr>
+        <w:spacing w:line="336" w:lineRule="auto" w:after="180"/>
+      </w:pPr>
+      <w:r>
+        <w:rPr>
+          <w:b w:val="0"/>
+        </w:rPr>
+        <w:t>Use the worked case for Debugging with revealing tests. Proposed explanation: “The last wrong number locates the fault”. Decide whether this explanation is supported.</w:t>
+      </w:r>
+    </w:p>
+    <w:p>
+      <w:pPr>
+        <w:spacing w:line="336" w:lineRule="auto" w:after="180"/>
+      </w:pPr>
+      <w:r>
+        <w:rPr>
+          <w:b w:val="0"/>
+        </w:rPr>
+        <w:t>Point to the step or supplied fact that decides; explain your repair if needed.</w:t>
+      </w:r>
+    </w:p>
+    <w:p>
+      <w:pPr>
+        <w:spacing w:line="336" w:lineRule="auto" w:after="180"/>
+      </w:pPr>
+      <w:r>
+        <w:rPr>
+          <w:b/>
+        </w:rPr>
+        <w:t>Expected</w:t>
+      </w:r>
+      <w:r>
+        <w:rPr>
+          <w:b w:val="0"/>
+        </w:rPr>
+        <w:t xml:space="preserve"> correction: Compare every aligned checkpoint; an early mismatch can cause several later wrong values.</w:t>
+      </w:r>
+    </w:p>
+    <w:p>
+      <w:pPr>
+        <w:spacing w:line="336" w:lineRule="auto" w:after="180"/>
+      </w:pPr>
+      <w:r>
+        <w:rPr>
+          <w:b w:val="0"/>
+        </w:rPr>
+        <w:t>Collect explanations, not only yes/no votes. If a misunderstanding is common, re-model the relevant step for the class.</w:t>
+      </w:r>
+    </w:p>
+    <w:p>
+      <w:pPr>
+        <w:spacing w:line="336" w:lineRule="auto" w:after="180"/>
+      </w:pPr>
+      <w:r>
+        <w:rPr>
+          <w:b w:val="0"/>
+        </w:rPr>
+        <w:t>If it affects a few learners, give a short targeted group explanation while others solve a more demanding variation.</w:t>
+      </w:r>
+    </w:p>
+    <w:p>
+      <w:pPr>
+        <w:pStyle w:val="Heading2"/>
+      </w:pPr>
+      <w:r>
+        <w:t>Use the pictorial check</w:t>
+      </w:r>
+    </w:p>
+    <w:p>
+      <w:pPr>
+        <w:spacing w:line="336" w:lineRule="auto" w:after="180"/>
+      </w:pPr>
+      <w:r>
+        <w:rPr>
+          <w:b w:val="0"/>
+        </w:rPr>
+        <w:t xml:space="preserve">Propose </w:t>
+      </w:r>
+      <w:r>
+        <w:rPr>
+          <w:b/>
+        </w:rPr>
+        <w:t>input</w:t>
+      </w:r>
+      <w:r>
+        <w:rPr>
+          <w:b w:val="0"/>
+        </w:rPr>
+        <w:t xml:space="preserve"> 0 and give both predicted </w:t>
+      </w:r>
+      <w:r>
+        <w:rPr>
+          <w:b/>
+        </w:rPr>
+        <w:t>output</w:t>
+      </w:r>
+      <w:r>
+        <w:rPr>
+          <w:b w:val="0"/>
+        </w:rPr>
+        <w:t xml:space="preserve">s without inventing an </w:t>
+      </w:r>
+      <w:r>
+        <w:rPr>
+          <w:b/>
+        </w:rPr>
+        <w:t>observed result</w:t>
+      </w:r>
+      <w:r>
+        <w:rPr>
+          <w:b w:val="0"/>
+        </w:rPr>
+        <w:t>.</w:t>
+      </w:r>
+    </w:p>
+    <w:p>
+      <w:pPr>
+        <w:spacing w:line="336" w:lineRule="auto" w:after="180"/>
+      </w:pPr>
+      <w:r>
+        <w:rPr>
+          <w:b w:val="0"/>
+        </w:rPr>
+        <w:t xml:space="preserve">Add-6 predicts 6; doubling predicts 0. No </w:t>
+      </w:r>
+      <w:r>
+        <w:rPr>
+          <w:b/>
+        </w:rPr>
+        <w:t>actual</w:t>
+      </w:r>
+      <w:r>
+        <w:rPr>
+          <w:b w:val="0"/>
+        </w:rPr>
+        <w:t xml:space="preserve"> result has been supplied for </w:t>
+      </w:r>
+      <w:r>
+        <w:rPr>
+          <w:b/>
+        </w:rPr>
+        <w:t>input</w:t>
+      </w:r>
+      <w:r>
+        <w:rPr>
+          <w:b w:val="0"/>
+        </w:rPr>
+        <w:t xml:space="preserve"> 0.</w:t>
+      </w:r>
+    </w:p>
+    <w:p>
+      <w:pPr>
+        <w:spacing w:line="336" w:lineRule="auto" w:after="180"/>
+      </w:pPr>
+      <w:r>
+        <w:rPr>
+          <w:b w:val="0"/>
+        </w:rPr>
+        <w:t xml:space="preserve">Changed-case reasoning: Both hypotheses predict 12; the test remains inconclusive. A revealing test requires different predicted </w:t>
+      </w:r>
+      <w:r>
+        <w:rPr>
+          <w:b/>
+        </w:rPr>
+        <w:t>output</w:t>
+      </w:r>
+      <w:r>
+        <w:rPr>
+          <w:b w:val="0"/>
+        </w:rPr>
+        <w:t>s, not merely another recorded run.</w:t>
+      </w:r>
+    </w:p>
+    <w:p>
+      <w:pPr>
+        <w:spacing w:line="336" w:lineRule="auto" w:after="180"/>
+      </w:pPr>
+      <w:r>
+        <w:rPr>
+          <w:b w:val="0"/>
+        </w:rPr>
+        <w:t xml:space="preserve">Collect each learner’s explanation before discussion. Use the first missing connection between </w:t>
+      </w:r>
+      <w:r>
+        <w:rPr>
+          <w:b/>
+        </w:rPr>
+        <w:t>input</w:t>
+      </w:r>
+      <w:r>
+        <w:rPr>
+          <w:b w:val="0"/>
+        </w:rPr>
+        <w:t xml:space="preserve">, deciding step and result to choose support. This question is worked-case practice, not fresh mastery </w:t>
+      </w:r>
+      <w:r>
+        <w:rPr>
+          <w:b/>
+        </w:rPr>
+        <w:t>evidence</w:t>
+      </w:r>
+      <w:r>
+        <w:rPr>
+          <w:b w:val="0"/>
+        </w:rPr>
+        <w:t>.</w:t>
+      </w:r>
+    </w:p>
+    <w:p>
+      <w:pPr>
+        <w:pStyle w:val="Heading2"/>
+      </w:pPr>
+      <w:r>
+        <w:t>Keep each learner explaining</w:t>
+      </w:r>
+    </w:p>
+    <w:p>
+      <w:pPr>
+        <w:pStyle w:val="ListBullet"/>
+      </w:pPr>
+      <w:r>
+        <w:t>Ask: Which facts are given, and which would we have to assume? Learners mark relevant details before discussing answers.</w:t>
+      </w:r>
+    </w:p>
+    <w:p>
+      <w:pPr>
+        <w:pStyle w:val="ListBullet"/>
+      </w:pPr>
+      <w:r>
+        <w:t>Say: Predict first. Show the rule, information path or calculation that would produce the result. A correct guess is not yet an explanation.</w:t>
+      </w:r>
+    </w:p>
+    <w:p>
+      <w:pPr>
+        <w:pStyle w:val="ListBullet"/>
+      </w:pPr>
+      <w:r>
+        <w:t>In pairs, one learner solves while the other checks evidence; exchange roles. Remove the worked answer before independent assessment.</w:t>
+      </w:r>
+    </w:p>
+    <w:p>
+      <w:pPr>
+        <w:pStyle w:val="Heading2"/>
+      </w:pPr>
+      <w:r>
+        <w:t>Earlier wording, alternatives and picture transcripts · reference / check after trying</w:t>
+      </w:r>
+    </w:p>
+    <w:p>
+      <w:pPr>
+        <w:spacing w:line="336" w:lineRule="auto" w:after="180"/>
+      </w:pPr>
+      <w:r>
+        <w:rPr>
+          <w:b w:val="0"/>
+        </w:rPr>
+        <w:t>Demonstrate and guide practice</w:t>
+      </w:r>
+    </w:p>
+    <w:p>
+      <w:pPr>
+        <w:pStyle w:val="Heading3"/>
+      </w:pPr>
+      <w:r>
+        <w:t>Board sequence</w:t>
+      </w:r>
+    </w:p>
+    <w:p>
+      <w:pPr>
+        <w:spacing w:line="336" w:lineRule="auto" w:after="180"/>
+      </w:pPr>
+      <w:r>
+        <w:rPr>
+          <w:b w:val="0"/>
+        </w:rPr>
+        <w:t>Write the given facts: A robot should go from square one to square three. Its program is MOVE ONE, STOP.</w:t>
+      </w:r>
+    </w:p>
+    <w:p>
+      <w:pPr>
+        <w:spacing w:line="336" w:lineRule="auto" w:after="180"/>
+      </w:pPr>
+      <w:r>
+        <w:rPr>
+          <w:b w:val="0"/>
+        </w:rPr>
+        <w:t>Write the question to explain: Find the cause and repair one thing.</w:t>
+      </w:r>
+    </w:p>
+    <w:p>
+      <w:pPr>
+        <w:spacing w:line="336" w:lineRule="auto" w:after="180"/>
+      </w:pPr>
+      <w:r>
+        <w:rPr>
+          <w:b w:val="0"/>
+        </w:rPr>
+        <w:t xml:space="preserve">Reveal after </w:t>
+      </w:r>
+      <w:r>
+        <w:rPr>
+          <w:b/>
+        </w:rPr>
         <w:t>prediction</w:t>
       </w:r>
       <w:r>
         <w:rPr>
           <w:b w:val="0"/>
         </w:rPr>
-        <w:t>s different before the test is run.</w:t>
+        <w:t>s: It stops at square two because one move is missing. Add MOVE ONE before STOP and retest from the same start.</w:t>
       </w:r>
     </w:p>
     <w:p>
       <w:pPr>
         <w:spacing w:line="336" w:lineRule="auto" w:after="180"/>
-        <w:shd w:fill="F1F6FC"/>
-      </w:pPr>
-      <w:r>
-        <w:rPr>
-          <w:b w:val="0"/>
-        </w:rPr>
-        <w:t>The second record supports investigating an added constant, but inspecting the instruction is still needed to confirm the implementation.</w:t>
+      </w:pPr>
+      <w:r>
+        <w:rPr>
+          <w:b w:val="0"/>
+        </w:rPr>
+        <w:t>Use the earlier changed question as optional later practice. Reserve Debug a new ticket rule for the first independent attempt before hints or feedback.</w:t>
       </w:r>
     </w:p>
     <w:p>
@@ -2590,388 +3192,23 @@
         <w:pStyle w:val="Heading3"/>
       </w:pPr>
       <w:r>
-        <w:t>What this example does not establish</w:t>
-      </w:r>
-    </w:p>
-    <w:p>
-      <w:pPr>
-        <w:pStyle w:val="Heading3"/>
-      </w:pPr>
-      <w:r>
-        <w:t>Keep the stated limit</w:t>
+        <w:t>Classroom dialogue</w:t>
       </w:r>
     </w:p>
     <w:p>
       <w:pPr>
         <w:spacing w:line="336" w:lineRule="auto" w:after="180"/>
-        <w:shd w:fill="FFF5E6"/>
-      </w:pPr>
-      <w:r>
-        <w:rPr>
-          <w:b w:val="0"/>
-        </w:rPr>
-        <w:t xml:space="preserve">Two toy hypotheses do not exhaust every possible bug; a matching </w:t>
+      </w:pPr>
+      <w:r>
+        <w:rPr>
+          <w:b w:val="0"/>
+        </w:rPr>
+        <w:t xml:space="preserve">Reveal reasoning one step at a time. Explain why a tempting alternative fails. Write units and denominators for arithmetic, </w:t>
       </w:r>
       <w:r>
         <w:rPr>
           <w:b/>
         </w:rPr>
-        <w:t>output</w:t>
-      </w:r>
-      <w:r>
-        <w:rPr>
-          <w:b w:val="0"/>
-        </w:rPr>
-        <w:t xml:space="preserve"> alone cannot identify arbitrary hidden code.</w:t>
-      </w:r>
-    </w:p>
-    <w:p>
-      <w:pPr>
-        <w:pStyle w:val="Heading3"/>
-      </w:pPr>
-      <w:r>
-        <w:t>Change one thing in the pictured case</w:t>
-      </w:r>
-    </w:p>
-    <w:p>
-      <w:pPr>
-        <w:pStyle w:val="Heading3"/>
-      </w:pPr>
-      <w:r>
-        <w:t>Change one thing</w:t>
-      </w:r>
-    </w:p>
-    <w:p>
-      <w:pPr>
-        <w:spacing w:line="336" w:lineRule="auto" w:after="180"/>
-        <w:shd w:fill="F5F1FB"/>
-      </w:pPr>
-      <w:r>
-        <w:rPr>
-          <w:b w:val="0"/>
-        </w:rPr>
-        <w:t xml:space="preserve">Change: Use </w:t>
-      </w:r>
-      <w:r>
-        <w:rPr>
-          <w:b/>
-        </w:rPr>
-        <w:t>input</w:t>
-      </w:r>
-      <w:r>
-        <w:rPr>
-          <w:b w:val="0"/>
-        </w:rPr>
-        <w:t xml:space="preserve"> 6 again instead of 2.</w:t>
-      </w:r>
-    </w:p>
-    <w:p>
-      <w:pPr>
-        <w:pStyle w:val="Heading3"/>
-      </w:pPr>
-      <w:r>
-        <w:t>Predicted result</w:t>
-      </w:r>
-    </w:p>
-    <w:p>
-      <w:pPr>
-        <w:spacing w:line="336" w:lineRule="auto" w:after="180"/>
-        <w:shd w:fill="F1F6FC"/>
-      </w:pPr>
-      <w:r>
-        <w:rPr>
-          <w:b/>
-        </w:rPr>
-        <w:t>Prediction</w:t>
-      </w:r>
-      <w:r>
-        <w:rPr>
-          <w:b w:val="0"/>
-        </w:rPr>
-        <w:t>: Both hypotheses predict 12; the test remains inconclusive.</w:t>
-      </w:r>
-    </w:p>
-    <w:p>
-      <w:pPr>
-        <w:pStyle w:val="Heading3"/>
-      </w:pPr>
-      <w:r>
-        <w:t>Why the result follows</w:t>
-      </w:r>
-    </w:p>
-    <w:p>
-      <w:pPr>
-        <w:spacing w:line="336" w:lineRule="auto" w:after="180"/>
-        <w:shd w:fill="F1F6FC"/>
-      </w:pPr>
-      <w:r>
-        <w:rPr>
-          <w:b w:val="0"/>
-        </w:rPr>
-        <w:t xml:space="preserve">Reason: A revealing test requires different predicted </w:t>
-      </w:r>
-      <w:r>
-        <w:rPr>
-          <w:b/>
-        </w:rPr>
-        <w:t>output</w:t>
-      </w:r>
-      <w:r>
-        <w:rPr>
-          <w:b w:val="0"/>
-        </w:rPr>
-        <w:t>s, not merely another recorded run.</w:t>
-      </w:r>
-    </w:p>
-    <w:p>
-      <w:pPr>
-        <w:pStyle w:val="Heading3"/>
-      </w:pPr>
-      <w:r>
-        <w:t>Ask while showing the picture</w:t>
-      </w:r>
-    </w:p>
-    <w:p>
-      <w:pPr>
-        <w:pStyle w:val="Heading3"/>
-      </w:pPr>
-      <w:r>
-        <w:t>Ask while showing the picture · 2</w:t>
-      </w:r>
-    </w:p>
-    <w:p>
-      <w:pPr>
-        <w:spacing w:line="336" w:lineRule="auto" w:after="180"/>
-      </w:pPr>
-      <w:r>
-        <w:rPr>
-          <w:b w:val="0"/>
-        </w:rPr>
-        <w:t xml:space="preserve">Cover the result. Ask learners to name the </w:t>
-      </w:r>
-      <w:r>
-        <w:rPr>
-          <w:b/>
-        </w:rPr>
-        <w:t>input</w:t>
-      </w:r>
-      <w:r>
-        <w:rPr>
-          <w:b w:val="0"/>
-        </w:rPr>
-        <w:t xml:space="preserve">s and predict the next step. Uncover one step, connect the icon to the </w:t>
-      </w:r>
-      <w:r>
-        <w:rPr>
-          <w:b/>
-        </w:rPr>
-        <w:t>actual</w:t>
-      </w:r>
-      <w:r>
-        <w:rPr>
-          <w:b w:val="0"/>
-        </w:rPr>
-        <w:t xml:space="preserve"> procedure, and explain its </w:t>
-      </w:r>
-      <w:r>
-        <w:rPr>
-          <w:b/>
-        </w:rPr>
-        <w:t>evidence</w:t>
-      </w:r>
-      <w:r>
-        <w:rPr>
-          <w:b w:val="0"/>
-        </w:rPr>
-        <w:t>. Then change the supplied condition and compare.</w:t>
-      </w:r>
-    </w:p>
-    <w:p>
-      <w:pPr>
-        <w:spacing w:line="336" w:lineRule="auto" w:after="180"/>
-      </w:pPr>
-      <w:r>
-        <w:rPr>
-          <w:b w:val="0"/>
-        </w:rPr>
-        <w:t>The picture is a representation; it does not document execution of a real AI model.</w:t>
-      </w:r>
-    </w:p>
-    <w:p>
-      <w:pPr>
-        <w:pStyle w:val="Heading1"/>
-      </w:pPr>
-      <w:r>
-        <w:t>03. Demonstrate and guide practice</w:t>
-      </w:r>
-    </w:p>
-    <w:p>
-      <w:r>
-        <w:t>Demonstrate Debug the Cause, reduce support deliberately and check individual reasoning before discussing answers.</w:t>
-      </w:r>
-    </w:p>
-    <w:p>
-      <w:pPr>
-        <w:pStyle w:val="Heading3"/>
-      </w:pPr>
-      <w:r>
-        <w:t>Board sequence</w:t>
-      </w:r>
-    </w:p>
-    <w:p>
-      <w:pPr>
-        <w:pStyle w:val="Heading3"/>
-      </w:pPr>
-      <w:r>
-        <w:t>1. Put the facts on the board</w:t>
-      </w:r>
-    </w:p>
-    <w:p>
-      <w:pPr>
-        <w:spacing w:line="336" w:lineRule="auto" w:after="180"/>
-        <w:shd w:fill="F4F9FC"/>
-      </w:pPr>
-      <w:r>
-        <w:rPr>
-          <w:b w:val="0"/>
-        </w:rPr>
-        <w:t>Write the given facts: A robot should go from square one to square three. Its program is MOVE ONE, STOP.</w:t>
-      </w:r>
-    </w:p>
-    <w:p>
-      <w:pPr>
-        <w:pStyle w:val="Heading3"/>
-      </w:pPr>
-      <w:r>
-        <w:t>2. State the decision to explain</w:t>
-      </w:r>
-    </w:p>
-    <w:p>
-      <w:pPr>
-        <w:spacing w:line="336" w:lineRule="auto" w:after="180"/>
-        <w:shd w:fill="F4F9FC"/>
-      </w:pPr>
-      <w:r>
-        <w:rPr>
-          <w:b w:val="0"/>
-        </w:rPr>
-        <w:t>Write the question to explain: Find the cause and repair one thing.</w:t>
-      </w:r>
-    </w:p>
-    <w:p>
-      <w:pPr>
-        <w:pStyle w:val="Heading3"/>
-      </w:pPr>
-      <w:r>
-        <w:t>3. Reveal the worked reasoning</w:t>
-      </w:r>
-    </w:p>
-    <w:p>
-      <w:pPr>
-        <w:spacing w:line="336" w:lineRule="auto" w:after="180"/>
-        <w:shd w:fill="F1F6FC"/>
-      </w:pPr>
-      <w:r>
-        <w:rPr>
-          <w:b w:val="0"/>
-        </w:rPr>
-        <w:t xml:space="preserve">Reveal after </w:t>
-      </w:r>
-      <w:r>
-        <w:rPr>
-          <w:b/>
-        </w:rPr>
-        <w:t>prediction</w:t>
-      </w:r>
-      <w:r>
-        <w:rPr>
-          <w:b w:val="0"/>
-        </w:rPr>
-        <w:t>s: It stops at square two because one move is missing. Add MOVE ONE before STOP and retest from the same start.</w:t>
-      </w:r>
-    </w:p>
-    <w:p>
-      <w:pPr>
-        <w:pStyle w:val="Heading3"/>
-      </w:pPr>
-      <w:r>
-        <w:t>Hold back the independent task</w:t>
-      </w:r>
-    </w:p>
-    <w:p>
-      <w:pPr>
-        <w:spacing w:line="336" w:lineRule="auto" w:after="180"/>
-        <w:shd w:fill="F5F1FB"/>
-      </w:pPr>
-      <w:r>
-        <w:rPr>
-          <w:b w:val="0"/>
-        </w:rPr>
-        <w:t>Keep for an independent attempt: A sorting rule says blue goes left. A blue card goes right. The reader correctly reports blue, but the direction rule says blue goes right. Which part should you fix first?</w:t>
-      </w:r>
-    </w:p>
-    <w:p>
-      <w:pPr>
-        <w:pStyle w:val="Heading3"/>
-      </w:pPr>
-      <w:r>
-        <w:t>Classroom dialogue</w:t>
-      </w:r>
-    </w:p>
-    <w:p>
-      <w:pPr>
-        <w:pStyle w:val="Heading3"/>
-      </w:pPr>
-      <w:r>
-        <w:t>Ask the class</w:t>
-      </w:r>
-    </w:p>
-    <w:p>
-      <w:pPr>
-        <w:spacing w:line="336" w:lineRule="auto" w:after="180"/>
-        <w:shd w:fill="F5F1FB"/>
-      </w:pPr>
-      <w:r>
-        <w:rPr>
-          <w:b w:val="0"/>
-        </w:rPr>
-        <w:t>Ask: Which facts are given, and which would we have to assume? Learners mark relevant details before discussing answers.</w:t>
-      </w:r>
-    </w:p>
-    <w:p>
-      <w:pPr>
-        <w:pStyle w:val="Heading3"/>
-      </w:pPr>
-      <w:r>
-        <w:t>Language to model</w:t>
-      </w:r>
-    </w:p>
-    <w:p>
-      <w:pPr>
-        <w:spacing w:line="336" w:lineRule="auto" w:after="180"/>
-        <w:shd w:fill="F1F6F8"/>
-      </w:pPr>
-      <w:r>
-        <w:rPr>
-          <w:b w:val="0"/>
-        </w:rPr>
-        <w:t>Say: Predict first. Show the rule, information path or calculation that would produce the result. A correct guess is not yet an explanation.</w:t>
-      </w:r>
-    </w:p>
-    <w:p>
-      <w:pPr>
-        <w:spacing w:line="336" w:lineRule="auto" w:after="180"/>
-      </w:pPr>
-      <w:r>
-        <w:rPr>
-          <w:b w:val="0"/>
-        </w:rPr>
-        <w:t xml:space="preserve">Reveal reasoning one step at a time. Explain why a tempting alternative fails. Write units and denominators for arithmetic, </w:t>
-      </w:r>
-      <w:r>
-        <w:rPr>
-          <w:b/>
-        </w:rPr>
         <w:t>trace</w:t>
       </w:r>
       <w:r>
@@ -2979,29 +3216,6 @@
           <w:b w:val="0"/>
         </w:rPr>
         <w:t xml:space="preserve"> conditions for decisions, and identify supporting sources for claims.</w:t>
-      </w:r>
-    </w:p>
-    <w:p>
-      <w:pPr>
-        <w:spacing w:line="336" w:lineRule="auto" w:after="180"/>
-      </w:pPr>
-      <w:r>
-        <w:rPr>
-          <w:b w:val="0"/>
-        </w:rPr>
-        <w:t xml:space="preserve">In pairs, one learner solves while the other checks </w:t>
-      </w:r>
-      <w:r>
-        <w:rPr>
-          <w:b/>
-        </w:rPr>
-        <w:t>evidence</w:t>
-      </w:r>
-      <w:r>
-        <w:rPr>
-          <w:b w:val="0"/>
-        </w:rPr>
-        <w:t>; exchange roles. Remove the worked answer before independent assessment.</w:t>
       </w:r>
     </w:p>
     <w:p>
@@ -3290,589 +3504,103 @@
         <w:pStyle w:val="Heading3"/>
       </w:pPr>
       <w:r>
-        <w:t>Completion practice</w:t>
+        <w:t>Individual reasoning check</w:t>
+      </w:r>
+    </w:p>
+    <w:p>
+      <w:pPr>
+        <w:pStyle w:val="Heading3"/>
+      </w:pPr>
+      <w:r>
+        <w:t>Pictorial practice question</w:t>
+      </w:r>
+    </w:p>
+    <w:p>
+      <w:pPr>
+        <w:pStyle w:val="Heading3"/>
+      </w:pPr>
+      <w:r>
+        <w:t>Reasoned teacher answer</w:t>
+      </w:r>
+    </w:p>
+    <w:p>
+      <w:pPr>
+        <w:pStyle w:val="Heading1"/>
+      </w:pPr>
+      <w:r>
+        <w:t>04. Run the supplied investigation</w:t>
+      </w:r>
+    </w:p>
+    <w:p>
+      <w:r>
+        <w:t>Keep expected results, observed paper traces and remaining limits distinguishable.</w:t>
+      </w:r>
+    </w:p>
+    <w:p>
+      <w:pPr>
+        <w:pStyle w:val="Heading2"/>
+      </w:pPr>
+      <w:r>
+        <w:t>Supplied materials and answer guidance</w:t>
       </w:r>
     </w:p>
     <w:p>
       <w:pPr>
         <w:spacing w:line="336" w:lineRule="auto" w:after="180"/>
-        <w:shd w:fill="F5F1FB"/>
-      </w:pPr>
-      <w:r>
-        <w:rPr>
-          <w:b w:val="0"/>
-        </w:rPr>
-        <w:t>Completion task: In W1 the faulty middle step may add 3, or add the original starting value. Both explain 5 becoming 8 when the start is 3. Choose start 1 or start 3 for a revealing new test.</w:t>
-      </w:r>
-    </w:p>
-    <w:p>
-      <w:pPr>
-        <w:spacing w:line="336" w:lineRule="auto" w:after="180"/>
-        <w:shd w:fill="F5F1FB"/>
-      </w:pPr>
-      <w:r>
-        <w:rPr>
-          <w:b w:val="0"/>
-        </w:rPr>
-        <w:t>Predict the final result under each explanation and under the intended procedure.</w:t>
-      </w:r>
-    </w:p>
-    <w:p>
-      <w:pPr>
-        <w:pStyle w:val="Heading3"/>
-      </w:pPr>
-      <w:r>
-        <w:t>Reasoning to listen for</w:t>
-      </w:r>
-    </w:p>
-    <w:p>
-      <w:pPr>
-        <w:spacing w:line="336" w:lineRule="auto" w:after="180"/>
-        <w:shd w:fill="F1F6FC"/>
-      </w:pPr>
-      <w:r>
-        <w:rPr>
-          <w:b w:val="0"/>
-        </w:rPr>
-        <w:t>Teacher check: Choose start 1. After add 2 the value is 3. Adding 3 then subtracting 1 reports 5; adding original 1 then subtracting 1 reports 3. Doubling then subtracting 1 should report 5.</w:t>
-      </w:r>
-    </w:p>
-    <w:p>
-      <w:pPr>
-        <w:spacing w:line="336" w:lineRule="auto" w:after="180"/>
-        <w:shd w:fill="F1F6FC"/>
-      </w:pPr>
-      <w:r>
-        <w:rPr>
-          <w:b w:val="0"/>
-        </w:rPr>
-        <w:t xml:space="preserve">This separates the two fault explanations, but a final 5 alone cannot separate add 3 from correct doubling on this </w:t>
-      </w:r>
-      <w:r>
-        <w:rPr>
-          <w:b/>
-        </w:rPr>
-        <w:t>input</w:t>
-      </w:r>
-      <w:r>
-        <w:rPr>
-          <w:b w:val="0"/>
-        </w:rPr>
-        <w:t>; retain the original failing start 3.</w:t>
-      </w:r>
-    </w:p>
-    <w:p>
-      <w:pPr>
-        <w:spacing w:line="336" w:lineRule="auto" w:after="180"/>
-      </w:pPr>
-      <w:r>
-        <w:rPr>
-          <w:b w:val="0"/>
-        </w:rPr>
-        <w:t xml:space="preserve">Start by identifying the given </w:t>
-      </w:r>
-      <w:r>
-        <w:rPr>
-          <w:b/>
-        </w:rPr>
-        <w:t>input</w:t>
-      </w:r>
-      <w:r>
-        <w:rPr>
-          <w:b w:val="0"/>
-        </w:rPr>
-        <w:t xml:space="preserve">s together. Leave the intermediate steps blank. If needed, model one step, then withdraw that help on the next step. Move to a full </w:t>
-      </w:r>
-      <w:r>
-        <w:rPr>
-          <w:b/>
-        </w:rPr>
-        <w:t>trace</w:t>
-      </w:r>
-      <w:r>
-        <w:rPr>
-          <w:b w:val="0"/>
-        </w:rPr>
-        <w:t xml:space="preserve"> only when the partial </w:t>
-      </w:r>
-      <w:r>
-        <w:rPr>
-          <w:b/>
-        </w:rPr>
-        <w:t>trace</w:t>
-      </w:r>
-      <w:r>
-        <w:rPr>
-          <w:b w:val="0"/>
-        </w:rPr>
-        <w:t xml:space="preserve"> is understood.</w:t>
-      </w:r>
-    </w:p>
-    <w:p>
-      <w:pPr>
-        <w:spacing w:line="336" w:lineRule="auto" w:after="180"/>
-      </w:pPr>
-      <w:r>
-        <w:rPr>
-          <w:b w:val="0"/>
-        </w:rPr>
-        <w:t>For partners, alternate explainer and checker; collect a response from every learner before discussion.</w:t>
-      </w:r>
-    </w:p>
-    <w:p>
-      <w:pPr>
-        <w:pStyle w:val="Heading3"/>
-      </w:pPr>
-      <w:r>
-        <w:t>Individual reasoning check</w:t>
-      </w:r>
-    </w:p>
-    <w:p>
-      <w:pPr>
-        <w:spacing w:line="336" w:lineRule="auto" w:after="180"/>
-      </w:pPr>
-      <w:r>
-        <w:rPr>
-          <w:b w:val="0"/>
-        </w:rPr>
-        <w:t>Use the worked case for Debugging with revealing tests. Proposed explanation: “The last wrong number locates the fault”. Decide whether this explanation is supported.</w:t>
-      </w:r>
-    </w:p>
-    <w:p>
-      <w:pPr>
-        <w:spacing w:line="336" w:lineRule="auto" w:after="180"/>
-      </w:pPr>
-      <w:r>
-        <w:rPr>
-          <w:b w:val="0"/>
-        </w:rPr>
-        <w:t>Point to the step or supplied fact that decides; explain your repair if needed.</w:t>
-      </w:r>
-    </w:p>
-    <w:p>
-      <w:pPr>
-        <w:pStyle w:val="Heading3"/>
-      </w:pPr>
-      <w:r>
-        <w:t>Expected repair</w:t>
-      </w:r>
-    </w:p>
-    <w:p>
-      <w:pPr>
-        <w:spacing w:line="336" w:lineRule="auto" w:after="180"/>
-        <w:shd w:fill="F1F6FC"/>
-      </w:pPr>
-      <w:r>
-        <w:rPr>
-          <w:b/>
-        </w:rPr>
-        <w:t>Expected</w:t>
-      </w:r>
-      <w:r>
-        <w:rPr>
-          <w:b w:val="0"/>
-        </w:rPr>
-        <w:t xml:space="preserve"> correction: Compare every aligned checkpoint; an early mismatch can cause several later wrong values.</w:t>
-      </w:r>
-    </w:p>
-    <w:p>
-      <w:pPr>
-        <w:spacing w:line="336" w:lineRule="auto" w:after="180"/>
-      </w:pPr>
-      <w:r>
-        <w:rPr>
-          <w:b w:val="0"/>
-        </w:rPr>
-        <w:t>Collect explanations, not only yes/no votes. If a misunderstanding is common, re-model the relevant step for the class.</w:t>
-      </w:r>
-    </w:p>
-    <w:p>
-      <w:pPr>
-        <w:spacing w:line="336" w:lineRule="auto" w:after="180"/>
-      </w:pPr>
-      <w:r>
-        <w:rPr>
-          <w:b w:val="0"/>
-        </w:rPr>
-        <w:t>If it affects a few learners, give a short targeted group explanation while others solve a more demanding variation.</w:t>
-      </w:r>
-    </w:p>
-    <w:p>
-      <w:pPr>
-        <w:pStyle w:val="Heading3"/>
-      </w:pPr>
-      <w:r>
-        <w:t>Pictorial practice question</w:t>
-      </w:r>
-    </w:p>
-    <w:p>
-      <w:pPr>
-        <w:spacing w:line="336" w:lineRule="auto" w:after="180"/>
-      </w:pPr>
-      <w:r>
-        <w:rPr>
-          <w:b w:val="0"/>
-        </w:rPr>
-        <w:t xml:space="preserve">Propose </w:t>
-      </w:r>
-      <w:r>
-        <w:rPr>
-          <w:b/>
-        </w:rPr>
-        <w:t>input</w:t>
-      </w:r>
-      <w:r>
-        <w:rPr>
-          <w:b w:val="0"/>
-        </w:rPr>
-        <w:t xml:space="preserve"> 0 and give both predicted </w:t>
-      </w:r>
-      <w:r>
-        <w:rPr>
-          <w:b/>
-        </w:rPr>
-        <w:t>output</w:t>
-      </w:r>
-      <w:r>
-        <w:rPr>
-          <w:b w:val="0"/>
-        </w:rPr>
-        <w:t xml:space="preserve">s without inventing an </w:t>
-      </w:r>
-      <w:r>
-        <w:rPr>
-          <w:b/>
-        </w:rPr>
-        <w:t>observed result</w:t>
-      </w:r>
-      <w:r>
-        <w:rPr>
-          <w:b w:val="0"/>
-        </w:rPr>
-        <w:t>.</w:t>
-      </w:r>
-    </w:p>
-    <w:p>
-      <w:pPr>
-        <w:pStyle w:val="Heading3"/>
-      </w:pPr>
-      <w:r>
-        <w:t>Reasoned teacher answer</w:t>
-      </w:r>
-    </w:p>
-    <w:p>
-      <w:pPr>
-        <w:spacing w:line="336" w:lineRule="auto" w:after="180"/>
-      </w:pPr>
-      <w:r>
-        <w:rPr>
-          <w:b w:val="0"/>
-        </w:rPr>
-        <w:t xml:space="preserve">Add-6 predicts 6; doubling predicts 0. No </w:t>
-      </w:r>
-      <w:r>
-        <w:rPr>
-          <w:b/>
-        </w:rPr>
-        <w:t>actual</w:t>
-      </w:r>
-      <w:r>
-        <w:rPr>
-          <w:b w:val="0"/>
-        </w:rPr>
-        <w:t xml:space="preserve"> result has been supplied for </w:t>
-      </w:r>
-      <w:r>
-        <w:rPr>
-          <w:b/>
-        </w:rPr>
-        <w:t>input</w:t>
-      </w:r>
-      <w:r>
-        <w:rPr>
-          <w:b w:val="0"/>
-        </w:rPr>
-        <w:t xml:space="preserve"> 0.</w:t>
-      </w:r>
-    </w:p>
-    <w:p>
-      <w:pPr>
-        <w:spacing w:line="336" w:lineRule="auto" w:after="180"/>
-      </w:pPr>
-      <w:r>
-        <w:rPr>
-          <w:b w:val="0"/>
-        </w:rPr>
-        <w:t xml:space="preserve">Changed-case reasoning: Both hypotheses predict 12; the test remains inconclusive. A revealing test requires different predicted </w:t>
-      </w:r>
-      <w:r>
-        <w:rPr>
-          <w:b/>
-        </w:rPr>
-        <w:t>output</w:t>
-      </w:r>
-      <w:r>
-        <w:rPr>
-          <w:b w:val="0"/>
-        </w:rPr>
-        <w:t>s, not merely another recorded run.</w:t>
-      </w:r>
-    </w:p>
-    <w:p>
-      <w:pPr>
-        <w:spacing w:line="336" w:lineRule="auto" w:after="180"/>
-      </w:pPr>
-      <w:r>
-        <w:rPr>
-          <w:b w:val="0"/>
-        </w:rPr>
-        <w:t xml:space="preserve">Collect each learner’s explanation before discussion. Use the first missing connection between </w:t>
-      </w:r>
-      <w:r>
-        <w:rPr>
-          <w:b/>
-        </w:rPr>
-        <w:t>input</w:t>
-      </w:r>
-      <w:r>
-        <w:rPr>
-          <w:b w:val="0"/>
-        </w:rPr>
-        <w:t xml:space="preserve">, deciding step and result to choose support. This question is worked-case practice, not fresh mastery </w:t>
-      </w:r>
-      <w:r>
-        <w:rPr>
-          <w:b/>
-        </w:rPr>
-        <w:t>evidence</w:t>
-      </w:r>
-      <w:r>
-        <w:rPr>
-          <w:b w:val="0"/>
-        </w:rPr>
-        <w:t>.</w:t>
-      </w:r>
-    </w:p>
-    <w:p>
-      <w:pPr>
-        <w:pStyle w:val="Heading1"/>
-      </w:pPr>
-      <w:r>
-        <w:t>04. Run the weekly evidence lab</w:t>
-      </w:r>
-    </w:p>
-    <w:p>
-      <w:r>
-        <w:t>Run the Debug the Cause investigation and use the first unsupported step to choose a teaching response.</w:t>
-      </w:r>
-    </w:p>
-    <w:p>
-      <w:pPr>
-        <w:spacing w:line="336" w:lineRule="auto" w:after="180"/>
-      </w:pPr>
-      <w:r>
-        <w:rPr>
-          <w:b w:val="0"/>
-        </w:rPr>
-        <w:t xml:space="preserve">Predict first, test honestly, and explain what the </w:t>
-      </w:r>
-      <w:r>
-        <w:rPr>
-          <w:b/>
-        </w:rPr>
-        <w:t>evidence</w:t>
-      </w:r>
-      <w:r>
-        <w:rPr>
-          <w:b w:val="0"/>
-        </w:rPr>
-        <w:t xml:space="preserve"> means.</w:t>
-      </w:r>
-    </w:p>
-    <w:p>
-      <w:pPr>
-        <w:pStyle w:val="Heading3"/>
-      </w:pPr>
-      <w:r>
-        <w:t>1. Predict</w:t>
-      </w:r>
-    </w:p>
-    <w:p>
-      <w:pPr>
-        <w:spacing w:line="336" w:lineRule="auto" w:after="180"/>
-        <w:shd w:fill="F4F9FC"/>
-      </w:pPr>
-      <w:r>
-        <w:rPr>
-          <w:b w:val="0"/>
-        </w:rPr>
-        <w:t xml:space="preserve">State your </w:t>
-      </w:r>
-      <w:r>
-        <w:rPr>
-          <w:b/>
-        </w:rPr>
-        <w:t>prediction</w:t>
-      </w:r>
-      <w:r>
-        <w:rPr>
-          <w:b w:val="0"/>
-        </w:rPr>
-        <w:t xml:space="preserve"> before the result is known.</w:t>
-      </w:r>
-    </w:p>
-    <w:p>
-      <w:pPr>
-        <w:pStyle w:val="Heading3"/>
-      </w:pPr>
-      <w:r>
-        <w:t>2. Investigate</w:t>
-      </w:r>
-    </w:p>
-    <w:p>
-      <w:pPr>
-        <w:spacing w:line="336" w:lineRule="auto" w:after="180"/>
-        <w:shd w:fill="F4F9FC"/>
-      </w:pPr>
-      <w:r>
-        <w:rPr>
-          <w:b w:val="0"/>
-        </w:rPr>
+      </w:pPr>
+      <w:r>
+        <w:rPr>
+          <w:b w:val="0"/>
+        </w:rPr>
+        <w:t>The maze’s faulty trace reaches (0,1), then D attempts blocked (1,1) and fails before changing position. A valid repaired route is D,D,R,R: (0,0),(1,0),(2,0),(2,1),(2,2). That route also reaches the target when the blocked cell is removed; preserve both map versions as separate retests. Do not change the target to make a bad route appear correct. Reserve Debug a new ticket rule for the individual first attempt.</w:t>
+      </w:r>
+    </w:p>
+    <w:p>
+      <w:pPr>
+        <w:pStyle w:val="Heading2"/>
+      </w:pPr>
+      <w:r>
+        <w:t>Run and record</w:t>
+      </w:r>
+    </w:p>
+    <w:p>
+      <w:pPr>
+        <w:pStyle w:val="ListNumber"/>
+      </w:pPr>
+      <w:r>
         <w:t>Complete the task: Repair a maze algorithm and explain the exact failure.</w:t>
       </w:r>
     </w:p>
     <w:p>
       <w:pPr>
-        <w:pStyle w:val="Heading3"/>
-      </w:pPr>
-      <w:r>
-        <w:t>3. Compare cases</w:t>
-      </w:r>
-    </w:p>
-    <w:p>
-      <w:pPr>
-        <w:spacing w:line="336" w:lineRule="auto" w:after="180"/>
-        <w:shd w:fill="F4F9FC"/>
-      </w:pPr>
-      <w:r>
-        <w:rPr>
-          <w:b w:val="0"/>
-        </w:rPr>
+        <w:pStyle w:val="ListNumber"/>
+      </w:pPr>
+      <w:r>
         <w:t>Keep a normal case and an edge case clearly separated.</w:t>
       </w:r>
     </w:p>
     <w:p>
       <w:pPr>
-        <w:pStyle w:val="Heading3"/>
-      </w:pPr>
-      <w:r>
-        <w:t>4. Record honestly</w:t>
-      </w:r>
-    </w:p>
-    <w:p>
-      <w:pPr>
-        <w:spacing w:line="336" w:lineRule="auto" w:after="180"/>
-        <w:shd w:fill="F4F9FC"/>
-      </w:pPr>
-      <w:r>
-        <w:rPr>
-          <w:b w:val="0"/>
-        </w:rPr>
-        <w:t xml:space="preserve">Record what happened—even when it does not match your </w:t>
-      </w:r>
-      <w:r>
-        <w:rPr>
-          <w:b/>
-        </w:rPr>
-        <w:t>prediction</w:t>
-      </w:r>
-      <w:r>
-        <w:rPr>
-          <w:b w:val="0"/>
-        </w:rPr>
-        <w:t>.</w:t>
-      </w:r>
-    </w:p>
-    <w:p>
-      <w:pPr>
-        <w:pStyle w:val="Heading3"/>
-      </w:pPr>
-      <w:r>
-        <w:t>5. Explain and plan the next test</w:t>
-      </w:r>
-    </w:p>
-    <w:p>
-      <w:pPr>
-        <w:spacing w:line="336" w:lineRule="auto" w:after="180"/>
-        <w:shd w:fill="F4F9FC"/>
-      </w:pPr>
-      <w:r>
-        <w:rPr>
-          <w:b w:val="0"/>
-        </w:rPr>
+        <w:pStyle w:val="ListNumber"/>
+      </w:pPr>
+      <w:r>
+        <w:t>Record what happened—even when it does not match your prediction.</w:t>
+      </w:r>
+    </w:p>
+    <w:p>
+      <w:pPr>
+        <w:pStyle w:val="ListNumber"/>
+      </w:pPr>
+      <w:r>
         <w:t>Explain the result, one limitation, and the next useful test.</w:t>
       </w:r>
     </w:p>
     <w:p>
       <w:pPr>
-        <w:pStyle w:val="Heading3"/>
-      </w:pPr>
-      <w:r>
-        <w:t>Use a fresh case after support</w:t>
-      </w:r>
-    </w:p>
-    <w:p>
-      <w:pPr>
-        <w:spacing w:line="336" w:lineRule="auto" w:after="180"/>
-        <w:shd w:fill="FFF5E6"/>
-      </w:pPr>
-      <w:r>
-        <w:rPr>
-          <w:b w:val="0"/>
-        </w:rPr>
-        <w:t>INDEPENDENCE After support is removed, repeat the proof with a fresh case.</w:t>
-      </w:r>
-    </w:p>
-    <w:p>
-      <w:pPr>
-        <w:pStyle w:val="Heading3"/>
-      </w:pPr>
-      <w:r>
-        <w:t>Make the lab runnable</w:t>
-      </w:r>
-    </w:p>
-    <w:p>
-      <w:pPr>
-        <w:spacing w:line="336" w:lineRule="auto" w:after="180"/>
-      </w:pPr>
-      <w:r>
-        <w:rPr>
-          <w:b w:val="0"/>
-        </w:rPr>
-        <w:t>Use the concrete case as the shared normal case and the independent question as a second case. Each pair creates a boundary or missing-information case and predicts its result before testing.</w:t>
-      </w:r>
-    </w:p>
-    <w:p>
-      <w:pPr>
-        <w:spacing w:line="336" w:lineRule="auto" w:after="180"/>
-      </w:pPr>
-      <w:r>
-        <w:rPr>
-          <w:b w:val="0"/>
-        </w:rPr>
-        <w:t xml:space="preserve">Keep the </w:t>
-      </w:r>
-      <w:r>
-        <w:rPr>
-          <w:b/>
-        </w:rPr>
-        <w:t>expected result</w:t>
-      </w:r>
-      <w:r>
-        <w:rPr>
-          <w:b w:val="0"/>
-        </w:rPr>
-        <w:t xml:space="preserve"> separate from an observed mistake.</w:t>
+        <w:pStyle w:val="Heading2"/>
+      </w:pPr>
+      <w:r>
+        <w:t>Keep an inspectable record</w:t>
       </w:r>
     </w:p>
     <w:tbl>
@@ -4023,30 +3751,21 @@
     </w:tbl>
     <w:p>
       <w:pPr>
-        <w:pStyle w:val="Heading3"/>
-      </w:pPr>
-      <w:r>
-        <w:t>Diagnose and reteach</w:t>
-      </w:r>
-    </w:p>
-    <w:p>
-      <w:pPr>
-        <w:pStyle w:val="Heading3"/>
-      </w:pPr>
-      <w:r>
-        <w:t>Find the unsupported claim</w:t>
+        <w:pStyle w:val="Heading2"/>
+      </w:pPr>
+      <w:r>
+        <w:t>Diagnose the first misunderstanding</w:t>
       </w:r>
     </w:p>
     <w:p>
       <w:pPr>
         <w:spacing w:line="336" w:lineRule="auto" w:after="180"/>
-        <w:shd w:fill="F5F1FB"/>
-      </w:pPr>
-      <w:r>
-        <w:rPr>
-          <w:b w:val="0"/>
-        </w:rPr>
-        <w:t>CLAIM TO REPAIR Changing every part is the best way to find a cause.</w:t>
+      </w:pPr>
+      <w:r>
+        <w:rPr>
+          <w:b w:val="0"/>
+        </w:rPr>
+        <w:t>The last wrong number locates the fault: Compare every aligned checkpoint; an early mismatch can cause several later wrong values.</w:t>
       </w:r>
     </w:p>
     <w:p>
@@ -4057,19 +3776,31 @@
         <w:rPr>
           <w:b w:val="0"/>
         </w:rPr>
-        <w:t xml:space="preserve">For guessing, return to given facts and request a </w:t>
+        <w:t xml:space="preserve">One revealing test proves the only possible cause: List the explanations </w:t>
       </w:r>
       <w:r>
         <w:rPr>
           <w:b/>
         </w:rPr>
-        <w:t>trace</w:t>
-      </w:r>
-      <w:r>
-        <w:rPr>
-          <w:b w:val="0"/>
-        </w:rPr>
-        <w:t>. For vocabulary without application, use one example and one non-example. For arithmetic errors, check the setup before the calculation.</w:t>
+        <w:t>actual</w:t>
+      </w:r>
+      <w:r>
+        <w:rPr>
+          <w:b w:val="0"/>
+        </w:rPr>
+        <w:t xml:space="preserve">ly compared. A different, untested fault may make the same </w:t>
+      </w:r>
+      <w:r>
+        <w:rPr>
+          <w:b/>
+        </w:rPr>
+        <w:t>prediction</w:t>
+      </w:r>
+      <w:r>
+        <w:rPr>
+          <w:b w:val="0"/>
+        </w:rPr>
+        <w:t>.</w:t>
       </w:r>
     </w:p>
     <w:p>
@@ -4080,77 +3811,12 @@
         <w:rPr>
           <w:b w:val="0"/>
         </w:rPr>
-        <w:t>Finish with a different uncoached case before recording mastery.</w:t>
-      </w:r>
-    </w:p>
-    <w:p>
-      <w:pPr>
-        <w:pStyle w:val="Heading3"/>
-      </w:pPr>
-      <w:r>
-        <w:t>Address these additional misconceptions</w:t>
-      </w:r>
-    </w:p>
-    <w:p>
-      <w:pPr>
-        <w:spacing w:line="336" w:lineRule="auto" w:after="180"/>
-      </w:pPr>
-      <w:r>
-        <w:rPr>
-          <w:b w:val="0"/>
-        </w:rPr>
-        <w:t>The last wrong number locates the fault: Compare every aligned checkpoint; an early mismatch can cause several later wrong values.</w:t>
-      </w:r>
-    </w:p>
-    <w:p>
-      <w:pPr>
-        <w:spacing w:line="336" w:lineRule="auto" w:after="180"/>
-      </w:pPr>
-      <w:r>
-        <w:rPr>
-          <w:b w:val="0"/>
-        </w:rPr>
-        <w:t xml:space="preserve">One revealing test proves the only possible cause: List the explanations </w:t>
+        <w:t xml:space="preserve">A correct answer on one </w:t>
       </w:r>
       <w:r>
         <w:rPr>
           <w:b/>
         </w:rPr>
-        <w:t>actual</w:t>
-      </w:r>
-      <w:r>
-        <w:rPr>
-          <w:b w:val="0"/>
-        </w:rPr>
-        <w:t xml:space="preserve">ly compared. A different, untested fault may make the same </w:t>
-      </w:r>
-      <w:r>
-        <w:rPr>
-          <w:b/>
-        </w:rPr>
-        <w:t>prediction</w:t>
-      </w:r>
-      <w:r>
-        <w:rPr>
-          <w:b w:val="0"/>
-        </w:rPr>
-        <w:t>.</w:t>
-      </w:r>
-    </w:p>
-    <w:p>
-      <w:pPr>
-        <w:spacing w:line="336" w:lineRule="auto" w:after="180"/>
-      </w:pPr>
-      <w:r>
-        <w:rPr>
-          <w:b w:val="0"/>
-        </w:rPr>
-        <w:t xml:space="preserve">A correct answer on one </w:t>
-      </w:r>
-      <w:r>
-        <w:rPr>
-          <w:b/>
-        </w:rPr>
         <w:t>input</w:t>
       </w:r>
       <w:r>
@@ -4162,55 +3828,10 @@
     </w:p>
     <w:p>
       <w:pPr>
-        <w:spacing w:line="336" w:lineRule="auto" w:after="180"/>
-      </w:pPr>
-      <w:r>
-        <w:rPr>
-          <w:b/>
-        </w:rPr>
-        <w:t>Expected result</w:t>
-      </w:r>
-      <w:r>
-        <w:rPr>
-          <w:b w:val="0"/>
-        </w:rPr>
-        <w:t xml:space="preserve">s should follow </w:t>
-      </w:r>
-      <w:r>
-        <w:rPr>
-          <w:b/>
-        </w:rPr>
-        <w:t>observed result</w:t>
-      </w:r>
-      <w:r>
-        <w:rPr>
-          <w:b w:val="0"/>
-        </w:rPr>
-        <w:t xml:space="preserve">s: Calculate expectations from the </w:t>
-      </w:r>
-      <w:r>
-        <w:rPr>
-          <w:b/>
-        </w:rPr>
-        <w:t>specification</w:t>
-      </w:r>
-      <w:r>
-        <w:rPr>
-          <w:b w:val="0"/>
-        </w:rPr>
-        <w:t xml:space="preserve"> first. Clarify genuine </w:t>
-      </w:r>
-      <w:r>
-        <w:rPr>
-          <w:b/>
-        </w:rPr>
-        <w:t>specification</w:t>
-      </w:r>
-      <w:r>
-        <w:rPr>
-          <w:b w:val="0"/>
-        </w:rPr>
-        <w:t xml:space="preserve"> changes explicitly rather than hiding a failure.</w:t>
+        <w:pStyle w:val="Heading2"/>
+      </w:pPr>
+      <w:r>
+        <w:t>Choose support from the response</w:t>
       </w:r>
     </w:p>
     <w:p>
@@ -4369,12 +3990,221 @@
     </w:tbl>
     <w:p>
       <w:pPr>
+        <w:pStyle w:val="Heading2"/>
+      </w:pPr>
+      <w:r>
+        <w:t>Earlier wording, alternatives and picture transcripts · reference / check after trying</w:t>
+      </w:r>
+    </w:p>
+    <w:p>
+      <w:pPr>
         <w:spacing w:line="336" w:lineRule="auto" w:after="180"/>
       </w:pPr>
       <w:r>
         <w:rPr>
           <w:b w:val="0"/>
         </w:rPr>
+        <w:t>Run the weekly evidence lab</w:t>
+      </w:r>
+    </w:p>
+    <w:p>
+      <w:pPr>
+        <w:spacing w:line="336" w:lineRule="auto" w:after="180"/>
+      </w:pPr>
+      <w:r>
+        <w:rPr>
+          <w:b w:val="0"/>
+        </w:rPr>
+        <w:t xml:space="preserve">Predict first, test honestly, and explain what the </w:t>
+      </w:r>
+      <w:r>
+        <w:rPr>
+          <w:b/>
+        </w:rPr>
+        <w:t>evidence</w:t>
+      </w:r>
+      <w:r>
+        <w:rPr>
+          <w:b w:val="0"/>
+        </w:rPr>
+        <w:t xml:space="preserve"> means.</w:t>
+      </w:r>
+    </w:p>
+    <w:p>
+      <w:pPr>
+        <w:spacing w:line="336" w:lineRule="auto" w:after="180"/>
+      </w:pPr>
+      <w:r>
+        <w:rPr>
+          <w:b w:val="0"/>
+        </w:rPr>
+        <w:t xml:space="preserve">State your </w:t>
+      </w:r>
+      <w:r>
+        <w:rPr>
+          <w:b/>
+        </w:rPr>
+        <w:t>prediction</w:t>
+      </w:r>
+      <w:r>
+        <w:rPr>
+          <w:b w:val="0"/>
+        </w:rPr>
+        <w:t xml:space="preserve"> before the result is known.</w:t>
+      </w:r>
+    </w:p>
+    <w:p>
+      <w:pPr>
+        <w:spacing w:line="336" w:lineRule="auto" w:after="180"/>
+      </w:pPr>
+      <w:r>
+        <w:rPr>
+          <w:b w:val="0"/>
+        </w:rPr>
+        <w:t>INDEPENDENCE After support is removed, repeat the proof with a fresh case.</w:t>
+      </w:r>
+    </w:p>
+    <w:p>
+      <w:pPr>
+        <w:pStyle w:val="Heading3"/>
+      </w:pPr>
+      <w:r>
+        <w:t>Make the lab runnable</w:t>
+      </w:r>
+    </w:p>
+    <w:p>
+      <w:pPr>
+        <w:spacing w:line="336" w:lineRule="auto" w:after="180"/>
+      </w:pPr>
+      <w:r>
+        <w:rPr>
+          <w:b w:val="0"/>
+        </w:rPr>
+        <w:t>Use the supplied investigation for shared practice. Keep predictions and observed paper-trace results separate. Reserve Debug a new ticket rule for the individual first attempt before feedback; do not use the reserved case as a paired lab task.</w:t>
+      </w:r>
+    </w:p>
+    <w:p>
+      <w:pPr>
+        <w:pStyle w:val="Heading3"/>
+      </w:pPr>
+      <w:r>
+        <w:t>Diagnose and reteach</w:t>
+      </w:r>
+    </w:p>
+    <w:p>
+      <w:pPr>
+        <w:spacing w:line="336" w:lineRule="auto" w:after="180"/>
+      </w:pPr>
+      <w:r>
+        <w:rPr>
+          <w:b w:val="0"/>
+        </w:rPr>
+        <w:t>CLAIM TO REPAIR Changing every part is the best way to find a cause.</w:t>
+      </w:r>
+    </w:p>
+    <w:p>
+      <w:pPr>
+        <w:spacing w:line="336" w:lineRule="auto" w:after="180"/>
+      </w:pPr>
+      <w:r>
+        <w:rPr>
+          <w:b w:val="0"/>
+        </w:rPr>
+        <w:t xml:space="preserve">For guessing, return to given facts and request a </w:t>
+      </w:r>
+      <w:r>
+        <w:rPr>
+          <w:b/>
+        </w:rPr>
+        <w:t>trace</w:t>
+      </w:r>
+      <w:r>
+        <w:rPr>
+          <w:b w:val="0"/>
+        </w:rPr>
+        <w:t>. For vocabulary without application, use one example and one non-example. For arithmetic errors, check the setup before the calculation.</w:t>
+      </w:r>
+    </w:p>
+    <w:p>
+      <w:pPr>
+        <w:spacing w:line="336" w:lineRule="auto" w:after="180"/>
+      </w:pPr>
+      <w:r>
+        <w:rPr>
+          <w:b w:val="0"/>
+        </w:rPr>
+        <w:t>Finish with a different uncoached case before recording mastery.</w:t>
+      </w:r>
+    </w:p>
+    <w:p>
+      <w:pPr>
+        <w:pStyle w:val="Heading3"/>
+      </w:pPr>
+      <w:r>
+        <w:t>Address these additional misconceptions</w:t>
+      </w:r>
+    </w:p>
+    <w:p>
+      <w:pPr>
+        <w:spacing w:line="336" w:lineRule="auto" w:after="180"/>
+      </w:pPr>
+      <w:r>
+        <w:rPr>
+          <w:b/>
+        </w:rPr>
+        <w:t>Expected result</w:t>
+      </w:r>
+      <w:r>
+        <w:rPr>
+          <w:b w:val="0"/>
+        </w:rPr>
+        <w:t xml:space="preserve">s should follow </w:t>
+      </w:r>
+      <w:r>
+        <w:rPr>
+          <w:b/>
+        </w:rPr>
+        <w:t>observed result</w:t>
+      </w:r>
+      <w:r>
+        <w:rPr>
+          <w:b w:val="0"/>
+        </w:rPr>
+        <w:t xml:space="preserve">s: Calculate expectations from the </w:t>
+      </w:r>
+      <w:r>
+        <w:rPr>
+          <w:b/>
+        </w:rPr>
+        <w:t>specification</w:t>
+      </w:r>
+      <w:r>
+        <w:rPr>
+          <w:b w:val="0"/>
+        </w:rPr>
+        <w:t xml:space="preserve"> first. Clarify genuine </w:t>
+      </w:r>
+      <w:r>
+        <w:rPr>
+          <w:b/>
+        </w:rPr>
+        <w:t>specification</w:t>
+      </w:r>
+      <w:r>
+        <w:rPr>
+          <w:b w:val="0"/>
+        </w:rPr>
+        <w:t xml:space="preserve"> changes explicitly rather than hiding a failure.</w:t>
+      </w:r>
+    </w:p>
+    <w:p>
+      <w:pPr>
+        <w:spacing w:line="336" w:lineRule="auto" w:after="180"/>
+      </w:pPr>
+      <w:r>
+        <w:rPr>
+          <w:b w:val="0"/>
+        </w:rPr>
         <w:t>Offer an oral explanation, drawing, enlarged visual or fewer examples when that removes a reading/writing barrier. Keep the same reasoning goal.</w:t>
       </w:r>
     </w:p>
@@ -4394,12 +4224,771 @@
         <w:pStyle w:val="Heading1"/>
       </w:pPr>
       <w:r>
-        <w:t>05. Assess and explain the answers</w:t>
-      </w:r>
-    </w:p>
-    <w:p>
-      <w:r>
-        <w:t>Use the Debug the Cause questions, teacher keys and criteria after the relevant attempts. Previously discussed cases are practice; protect the separately selected independent task.</w:t>
+        <w:t>05. Assess the selected new case</w:t>
+      </w:r>
+    </w:p>
+    <w:p>
+      <w:r>
+        <w:t>Keep this key until after the first attempt; accept valid alternatives with defensible reasoning.</w:t>
+      </w:r>
+    </w:p>
+    <w:p>
+      <w:pPr>
+        <w:pStyle w:val="Heading2"/>
+      </w:pPr>
+      <w:r>
+        <w:t>Selected independent question and key</w:t>
+      </w:r>
+    </w:p>
+    <w:p>
+      <w:pPr>
+        <w:spacing w:line="336" w:lineRule="auto" w:after="180"/>
+      </w:pPr>
+      <w:r>
+        <w:rPr>
+          <w:b w:val="0"/>
+        </w:rPr>
+        <w:t xml:space="preserve">Selected case: A paper ticket rule must add 1 to the </w:t>
+      </w:r>
+      <w:r>
+        <w:rPr>
+          <w:b/>
+        </w:rPr>
+        <w:t>input</w:t>
+      </w:r>
+      <w:r>
+        <w:rPr>
+          <w:b w:val="0"/>
+        </w:rPr>
+        <w:t xml:space="preserve"> count. If the updated count is at least 5, report Group; otherwise report Single. A copied version says above 5.</w:t>
+      </w:r>
+    </w:p>
+    <w:p>
+      <w:pPr>
+        <w:spacing w:line="336" w:lineRule="auto" w:after="180"/>
+      </w:pPr>
+      <w:r>
+        <w:rPr>
+          <w:b w:val="0"/>
+        </w:rPr>
+        <w:t>Choose the smallest three consecutive nonnegative starting counts that test just below, exactly at and just above the comparison boundary. Predict both versions, identify the revealing start and state the repair and retests.</w:t>
+      </w:r>
+    </w:p>
+    <w:p>
+      <w:pPr>
+        <w:spacing w:line="336" w:lineRule="auto" w:after="180"/>
+      </w:pPr>
+      <w:r>
+        <w:rPr>
+          <w:b w:val="0"/>
+        </w:rPr>
+        <w:t>Use starts 3, 4 and 5, which reach 4, 5 and 6. Intended results are Single, Group, Group. Copied results are Single, Single, Group. Start 4 exposes the equality fault.</w:t>
+      </w:r>
+    </w:p>
+    <w:p>
+      <w:pPr>
+        <w:spacing w:line="336" w:lineRule="auto" w:after="180"/>
+      </w:pPr>
+      <w:r>
+        <w:rPr>
+          <w:b w:val="0"/>
+        </w:rPr>
+        <w:t>Restore at least 5 and rerun all three, retaining starts 3 and 5 as previously passing regression cases.</w:t>
+      </w:r>
+    </w:p>
+    <w:p>
+      <w:pPr>
+        <w:pStyle w:val="Heading2"/>
+      </w:pPr>
+      <w:r>
+        <w:t>Judge explanation, trace and limits</w:t>
+      </w:r>
+    </w:p>
+    <w:tbl>
+      <w:tblPr>
+        <w:tblStyle w:val="LightShading-Accent1"/>
+        <w:tblW w:type="auto" w:w="0"/>
+        <w:tblLook w:firstColumn="1" w:firstRow="1" w:lastColumn="0" w:lastRow="0" w:noHBand="0" w:noVBand="1" w:val="04A0"/>
+      </w:tblPr>
+      <w:tblGrid>
+        <w:gridCol w:w="5112"/>
+        <w:gridCol w:w="5112"/>
+      </w:tblGrid>
+      <w:tr>
+        <w:trPr>
+          <w:tblHeader/>
+        </w:trPr>
+        <w:tc>
+          <w:tcPr>
+            <w:tcW w:type="dxa" w:w="5112"/>
+          </w:tcPr>
+          <w:p>
+            <w:r>
+              <w:t>Dimension</w:t>
+            </w:r>
+          </w:p>
+        </w:tc>
+        <w:tc>
+          <w:tcPr>
+            <w:tcW w:type="dxa" w:w="5112"/>
+          </w:tcPr>
+          <w:p>
+            <w:r>
+              <w:t>Evidence required</w:t>
+            </w:r>
+          </w:p>
+        </w:tc>
+      </w:tr>
+      <w:tr>
+        <w:tc>
+          <w:tcPr>
+            <w:tcW w:type="dxa" w:w="5112"/>
+          </w:tcPr>
+          <w:p>
+            <w:r>
+              <w:t>Explanation</w:t>
+            </w:r>
+          </w:p>
+        </w:tc>
+        <w:tc>
+          <w:tcPr>
+            <w:tcW w:type="dxa" w:w="5112"/>
+          </w:tcPr>
+          <w:p>
+            <w:r>
+              <w:t>Names the applicable idea or procedure and ties it to the supplied facts.</w:t>
+            </w:r>
+          </w:p>
+        </w:tc>
+      </w:tr>
+      <w:tr>
+        <w:tc>
+          <w:tcPr>
+            <w:tcW w:type="dxa" w:w="5112"/>
+          </w:tcPr>
+          <w:p>
+            <w:r>
+              <w:t>Trace and result</w:t>
+            </w:r>
+          </w:p>
+        </w:tc>
+        <w:tc>
+          <w:tcPr>
+            <w:tcW w:type="dxa" w:w="5112"/>
+          </w:tcPr>
+          <w:p>
+            <w:r>
+              <w:t>Preserves the given inputs and shows the relevant intermediate steps; distinguishes a prediction from an observed execution.</w:t>
+            </w:r>
+          </w:p>
+        </w:tc>
+      </w:tr>
+      <w:tr>
+        <w:tc>
+          <w:tcPr>
+            <w:tcW w:type="dxa" w:w="5112"/>
+          </w:tcPr>
+          <w:p>
+            <w:r>
+              <w:t>Limits</w:t>
+            </w:r>
+          </w:p>
+        </w:tc>
+        <w:tc>
+          <w:tcPr>
+            <w:tcW w:type="dxa" w:w="5112"/>
+          </w:tcPr>
+          <w:p>
+            <w:r>
+              <w:t>States the assumptions, missing evidence or conditions under which the result would change.</w:t>
+            </w:r>
+          </w:p>
+        </w:tc>
+      </w:tr>
+    </w:tbl>
+    <w:p>
+      <w:pPr>
+        <w:spacing w:line="336" w:lineRule="auto" w:after="180"/>
+      </w:pPr>
+      <w:r>
+        <w:rPr>
+          <w:b w:val="0"/>
+        </w:rPr>
+        <w:t xml:space="preserve">Record each dimension as not yet, with support, or independent. Accept a valid alternative procedure with a defensible </w:t>
+      </w:r>
+      <w:r>
+        <w:rPr>
+          <w:b/>
+        </w:rPr>
+        <w:t>trace</w:t>
+      </w:r>
+      <w:r>
+        <w:rPr>
+          <w:b w:val="0"/>
+        </w:rPr>
+        <w:t>.</w:t>
+      </w:r>
+    </w:p>
+    <w:p>
+      <w:pPr>
+        <w:spacing w:line="336" w:lineRule="auto" w:after="180"/>
+      </w:pPr>
+      <w:r>
+        <w:rPr>
+          <w:b w:val="0"/>
+        </w:rPr>
+        <w:t xml:space="preserve">Do not penalise an honestly recorded model failure if the learner correctly explains its </w:t>
+      </w:r>
+      <w:r>
+        <w:rPr>
+          <w:b/>
+        </w:rPr>
+        <w:t>evidence</w:t>
+      </w:r>
+      <w:r>
+        <w:rPr>
+          <w:b w:val="0"/>
+        </w:rPr>
+        <w:t xml:space="preserve"> and limits.</w:t>
+      </w:r>
+    </w:p>
+    <w:p>
+      <w:pPr>
+        <w:pStyle w:val="Heading2"/>
+      </w:pPr>
+      <w:r>
+        <w:t>Give one usable repair action</w:t>
+      </w:r>
+    </w:p>
+    <w:p>
+      <w:pPr>
+        <w:spacing w:line="336" w:lineRule="auto" w:after="180"/>
+      </w:pPr>
+      <w:r>
+        <w:rPr>
+          <w:b w:val="0"/>
+        </w:rPr>
+        <w:t>Name the earliest unsupported step and give one action to repair it. Have the learner make that repair now and explain why. Then assess the relevant skill on a fresh, fully specified case.</w:t>
+      </w:r>
+    </w:p>
+    <w:p>
+      <w:pPr>
+        <w:spacing w:line="336" w:lineRule="auto" w:after="180"/>
+      </w:pPr>
+      <w:r>
+        <w:rPr>
+          <w:b w:val="0"/>
+        </w:rPr>
+        <w:t>Confirm it was not previously practised with feedback; solve and check the new case before assigning it. A follow-up design prompt is a starting brief, not automatically an equivalent test.</w:t>
+      </w:r>
+    </w:p>
+    <w:p>
+      <w:pPr>
+        <w:pStyle w:val="Heading2"/>
+      </w:pPr>
+      <w:r>
+        <w:t>W1 Locate the first difference</w:t>
+      </w:r>
+    </w:p>
+    <w:p>
+      <w:pPr>
+        <w:spacing w:line="336" w:lineRule="auto" w:after="180"/>
+      </w:pPr>
+      <w:r>
+        <w:rPr>
+          <w:b w:val="0"/>
+        </w:rPr>
+        <w:t xml:space="preserve">A procedure must add 2, double the updated value, then subtract 1. Starting at 3, an observed </w:t>
+      </w:r>
+      <w:r>
+        <w:rPr>
+          <w:b/>
+        </w:rPr>
+        <w:t>trace</w:t>
+      </w:r>
+      <w:r>
+        <w:rPr>
+          <w:b w:val="0"/>
+        </w:rPr>
+        <w:t xml:space="preserve"> is 3, 5, 8, 7.</w:t>
+      </w:r>
+    </w:p>
+    <w:p>
+      <w:pPr>
+        <w:spacing w:line="336" w:lineRule="auto" w:after="180"/>
+      </w:pPr>
+      <w:r>
+        <w:rPr>
+          <w:b w:val="0"/>
+        </w:rPr>
+        <w:t xml:space="preserve">Write the </w:t>
+      </w:r>
+      <w:r>
+        <w:rPr>
+          <w:b/>
+        </w:rPr>
+        <w:t>expected</w:t>
+      </w:r>
+      <w:r>
+        <w:rPr>
+          <w:b w:val="0"/>
+        </w:rPr>
+        <w:t xml:space="preserve"> </w:t>
+      </w:r>
+      <w:r>
+        <w:rPr>
+          <w:b/>
+        </w:rPr>
+        <w:t>trace</w:t>
+      </w:r>
+      <w:r>
+        <w:rPr>
+          <w:b w:val="0"/>
+        </w:rPr>
+        <w:t>, identify the first difference and explain why the final subtraction is not necessarily a separate fault.</w:t>
+      </w:r>
+    </w:p>
+    <w:p>
+      <w:pPr>
+        <w:spacing w:line="336" w:lineRule="auto" w:after="180"/>
+      </w:pPr>
+      <w:r>
+        <w:rPr>
+          <w:b/>
+        </w:rPr>
+        <w:t>Expected</w:t>
+      </w:r>
+      <w:r>
+        <w:rPr>
+          <w:b w:val="0"/>
+        </w:rPr>
+        <w:t xml:space="preserve"> </w:t>
+      </w:r>
+      <w:r>
+        <w:rPr>
+          <w:b/>
+        </w:rPr>
+        <w:t>trace</w:t>
+      </w:r>
+      <w:r>
+        <w:rPr>
+          <w:b w:val="0"/>
+        </w:rPr>
+        <w:t xml:space="preserve">: 3, 5, 10, 9. First difference is the doubling checkpoint: 10 </w:t>
+      </w:r>
+      <w:r>
+        <w:rPr>
+          <w:b/>
+        </w:rPr>
+        <w:t>expected</w:t>
+      </w:r>
+      <w:r>
+        <w:rPr>
+          <w:b w:val="0"/>
+        </w:rPr>
+        <w:t xml:space="preserve"> versus 8 observed. The later 8 minus 1 equals 7, so the observed subtraction is consistent with its </w:t>
+      </w:r>
+      <w:r>
+        <w:rPr>
+          <w:b/>
+        </w:rPr>
+        <w:t>input</w:t>
+      </w:r>
+      <w:r>
+        <w:rPr>
+          <w:b w:val="0"/>
+        </w:rPr>
+        <w:t>.</w:t>
+      </w:r>
+    </w:p>
+    <w:p>
+      <w:pPr>
+        <w:spacing w:line="336" w:lineRule="auto" w:after="180"/>
+      </w:pPr>
+      <w:r>
+        <w:rPr>
+          <w:b w:val="0"/>
+        </w:rPr>
+        <w:t>Investigate the earlier step before claiming another fault.</w:t>
+      </w:r>
+    </w:p>
+    <w:p>
+      <w:pPr>
+        <w:pStyle w:val="Heading2"/>
+      </w:pPr>
+      <w:r>
+        <w:t>W2 Choose between two explanations</w:t>
+      </w:r>
+    </w:p>
+    <w:p>
+      <w:pPr>
+        <w:spacing w:line="336" w:lineRule="auto" w:after="180"/>
+      </w:pPr>
+      <w:r>
+        <w:rPr>
+          <w:b w:val="0"/>
+        </w:rPr>
+        <w:t>In W1 the faulty middle step may add 3, or add the original starting value. Both explain 5 becoming 8 when the start is 3. Choose start 1 or start 3 for a revealing new test.</w:t>
+      </w:r>
+    </w:p>
+    <w:p>
+      <w:pPr>
+        <w:spacing w:line="336" w:lineRule="auto" w:after="180"/>
+      </w:pPr>
+      <w:r>
+        <w:rPr>
+          <w:b w:val="0"/>
+        </w:rPr>
+        <w:t>Predict the final result under each explanation and under the intended procedure.</w:t>
+      </w:r>
+    </w:p>
+    <w:p>
+      <w:pPr>
+        <w:spacing w:line="336" w:lineRule="auto" w:after="180"/>
+      </w:pPr>
+      <w:r>
+        <w:rPr>
+          <w:b w:val="0"/>
+        </w:rPr>
+        <w:t>Choose start 1. After add 2 the value is 3. Adding 3 then subtracting 1 reports 5; adding original 1 then subtracting 1 reports 3. Doubling then subtracting 1 should report 5.</w:t>
+      </w:r>
+    </w:p>
+    <w:p>
+      <w:pPr>
+        <w:spacing w:line="336" w:lineRule="auto" w:after="180"/>
+      </w:pPr>
+      <w:r>
+        <w:rPr>
+          <w:b w:val="0"/>
+        </w:rPr>
+        <w:t xml:space="preserve">This separates the two fault explanations, but a final 5 alone cannot separate add 3 from correct doubling on this </w:t>
+      </w:r>
+      <w:r>
+        <w:rPr>
+          <w:b/>
+        </w:rPr>
+        <w:t>input</w:t>
+      </w:r>
+      <w:r>
+        <w:rPr>
+          <w:b w:val="0"/>
+        </w:rPr>
+        <w:t>; retain the original failing start 3.</w:t>
+      </w:r>
+    </w:p>
+    <w:p>
+      <w:pPr>
+        <w:pStyle w:val="Heading2"/>
+      </w:pPr>
+      <w:r>
+        <w:t>W3 Reject a repair that hides the symptom</w:t>
+      </w:r>
+    </w:p>
+    <w:p>
+      <w:pPr>
+        <w:spacing w:line="336" w:lineRule="auto" w:after="180"/>
+      </w:pPr>
+      <w:r>
+        <w:rPr>
+          <w:b w:val="0"/>
+        </w:rPr>
+        <w:t xml:space="preserve">A learner repairs the original points machine by reporting 12 for every </w:t>
+      </w:r>
+      <w:r>
+        <w:rPr>
+          <w:b/>
+        </w:rPr>
+        <w:t>input</w:t>
+      </w:r>
+      <w:r>
+        <w:rPr>
+          <w:b w:val="0"/>
+        </w:rPr>
+        <w:t xml:space="preserve">, because 12 is correct from start 4. Give a different starting </w:t>
+      </w:r>
+      <w:r>
+        <w:rPr>
+          <w:b/>
+        </w:rPr>
+        <w:t>input</w:t>
+      </w:r>
+      <w:r>
+        <w:rPr>
+          <w:b w:val="0"/>
+        </w:rPr>
+        <w:t xml:space="preserve"> and its </w:t>
+      </w:r>
+      <w:r>
+        <w:rPr>
+          <w:b/>
+        </w:rPr>
+        <w:t>expected</w:t>
+      </w:r>
+      <w:r>
+        <w:rPr>
+          <w:b w:val="0"/>
+        </w:rPr>
+        <w:t xml:space="preserve"> </w:t>
+      </w:r>
+      <w:r>
+        <w:rPr>
+          <w:b/>
+        </w:rPr>
+        <w:t>output</w:t>
+      </w:r>
+      <w:r>
+        <w:rPr>
+          <w:b w:val="0"/>
+        </w:rPr>
+        <w:t xml:space="preserve"> under add 3, double, subtract 2.</w:t>
+      </w:r>
+    </w:p>
+    <w:p>
+      <w:pPr>
+        <w:spacing w:line="336" w:lineRule="auto" w:after="180"/>
+      </w:pPr>
+      <w:r>
+        <w:rPr>
+          <w:b w:val="0"/>
+        </w:rPr>
+        <w:t xml:space="preserve">Explain why the constant report is not a valid repair and what earlier </w:t>
+      </w:r>
+      <w:r>
+        <w:rPr>
+          <w:b/>
+        </w:rPr>
+        <w:t>evidence</w:t>
+      </w:r>
+      <w:r>
+        <w:rPr>
+          <w:b w:val="0"/>
+        </w:rPr>
+        <w:t xml:space="preserve"> should be preserved.</w:t>
+      </w:r>
+    </w:p>
+    <w:p>
+      <w:pPr>
+        <w:spacing w:line="336" w:lineRule="auto" w:after="180"/>
+      </w:pPr>
+      <w:r>
+        <w:rPr>
+          <w:b w:val="0"/>
+        </w:rPr>
+        <w:t xml:space="preserve">Start 2 should report 8, with </w:t>
+      </w:r>
+      <w:r>
+        <w:rPr>
+          <w:b/>
+        </w:rPr>
+        <w:t>trace</w:t>
+      </w:r>
+      <w:r>
+        <w:rPr>
+          <w:b w:val="0"/>
+        </w:rPr>
+        <w:t xml:space="preserve"> 2, 5, 10, 8; other correctly calculated starts with a different </w:t>
+      </w:r>
+      <w:r>
+        <w:rPr>
+          <w:b/>
+        </w:rPr>
+        <w:t>output</w:t>
+      </w:r>
+      <w:r>
+        <w:rPr>
+          <w:b w:val="0"/>
+        </w:rPr>
+        <w:t xml:space="preserve"> also work. Always reporting 12 breaks the </w:t>
+      </w:r>
+      <w:r>
+        <w:rPr>
+          <w:b/>
+        </w:rPr>
+        <w:t>specification</w:t>
+      </w:r>
+      <w:r>
+        <w:rPr>
+          <w:b w:val="0"/>
+        </w:rPr>
+        <w:t>.</w:t>
+      </w:r>
+    </w:p>
+    <w:p>
+      <w:pPr>
+        <w:spacing w:line="336" w:lineRule="auto" w:after="180"/>
+      </w:pPr>
+      <w:r>
+        <w:rPr>
+          <w:b w:val="0"/>
+        </w:rPr>
+        <w:t xml:space="preserve">Preserve the original </w:t>
+      </w:r>
+      <w:r>
+        <w:rPr>
+          <w:b/>
+        </w:rPr>
+        <w:t>input</w:t>
+      </w:r>
+      <w:r>
+        <w:rPr>
+          <w:b w:val="0"/>
+        </w:rPr>
+        <w:t xml:space="preserve"> and observed intermediate </w:t>
+      </w:r>
+      <w:r>
+        <w:rPr>
+          <w:b/>
+        </w:rPr>
+        <w:t>trace</w:t>
+      </w:r>
+      <w:r>
+        <w:rPr>
+          <w:b w:val="0"/>
+        </w:rPr>
+        <w:t xml:space="preserve"> as </w:t>
+      </w:r>
+      <w:r>
+        <w:rPr>
+          <w:b/>
+        </w:rPr>
+        <w:t>evidence</w:t>
+      </w:r>
+      <w:r>
+        <w:rPr>
+          <w:b w:val="0"/>
+        </w:rPr>
+        <w:t>, then correct the faulty instruction and rerun the cases.</w:t>
+      </w:r>
+    </w:p>
+    <w:p>
+      <w:pPr>
+        <w:pStyle w:val="Heading2"/>
+      </w:pPr>
+      <w:r>
+        <w:t>W5 Make a defensible completion claim</w:t>
+      </w:r>
+    </w:p>
+    <w:p>
+      <w:pPr>
+        <w:spacing w:line="336" w:lineRule="auto" w:after="180"/>
+      </w:pPr>
+      <w:r>
+        <w:rPr>
+          <w:b w:val="0"/>
+        </w:rPr>
+        <w:t xml:space="preserve">After repairing W4, all three chosen tests pass. Write a short report with the fault, the exact repair, the three </w:t>
+      </w:r>
+      <w:r>
+        <w:rPr>
+          <w:b/>
+        </w:rPr>
+        <w:t>input</w:t>
+      </w:r>
+      <w:r>
+        <w:rPr>
+          <w:b w:val="0"/>
+        </w:rPr>
+        <w:t xml:space="preserve">s and </w:t>
+      </w:r>
+      <w:r>
+        <w:rPr>
+          <w:b/>
+        </w:rPr>
+        <w:t>expected</w:t>
+      </w:r>
+      <w:r>
+        <w:rPr>
+          <w:b w:val="0"/>
+        </w:rPr>
+        <w:t xml:space="preserve"> </w:t>
+      </w:r>
+      <w:r>
+        <w:rPr>
+          <w:b/>
+        </w:rPr>
+        <w:t>output</w:t>
+      </w:r>
+      <w:r>
+        <w:rPr>
+          <w:b w:val="0"/>
+        </w:rPr>
+        <w:t>s, and what those passing tests establish.</w:t>
+      </w:r>
+    </w:p>
+    <w:p>
+      <w:pPr>
+        <w:spacing w:line="336" w:lineRule="auto" w:after="180"/>
+      </w:pPr>
+      <w:r>
+        <w:rPr>
+          <w:b w:val="0"/>
+        </w:rPr>
+        <w:t xml:space="preserve">Explain why saying every possible error is now impossible would go beyond the </w:t>
+      </w:r>
+      <w:r>
+        <w:rPr>
+          <w:b/>
+        </w:rPr>
+        <w:t>evidence</w:t>
+      </w:r>
+      <w:r>
+        <w:rPr>
+          <w:b w:val="0"/>
+        </w:rPr>
+        <w:t>.</w:t>
+      </w:r>
+    </w:p>
+    <w:p>
+      <w:pPr>
+        <w:spacing w:line="336" w:lineRule="auto" w:after="180"/>
+      </w:pPr>
+      <w:r>
+        <w:rPr>
+          <w:b w:val="0"/>
+        </w:rPr>
+        <w:t>The copied rule excluded equality. Change above 5 to at least 5 after the add 1 step. Tests 3, 4 and 5 now report Single, Group and Group.</w:t>
+      </w:r>
+    </w:p>
+    <w:p>
+      <w:pPr>
+        <w:spacing w:line="336" w:lineRule="auto" w:after="180"/>
+      </w:pPr>
+      <w:r>
+        <w:rPr>
+          <w:b w:val="0"/>
+        </w:rPr>
+        <w:t xml:space="preserve">The repair passes these checks around this boundary and retains the tested neighbouring behaviour. Other </w:t>
+      </w:r>
+      <w:r>
+        <w:rPr>
+          <w:b/>
+        </w:rPr>
+        <w:t>input</w:t>
+      </w:r>
+      <w:r>
+        <w:rPr>
+          <w:b w:val="0"/>
+        </w:rPr>
+        <w:t>s, missing values or unrelated implementation faults were not established by these three tests.</w:t>
+      </w:r>
+    </w:p>
+    <w:p>
+      <w:pPr>
+        <w:pStyle w:val="Heading2"/>
+      </w:pPr>
+      <w:r>
+        <w:t>Earlier wording, alternatives and picture transcripts · reference / check after trying</w:t>
+      </w:r>
+    </w:p>
+    <w:p>
+      <w:pPr>
+        <w:spacing w:line="336" w:lineRule="auto" w:after="180"/>
+      </w:pPr>
+      <w:r>
+        <w:rPr>
+          <w:b w:val="0"/>
+        </w:rPr>
+        <w:t>Assess and explain the answers</w:t>
       </w:r>
     </w:p>
     <w:p>
@@ -4412,22 +5001,32 @@
     </w:p>
     <w:p>
       <w:pPr>
+        <w:spacing w:line="336" w:lineRule="auto" w:after="180"/>
+      </w:pPr>
+      <w:r>
+        <w:rPr>
+          <w:b w:val="0"/>
+        </w:rPr>
+        <w:t>It stops at square two because one move is missing. Add MOVE ONE before STOP and retest from the same start.</w:t>
+      </w:r>
+    </w:p>
+    <w:p>
+      <w:pPr>
         <w:pStyle w:val="Heading3"/>
       </w:pPr>
       <w:r>
-        <w:t>Teacher key · Worked case answer</w:t>
+        <w:t>Additional transfer practice question</w:t>
       </w:r>
     </w:p>
     <w:p>
       <w:pPr>
         <w:spacing w:line="336" w:lineRule="auto" w:after="180"/>
-        <w:shd w:fill="F1F6FC"/>
-      </w:pPr>
-      <w:r>
-        <w:rPr>
-          <w:b w:val="0"/>
-        </w:rPr>
-        <w:t>It stops at square two because one move is missing. Add MOVE ONE before STOP and retest from the same start.</w:t>
+      </w:pPr>
+      <w:r>
+        <w:rPr>
+          <w:b w:val="0"/>
+        </w:rPr>
+        <w:t>A sorting rule says blue goes left. A blue card goes right. The reader correctly reports blue, but the direction rule says blue goes right. Which part should you fix first?</w:t>
       </w:r>
     </w:p>
     <w:p>
@@ -4435,49 +5034,12 @@
         <w:pStyle w:val="Heading3"/>
       </w:pPr>
       <w:r>
-        <w:t>Independent question</w:t>
-      </w:r>
-    </w:p>
-    <w:p>
-      <w:pPr>
-        <w:pStyle w:val="Heading3"/>
-      </w:pPr>
-      <w:r>
-        <w:t>Independent question · withhold the key</w:t>
+        <w:t>Reasoned practice answer</w:t>
       </w:r>
     </w:p>
     <w:p>
       <w:pPr>
         <w:spacing w:line="336" w:lineRule="auto" w:after="180"/>
-        <w:shd w:fill="F5F1FB"/>
-      </w:pPr>
-      <w:r>
-        <w:rPr>
-          <w:b w:val="0"/>
-        </w:rPr>
-        <w:t>A sorting rule says blue goes left. A blue card goes right. The reader correctly reports blue, but the direction rule says blue goes right. Which part should you fix first?</w:t>
-      </w:r>
-    </w:p>
-    <w:p>
-      <w:pPr>
-        <w:pStyle w:val="Heading3"/>
-      </w:pPr>
-      <w:r>
-        <w:t>Expected independent answer</w:t>
-      </w:r>
-    </w:p>
-    <w:p>
-      <w:pPr>
-        <w:pStyle w:val="Heading3"/>
-      </w:pPr>
-      <w:r>
-        <w:t>Teacher key · Expected independent answer</w:t>
-      </w:r>
-    </w:p>
-    <w:p>
-      <w:pPr>
-        <w:spacing w:line="336" w:lineRule="auto" w:after="180"/>
-        <w:shd w:fill="F1F6FC"/>
       </w:pPr>
       <w:r>
         <w:rPr>
@@ -4783,34 +5345,120 @@
     </w:p>
     <w:p>
       <w:pPr>
+        <w:spacing w:line="336" w:lineRule="auto" w:after="180"/>
+      </w:pPr>
+      <w:r>
+        <w:rPr>
+          <w:b w:val="0"/>
+        </w:rPr>
+        <w:t>Repeat three times, then stop. From start 0 the result must be 3; from start 2 it must be 5 if the requirement is to move three squares. Changing the target hides the bug.</w:t>
+      </w:r>
+    </w:p>
+    <w:p>
+      <w:pPr>
+        <w:spacing w:line="336" w:lineRule="auto" w:after="180"/>
+      </w:pPr>
+      <w:r>
+        <w:rPr>
+          <w:b w:val="0"/>
+        </w:rPr>
+        <w:t>Distinguish a fixed destination from a fixed travel distance before choosing the second test.</w:t>
+      </w:r>
+    </w:p>
+    <w:p>
+      <w:pPr>
         <w:pStyle w:val="Heading3"/>
       </w:pPr>
       <w:r>
-        <w:t>Teacher key · Original transfer answer</w:t>
+        <w:t>Explanations for the additional workbook examples</w:t>
+      </w:r>
+    </w:p>
+    <w:p>
+      <w:pPr>
+        <w:pStyle w:val="Heading3"/>
+      </w:pPr>
+      <w:r>
+        <w:t>W1 Locate the first difference</w:t>
+      </w:r>
+    </w:p>
+    <w:p>
+      <w:pPr>
+        <w:pStyle w:val="Heading3"/>
+      </w:pPr>
+      <w:r>
+        <w:t>W2 Choose between two explanations</w:t>
+      </w:r>
+    </w:p>
+    <w:p>
+      <w:pPr>
+        <w:pStyle w:val="Heading3"/>
+      </w:pPr>
+      <w:r>
+        <w:t>W3 Reject a repair that hides the symptom</w:t>
+      </w:r>
+    </w:p>
+    <w:p>
+      <w:pPr>
+        <w:pStyle w:val="Heading3"/>
+      </w:pPr>
+      <w:r>
+        <w:t>W4 Debug a new ticket rule</w:t>
       </w:r>
     </w:p>
     <w:p>
       <w:pPr>
         <w:spacing w:line="336" w:lineRule="auto" w:after="180"/>
-        <w:shd w:fill="F1F6FC"/>
-      </w:pPr>
-      <w:r>
-        <w:rPr>
-          <w:b w:val="0"/>
-        </w:rPr>
-        <w:t>Repeat three times, then stop. From start 0 the result must be 3; from start 2 it must be 5 if the requirement is to move three squares. Changing the target hides the bug.</w:t>
+      </w:pPr>
+      <w:r>
+        <w:rPr>
+          <w:b w:val="0"/>
+        </w:rPr>
+        <w:t xml:space="preserve">A paper ticket rule must add 1 to the </w:t>
+      </w:r>
+      <w:r>
+        <w:rPr>
+          <w:b/>
+        </w:rPr>
+        <w:t>input</w:t>
+      </w:r>
+      <w:r>
+        <w:rPr>
+          <w:b w:val="0"/>
+        </w:rPr>
+        <w:t xml:space="preserve"> count. If the updated count is at least 5, report Group; otherwise report Single. A copied version says above 5.</w:t>
       </w:r>
     </w:p>
     <w:p>
       <w:pPr>
         <w:spacing w:line="336" w:lineRule="auto" w:after="180"/>
-        <w:shd w:fill="F1F6FC"/>
-      </w:pPr>
-      <w:r>
-        <w:rPr>
-          <w:b w:val="0"/>
-        </w:rPr>
-        <w:t>Distinguish a fixed destination from a fixed travel distance before choosing the second test.</w:t>
+      </w:pPr>
+      <w:r>
+        <w:rPr>
+          <w:b w:val="0"/>
+        </w:rPr>
+        <w:t>Choose the smallest three consecutive nonnegative starting counts that test just below, exactly at and just above the comparison boundary. Predict both versions, identify the revealing start and state the repair and retests.</w:t>
+      </w:r>
+    </w:p>
+    <w:p>
+      <w:pPr>
+        <w:spacing w:line="336" w:lineRule="auto" w:after="180"/>
+      </w:pPr>
+      <w:r>
+        <w:rPr>
+          <w:b w:val="0"/>
+        </w:rPr>
+        <w:t>Use starts 3, 4 and 5, which reach 4, 5 and 6. Intended results are Single, Group, Group. Copied results are Single, Single, Group. Start 4 exposes the equality fault.</w:t>
+      </w:r>
+    </w:p>
+    <w:p>
+      <w:pPr>
+        <w:spacing w:line="336" w:lineRule="auto" w:after="180"/>
+      </w:pPr>
+      <w:r>
+        <w:rPr>
+          <w:b w:val="0"/>
+        </w:rPr>
+        <w:t>Restore at least 5 and rerun all three, retaining starts 3 and 5 as previously passing regression cases.</w:t>
       </w:r>
     </w:p>
     <w:p>
@@ -4818,7 +5466,7 @@
         <w:pStyle w:val="Heading3"/>
       </w:pPr>
       <w:r>
-        <w:t>Explanations for the additional workbook examples</w:t>
+        <w:t>W5 Make a defensible completion claim</w:t>
       </w:r>
     </w:p>
     <w:p>
@@ -4826,7 +5474,7 @@
         <w:pStyle w:val="Heading3"/>
       </w:pPr>
       <w:r>
-        <w:t>W1 Locate the first difference</w:t>
+        <w:t>Assess independent transfer</w:t>
       </w:r>
     </w:p>
     <w:p>
@@ -4834,1191 +5482,234 @@
         <w:pStyle w:val="Heading3"/>
       </w:pPr>
       <w:r>
-        <w:t>Workbook question · W1</w:t>
+        <w:t>Selected case answer</w:t>
+      </w:r>
+    </w:p>
+    <w:p>
+      <w:pPr>
+        <w:pStyle w:val="Heading3"/>
+      </w:pPr>
+      <w:r>
+        <w:t>Feedback that the learner uses</w:t>
+      </w:r>
+    </w:p>
+    <w:p>
+      <w:pPr>
+        <w:pStyle w:val="Heading1"/>
+      </w:pPr>
+      <w:r>
+        <w:t>06. Connect, adapt and return</w:t>
+      </w:r>
+    </w:p>
+    <w:p>
+      <w:r>
+        <w:t>Retain the project evidence and revisit the reasoning on a changed case.</w:t>
+      </w:r>
+    </w:p>
+    <w:p>
+      <w:pPr>
+        <w:pStyle w:val="Heading2"/>
+      </w:pPr>
+      <w:r>
+        <w:t>Project evidence to keep</w:t>
       </w:r>
     </w:p>
     <w:p>
       <w:pPr>
         <w:spacing w:line="336" w:lineRule="auto" w:after="180"/>
-        <w:shd w:fill="F5F1FB"/>
-      </w:pPr>
-      <w:r>
-        <w:rPr>
-          <w:b w:val="0"/>
-        </w:rPr>
-        <w:t xml:space="preserve">A procedure must add 2, double the updated value, then subtract 1. Starting at 3, an observed </w:t>
+      </w:pPr>
+      <w:r>
+        <w:rPr>
+          <w:b w:val="0"/>
+        </w:rPr>
+        <w:t xml:space="preserve">When the sorter fails, log the first wrong stage and change only the responsible rule, </w:t>
       </w:r>
       <w:r>
         <w:rPr>
           <w:b/>
         </w:rPr>
+        <w:t>input</w:t>
+      </w:r>
+      <w:r>
+        <w:rPr>
+          <w:b w:val="0"/>
+        </w:rPr>
+        <w:t>, or label.</w:t>
+      </w:r>
+    </w:p>
+    <w:p>
+      <w:pPr>
+        <w:spacing w:line="336" w:lineRule="auto" w:after="180"/>
+      </w:pPr>
+      <w:r>
+        <w:rPr>
+          <w:b w:val="0"/>
+        </w:rPr>
+        <w:t xml:space="preserve">Keep the decision, </w:t>
+      </w:r>
+      <w:r>
+        <w:rPr>
+          <w:b/>
+        </w:rPr>
+        <w:t>input</w:t>
+      </w:r>
+      <w:r>
+        <w:rPr>
+          <w:b w:val="0"/>
+        </w:rPr>
+        <w:t xml:space="preserve">, result, explanation and remaining limitation in the project </w:t>
+      </w:r>
+      <w:r>
+        <w:rPr>
+          <w:b/>
+        </w:rPr>
+        <w:t>evidence</w:t>
+      </w:r>
+      <w:r>
+        <w:rPr>
+          <w:b w:val="0"/>
+        </w:rPr>
+        <w:t xml:space="preserve"> record. Retrieve this record next week rather than restarting the project.</w:t>
+      </w:r>
+    </w:p>
+    <w:p>
+      <w:pPr>
+        <w:spacing w:line="336" w:lineRule="auto" w:after="180"/>
+      </w:pPr>
+      <w:r>
+        <w:rPr>
+          <w:b w:val="0"/>
+        </w:rPr>
+        <w:t xml:space="preserve">When the sorter fails, write competing explanations and predicted </w:t>
+      </w:r>
+      <w:r>
+        <w:rPr>
+          <w:b/>
+        </w:rPr>
         <w:t>trace</w:t>
       </w:r>
       <w:r>
         <w:rPr>
           <w:b w:val="0"/>
         </w:rPr>
-        <w:t xml:space="preserve"> is 3, 5, 8, 7.</w:t>
+        <w:t>s before changing code or instructions.</w:t>
+      </w:r>
+    </w:p>
+    <w:p>
+      <w:pPr>
+        <w:pStyle w:val="Heading2"/>
+      </w:pPr>
+      <w:r>
+        <w:t>Support while preserving the reasoning goal</w:t>
       </w:r>
     </w:p>
     <w:p>
       <w:pPr>
         <w:spacing w:line="336" w:lineRule="auto" w:after="180"/>
-        <w:shd w:fill="F5F1FB"/>
-      </w:pPr>
-      <w:r>
-        <w:rPr>
-          <w:b w:val="0"/>
-        </w:rPr>
-        <w:t xml:space="preserve">Write the </w:t>
+      </w:pPr>
+      <w:r>
+        <w:rPr>
+          <w:b w:val="0"/>
+        </w:rPr>
+        <w:t xml:space="preserve">Use physical cards, spoken explanations and a three-stage drawing. Read aloud without giving the answer. Stretch: compare two </w:t>
       </w:r>
       <w:r>
         <w:rPr>
           <w:b/>
         </w:rPr>
+        <w:t>mechanism</w:t>
+      </w:r>
+      <w:r>
+        <w:rPr>
+          <w:b w:val="0"/>
+        </w:rPr>
+        <w:t xml:space="preserve">s with the same visible </w:t>
+      </w:r>
+      <w:r>
+        <w:rPr>
+          <w:b/>
+        </w:rPr>
+        <w:t>output</w:t>
+      </w:r>
+      <w:r>
+        <w:rPr>
+          <w:b w:val="0"/>
+        </w:rPr>
+        <w:t xml:space="preserve"> and explain what </w:t>
+      </w:r>
+      <w:r>
+        <w:rPr>
+          <w:b/>
+        </w:rPr>
+        <w:t>evidence</w:t>
+      </w:r>
+      <w:r>
+        <w:rPr>
+          <w:b w:val="0"/>
+        </w:rPr>
+        <w:t xml:space="preserve"> distinguishes them.</w:t>
+      </w:r>
+    </w:p>
+    <w:p>
+      <w:pPr>
+        <w:spacing w:line="336" w:lineRule="auto" w:after="180"/>
+      </w:pPr>
+      <w:r>
+        <w:rPr>
+          <w:b w:val="0"/>
+        </w:rPr>
+        <w:t xml:space="preserve">Provide aligned </w:t>
+      </w:r>
+      <w:r>
+        <w:rPr>
+          <w:b/>
+        </w:rPr>
         <w:t>expected</w:t>
       </w:r>
       <w:r>
         <w:rPr>
           <w:b w:val="0"/>
         </w:rPr>
-        <w:t xml:space="preserve"> </w:t>
+        <w:t xml:space="preserve"> and observed columns and ask learners to point to the first unequal pair. Separate predicting a result from running the procedure.</w:t>
+      </w:r>
+    </w:p>
+    <w:p>
+      <w:pPr>
+        <w:spacing w:line="336" w:lineRule="auto" w:after="180"/>
+      </w:pPr>
+      <w:r>
+        <w:rPr>
+          <w:b w:val="0"/>
+        </w:rPr>
+        <w:t>Extension: explain why start 1 in W2 is useful for comparing the two faults but cannot alone prove correct doubling.</w:t>
+      </w:r>
+    </w:p>
+    <w:p>
+      <w:pPr>
+        <w:spacing w:line="336" w:lineRule="auto" w:after="180"/>
+      </w:pPr>
+      <w:r>
+        <w:rPr>
+          <w:b w:val="0"/>
+        </w:rPr>
+        <w:t xml:space="preserve">W4 is secure when the learner chooses starts 3, 4, 5, tests the updated values, explains equality, repairs the comparator and retains both neighbouring cases. W5 must limit the claim to the tested </w:t>
       </w:r>
       <w:r>
         <w:rPr>
           <w:b/>
         </w:rPr>
-        <w:t>trace</w:t>
-      </w:r>
-      <w:r>
-        <w:rPr>
-          <w:b w:val="0"/>
-        </w:rPr>
-        <w:t>, identify the first difference and explain why the final subtraction is not necessarily a separate fault.</w:t>
-      </w:r>
-    </w:p>
-    <w:p>
-      <w:pPr>
-        <w:pStyle w:val="Heading3"/>
-      </w:pPr>
-      <w:r>
-        <w:t>Teacher reasoning · W1</w:t>
+        <w:t>evidence</w:t>
+      </w:r>
+      <w:r>
+        <w:rPr>
+          <w:b w:val="0"/>
+        </w:rPr>
+        <w:t>.</w:t>
       </w:r>
     </w:p>
     <w:p>
       <w:pPr>
         <w:spacing w:line="336" w:lineRule="auto" w:after="180"/>
-        <w:shd w:fill="F1F6FC"/>
-      </w:pPr>
-      <w:r>
-        <w:rPr>
-          <w:b/>
-        </w:rPr>
-        <w:t>Expected</w:t>
-      </w:r>
-      <w:r>
-        <w:rPr>
-          <w:b w:val="0"/>
-        </w:rPr>
-        <w:t xml:space="preserve"> </w:t>
-      </w:r>
-      <w:r>
-        <w:rPr>
-          <w:b/>
-        </w:rPr>
-        <w:t>trace</w:t>
-      </w:r>
-      <w:r>
-        <w:rPr>
-          <w:b w:val="0"/>
-        </w:rPr>
-        <w:t xml:space="preserve">: 3, 5, 10, 9. First difference is the doubling checkpoint: 10 </w:t>
-      </w:r>
-      <w:r>
-        <w:rPr>
-          <w:b/>
-        </w:rPr>
-        <w:t>expected</w:t>
-      </w:r>
-      <w:r>
-        <w:rPr>
-          <w:b w:val="0"/>
-        </w:rPr>
-        <w:t xml:space="preserve"> versus 8 observed. The later 8 minus 1 equals 7, so the observed subtraction is consistent with its </w:t>
-      </w:r>
-      <w:r>
-        <w:rPr>
-          <w:b/>
-        </w:rPr>
-        <w:t>input</w:t>
-      </w:r>
-      <w:r>
-        <w:rPr>
-          <w:b w:val="0"/>
-        </w:rPr>
-        <w:t>.</w:t>
-      </w:r>
-    </w:p>
-    <w:p>
-      <w:pPr>
-        <w:spacing w:line="336" w:lineRule="auto" w:after="180"/>
-        <w:shd w:fill="F1F6FC"/>
-      </w:pPr>
-      <w:r>
-        <w:rPr>
-          <w:b w:val="0"/>
-        </w:rPr>
-        <w:t>Investigate the earlier step before claiming another fault.</w:t>
-      </w:r>
-    </w:p>
-    <w:p>
-      <w:pPr>
-        <w:pStyle w:val="Heading3"/>
-      </w:pPr>
-      <w:r>
-        <w:t>W2 Choose between two explanations</w:t>
-      </w:r>
-    </w:p>
-    <w:p>
-      <w:pPr>
-        <w:pStyle w:val="Heading3"/>
-      </w:pPr>
-      <w:r>
-        <w:t>Workbook question · W2</w:t>
-      </w:r>
-    </w:p>
-    <w:p>
-      <w:pPr>
-        <w:spacing w:line="336" w:lineRule="auto" w:after="180"/>
-        <w:shd w:fill="F5F1FB"/>
-      </w:pPr>
-      <w:r>
-        <w:rPr>
-          <w:b w:val="0"/>
-        </w:rPr>
-        <w:t>In W1 the faulty middle step may add 3, or add the original starting value. Both explain 5 becoming 8 when the start is 3. Choose start 1 or start 3 for a revealing new test.</w:t>
-      </w:r>
-    </w:p>
-    <w:p>
-      <w:pPr>
-        <w:spacing w:line="336" w:lineRule="auto" w:after="180"/>
-        <w:shd w:fill="F5F1FB"/>
-      </w:pPr>
-      <w:r>
-        <w:rPr>
-          <w:b w:val="0"/>
-        </w:rPr>
-        <w:t>Predict the final result under each explanation and under the intended procedure.</w:t>
-      </w:r>
-    </w:p>
-    <w:p>
-      <w:pPr>
-        <w:pStyle w:val="Heading3"/>
-      </w:pPr>
-      <w:r>
-        <w:t>Teacher reasoning · W2</w:t>
-      </w:r>
-    </w:p>
-    <w:p>
-      <w:pPr>
-        <w:spacing w:line="336" w:lineRule="auto" w:after="180"/>
-        <w:shd w:fill="F1F6FC"/>
-      </w:pPr>
-      <w:r>
-        <w:rPr>
-          <w:b w:val="0"/>
-        </w:rPr>
-        <w:t>Choose start 1. After add 2 the value is 3. Adding 3 then subtracting 1 reports 5; adding original 1 then subtracting 1 reports 3. Doubling then subtracting 1 should report 5.</w:t>
-      </w:r>
-    </w:p>
-    <w:p>
-      <w:pPr>
-        <w:spacing w:line="336" w:lineRule="auto" w:after="180"/>
-        <w:shd w:fill="F1F6FC"/>
-      </w:pPr>
-      <w:r>
-        <w:rPr>
-          <w:b w:val="0"/>
-        </w:rPr>
-        <w:t xml:space="preserve">This separates the two fault explanations, but a final 5 alone cannot separate add 3 from correct doubling on this </w:t>
-      </w:r>
-      <w:r>
-        <w:rPr>
-          <w:b/>
-        </w:rPr>
-        <w:t>input</w:t>
-      </w:r>
-      <w:r>
-        <w:rPr>
-          <w:b w:val="0"/>
-        </w:rPr>
-        <w:t>; retain the original failing start 3.</w:t>
-      </w:r>
-    </w:p>
-    <w:p>
-      <w:pPr>
-        <w:pStyle w:val="Heading3"/>
-      </w:pPr>
-      <w:r>
-        <w:t>W3 Reject a repair that hides the symptom</w:t>
-      </w:r>
-    </w:p>
-    <w:p>
-      <w:pPr>
-        <w:pStyle w:val="Heading3"/>
-      </w:pPr>
-      <w:r>
-        <w:t>Workbook question · W3</w:t>
-      </w:r>
-    </w:p>
-    <w:p>
-      <w:pPr>
-        <w:spacing w:line="336" w:lineRule="auto" w:after="180"/>
-        <w:shd w:fill="F5F1FB"/>
-      </w:pPr>
-      <w:r>
-        <w:rPr>
-          <w:b w:val="0"/>
-        </w:rPr>
-        <w:t xml:space="preserve">A learner repairs the original points machine by reporting 12 for every </w:t>
-      </w:r>
-      <w:r>
-        <w:rPr>
-          <w:b/>
-        </w:rPr>
-        <w:t>input</w:t>
-      </w:r>
-      <w:r>
-        <w:rPr>
-          <w:b w:val="0"/>
-        </w:rPr>
-        <w:t xml:space="preserve">, because 12 is correct from start 4. Give a different starting </w:t>
-      </w:r>
-      <w:r>
-        <w:rPr>
-          <w:b/>
-        </w:rPr>
-        <w:t>input</w:t>
-      </w:r>
-      <w:r>
-        <w:rPr>
-          <w:b w:val="0"/>
-        </w:rPr>
-        <w:t xml:space="preserve"> and its </w:t>
-      </w:r>
-      <w:r>
-        <w:rPr>
-          <w:b/>
-        </w:rPr>
-        <w:t>expected</w:t>
-      </w:r>
-      <w:r>
-        <w:rPr>
-          <w:b w:val="0"/>
-        </w:rPr>
-        <w:t xml:space="preserve"> </w:t>
-      </w:r>
-      <w:r>
-        <w:rPr>
-          <w:b/>
-        </w:rPr>
-        <w:t>output</w:t>
-      </w:r>
-      <w:r>
-        <w:rPr>
-          <w:b w:val="0"/>
-        </w:rPr>
-        <w:t xml:space="preserve"> under add 3, double, subtract 2.</w:t>
-      </w:r>
-    </w:p>
-    <w:p>
-      <w:pPr>
-        <w:spacing w:line="336" w:lineRule="auto" w:after="180"/>
-        <w:shd w:fill="F5F1FB"/>
-      </w:pPr>
-      <w:r>
-        <w:rPr>
-          <w:b w:val="0"/>
-        </w:rPr>
-        <w:t xml:space="preserve">Explain why the constant report is not a valid repair and what earlier </w:t>
-      </w:r>
-      <w:r>
-        <w:rPr>
-          <w:b/>
-        </w:rPr>
-        <w:t>evidence</w:t>
-      </w:r>
-      <w:r>
-        <w:rPr>
-          <w:b w:val="0"/>
-        </w:rPr>
-        <w:t xml:space="preserve"> should be preserved.</w:t>
-      </w:r>
-    </w:p>
-    <w:p>
-      <w:pPr>
-        <w:pStyle w:val="Heading3"/>
-      </w:pPr>
-      <w:r>
-        <w:t>Teacher reasoning · W3</w:t>
-      </w:r>
-    </w:p>
-    <w:p>
-      <w:pPr>
-        <w:spacing w:line="336" w:lineRule="auto" w:after="180"/>
-        <w:shd w:fill="F1F6FC"/>
-      </w:pPr>
-      <w:r>
-        <w:rPr>
-          <w:b w:val="0"/>
-        </w:rPr>
-        <w:t xml:space="preserve">Start 2 should report 8, with </w:t>
-      </w:r>
-      <w:r>
-        <w:rPr>
-          <w:b/>
-        </w:rPr>
-        <w:t>trace</w:t>
-      </w:r>
-      <w:r>
-        <w:rPr>
-          <w:b w:val="0"/>
-        </w:rPr>
-        <w:t xml:space="preserve"> 2, 5, 10, 8; other correctly calculated starts with a different </w:t>
-      </w:r>
-      <w:r>
-        <w:rPr>
-          <w:b/>
-        </w:rPr>
-        <w:t>output</w:t>
-      </w:r>
-      <w:r>
-        <w:rPr>
-          <w:b w:val="0"/>
-        </w:rPr>
-        <w:t xml:space="preserve"> also work. Always reporting 12 breaks the </w:t>
-      </w:r>
-      <w:r>
-        <w:rPr>
-          <w:b/>
-        </w:rPr>
-        <w:t>specification</w:t>
-      </w:r>
-      <w:r>
-        <w:rPr>
-          <w:b w:val="0"/>
-        </w:rPr>
-        <w:t>.</w:t>
-      </w:r>
-    </w:p>
-    <w:p>
-      <w:pPr>
-        <w:spacing w:line="336" w:lineRule="auto" w:after="180"/>
-        <w:shd w:fill="F1F6FC"/>
-      </w:pPr>
-      <w:r>
-        <w:rPr>
-          <w:b w:val="0"/>
-        </w:rPr>
-        <w:t xml:space="preserve">Preserve the original </w:t>
-      </w:r>
-      <w:r>
-        <w:rPr>
-          <w:b/>
-        </w:rPr>
-        <w:t>input</w:t>
-      </w:r>
-      <w:r>
-        <w:rPr>
-          <w:b w:val="0"/>
-        </w:rPr>
-        <w:t xml:space="preserve"> and observed intermediate </w:t>
-      </w:r>
-      <w:r>
-        <w:rPr>
-          <w:b/>
-        </w:rPr>
-        <w:t>trace</w:t>
-      </w:r>
-      <w:r>
-        <w:rPr>
-          <w:b w:val="0"/>
-        </w:rPr>
-        <w:t xml:space="preserve"> as </w:t>
-      </w:r>
-      <w:r>
-        <w:rPr>
-          <w:b/>
-        </w:rPr>
-        <w:t>evidence</w:t>
-      </w:r>
-      <w:r>
-        <w:rPr>
-          <w:b w:val="0"/>
-        </w:rPr>
-        <w:t>, then correct the faulty instruction and rerun the cases.</w:t>
-      </w:r>
-    </w:p>
-    <w:p>
-      <w:pPr>
-        <w:pStyle w:val="Heading3"/>
-      </w:pPr>
-      <w:r>
-        <w:t>W4 Debug a new ticket rule</w:t>
-      </w:r>
-    </w:p>
-    <w:p>
-      <w:pPr>
-        <w:pStyle w:val="Heading3"/>
-      </w:pPr>
-      <w:r>
-        <w:t>Workbook question · W4</w:t>
-      </w:r>
-    </w:p>
-    <w:p>
-      <w:pPr>
-        <w:spacing w:line="336" w:lineRule="auto" w:after="180"/>
-        <w:shd w:fill="F5F1FB"/>
-      </w:pPr>
-      <w:r>
-        <w:rPr>
-          <w:b w:val="0"/>
-        </w:rPr>
-        <w:t xml:space="preserve">A paper ticket rule must add 1 to the </w:t>
-      </w:r>
-      <w:r>
-        <w:rPr>
-          <w:b/>
-        </w:rPr>
-        <w:t>input</w:t>
-      </w:r>
-      <w:r>
-        <w:rPr>
-          <w:b w:val="0"/>
-        </w:rPr>
-        <w:t xml:space="preserve"> count. If the updated count is at least 5, report Group; otherwise report Single. A copied version says above 5.</w:t>
-      </w:r>
-    </w:p>
-    <w:p>
-      <w:pPr>
-        <w:spacing w:line="336" w:lineRule="auto" w:after="180"/>
-        <w:shd w:fill="F5F1FB"/>
-      </w:pPr>
-      <w:r>
-        <w:rPr>
-          <w:b w:val="0"/>
-        </w:rPr>
-        <w:t>Choose the smallest three consecutive nonnegative starting counts that test just below, exactly at and just above the comparison boundary. Predict both versions, identify the revealing start and state the repair and retests.</w:t>
-      </w:r>
-    </w:p>
-    <w:p>
-      <w:pPr>
-        <w:pStyle w:val="Heading3"/>
-      </w:pPr>
-      <w:r>
-        <w:t>Teacher reasoning · W4</w:t>
-      </w:r>
-    </w:p>
-    <w:p>
-      <w:pPr>
-        <w:spacing w:line="336" w:lineRule="auto" w:after="180"/>
-        <w:shd w:fill="F1F6FC"/>
-      </w:pPr>
-      <w:r>
-        <w:rPr>
-          <w:b w:val="0"/>
-        </w:rPr>
-        <w:t>Use starts 3, 4 and 5, which reach 4, 5 and 6. Intended results are Single, Group, Group. Copied results are Single, Single, Group. Start 4 exposes the equality fault.</w:t>
-      </w:r>
-    </w:p>
-    <w:p>
-      <w:pPr>
-        <w:spacing w:line="336" w:lineRule="auto" w:after="180"/>
-        <w:shd w:fill="F1F6FC"/>
-      </w:pPr>
-      <w:r>
-        <w:rPr>
-          <w:b w:val="0"/>
-        </w:rPr>
-        <w:t>Restore at least 5 and rerun all three, retaining starts 3 and 5 as previously passing regression cases.</w:t>
-      </w:r>
-    </w:p>
-    <w:p>
-      <w:pPr>
-        <w:pStyle w:val="Heading3"/>
-      </w:pPr>
-      <w:r>
-        <w:t>W5 Make a defensible completion claim</w:t>
-      </w:r>
-    </w:p>
-    <w:p>
-      <w:pPr>
-        <w:pStyle w:val="Heading3"/>
-      </w:pPr>
-      <w:r>
-        <w:t>Workbook question · W5</w:t>
-      </w:r>
-    </w:p>
-    <w:p>
-      <w:pPr>
-        <w:spacing w:line="336" w:lineRule="auto" w:after="180"/>
-        <w:shd w:fill="F5F1FB"/>
-      </w:pPr>
-      <w:r>
-        <w:rPr>
-          <w:b w:val="0"/>
-        </w:rPr>
-        <w:t xml:space="preserve">After repairing W4, all three chosen tests pass. Write a short report with the fault, the exact repair, the three </w:t>
-      </w:r>
-      <w:r>
-        <w:rPr>
-          <w:b/>
-        </w:rPr>
-        <w:t>input</w:t>
-      </w:r>
-      <w:r>
-        <w:rPr>
-          <w:b w:val="0"/>
-        </w:rPr>
-        <w:t xml:space="preserve">s and </w:t>
-      </w:r>
-      <w:r>
-        <w:rPr>
-          <w:b/>
-        </w:rPr>
-        <w:t>expected</w:t>
-      </w:r>
-      <w:r>
-        <w:rPr>
-          <w:b w:val="0"/>
-        </w:rPr>
-        <w:t xml:space="preserve"> </w:t>
-      </w:r>
-      <w:r>
-        <w:rPr>
-          <w:b/>
-        </w:rPr>
-        <w:t>output</w:t>
-      </w:r>
-      <w:r>
-        <w:rPr>
-          <w:b w:val="0"/>
-        </w:rPr>
-        <w:t>s, and what those passing tests establish.</w:t>
-      </w:r>
-    </w:p>
-    <w:p>
-      <w:pPr>
-        <w:spacing w:line="336" w:lineRule="auto" w:after="180"/>
-        <w:shd w:fill="F5F1FB"/>
-      </w:pPr>
-      <w:r>
-        <w:rPr>
-          <w:b w:val="0"/>
-        </w:rPr>
-        <w:t xml:space="preserve">Explain why saying every possible error is now impossible would go beyond the </w:t>
-      </w:r>
-      <w:r>
-        <w:rPr>
-          <w:b/>
-        </w:rPr>
-        <w:t>evidence</w:t>
-      </w:r>
-      <w:r>
-        <w:rPr>
-          <w:b w:val="0"/>
-        </w:rPr>
-        <w:t>.</w:t>
-      </w:r>
-    </w:p>
-    <w:p>
-      <w:pPr>
-        <w:pStyle w:val="Heading3"/>
-      </w:pPr>
-      <w:r>
-        <w:t>Teacher reasoning · W5</w:t>
-      </w:r>
-    </w:p>
-    <w:p>
-      <w:pPr>
-        <w:spacing w:line="336" w:lineRule="auto" w:after="180"/>
-        <w:shd w:fill="F1F6FC"/>
-      </w:pPr>
-      <w:r>
-        <w:rPr>
-          <w:b w:val="0"/>
-        </w:rPr>
-        <w:t>The copied rule excluded equality. Change above 5 to at least 5 after the add 1 step. Tests 3, 4 and 5 now report Single, Group and Group.</w:t>
-      </w:r>
-    </w:p>
-    <w:p>
-      <w:pPr>
-        <w:spacing w:line="336" w:lineRule="auto" w:after="180"/>
-        <w:shd w:fill="F1F6FC"/>
-      </w:pPr>
-      <w:r>
-        <w:rPr>
-          <w:b w:val="0"/>
-        </w:rPr>
-        <w:t xml:space="preserve">The repair passes these checks around this boundary and retains the tested neighbouring behaviour. Other </w:t>
-      </w:r>
-      <w:r>
-        <w:rPr>
-          <w:b/>
-        </w:rPr>
-        <w:t>input</w:t>
-      </w:r>
-      <w:r>
-        <w:rPr>
-          <w:b w:val="0"/>
-        </w:rPr>
-        <w:t>s, missing values or unrelated implementation faults were not established by these three tests.</w:t>
-      </w:r>
-    </w:p>
-    <w:p>
-      <w:pPr>
-        <w:pStyle w:val="Heading3"/>
-      </w:pPr>
-      <w:r>
-        <w:t>Assess independent transfer</w:t>
-      </w:r>
-    </w:p>
-    <w:p>
-      <w:pPr>
-        <w:pStyle w:val="Heading3"/>
-      </w:pPr>
-      <w:r>
-        <w:t>Independent question · withhold the key</w:t>
-      </w:r>
-    </w:p>
-    <w:p>
-      <w:pPr>
-        <w:spacing w:line="336" w:lineRule="auto" w:after="180"/>
-        <w:shd w:fill="F5F1FB"/>
-      </w:pPr>
-      <w:r>
-        <w:rPr>
-          <w:b w:val="0"/>
-        </w:rPr>
-        <w:t xml:space="preserve">Selected case: A paper ticket rule must add 1 to the </w:t>
-      </w:r>
-      <w:r>
-        <w:rPr>
-          <w:b/>
-        </w:rPr>
-        <w:t>input</w:t>
-      </w:r>
-      <w:r>
-        <w:rPr>
-          <w:b w:val="0"/>
-        </w:rPr>
-        <w:t xml:space="preserve"> count. If the updated count is at least 5, report Group; otherwise report Single. A copied version says above 5.</w:t>
-      </w:r>
-    </w:p>
-    <w:p>
-      <w:pPr>
-        <w:spacing w:line="336" w:lineRule="auto" w:after="180"/>
-        <w:shd w:fill="F5F1FB"/>
-      </w:pPr>
-      <w:r>
-        <w:rPr>
-          <w:b w:val="0"/>
-        </w:rPr>
-        <w:t>Choose the smallest three consecutive nonnegative starting counts that test just below, exactly at and just above the comparison boundary. Predict both versions, identify the revealing start and state the repair and retests.</w:t>
-      </w:r>
-    </w:p>
-    <w:p>
-      <w:pPr>
-        <w:pStyle w:val="Heading3"/>
-      </w:pPr>
-      <w:r>
-        <w:t>Selected case answer</w:t>
-      </w:r>
-    </w:p>
-    <w:p>
-      <w:pPr>
-        <w:pStyle w:val="Heading3"/>
-      </w:pPr>
-      <w:r>
-        <w:t>Teacher key · Selected case answer</w:t>
-      </w:r>
-    </w:p>
-    <w:p>
-      <w:pPr>
-        <w:spacing w:line="336" w:lineRule="auto" w:after="180"/>
-        <w:shd w:fill="F1F6FC"/>
-      </w:pPr>
-      <w:r>
-        <w:rPr>
-          <w:b w:val="0"/>
-        </w:rPr>
-        <w:t>Use starts 3, 4 and 5, which reach 4, 5 and 6. Intended results are Single, Group, Group. Copied results are Single, Single, Group. Start 4 exposes the equality fault.</w:t>
-      </w:r>
-    </w:p>
-    <w:p>
-      <w:pPr>
-        <w:spacing w:line="336" w:lineRule="auto" w:after="180"/>
-        <w:shd w:fill="F1F6FC"/>
-      </w:pPr>
-      <w:r>
-        <w:rPr>
-          <w:b w:val="0"/>
-        </w:rPr>
-        <w:t>Restore at least 5 and rerun all three, retaining starts 3 and 5 as previously passing regression cases.</w:t>
-      </w:r>
-    </w:p>
-    <w:tbl>
-      <w:tblPr>
-        <w:tblStyle w:val="LightShading-Accent1"/>
-        <w:tblW w:type="auto" w:w="0"/>
-        <w:tblLook w:firstColumn="1" w:firstRow="1" w:lastColumn="0" w:lastRow="0" w:noHBand="0" w:noVBand="1" w:val="04A0"/>
-      </w:tblPr>
-      <w:tblGrid>
-        <w:gridCol w:w="5112"/>
-        <w:gridCol w:w="5112"/>
-      </w:tblGrid>
-      <w:tr>
-        <w:trPr>
-          <w:tblHeader/>
-        </w:trPr>
-        <w:tc>
-          <w:tcPr>
-            <w:tcW w:type="dxa" w:w="5112"/>
-          </w:tcPr>
-          <w:p>
-            <w:r>
-              <w:t>Dimension</w:t>
-            </w:r>
-          </w:p>
-        </w:tc>
-        <w:tc>
-          <w:tcPr>
-            <w:tcW w:type="dxa" w:w="5112"/>
-          </w:tcPr>
-          <w:p>
-            <w:r>
-              <w:t>Evidence required</w:t>
-            </w:r>
-          </w:p>
-        </w:tc>
-      </w:tr>
-      <w:tr>
-        <w:tc>
-          <w:tcPr>
-            <w:tcW w:type="dxa" w:w="5112"/>
-          </w:tcPr>
-          <w:p>
-            <w:r>
-              <w:t>Explanation</w:t>
-            </w:r>
-          </w:p>
-        </w:tc>
-        <w:tc>
-          <w:tcPr>
-            <w:tcW w:type="dxa" w:w="5112"/>
-          </w:tcPr>
-          <w:p>
-            <w:r>
-              <w:t>Names the applicable idea or procedure and ties it to the supplied facts.</w:t>
-            </w:r>
-          </w:p>
-        </w:tc>
-      </w:tr>
-      <w:tr>
-        <w:tc>
-          <w:tcPr>
-            <w:tcW w:type="dxa" w:w="5112"/>
-          </w:tcPr>
-          <w:p>
-            <w:r>
-              <w:t>Trace and result</w:t>
-            </w:r>
-          </w:p>
-        </w:tc>
-        <w:tc>
-          <w:tcPr>
-            <w:tcW w:type="dxa" w:w="5112"/>
-          </w:tcPr>
-          <w:p>
-            <w:r>
-              <w:t>Preserves the given inputs and shows the relevant intermediate steps; distinguishes a prediction from an observed execution.</w:t>
-            </w:r>
-          </w:p>
-        </w:tc>
-      </w:tr>
-      <w:tr>
-        <w:tc>
-          <w:tcPr>
-            <w:tcW w:type="dxa" w:w="5112"/>
-          </w:tcPr>
-          <w:p>
-            <w:r>
-              <w:t>Limits</w:t>
-            </w:r>
-          </w:p>
-        </w:tc>
-        <w:tc>
-          <w:tcPr>
-            <w:tcW w:type="dxa" w:w="5112"/>
-          </w:tcPr>
-          <w:p>
-            <w:r>
-              <w:t>States the assumptions, missing evidence or conditions under which the result would change.</w:t>
-            </w:r>
-          </w:p>
-        </w:tc>
-      </w:tr>
-    </w:tbl>
-    <w:p>
-      <w:pPr>
-        <w:pStyle w:val="Heading3"/>
-      </w:pPr>
-      <w:r>
-        <w:t>Teacher key · Selected case answer</w:t>
-      </w:r>
-    </w:p>
-    <w:p>
-      <w:pPr>
-        <w:spacing w:line="336" w:lineRule="auto" w:after="180"/>
-        <w:shd w:fill="F1F6FC"/>
-      </w:pPr>
-      <w:r>
-        <w:rPr>
-          <w:b w:val="0"/>
-        </w:rPr>
-        <w:t xml:space="preserve">Record each dimension as not yet, with support, or independent. Accept a valid alternative procedure with a defensible </w:t>
-      </w:r>
-      <w:r>
-        <w:rPr>
-          <w:b/>
-        </w:rPr>
-        <w:t>trace</w:t>
-      </w:r>
-      <w:r>
-        <w:rPr>
-          <w:b w:val="0"/>
-        </w:rPr>
-        <w:t>.</w:t>
-      </w:r>
-    </w:p>
-    <w:p>
-      <w:pPr>
-        <w:spacing w:line="336" w:lineRule="auto" w:after="180"/>
-        <w:shd w:fill="F1F6FC"/>
-      </w:pPr>
-      <w:r>
-        <w:rPr>
-          <w:b w:val="0"/>
-        </w:rPr>
-        <w:t xml:space="preserve">Do not penalise an honestly recorded model failure if the learner correctly explains its </w:t>
-      </w:r>
-      <w:r>
-        <w:rPr>
-          <w:b/>
-        </w:rPr>
-        <w:t>evidence</w:t>
-      </w:r>
-      <w:r>
-        <w:rPr>
-          <w:b w:val="0"/>
-        </w:rPr>
-        <w:t xml:space="preserve"> and limits.</w:t>
-      </w:r>
-    </w:p>
-    <w:p>
-      <w:pPr>
-        <w:pStyle w:val="Heading3"/>
-      </w:pPr>
-      <w:r>
-        <w:t>Feedback that the learner uses</w:t>
-      </w:r>
-    </w:p>
-    <w:p>
-      <w:pPr>
-        <w:spacing w:line="336" w:lineRule="auto" w:after="180"/>
-      </w:pPr>
-      <w:r>
-        <w:rPr>
-          <w:b w:val="0"/>
-        </w:rPr>
-        <w:t>Name the earliest unsupported step and give one action to repair it. Have the learner make that repair now and explain why. Then assess the relevant skill on a fresh, fully specified case.</w:t>
-      </w:r>
-    </w:p>
-    <w:p>
-      <w:pPr>
-        <w:spacing w:line="336" w:lineRule="auto" w:after="180"/>
-      </w:pPr>
-      <w:r>
-        <w:rPr>
-          <w:b w:val="0"/>
-        </w:rPr>
-        <w:t>Confirm it was not previously practised with feedback; solve and check the new case before assigning it. A follow-up design prompt is a starting brief, not automatically an equivalent test.</w:t>
-      </w:r>
-    </w:p>
-    <w:p>
-      <w:pPr>
-        <w:pStyle w:val="Heading1"/>
-      </w:pPr>
-      <w:r>
-        <w:t>06. Connect and extend learning</w:t>
-      </w:r>
-    </w:p>
-    <w:p>
-      <w:r>
-        <w:t>Connect Debug the Cause to Helpful Classroom Sorter, adapt support and plan a later changed-case check.</w:t>
-      </w:r>
-    </w:p>
-    <w:p>
-      <w:pPr>
-        <w:pStyle w:val="Heading3"/>
-      </w:pPr>
-      <w:r>
-        <w:t>Helpful Classroom Sorter</w:t>
-      </w:r>
-    </w:p>
-    <w:p>
-      <w:pPr>
-        <w:spacing w:line="336" w:lineRule="auto" w:after="180"/>
-      </w:pPr>
-      <w:r>
-        <w:rPr>
-          <w:b w:val="0"/>
-        </w:rPr>
-        <w:t xml:space="preserve">When the sorter fails, log the first wrong stage and change only the responsible rule, </w:t>
-      </w:r>
-      <w:r>
-        <w:rPr>
-          <w:b/>
-        </w:rPr>
-        <w:t>input</w:t>
-      </w:r>
-      <w:r>
-        <w:rPr>
-          <w:b w:val="0"/>
-        </w:rPr>
-        <w:t>, or label.</w:t>
-      </w:r>
-    </w:p>
-    <w:p>
-      <w:pPr>
-        <w:spacing w:line="336" w:lineRule="auto" w:after="180"/>
-      </w:pPr>
-      <w:r>
-        <w:rPr>
-          <w:b w:val="0"/>
-        </w:rPr>
-        <w:t xml:space="preserve">Keep the decision, </w:t>
-      </w:r>
-      <w:r>
-        <w:rPr>
-          <w:b/>
-        </w:rPr>
-        <w:t>input</w:t>
-      </w:r>
-      <w:r>
-        <w:rPr>
-          <w:b w:val="0"/>
-        </w:rPr>
-        <w:t xml:space="preserve">, result, explanation and remaining limitation in the project </w:t>
-      </w:r>
-      <w:r>
-        <w:rPr>
-          <w:b/>
-        </w:rPr>
-        <w:t>evidence</w:t>
-      </w:r>
-      <w:r>
-        <w:rPr>
-          <w:b w:val="0"/>
-        </w:rPr>
-        <w:t xml:space="preserve"> record. Retrieve this record next week rather than restarting the project.</w:t>
-      </w:r>
-    </w:p>
-    <w:p>
-      <w:pPr>
-        <w:pStyle w:val="Heading3"/>
-      </w:pPr>
-      <w:r>
-        <w:t>Support and stretch</w:t>
-      </w:r>
-    </w:p>
-    <w:p>
-      <w:pPr>
-        <w:spacing w:line="336" w:lineRule="auto" w:after="180"/>
-      </w:pPr>
-      <w:r>
-        <w:rPr>
-          <w:b w:val="0"/>
-        </w:rPr>
-        <w:t xml:space="preserve">Use physical cards, spoken explanations and a three-stage drawing. Read aloud without giving the answer. Stretch: compare two </w:t>
-      </w:r>
-      <w:r>
-        <w:rPr>
-          <w:b/>
-        </w:rPr>
-        <w:t>mechanism</w:t>
-      </w:r>
-      <w:r>
-        <w:rPr>
-          <w:b w:val="0"/>
-        </w:rPr>
-        <w:t xml:space="preserve">s with the same visible </w:t>
-      </w:r>
-      <w:r>
-        <w:rPr>
-          <w:b/>
-        </w:rPr>
-        <w:t>output</w:t>
-      </w:r>
-      <w:r>
-        <w:rPr>
-          <w:b w:val="0"/>
-        </w:rPr>
-        <w:t xml:space="preserve"> and explain what </w:t>
-      </w:r>
-      <w:r>
-        <w:rPr>
-          <w:b/>
-        </w:rPr>
-        <w:t>evidence</w:t>
-      </w:r>
-      <w:r>
-        <w:rPr>
-          <w:b w:val="0"/>
-        </w:rPr>
-        <w:t xml:space="preserve"> distinguishes them.</w:t>
-      </w:r>
-    </w:p>
-    <w:p>
-      <w:pPr>
-        <w:pStyle w:val="Heading3"/>
-      </w:pPr>
-      <w:r>
-        <w:t>Exit reflection</w:t>
-      </w:r>
-    </w:p>
-    <w:p>
-      <w:pPr>
-        <w:spacing w:line="336" w:lineRule="auto" w:after="180"/>
-      </w:pPr>
-      <w:r>
-        <w:rPr>
-          <w:b w:val="0"/>
-        </w:rPr>
-        <w:t xml:space="preserve">Ask for one decision the learner can now justify and one situation requiring more </w:t>
-      </w:r>
-      <w:r>
-        <w:rPr>
-          <w:b/>
-        </w:rPr>
-        <w:t>evidence</w:t>
-      </w:r>
-      <w:r>
-        <w:rPr>
-          <w:b w:val="0"/>
-        </w:rPr>
-        <w:t xml:space="preserve"> or human review. Confidence ratings are separate from correct independent performance.</w:t>
-      </w:r>
-    </w:p>
-    <w:p>
-      <w:pPr>
-        <w:pStyle w:val="Heading3"/>
-      </w:pPr>
-      <w:r>
-        <w:t>Bridge to the next week</w:t>
-      </w:r>
-    </w:p>
-    <w:p>
-      <w:pPr>
-        <w:spacing w:line="336" w:lineRule="auto" w:after="180"/>
-      </w:pPr>
-      <w:r>
-        <w:rPr>
-          <w:b w:val="0"/>
-        </w:rPr>
-        <w:t xml:space="preserve">Next: Week 13: Learning from Examples. Retrieve today’s </w:t>
-      </w:r>
-      <w:r>
-        <w:rPr>
-          <w:b/>
-        </w:rPr>
-        <w:t>evidence</w:t>
-      </w:r>
-      <w:r>
-        <w:rPr>
-          <w:b w:val="0"/>
-        </w:rPr>
-        <w:t xml:space="preserve"> and identify what carries forward and what is new.</w:t>
-      </w:r>
-    </w:p>
-    <w:p>
-      <w:pPr>
-        <w:pStyle w:val="Heading3"/>
-      </w:pPr>
-      <w:r>
-        <w:t>Support and fresh reassessment</w:t>
-      </w:r>
-    </w:p>
-    <w:p>
-      <w:pPr>
-        <w:spacing w:line="336" w:lineRule="auto" w:after="180"/>
-      </w:pPr>
-      <w:r>
-        <w:rPr>
-          <w:b w:val="0"/>
-        </w:rPr>
-        <w:t xml:space="preserve">Provide aligned </w:t>
-      </w:r>
-      <w:r>
-        <w:rPr>
-          <w:b/>
-        </w:rPr>
-        <w:t>expected</w:t>
-      </w:r>
-      <w:r>
-        <w:rPr>
-          <w:b w:val="0"/>
-        </w:rPr>
-        <w:t xml:space="preserve"> and observed columns and ask learners to point to the first unequal pair. Separate predicting a result from running the procedure.</w:t>
-      </w:r>
-    </w:p>
-    <w:p>
-      <w:pPr>
-        <w:spacing w:line="336" w:lineRule="auto" w:after="180"/>
-      </w:pPr>
-      <w:r>
-        <w:rPr>
-          <w:b w:val="0"/>
-        </w:rPr>
-        <w:t>Extension: explain why start 1 in W2 is useful for comparing the two faults but cannot alone prove correct doubling.</w:t>
-      </w:r>
-    </w:p>
-    <w:p>
-      <w:pPr>
-        <w:spacing w:line="336" w:lineRule="auto" w:after="180"/>
-      </w:pPr>
-      <w:r>
-        <w:rPr>
-          <w:b w:val="0"/>
-        </w:rPr>
-        <w:t xml:space="preserve">W4 is secure when the learner chooses starts 3, 4, 5, tests the updated values, explains equality, repairs the comparator and retains both neighbouring cases. W5 must limit the claim to the tested </w:t>
-      </w:r>
-      <w:r>
-        <w:rPr>
-          <w:b/>
-        </w:rPr>
-        <w:t>evidence</w:t>
-      </w:r>
-      <w:r>
-        <w:rPr>
-          <w:b w:val="0"/>
-        </w:rPr>
-        <w:t>.</w:t>
-      </w:r>
-    </w:p>
-    <w:p>
-      <w:pPr>
-        <w:spacing w:line="336" w:lineRule="auto" w:after="180"/>
       </w:pPr>
       <w:r>
         <w:rPr>
@@ -6029,69 +5720,10 @@
     </w:p>
     <w:p>
       <w:pPr>
-        <w:spacing w:line="336" w:lineRule="auto" w:after="180"/>
-      </w:pPr>
-      <w:r>
-        <w:rPr>
-          <w:b w:val="0"/>
-        </w:rPr>
-        <w:t xml:space="preserve">Week 13 introduces </w:t>
-      </w:r>
-      <w:r>
-        <w:rPr>
-          <w:b/>
-        </w:rPr>
-        <w:t>fitting</w:t>
-      </w:r>
-      <w:r>
-        <w:rPr>
-          <w:b w:val="0"/>
-        </w:rPr>
-        <w:t xml:space="preserve"> a pattern from examples. Students will carry forward the need to state candidate rules, compare their </w:t>
-      </w:r>
-      <w:r>
-        <w:rPr>
-          <w:b/>
-        </w:rPr>
-        <w:t>prediction</w:t>
-      </w:r>
-      <w:r>
-        <w:rPr>
-          <w:b w:val="0"/>
-        </w:rPr>
-        <w:t xml:space="preserve">s and keep </w:t>
-      </w:r>
-      <w:r>
-        <w:rPr>
-          <w:b/>
-        </w:rPr>
-        <w:t>fitting</w:t>
-      </w:r>
-      <w:r>
-        <w:rPr>
-          <w:b w:val="0"/>
-        </w:rPr>
-        <w:t xml:space="preserve"> </w:t>
-      </w:r>
-      <w:r>
-        <w:rPr>
-          <w:b/>
-        </w:rPr>
-        <w:t>evidence</w:t>
-      </w:r>
-      <w:r>
-        <w:rPr>
-          <w:b w:val="0"/>
-        </w:rPr>
-        <w:t xml:space="preserve"> distinct from later evaluation.</w:t>
-      </w:r>
-    </w:p>
-    <w:p>
-      <w:pPr>
-        <w:pStyle w:val="Heading3"/>
-      </w:pPr>
-      <w:r>
-        <w:t>Plan the delayed return</w:t>
+        <w:pStyle w:val="Heading2"/>
+      </w:pPr>
+      <w:r>
+        <w:t>Plan the delayed check</w:t>
       </w:r>
     </w:p>
     <w:p>
@@ -6320,60 +5952,224 @@
     </w:p>
     <w:p>
       <w:pPr>
+        <w:pStyle w:val="Heading2"/>
+      </w:pPr>
+      <w:r>
+        <w:t>Bridge to next week</w:t>
+      </w:r>
+    </w:p>
+    <w:p>
+      <w:pPr>
+        <w:spacing w:line="336" w:lineRule="auto" w:after="180"/>
+      </w:pPr>
+      <w:r>
+        <w:rPr>
+          <w:b w:val="0"/>
+        </w:rPr>
+        <w:t xml:space="preserve">Ask for one decision the learner can now justify and one situation requiring more </w:t>
+      </w:r>
+      <w:r>
+        <w:rPr>
+          <w:b/>
+        </w:rPr>
+        <w:t>evidence</w:t>
+      </w:r>
+      <w:r>
+        <w:rPr>
+          <w:b w:val="0"/>
+        </w:rPr>
+        <w:t xml:space="preserve"> or human review. Confidence ratings are separate from correct independent performance.</w:t>
+      </w:r>
+    </w:p>
+    <w:p>
+      <w:pPr>
+        <w:spacing w:line="336" w:lineRule="auto" w:after="180"/>
+      </w:pPr>
+      <w:r>
+        <w:rPr>
+          <w:b w:val="0"/>
+        </w:rPr>
+        <w:t xml:space="preserve">Next: Week 13: Learning from Examples. Retrieve today’s </w:t>
+      </w:r>
+      <w:r>
+        <w:rPr>
+          <w:b/>
+        </w:rPr>
+        <w:t>evidence</w:t>
+      </w:r>
+      <w:r>
+        <w:rPr>
+          <w:b w:val="0"/>
+        </w:rPr>
+        <w:t xml:space="preserve"> and identify what carries forward and what is new.</w:t>
+      </w:r>
+    </w:p>
+    <w:p>
+      <w:pPr>
+        <w:spacing w:line="336" w:lineRule="auto" w:after="180"/>
+      </w:pPr>
+      <w:r>
+        <w:rPr>
+          <w:b w:val="0"/>
+        </w:rPr>
+        <w:t xml:space="preserve">Week 13 introduces </w:t>
+      </w:r>
+      <w:r>
+        <w:rPr>
+          <w:b/>
+        </w:rPr>
+        <w:t>fitting</w:t>
+      </w:r>
+      <w:r>
+        <w:rPr>
+          <w:b w:val="0"/>
+        </w:rPr>
+        <w:t xml:space="preserve"> a pattern from examples. Students will carry forward the need to state candidate rules, compare their </w:t>
+      </w:r>
+      <w:r>
+        <w:rPr>
+          <w:b/>
+        </w:rPr>
+        <w:t>prediction</w:t>
+      </w:r>
+      <w:r>
+        <w:rPr>
+          <w:b w:val="0"/>
+        </w:rPr>
+        <w:t xml:space="preserve">s and keep </w:t>
+      </w:r>
+      <w:r>
+        <w:rPr>
+          <w:b/>
+        </w:rPr>
+        <w:t>fitting</w:t>
+      </w:r>
+      <w:r>
+        <w:rPr>
+          <w:b w:val="0"/>
+        </w:rPr>
+        <w:t xml:space="preserve"> </w:t>
+      </w:r>
+      <w:r>
+        <w:rPr>
+          <w:b/>
+        </w:rPr>
+        <w:t>evidence</w:t>
+      </w:r>
+      <w:r>
+        <w:rPr>
+          <w:b w:val="0"/>
+        </w:rPr>
+        <w:t xml:space="preserve"> distinct from later evaluation.</w:t>
+      </w:r>
+    </w:p>
+    <w:p>
+      <w:pPr>
+        <w:pStyle w:val="Heading2"/>
+      </w:pPr>
+      <w:r>
+        <w:t>Earlier wording, alternatives and picture transcripts · reference / check after trying</w:t>
+      </w:r>
+    </w:p>
+    <w:p>
+      <w:pPr>
+        <w:spacing w:line="336" w:lineRule="auto" w:after="180"/>
+      </w:pPr>
+      <w:r>
+        <w:rPr>
+          <w:b w:val="0"/>
+        </w:rPr>
+        <w:t>Connect and extend learning</w:t>
+      </w:r>
+    </w:p>
+    <w:p>
+      <w:pPr>
         <w:pStyle w:val="Heading3"/>
       </w:pPr>
       <w:r>
+        <w:t>Helpful Classroom Sorter</w:t>
+      </w:r>
+    </w:p>
+    <w:p>
+      <w:pPr>
+        <w:pStyle w:val="Heading3"/>
+      </w:pPr>
+      <w:r>
+        <w:t>Support and stretch</w:t>
+      </w:r>
+    </w:p>
+    <w:p>
+      <w:pPr>
+        <w:pStyle w:val="Heading3"/>
+      </w:pPr>
+      <w:r>
+        <w:t>Exit reflection</w:t>
+      </w:r>
+    </w:p>
+    <w:p>
+      <w:pPr>
+        <w:pStyle w:val="Heading3"/>
+      </w:pPr>
+      <w:r>
+        <w:t>Bridge to the next week</w:t>
+      </w:r>
+    </w:p>
+    <w:p>
+      <w:pPr>
+        <w:pStyle w:val="Heading3"/>
+      </w:pPr>
+      <w:r>
+        <w:t>Support and fresh reassessment</w:t>
+      </w:r>
+    </w:p>
+    <w:p>
+      <w:pPr>
+        <w:pStyle w:val="Heading3"/>
+      </w:pPr>
+      <w:r>
+        <w:t>Plan the delayed return</w:t>
+      </w:r>
+    </w:p>
+    <w:p>
+      <w:pPr>
+        <w:pStyle w:val="Heading3"/>
+      </w:pPr>
+      <w:r>
         <w:t>Project evidence from this case</w:t>
       </w:r>
     </w:p>
     <w:p>
       <w:pPr>
+        <w:pStyle w:val="Heading1"/>
+      </w:pPr>
+      <w:r>
+        <w:t>Reference bank and extra practice</w:t>
+      </w:r>
+    </w:p>
+    <w:p>
+      <w:pPr>
+        <w:pStyle w:val="Heading1"/>
+      </w:pPr>
+      <w:r>
+        <w:t>07. Reference: alternative planning checklist</w:t>
+      </w:r>
+    </w:p>
+    <w:p>
+      <w:r>
+        <w:t>Use as a reminder alongside the main route rather than teaching the cycle twice.</w:t>
+      </w:r>
+    </w:p>
+    <w:p>
+      <w:pPr>
+        <w:pStyle w:val="Heading2"/>
+      </w:pPr>
+      <w:r>
+        <w:t>Preparation and schedule</w:t>
+      </w:r>
+    </w:p>
+    <w:p>
+      <w:pPr>
         <w:spacing w:line="336" w:lineRule="auto" w:after="180"/>
-      </w:pPr>
-      <w:r>
-        <w:rPr>
-          <w:b w:val="0"/>
-        </w:rPr>
-        <w:t xml:space="preserve">When the sorter fails, write competing explanations and predicted </w:t>
-      </w:r>
-      <w:r>
-        <w:rPr>
-          <w:b/>
-        </w:rPr>
-        <w:t>trace</w:t>
-      </w:r>
-      <w:r>
-        <w:rPr>
-          <w:b w:val="0"/>
-        </w:rPr>
-        <w:t>s before changing code or instructions.</w:t>
-      </w:r>
-    </w:p>
-    <w:p>
-      <w:pPr>
-        <w:pStyle w:val="Heading1"/>
-      </w:pPr>
-      <w:r>
-        <w:t>07. Prepare, teach and assess</w:t>
-      </w:r>
-    </w:p>
-    <w:p>
-      <w:r>
-        <w:t>Use this preparation summary alongside the detailed Debug the Cause lesson; it is a checklist rather than a replacement for the full sequence.</w:t>
-      </w:r>
-    </w:p>
-    <w:p>
-      <w:pPr>
-        <w:pStyle w:val="Heading3"/>
-      </w:pPr>
-      <w:r>
-        <w:t>Teaching target</w:t>
-      </w:r>
-    </w:p>
-    <w:p>
-      <w:pPr>
-        <w:spacing w:line="336" w:lineRule="auto" w:after="180"/>
-        <w:shd w:fill="EDF7F3"/>
       </w:pPr>
       <w:r>
         <w:rPr>
@@ -6574,6 +6370,14 @@
     </w:tbl>
     <w:p>
       <w:pPr>
+        <w:pStyle w:val="Heading2"/>
+      </w:pPr>
+      <w:r>
+        <w:t>Practice and assessment reminders</w:t>
+      </w:r>
+    </w:p>
+    <w:p>
+      <w:pPr>
         <w:spacing w:line="336" w:lineRule="auto" w:after="180"/>
       </w:pPr>
       <w:r>
@@ -6596,16 +6400,7 @@
     </w:p>
     <w:p>
       <w:pPr>
-        <w:pStyle w:val="Heading3"/>
-      </w:pPr>
-      <w:r>
-        <w:t>Supported practice answer</w:t>
-      </w:r>
-    </w:p>
-    <w:p>
-      <w:pPr>
         <w:spacing w:line="336" w:lineRule="auto" w:after="180"/>
-        <w:shd w:fill="F1F6FC"/>
       </w:pPr>
       <w:r>
         <w:rPr>
@@ -6617,7 +6412,6 @@
     <w:p>
       <w:pPr>
         <w:spacing w:line="336" w:lineRule="auto" w:after="180"/>
-        <w:shd w:fill="F1F6FC"/>
       </w:pPr>
       <w:r>
         <w:rPr>
@@ -6662,16 +6456,7 @@
     </w:p>
     <w:p>
       <w:pPr>
-        <w:pStyle w:val="Heading3"/>
-      </w:pPr>
-      <w:r>
-        <w:t>Repair the misconception</w:t>
-      </w:r>
-    </w:p>
-    <w:p>
-      <w:pPr>
         <w:spacing w:line="336" w:lineRule="auto" w:after="180"/>
-        <w:shd w:fill="FFF5E6"/>
       </w:pPr>
       <w:r>
         <w:rPr>
@@ -6682,16 +6467,7 @@
     </w:p>
     <w:p>
       <w:pPr>
-        <w:pStyle w:val="Heading3"/>
-      </w:pPr>
-      <w:r>
-        <w:t>Support without giving away the answer</w:t>
-      </w:r>
-    </w:p>
-    <w:p>
-      <w:pPr>
         <w:spacing w:line="336" w:lineRule="auto" w:after="180"/>
-        <w:shd w:fill="F1F6F8"/>
       </w:pPr>
       <w:r>
         <w:rPr>
@@ -6714,16 +6490,7 @@
     </w:p>
     <w:p>
       <w:pPr>
-        <w:pStyle w:val="Heading3"/>
-      </w:pPr>
-      <w:r>
-        <w:t>Extend the reasoning</w:t>
-      </w:r>
-    </w:p>
-    <w:p>
-      <w:pPr>
         <w:spacing w:line="336" w:lineRule="auto" w:after="180"/>
-        <w:shd w:fill="F5F1FB"/>
       </w:pPr>
       <w:r>
         <w:rPr>
@@ -6771,7 +6538,6 @@
     <w:p>
       <w:pPr>
         <w:spacing w:line="336" w:lineRule="auto" w:after="180"/>
-        <w:shd w:fill="F5F1FB"/>
       </w:pPr>
       <w:r>
         <w:rPr>
@@ -6794,16 +6560,7 @@
     </w:p>
     <w:p>
       <w:pPr>
-        <w:pStyle w:val="Heading3"/>
-      </w:pPr>
-      <w:r>
-        <w:t>Protect the independent attempt</w:t>
-      </w:r>
-    </w:p>
-    <w:p>
-      <w:pPr>
         <w:spacing w:line="336" w:lineRule="auto" w:after="180"/>
-        <w:shd w:fill="FFF5E6"/>
       </w:pPr>
       <w:r>
         <w:rPr>
@@ -6998,16 +6755,7 @@
     </w:tbl>
     <w:p>
       <w:pPr>
-        <w:pStyle w:val="Heading3"/>
-      </w:pPr>
-      <w:r>
-        <w:t>Project checkpoint</w:t>
-      </w:r>
-    </w:p>
-    <w:p>
-      <w:pPr>
         <w:spacing w:line="336" w:lineRule="auto" w:after="180"/>
-        <w:shd w:fill="EDF7F3"/>
       </w:pPr>
       <w:r>
         <w:rPr>
@@ -7080,12 +6828,20 @@
         <w:pStyle w:val="Heading1"/>
       </w:pPr>
       <w:r>
-        <w:t>08. Use feedback, labs and repair paths</w:t>
-      </w:r>
-    </w:p>
-    <w:p>
-      <w:r>
-        <w:t>Use feedback, earlier review and portfolios purposefully. Apply the coding routine only when this lesson has an executable lab.</w:t>
+        <w:t>08. Reference: feedback and records</w:t>
+      </w:r>
+    </w:p>
+    <w:p>
+      <w:r>
+        <w:t>Use digital tools where they help retain an explanation and its evidence.</w:t>
+      </w:r>
+    </w:p>
+    <w:p>
+      <w:pPr>
+        <w:pStyle w:val="Heading2"/>
+      </w:pPr>
+      <w:r>
+        <w:t>Keep practice and independent evidence separate</w:t>
       </w:r>
     </w:p>
     <w:p>
@@ -7124,10 +6880,64 @@
     </w:p>
     <w:p>
       <w:pPr>
-        <w:pStyle w:val="Heading3"/>
-      </w:pPr>
-      <w:r>
-        <w:t>For later coding lessons</w:t>
+        <w:pStyle w:val="Heading2"/>
+      </w:pPr>
+      <w:r>
+        <w:t>Repair and portfolio records</w:t>
+      </w:r>
+    </w:p>
+    <w:p>
+      <w:pPr>
+        <w:spacing w:line="336" w:lineRule="auto" w:after="180"/>
+      </w:pPr>
+      <w:r>
+        <w:rPr>
+          <w:b w:val="0"/>
+        </w:rPr>
+        <w:t>Use the earlier worked-explanation links to address a specific missing building block, then return to the current question. Adapt this suggestion after observing the learner; it is not an automatic diagnosis.</w:t>
+      </w:r>
+    </w:p>
+    <w:p>
+      <w:pPr>
+        <w:spacing w:line="336" w:lineRule="auto" w:after="180"/>
+      </w:pPr>
+      <w:r>
+        <w:rPr>
+          <w:b w:val="0"/>
+        </w:rPr>
+        <w:t xml:space="preserve">Collect the completed-work portfolio as </w:t>
+      </w:r>
+      <w:r>
+        <w:rPr>
+          <w:b/>
+        </w:rPr>
+        <w:t>evidence</w:t>
+      </w:r>
+      <w:r>
+        <w:rPr>
+          <w:b w:val="0"/>
+        </w:rPr>
+        <w:t xml:space="preserve">. Record support separately from correctness, and assess explanation, </w:t>
+      </w:r>
+      <w:r>
+        <w:rPr>
+          <w:b/>
+        </w:rPr>
+        <w:t>trace</w:t>
+      </w:r>
+      <w:r>
+        <w:rPr>
+          <w:b w:val="0"/>
+        </w:rPr>
+        <w:t>/test and limitations. Progress ticks and quiz selections alone do not establish mastery.</w:t>
+      </w:r>
+    </w:p>
+    <w:p>
+      <w:pPr>
+        <w:pStyle w:val="Heading2"/>
+      </w:pPr>
+      <w:r>
+        <w:t>Earlier wording, alternatives and picture transcripts · reference / check after trying</w:t>
       </w:r>
     </w:p>
     <w:p>
@@ -7138,7 +6948,6 @@
     <w:p>
       <w:pPr>
         <w:spacing w:line="336" w:lineRule="auto" w:after="180"/>
-        <w:shd w:fill="F1F6F8"/>
       </w:pPr>
       <w:r>
         <w:rPr>
@@ -7173,89 +6982,20 @@
     </w:p>
     <w:p>
       <w:pPr>
-        <w:spacing w:line="336" w:lineRule="auto" w:after="180"/>
-      </w:pPr>
-      <w:r>
-        <w:rPr>
-          <w:b w:val="0"/>
-        </w:rPr>
-        <w:t>Use the earlier worked-explanation links to address a specific missing building block, then return to the current question. Adapt this suggestion after observing the learner; it is not an automatic diagnosis.</w:t>
-      </w:r>
-    </w:p>
-    <w:p>
-      <w:pPr>
-        <w:spacing w:line="336" w:lineRule="auto" w:after="180"/>
-      </w:pPr>
-      <w:r>
-        <w:rPr>
-          <w:b w:val="0"/>
-        </w:rPr>
-        <w:t xml:space="preserve">Collect the completed-work portfolio as </w:t>
-      </w:r>
-      <w:r>
-        <w:rPr>
-          <w:b/>
-        </w:rPr>
-        <w:t>evidence</w:t>
-      </w:r>
-      <w:r>
-        <w:rPr>
-          <w:b w:val="0"/>
-        </w:rPr>
-        <w:t xml:space="preserve">. Record support separately from correctness, and assess explanation, </w:t>
-      </w:r>
-      <w:r>
-        <w:rPr>
-          <w:b/>
-        </w:rPr>
-        <w:t>trace</w:t>
-      </w:r>
-      <w:r>
-        <w:rPr>
-          <w:b w:val="0"/>
-        </w:rPr>
-        <w:t>/test and limitations. Progress ticks and quiz selections alone do not establish mastery.</w:t>
-      </w:r>
-    </w:p>
-    <w:p>
-      <w:pPr>
         <w:pStyle w:val="Heading1"/>
       </w:pPr>
       <w:r>
-        <w:t>09. Visual concept journey</w:t>
-      </w:r>
-    </w:p>
-    <w:p>
-      <w:r>
-        <w:t>Show one Debug the Cause graphic at a time, request a prediction and discuss its trace before the independent assessment.</w:t>
-      </w:r>
-    </w:p>
-    <w:p>
-      <w:pPr>
-        <w:spacing w:line="336" w:lineRule="auto" w:after="180"/>
-      </w:pPr>
-      <w:r>
-        <w:rPr>
-          <w:b w:val="0"/>
-        </w:rPr>
-        <w:t xml:space="preserve">Use one picture at a time. Hide a worked result before asking for a </w:t>
-      </w:r>
-      <w:r>
-        <w:rPr>
-          <w:b/>
-        </w:rPr>
-        <w:t>prediction</w:t>
-      </w:r>
-      <w:r>
-        <w:rPr>
-          <w:b w:val="0"/>
-        </w:rPr>
-        <w:t>, then reveal it for feedback. These are supported teaching cases; retain the separate independent assessment for a fresh first attempt.</w:t>
-      </w:r>
-    </w:p>
-    <w:p>
-      <w:pPr>
-        <w:pStyle w:val="Heading3"/>
+        <w:t>09. Reference: teach with the six pictures</w:t>
+      </w:r>
+    </w:p>
+    <w:p>
+      <w:r>
+        <w:t>Choose the picture for the teaching move and connect it to the explanation.</w:t>
+      </w:r>
+    </w:p>
+    <w:p>
+      <w:pPr>
+        <w:pStyle w:val="Heading2"/>
       </w:pPr>
       <w:r>
         <w:t>01. Debug the Cause: the case</w:t>
@@ -7266,7 +7006,7 @@
         <w:drawing>
           <wp:inline xmlns:a="http://schemas.openxmlformats.org/drawingml/2006/main" xmlns:pic="http://schemas.openxmlformats.org/drawingml/2006/picture">
             <wp:extent cx="5486400" cy="2834640"/>
-            <wp:docPr id="3" name="Picture 3" descr="A fictional paper calculator should double the current value, but a copied instruction behaves strangely. Supplied facts: After input 6, the faulty step reports 12. Hypothesis A: add 6. Hypothesis B: double. Both hypotheses fit this first observation. A new input may be chosen."/>
+            <wp:docPr id="5" name="Picture 5" descr="A fictional paper calculator should double the current value, but a copied instruction behaves strangely. Supplied facts: After input 6, the faulty step reports 12. Hypothesis A: add 6. Hypothesis B: double. Both hypotheses fit this first observation. A new input may be chosen."/>
             <wp:cNvGraphicFramePr>
               <a:graphicFrameLocks noChangeAspect="1"/>
             </wp:cNvGraphicFramePr>
@@ -7278,7 +7018,7 @@
                     <pic:cNvPicPr/>
                   </pic:nvPicPr>
                   <pic:blipFill>
-                    <a:blip r:embed="rId11"/>
+                    <a:blip r:embed="rId13"/>
                     <a:stretch>
                       <a:fillRect/>
                     </a:stretch>
@@ -7358,7 +7098,6 @@
     <w:p>
       <w:pPr>
         <w:spacing w:line="336" w:lineRule="auto" w:after="180"/>
-        <w:shd w:fill="F5F1FB"/>
       </w:pPr>
       <w:r>
         <w:rPr>
@@ -7369,16 +7108,7 @@
     </w:p>
     <w:p>
       <w:pPr>
-        <w:pStyle w:val="Heading3"/>
-      </w:pPr>
-      <w:r>
-        <w:t>Discuss while showing the picture</w:t>
-      </w:r>
-    </w:p>
-    <w:p>
-      <w:pPr>
         <w:spacing w:line="336" w:lineRule="auto" w:after="180"/>
-        <w:shd w:fill="F1F6F8"/>
       </w:pPr>
       <w:r>
         <w:rPr>
@@ -7389,7 +7119,7 @@
     </w:p>
     <w:p>
       <w:pPr>
-        <w:pStyle w:val="Heading3"/>
+        <w:pStyle w:val="Heading2"/>
       </w:pPr>
       <w:r>
         <w:t>02. Follow the deciding steps</w:t>
@@ -7400,7 +7130,7 @@
         <w:drawing>
           <wp:inline xmlns:a="http://schemas.openxmlformats.org/drawingml/2006/main" xmlns:pic="http://schemas.openxmlformats.org/drawingml/2006/picture">
             <wp:extent cx="5486400" cy="4005072"/>
-            <wp:docPr id="4" name="Picture 4" descr="Observe: Input 6 produced 12; that fact fits two explanations. → Predict alternatives: For input 2, adding 6 predicts 8; doubling predicts 4. → Run revealing test: The fictional new record is input 2 → output 8. → Locate cause: This record supports add-6 over doubling for this comparison."/>
+            <wp:docPr id="6" name="Picture 6" descr="Observe: Input 6 produced 12; that fact fits two explanations. → Predict alternatives: For input 2, adding 6 predicts 8; doubling predicts 4. → Run revealing test: The fictional new record is input 2 → output 8. → Locate cause: This record supports add-6 over doubling for this comparison."/>
             <wp:cNvGraphicFramePr>
               <a:graphicFrameLocks noChangeAspect="1"/>
             </wp:cNvGraphicFramePr>
@@ -7412,7 +7142,7 @@
                     <pic:cNvPicPr/>
                   </pic:nvPicPr>
                   <pic:blipFill>
-                    <a:blip r:embed="rId12"/>
+                    <a:blip r:embed="rId10"/>
                     <a:stretch>
                       <a:fillRect/>
                     </a:stretch>
@@ -7493,7 +7223,6 @@
     <w:p>
       <w:pPr>
         <w:spacing w:line="336" w:lineRule="auto" w:after="180"/>
-        <w:shd w:fill="F5F1FB"/>
       </w:pPr>
       <w:r>
         <w:rPr>
@@ -7516,16 +7245,7 @@
     </w:p>
     <w:p>
       <w:pPr>
-        <w:pStyle w:val="Heading3"/>
-      </w:pPr>
-      <w:r>
-        <w:t>Discuss while showing the picture</w:t>
-      </w:r>
-    </w:p>
-    <w:p>
-      <w:pPr>
         <w:spacing w:line="336" w:lineRule="auto" w:after="180"/>
-        <w:shd w:fill="F1F6F8"/>
       </w:pPr>
       <w:r>
         <w:rPr>
@@ -7548,7 +7268,7 @@
     </w:p>
     <w:p>
       <w:pPr>
-        <w:pStyle w:val="Heading3"/>
+        <w:pStyle w:val="Heading2"/>
       </w:pPr>
       <w:r>
         <w:t>03. A revealing test separates explanations</w:t>
@@ -7559,7 +7279,7 @@
         <w:drawing>
           <wp:inline xmlns:a="http://schemas.openxmlformats.org/drawingml/2006/main" xmlns:pic="http://schemas.openxmlformats.org/drawingml/2006/picture">
             <wp:extent cx="5486400" cy="3617976"/>
-            <wp:docPr id="5" name="Picture 5" descr="A revealing test separates explanations. Original input: Input = 6, Add 6 predicts = 12, Double predicts = 12. Recorded new input: Input = 2, Add 6 predicts = 8, Double predicts = 4. Proposed input: Input = 0, Add 6 predicts = 6, Double predicts = 0."/>
+            <wp:docPr id="7" name="Picture 7" descr="A revealing test separates explanations. Original input: Input = 6, Add 6 predicts = 12, Double predicts = 12. Recorded new input: Input = 2, Add 6 predicts = 8, Double predicts = 4. Proposed input: Input = 0, Add 6 predicts = 6, Double predicts = 0."/>
             <wp:cNvGraphicFramePr>
               <a:graphicFrameLocks noChangeAspect="1"/>
             </wp:cNvGraphicFramePr>
@@ -7571,7 +7291,7 @@
                     <pic:cNvPicPr/>
                   </pic:nvPicPr>
                   <pic:blipFill>
-                    <a:blip r:embed="rId13"/>
+                    <a:blip r:embed="rId9"/>
                     <a:stretch>
                       <a:fillRect/>
                     </a:stretch>
@@ -7687,7 +7407,6 @@
     <w:p>
       <w:pPr>
         <w:spacing w:line="336" w:lineRule="auto" w:after="180"/>
-        <w:shd w:fill="F5F1FB"/>
       </w:pPr>
       <w:r>
         <w:rPr>
@@ -7698,16 +7417,7 @@
     </w:p>
     <w:p>
       <w:pPr>
-        <w:pStyle w:val="Heading3"/>
-      </w:pPr>
-      <w:r>
-        <w:t>Discuss while showing the picture</w:t>
-      </w:r>
-    </w:p>
-    <w:p>
-      <w:pPr>
         <w:spacing w:line="336" w:lineRule="auto" w:after="180"/>
-        <w:shd w:fill="F1F6F8"/>
       </w:pPr>
       <w:r>
         <w:rPr>
@@ -7719,7 +7429,6 @@
     <w:p>
       <w:pPr>
         <w:spacing w:line="336" w:lineRule="auto" w:after="180"/>
-        <w:shd w:fill="F1F6F8"/>
       </w:pPr>
       <w:r>
         <w:rPr>
@@ -7730,7 +7439,7 @@
     </w:p>
     <w:p>
       <w:pPr>
-        <w:pStyle w:val="Heading3"/>
+        <w:pStyle w:val="Heading2"/>
       </w:pPr>
       <w:r>
         <w:t>04. Change one thing. Trace what follows.</w:t>
@@ -7741,7 +7450,7 @@
         <w:drawing>
           <wp:inline xmlns:a="http://schemas.openxmlformats.org/drawingml/2006/main" xmlns:pic="http://schemas.openxmlformats.org/drawingml/2006/picture">
             <wp:extent cx="5486400" cy="3026664"/>
-            <wp:docPr id="6" name="Picture 6" descr="Original case: This record supports add-6 over doubling for this comparison. Changed condition: Use input 6 again instead of 2. Expected result: Both hypotheses predict 12; the test remains inconclusive. Reason: A revealing test requires different predicted outputs, not merely another recorded run."/>
+            <wp:docPr id="8" name="Picture 8" descr="Original case: This record supports add-6 over doubling for this comparison. Changed condition: Use input 6 again instead of 2. Expected result: Both hypotheses predict 12; the test remains inconclusive. Reason: A revealing test requires different predicted outputs, not merely another recorded run."/>
             <wp:cNvGraphicFramePr>
               <a:graphicFrameLocks noChangeAspect="1"/>
             </wp:cNvGraphicFramePr>
@@ -7833,7 +7542,6 @@
     <w:p>
       <w:pPr>
         <w:spacing w:line="336" w:lineRule="auto" w:after="180"/>
-        <w:shd w:fill="F5F1FB"/>
       </w:pPr>
       <w:r>
         <w:rPr>
@@ -7844,16 +7552,7 @@
     </w:p>
     <w:p>
       <w:pPr>
-        <w:pStyle w:val="Heading3"/>
-      </w:pPr>
-      <w:r>
-        <w:t>Discuss while showing the picture</w:t>
-      </w:r>
-    </w:p>
-    <w:p>
-      <w:pPr>
         <w:spacing w:line="336" w:lineRule="auto" w:after="180"/>
-        <w:shd w:fill="F1F6F8"/>
       </w:pPr>
       <w:r>
         <w:rPr>
@@ -7865,7 +7564,6 @@
     <w:p>
       <w:pPr>
         <w:spacing w:line="336" w:lineRule="auto" w:after="180"/>
-        <w:shd w:fill="F1F6F8"/>
       </w:pPr>
       <w:r>
         <w:rPr>
@@ -7888,7 +7586,7 @@
     </w:p>
     <w:p>
       <w:pPr>
-        <w:pStyle w:val="Heading3"/>
+        <w:pStyle w:val="Heading2"/>
       </w:pPr>
       <w:r>
         <w:t>05. Connect the explanation to its limit</w:t>
@@ -7899,7 +7597,7 @@
         <w:drawing>
           <wp:inline xmlns:a="http://schemas.openxmlformats.org/drawingml/2006/main" xmlns:pic="http://schemas.openxmlformats.org/drawingml/2006/picture">
             <wp:extent cx="5486400" cy="2834640"/>
-            <wp:docPr id="7" name="Picture 7" descr="Repeating input 6 would not separate the two hypotheses because both again predict 12. Input 2 makes their predictions different before the test is run. The second record supports investigating an added constant, but inspecting the instruction is still needed to confirm the implementation. Limit: Two toy hypotheses do not exhaust every possible bug; a matching output alone cannot identify arbitrary hidden code."/>
+            <wp:docPr id="9" name="Picture 9" descr="Repeating input 6 would not separate the two hypotheses because both again predict 12. Input 2 makes their predictions different before the test is run. The second record supports investigating an added constant, but inspecting the instruction is still needed to confirm the implementation. Limit: Two toy hypotheses do not exhaust every possible bug; a matching output alone cannot identify arbitrary hidden code."/>
             <wp:cNvGraphicFramePr>
               <a:graphicFrameLocks noChangeAspect="1"/>
             </wp:cNvGraphicFramePr>
@@ -8014,7 +7712,6 @@
     <w:p>
       <w:pPr>
         <w:spacing w:line="336" w:lineRule="auto" w:after="180"/>
-        <w:shd w:fill="F5F1FB"/>
       </w:pPr>
       <w:r>
         <w:rPr>
@@ -8025,16 +7722,7 @@
     </w:p>
     <w:p>
       <w:pPr>
-        <w:pStyle w:val="Heading3"/>
-      </w:pPr>
-      <w:r>
-        <w:t>Discuss while showing the picture</w:t>
-      </w:r>
-    </w:p>
-    <w:p>
-      <w:pPr>
         <w:spacing w:line="336" w:lineRule="auto" w:after="180"/>
-        <w:shd w:fill="F1F6F8"/>
       </w:pPr>
       <w:r>
         <w:rPr>
@@ -8046,7 +7734,6 @@
     <w:p>
       <w:pPr>
         <w:spacing w:line="336" w:lineRule="auto" w:after="180"/>
-        <w:shd w:fill="F1F6F8"/>
       </w:pPr>
       <w:r>
         <w:rPr>
@@ -8069,7 +7756,7 @@
     </w:p>
     <w:p>
       <w:pPr>
-        <w:pStyle w:val="Heading3"/>
+        <w:pStyle w:val="Heading2"/>
       </w:pPr>
       <w:r>
         <w:t>06. Make the idea visible in your project</w:t>
@@ -8080,7 +7767,7 @@
         <w:drawing>
           <wp:inline xmlns:a="http://schemas.openxmlformats.org/drawingml/2006/main" xmlns:pic="http://schemas.openxmlformats.org/drawingml/2006/picture">
             <wp:extent cx="5486400" cy="3380232"/>
-            <wp:docPr id="8" name="Picture 8" descr="When the sorter fails, write competing explanations and predicted traces before changing code or instructions. Draw your input, deciding step, result and limit. Supported question: Propose input 0 and give both predicted outputs without inventing an observed result."/>
+            <wp:docPr id="10" name="Picture 10" descr="When the sorter fails, write competing explanations and predicted traces before changing code or instructions. Draw your input, deciding step, result and limit. Supported question: Propose input 0 and give both predicted outputs without inventing an observed result."/>
             <wp:cNvGraphicFramePr>
               <a:graphicFrameLocks noChangeAspect="1"/>
             </wp:cNvGraphicFramePr>
@@ -8196,7 +7883,6 @@
     <w:p>
       <w:pPr>
         <w:spacing w:line="336" w:lineRule="auto" w:after="180"/>
-        <w:shd w:fill="F5F1FB"/>
       </w:pPr>
       <w:r>
         <w:rPr>
@@ -8231,82 +7917,151 @@
     </w:p>
     <w:p>
       <w:pPr>
+        <w:spacing w:line="336" w:lineRule="auto" w:after="180"/>
+      </w:pPr>
+      <w:r>
+        <w:rPr>
+          <w:b w:val="0"/>
+        </w:rPr>
+        <w:t xml:space="preserve">Teacher prompt: Draw your project </w:t>
+      </w:r>
+      <w:r>
+        <w:rPr>
+          <w:b/>
+        </w:rPr>
+        <w:t>trace</w:t>
+      </w:r>
+      <w:r>
+        <w:rPr>
+          <w:b w:val="0"/>
+        </w:rPr>
+        <w:t xml:space="preserve"> and justify the deciding step using </w:t>
+      </w:r>
+      <w:r>
+        <w:rPr>
+          <w:b/>
+        </w:rPr>
+        <w:t>evidence</w:t>
+      </w:r>
+      <w:r>
+        <w:rPr>
+          <w:b w:val="0"/>
+        </w:rPr>
+        <w:t>. Ask learners to describe one label or arrow in ordinary words. Use the adjacent transcript if the image is difficult to see.</w:t>
+      </w:r>
+    </w:p>
+    <w:p>
+      <w:pPr>
+        <w:spacing w:line="336" w:lineRule="auto" w:after="180"/>
+      </w:pPr>
+      <w:r>
+        <w:rPr>
+          <w:b w:val="0"/>
+        </w:rPr>
+        <w:t xml:space="preserve">Supported practice key: Add-6 predicts 6; doubling predicts 0. No </w:t>
+      </w:r>
+      <w:r>
+        <w:rPr>
+          <w:b/>
+        </w:rPr>
+        <w:t>actual</w:t>
+      </w:r>
+      <w:r>
+        <w:rPr>
+          <w:b w:val="0"/>
+        </w:rPr>
+        <w:t xml:space="preserve"> result has been supplied for </w:t>
+      </w:r>
+      <w:r>
+        <w:rPr>
+          <w:b/>
+        </w:rPr>
+        <w:t>input</w:t>
+      </w:r>
+      <w:r>
+        <w:rPr>
+          <w:b w:val="0"/>
+        </w:rPr>
+        <w:t xml:space="preserve"> 0.</w:t>
+      </w:r>
+    </w:p>
+    <w:p>
+      <w:pPr>
+        <w:pStyle w:val="Heading2"/>
+      </w:pPr>
+      <w:r>
+        <w:t>Earlier wording, alternatives and picture transcripts · reference / check after trying</w:t>
+      </w:r>
+    </w:p>
+    <w:p>
+      <w:pPr>
+        <w:spacing w:line="336" w:lineRule="auto" w:after="180"/>
+      </w:pPr>
+      <w:r>
+        <w:rPr>
+          <w:b w:val="0"/>
+        </w:rPr>
+        <w:t xml:space="preserve">Use one picture at a time. Hide a worked result before asking for a </w:t>
+      </w:r>
+      <w:r>
+        <w:rPr>
+          <w:b/>
+        </w:rPr>
+        <w:t>prediction</w:t>
+      </w:r>
+      <w:r>
+        <w:rPr>
+          <w:b w:val="0"/>
+        </w:rPr>
+        <w:t>, then reveal it for feedback. These are supported teaching cases; retain the separate independent assessment for a fresh first attempt.</w:t>
+      </w:r>
+    </w:p>
+    <w:p>
+      <w:pPr>
         <w:pStyle w:val="Heading3"/>
       </w:pPr>
       <w:r>
-        <w:t>Discuss while showing the picture</w:t>
-      </w:r>
-    </w:p>
-    <w:p>
-      <w:pPr>
-        <w:spacing w:line="336" w:lineRule="auto" w:after="180"/>
-        <w:shd w:fill="F1F6F8"/>
-      </w:pPr>
-      <w:r>
-        <w:rPr>
-          <w:b w:val="0"/>
-        </w:rPr>
-        <w:t xml:space="preserve">Teacher prompt: Draw your project </w:t>
-      </w:r>
-      <w:r>
-        <w:rPr>
-          <w:b/>
-        </w:rPr>
-        <w:t>trace</w:t>
-      </w:r>
-      <w:r>
-        <w:rPr>
-          <w:b w:val="0"/>
-        </w:rPr>
-        <w:t xml:space="preserve"> and justify the deciding step using </w:t>
-      </w:r>
-      <w:r>
-        <w:rPr>
-          <w:b/>
-        </w:rPr>
-        <w:t>evidence</w:t>
-      </w:r>
-      <w:r>
-        <w:rPr>
-          <w:b w:val="0"/>
-        </w:rPr>
-        <w:t>. Ask learners to describe one label or arrow in ordinary words. Use the adjacent transcript if the image is difficult to see.</w:t>
-      </w:r>
-    </w:p>
-    <w:p>
-      <w:pPr>
-        <w:spacing w:line="336" w:lineRule="auto" w:after="180"/>
-        <w:shd w:fill="F1F6F8"/>
-      </w:pPr>
-      <w:r>
-        <w:rPr>
-          <w:b w:val="0"/>
-        </w:rPr>
-        <w:t xml:space="preserve">Supported practice key: Add-6 predicts 6; doubling predicts 0. No </w:t>
-      </w:r>
-      <w:r>
-        <w:rPr>
-          <w:b/>
-        </w:rPr>
-        <w:t>actual</w:t>
-      </w:r>
-      <w:r>
-        <w:rPr>
-          <w:b w:val="0"/>
-        </w:rPr>
-        <w:t xml:space="preserve"> result has been supplied for </w:t>
-      </w:r>
-      <w:r>
-        <w:rPr>
-          <w:b/>
-        </w:rPr>
-        <w:t>input</w:t>
-      </w:r>
-      <w:r>
-        <w:rPr>
-          <w:b w:val="0"/>
-        </w:rPr>
-        <w:t xml:space="preserve"> 0.</w:t>
+        <w:t>01. Debug the Cause: the case</w:t>
+      </w:r>
+    </w:p>
+    <w:p>
+      <w:pPr>
+        <w:pStyle w:val="Heading3"/>
+      </w:pPr>
+      <w:r>
+        <w:t>02. Follow the deciding steps</w:t>
+      </w:r>
+    </w:p>
+    <w:p>
+      <w:pPr>
+        <w:pStyle w:val="Heading3"/>
+      </w:pPr>
+      <w:r>
+        <w:t>03. A revealing test separates explanations</w:t>
+      </w:r>
+    </w:p>
+    <w:p>
+      <w:pPr>
+        <w:pStyle w:val="Heading3"/>
+      </w:pPr>
+      <w:r>
+        <w:t>04. Change one thing. Trace what follows.</w:t>
+      </w:r>
+    </w:p>
+    <w:p>
+      <w:pPr>
+        <w:pStyle w:val="Heading3"/>
+      </w:pPr>
+      <w:r>
+        <w:t>05. Connect the explanation to its limit</w:t>
+      </w:r>
+    </w:p>
+    <w:p>
+      <w:pPr>
+        <w:pStyle w:val="Heading3"/>
+      </w:pPr>
+      <w:r>
+        <w:t>06. Make the idea visible in your project</w:t>
       </w:r>
     </w:p>
     <w:sectPr>
